--- a/docs/guide-deploy-manual/_build_chast2m.docx
+++ b/docs/guide-deploy-manual/_build_chast2m.docx
@@ -111,6 +111,24 @@
     </w:p>
     <w:p>
       <w:pPr>
+        <w:ind w:left="397"/>
+        <w:rPr>
+          <w:rFonts w:ascii="Consolas" w:hAnsi="Consolas"/>
+        </w:rPr>
+      </w:pPr>
+      <w:hyperlink w:anchor="m2_s01_1_1_pg_outside">
+        <w:r>
+          <w:rPr>
+            <w:rFonts w:ascii="Consolas" w:hAnsi="Consolas"/>
+            <w:color w:val="0563C1"/>
+            <w:u w:val="single"/>
+          </w:rPr>
+          <w:t xml:space="preserve">1.1.1. Почему PostgreSQL не внутри k3s</w:t>
+        </w:r>
+      </w:hyperlink>
+    </w:p>
+    <w:p>
+      <w:pPr>
         <w:rPr>
           <w:rFonts w:ascii="Consolas" w:hAnsi="Consolas"/>
         </w:rPr>
@@ -683,7 +701,7 @@
             <w:color w:val="0563C1"/>
             <w:u w:val="single"/>
           </w:rPr>
-          <w:t xml:space="preserve">14. PostgreSQL в Kubernetes</w:t>
+          <w:t xml:space="preserve">14. PostgreSQL на отдельных VPS (Patroni)</w:t>
         </w:r>
       </w:hyperlink>
     </w:p>
@@ -869,29 +887,98 @@
     </w:p>
     <w:p>
       <w:r>
+        <w:t>Ниже — описание той же схемы 1.1: отдельные VPS для CI/CD, приложения (k3s), входа из интернета (Traefik) и базы данных (PostgreSQL). «Кластер базы» здесь — это primary + replica на своих машинах, а не база внутри Kubernetes.</w:t>
+      </w:r>
+    </w:p>
+    <w:p/>
+    <w:p>
+      <w:r>
+        <w:rPr>
+          <w:rFonts w:ascii="Consolas" w:hAnsi="Consolas"/>
+          <w:b w:val="0"/>
+          <w:color w:val="00B0F0"/>
+          <w:sz w:val="20"/>
+          <w:rFonts w:ascii="Consolas" w:hAnsi="Consolas"/>
+        </w:rPr>
+        <w:t>Рисунок 1.1. Что строим: k3s только для приложения, PostgreSQL на отдельных VPS</w:t>
+      </w:r>
+    </w:p>
+    <w:p/>
+    <w:p>
+      <w:r>
+        <w:drawing>
+          <wp:inline xmlns:a="http://schemas.openxmlformats.org/drawingml/2006/main" xmlns:pic="http://schemas.openxmlformats.org/drawingml/2006/picture">
+            <wp:extent cx="6126480" cy="4080331"/>
+            <wp:docPr id="1" name="Picture 1"/>
+            <wp:cNvGraphicFramePr>
+              <a:graphicFrameLocks noChangeAspect="1"/>
+            </wp:cNvGraphicFramePr>
+            <a:graphic>
+              <a:graphicData uri="http://schemas.openxmlformats.org/drawingml/2006/picture">
+                <pic:pic>
+                  <pic:nvPicPr>
+                    <pic:cNvPr id="0" name="scheme-1-1-chto-stroim-v2.jpg"/>
+                    <pic:cNvPicPr/>
+                  </pic:nvPicPr>
+                  <pic:blipFill>
+                    <a:blip r:embed="rId13"/>
+                    <a:stretch>
+                      <a:fillRect/>
+                    </a:stretch>
+                  </pic:blipFill>
+                  <pic:spPr>
+                    <a:xfrm>
+                      <a:off x="0" y="0"/>
+                      <a:ext cx="6126480" cy="4080331"/>
+                    </a:xfrm>
+                    <a:prstGeom prst="rect"/>
+                  </pic:spPr>
+                </pic:pic>
+              </a:graphicData>
+            </a:graphic>
+          </wp:inline>
+        </w:drawing>
+      </w:r>
+    </w:p>
+    <w:p/>
+    <w:p/>
+    <w:p>
+      <w:r>
         <w:t>1. Простой Java-микросервис на Spring Boot с REST endpoint GET /api/greeting (репозиторий greeting-service-infra у вас уже есть).</w:t>
       </w:r>
     </w:p>
     <w:p/>
     <w:p>
       <w:r>
-        <w:t>2. Сервис разворачивается в самостоятельно установленном Kubernetes-кластере (k3s) на обычных VPS любого облачного/VPS-провайдера и доступен из интернета.</w:t>
+        <w:t>2. Сервис разворачивается в самостоятельно установленном Kubernetes-кластере (k3s) на обычных VPS любого облачного/VPS-провайдера. На схеме блок k3s — это worker-ноды, где крутятся Pod приложения. Доступ из интернета идёт не напрямую в k3s, а через Traefik.</w:t>
       </w:r>
     </w:p>
     <w:p/>
     <w:p>
       <w:r>
-        <w:t>3. Весь путь от git push до новой версии в кластере автоматизирован через GitLab CI/CD (self-hosted GitLab CE + self-hosted GitLab Runner).</w:t>
+        <w:t>3. Весь путь от git push до новой версии в кластере автоматизирован через GitLab CI/CD (self-hosted GitLab CE + self-hosted GitLab Runner) и Helm.</w:t>
       </w:r>
     </w:p>
     <w:p/>
     <w:p>
       <w:r>
-        <w:t>4. GitLab CE, Docker Registry и GitLab Runner размещаются на отдельном VPS (devtools). Внешний HTTP(S)-трафик принимает отдельный кластер Traefik на своих VPS (не managed Ingress провайдера).</w:t>
-      </w:r>
-    </w:p>
-    <w:p>
-      <w:bookmarkStart w:id="4" w:name="m2_s01_2_comp"/>
+        <w:t>4. GitLab CE, Docker Registry и GitLab Runner размещаются на отдельном VPS (devtools): сборка, тесты, публикация образа.</w:t>
+      </w:r>
+    </w:p>
+    <w:p/>
+    <w:p>
+      <w:r>
+        <w:t>5. Внешний HTTP(S)-трафик принимает отдельный кластер Traefik на своих VPS (порты :80 / :443). Это не managed Ingress провайдера. Traefik маршрутизирует запрос к API greeting-service внутри k3s.</w:t>
+      </w:r>
+    </w:p>
+    <w:p/>
+    <w:p>
+      <w:r>
+        <w:t>6. База данных — отдельный PostgreSQL-кластер на своих VPS (не внутри k3s): один primary, одна или несколько replica. Приложение на worker-нодах ходит в базу по частной сети. Диск каждой машины принадлежит только этой ноде базы.</w:t>
+      </w:r>
+    </w:p>
+    <w:p>
+      <w:bookmarkStart w:id="4" w:name="m2_s01_1_1_pg_outside"/>
       <w:pPr>
         <w:pStyle w:val="31"/>
       </w:pPr>
@@ -899,12 +986,29 @@
         <w:rPr>
           <w:rFonts w:ascii="Consolas" w:hAnsi="Consolas"/>
         </w:rPr>
-        <w:t>1.2. Ключевые компоненты</w:t>
+        <w:t>1.1.1. Почему PostgreSQL не внутри k3s</w:t>
       </w:r>
       <w:bookmarkEnd w:id="4"/>
     </w:p>
     <w:p>
       <w:r>
+        <w:t>Kubernetes умеет останавливать контейнеры и запускать их на другом узле. Для сайта (stateless Pod) это нормально: потерялся экземпляр — поднялся новый.</w:t>
+      </w:r>
+    </w:p>
+    <w:p/>
+    <w:p>
+      <w:r>
+        <w:t>Источник: https://kubernetes.io/docs/concepts/workloads/pods/</w:t>
+      </w:r>
+    </w:p>
+    <w:p/>
+    <w:p>
+      <w:r>
+        <w:t>Цитата:</w:t>
+      </w:r>
+    </w:p>
+    <w:p>
+      <w:r>
         <w:rPr>
           <w:rFonts w:ascii="Consolas" w:hAnsi="Consolas"/>
           <w:b w:val="0"/>
@@ -912,7 +1016,66 @@
           <w:sz w:val="20"/>
           <w:rFonts w:ascii="Consolas" w:hAnsi="Consolas"/>
         </w:rPr>
-        <w:t>• Исходный код — Java 21, Spring Boot; хранится в GitLab CE на VPS devtools;</w:t>
+        <w:t>Оригинал (English)</w:t>
+      </w:r>
+    </w:p>
+    <w:p/>
+    <w:p>
+      <w:pPr>
+        <w:shd w:val="clear" w:color="auto" w:fill="E7E6E6"/>
+      </w:pPr>
+      <w:r>
+        <w:rPr>
+          <w:rFonts w:ascii="Consolas" w:hAnsi="Consolas"/>
+          <w:b w:val="0"/>
+          <w:color w:val="1995A0"/>
+          <w:sz w:val="20"/>
+          <w:rFonts w:ascii="Consolas" w:hAnsi="Consolas"/>
+        </w:rPr>
+        <w:t>-----------------------------------------------------------------------</w:t>
+      </w:r>
+      <w:r>
+        <w:br/>
+      </w:r>
+      <w:r>
+        <w:rPr>
+          <w:rFonts w:ascii="Consolas" w:hAnsi="Consolas"/>
+          <w:b w:val="0"/>
+          <w:color w:val="1995A0"/>
+          <w:sz w:val="20"/>
+          <w:rFonts w:ascii="Consolas" w:hAnsi="Consolas"/>
+        </w:rPr>
+        <w:t>You</w:t>
+      </w:r>
+      <w:r>
+        <w:rPr>
+          <w:rFonts w:ascii="Consolas" w:hAnsi="Consolas"/>
+          <w:b w:val="0"/>
+          <w:color w:val="660E7A"/>
+          <w:sz w:val="20"/>
+          <w:rFonts w:ascii="Consolas" w:hAnsi="Consolas"/>
+        </w:rPr>
+        <w:t>'ll rarely create individual Pods directly in Kubernetes—even singleton Pods. This is because Pods are designed as relatively ephemeral, disposable entities. When a Pod gets created … The Pod remains on that node until the Pod finishes execution, the Pod object is deleted, the Pod is evicted for lack of resources, or the node fails.</w:t>
+      </w:r>
+      <w:r>
+        <w:br/>
+      </w:r>
+      <w:r>
+        <w:rPr>
+          <w:rFonts w:ascii="Consolas" w:hAnsi="Consolas"/>
+          <w:b w:val="0"/>
+          <w:color w:val="1995A0"/>
+          <w:sz w:val="20"/>
+          <w:rFonts w:ascii="Consolas" w:hAnsi="Consolas"/>
+        </w:rPr>
+        <w:t>-----------------------------------------------------------------------</w:t>
+      </w:r>
+    </w:p>
+    <w:p/>
+    <w:p/>
+    <w:p>
+      <w:r>
+        <w:t>Перевод:</w:t>
       </w:r>
     </w:p>
     <w:p>
@@ -924,7 +1087,788 @@
           <w:sz w:val="20"/>
           <w:rFonts w:ascii="Consolas" w:hAnsi="Consolas"/>
         </w:rPr>
-        <w:t>• CI/CD — GitLab Pipelines + self-hosted Runner (shell executor);</w:t>
+        <w:t>Перевод на русский</w:t>
+      </w:r>
+    </w:p>
+    <w:p/>
+    <w:p>
+      <w:pPr>
+        <w:shd w:val="clear" w:color="auto" w:fill="E7E6E6"/>
+      </w:pPr>
+      <w:r>
+        <w:rPr>
+          <w:rFonts w:ascii="Consolas" w:hAnsi="Consolas"/>
+          <w:b w:val="0"/>
+          <w:color w:val="1995A0"/>
+          <w:sz w:val="20"/>
+          <w:rFonts w:ascii="Consolas" w:hAnsi="Consolas"/>
+        </w:rPr>
+        <w:t>-----------------------------------------------------------------------</w:t>
+      </w:r>
+      <w:r>
+        <w:br/>
+      </w:r>
+      <w:r>
+        <w:rPr>
+          <w:rFonts w:ascii="Consolas" w:hAnsi="Consolas"/>
+          <w:b w:val="0"/>
+          <w:color w:val="1995A0"/>
+          <w:sz w:val="20"/>
+          <w:rFonts w:ascii="Consolas" w:hAnsi="Consolas"/>
+        </w:rPr>
+        <w:t>Поды</w:t>
+      </w:r>
+      <w:r>
+        <w:rPr>
+          <w:rFonts w:ascii="Consolas" w:hAnsi="Consolas"/>
+          <w:b w:val="0"/>
+          <w:color w:val="000000"/>
+          <w:sz w:val="20"/>
+          <w:rFonts w:ascii="Consolas" w:hAnsi="Consolas"/>
+        </w:rPr>
+        <w:t xml:space="preserve"> </w:t>
+      </w:r>
+      <w:r>
+        <w:rPr>
+          <w:rFonts w:ascii="Consolas" w:hAnsi="Consolas"/>
+          <w:b w:val="0"/>
+          <w:color w:val="000000"/>
+          <w:sz w:val="20"/>
+          <w:rFonts w:ascii="Consolas" w:hAnsi="Consolas"/>
+        </w:rPr>
+        <w:t>в</w:t>
+      </w:r>
+      <w:r>
+        <w:rPr>
+          <w:rFonts w:ascii="Consolas" w:hAnsi="Consolas"/>
+          <w:b w:val="0"/>
+          <w:color w:val="000000"/>
+          <w:sz w:val="20"/>
+          <w:rFonts w:ascii="Consolas" w:hAnsi="Consolas"/>
+        </w:rPr>
+        <w:t xml:space="preserve"> </w:t>
+      </w:r>
+      <w:r>
+        <w:rPr>
+          <w:rFonts w:ascii="Consolas" w:hAnsi="Consolas"/>
+          <w:b w:val="0"/>
+          <w:color w:val="000000"/>
+          <w:sz w:val="20"/>
+          <w:rFonts w:ascii="Consolas" w:hAnsi="Consolas"/>
+        </w:rPr>
+        <w:t>Kubernetes</w:t>
+      </w:r>
+      <w:r>
+        <w:rPr>
+          <w:rFonts w:ascii="Consolas" w:hAnsi="Consolas"/>
+          <w:b w:val="0"/>
+          <w:color w:val="000000"/>
+          <w:sz w:val="20"/>
+          <w:rFonts w:ascii="Consolas" w:hAnsi="Consolas"/>
+        </w:rPr>
+        <w:t xml:space="preserve"> </w:t>
+      </w:r>
+      <w:r>
+        <w:rPr>
+          <w:rFonts w:ascii="Consolas" w:hAnsi="Consolas"/>
+          <w:b w:val="0"/>
+          <w:color w:val="000000"/>
+          <w:sz w:val="20"/>
+          <w:rFonts w:ascii="Consolas" w:hAnsi="Consolas"/>
+        </w:rPr>
+        <w:t>редко</w:t>
+      </w:r>
+      <w:r>
+        <w:rPr>
+          <w:rFonts w:ascii="Consolas" w:hAnsi="Consolas"/>
+          <w:b w:val="0"/>
+          <w:color w:val="000000"/>
+          <w:sz w:val="20"/>
+          <w:rFonts w:ascii="Consolas" w:hAnsi="Consolas"/>
+        </w:rPr>
+        <w:t xml:space="preserve"> </w:t>
+      </w:r>
+      <w:r>
+        <w:rPr>
+          <w:rFonts w:ascii="Consolas" w:hAnsi="Consolas"/>
+          <w:b w:val="0"/>
+          <w:color w:val="000000"/>
+          <w:sz w:val="20"/>
+          <w:rFonts w:ascii="Consolas" w:hAnsi="Consolas"/>
+        </w:rPr>
+        <w:t>создают</w:t>
+      </w:r>
+      <w:r>
+        <w:rPr>
+          <w:rFonts w:ascii="Consolas" w:hAnsi="Consolas"/>
+          <w:b w:val="0"/>
+          <w:color w:val="000000"/>
+          <w:sz w:val="20"/>
+          <w:rFonts w:ascii="Consolas" w:hAnsi="Consolas"/>
+        </w:rPr>
+        <w:t xml:space="preserve"> </w:t>
+      </w:r>
+      <w:r>
+        <w:rPr>
+          <w:rFonts w:ascii="Consolas" w:hAnsi="Consolas"/>
+          <w:b w:val="0"/>
+          <w:color w:val="000000"/>
+          <w:sz w:val="20"/>
+          <w:rFonts w:ascii="Consolas" w:hAnsi="Consolas"/>
+        </w:rPr>
+        <w:t>напрямую</w:t>
+      </w:r>
+      <w:r>
+        <w:rPr>
+          <w:rFonts w:ascii="Consolas" w:hAnsi="Consolas"/>
+          <w:b w:val="0"/>
+          <w:color w:val="000000"/>
+          <w:sz w:val="20"/>
+          <w:rFonts w:ascii="Consolas" w:hAnsi="Consolas"/>
+        </w:rPr>
+        <w:t xml:space="preserve"> </w:t>
+      </w:r>
+      <w:r>
+        <w:rPr>
+          <w:rFonts w:ascii="Consolas" w:hAnsi="Consolas"/>
+          <w:b w:val="0"/>
+          <w:color w:val="000000"/>
+          <w:sz w:val="20"/>
+          <w:rFonts w:ascii="Consolas" w:hAnsi="Consolas"/>
+        </w:rPr>
+        <w:t>даже</w:t>
+      </w:r>
+      <w:r>
+        <w:rPr>
+          <w:rFonts w:ascii="Consolas" w:hAnsi="Consolas"/>
+          <w:b w:val="0"/>
+          <w:color w:val="000000"/>
+          <w:sz w:val="20"/>
+          <w:rFonts w:ascii="Consolas" w:hAnsi="Consolas"/>
+        </w:rPr>
+        <w:t xml:space="preserve"> </w:t>
+      </w:r>
+      <w:r>
+        <w:rPr>
+          <w:rFonts w:ascii="Consolas" w:hAnsi="Consolas"/>
+          <w:b w:val="0"/>
+          <w:color w:val="000000"/>
+          <w:sz w:val="20"/>
+          <w:rFonts w:ascii="Consolas" w:hAnsi="Consolas"/>
+        </w:rPr>
+        <w:t>по</w:t>
+      </w:r>
+      <w:r>
+        <w:rPr>
+          <w:rFonts w:ascii="Consolas" w:hAnsi="Consolas"/>
+          <w:b w:val="0"/>
+          <w:color w:val="000000"/>
+          <w:sz w:val="20"/>
+          <w:rFonts w:ascii="Consolas" w:hAnsi="Consolas"/>
+        </w:rPr>
+        <w:t xml:space="preserve"> </w:t>
+      </w:r>
+      <w:r>
+        <w:rPr>
+          <w:rFonts w:ascii="Consolas" w:hAnsi="Consolas"/>
+          <w:b w:val="0"/>
+          <w:color w:val="000000"/>
+          <w:sz w:val="20"/>
+          <w:rFonts w:ascii="Consolas" w:hAnsi="Consolas"/>
+        </w:rPr>
+        <w:t>одному.</w:t>
+      </w:r>
+      <w:r>
+        <w:rPr>
+          <w:rFonts w:ascii="Consolas" w:hAnsi="Consolas"/>
+          <w:b w:val="0"/>
+          <w:color w:val="000000"/>
+          <w:sz w:val="20"/>
+          <w:rFonts w:ascii="Consolas" w:hAnsi="Consolas"/>
+        </w:rPr>
+        <w:t xml:space="preserve"> </w:t>
+      </w:r>
+      <w:r>
+        <w:rPr>
+          <w:rFonts w:ascii="Consolas" w:hAnsi="Consolas"/>
+          <w:b w:val="0"/>
+          <w:color w:val="000000"/>
+          <w:sz w:val="20"/>
+          <w:rFonts w:ascii="Consolas" w:hAnsi="Consolas"/>
+        </w:rPr>
+        <w:t>Поды</w:t>
+      </w:r>
+      <w:r>
+        <w:rPr>
+          <w:rFonts w:ascii="Consolas" w:hAnsi="Consolas"/>
+          <w:b w:val="0"/>
+          <w:color w:val="000000"/>
+          <w:sz w:val="20"/>
+          <w:rFonts w:ascii="Consolas" w:hAnsi="Consolas"/>
+        </w:rPr>
+        <w:t xml:space="preserve"> </w:t>
+      </w:r>
+      <w:r>
+        <w:rPr>
+          <w:rFonts w:ascii="Consolas" w:hAnsi="Consolas"/>
+          <w:b w:val="0"/>
+          <w:color w:val="000000"/>
+          <w:sz w:val="20"/>
+          <w:rFonts w:ascii="Consolas" w:hAnsi="Consolas"/>
+        </w:rPr>
+        <w:t>задуманы</w:t>
+      </w:r>
+      <w:r>
+        <w:rPr>
+          <w:rFonts w:ascii="Consolas" w:hAnsi="Consolas"/>
+          <w:b w:val="0"/>
+          <w:color w:val="000000"/>
+          <w:sz w:val="20"/>
+          <w:rFonts w:ascii="Consolas" w:hAnsi="Consolas"/>
+        </w:rPr>
+        <w:t xml:space="preserve"> </w:t>
+      </w:r>
+      <w:r>
+        <w:rPr>
+          <w:rFonts w:ascii="Consolas" w:hAnsi="Consolas"/>
+          <w:b w:val="0"/>
+          <w:color w:val="000000"/>
+          <w:sz w:val="20"/>
+          <w:rFonts w:ascii="Consolas" w:hAnsi="Consolas"/>
+        </w:rPr>
+        <w:t>как</w:t>
+      </w:r>
+      <w:r>
+        <w:rPr>
+          <w:rFonts w:ascii="Consolas" w:hAnsi="Consolas"/>
+          <w:b w:val="0"/>
+          <w:color w:val="000000"/>
+          <w:sz w:val="20"/>
+          <w:rFonts w:ascii="Consolas" w:hAnsi="Consolas"/>
+        </w:rPr>
+        <w:t xml:space="preserve"> </w:t>
+      </w:r>
+      <w:r>
+        <w:rPr>
+          <w:rFonts w:ascii="Consolas" w:hAnsi="Consolas"/>
+          <w:b w:val="0"/>
+          <w:color w:val="000000"/>
+          <w:sz w:val="20"/>
+          <w:rFonts w:ascii="Consolas" w:hAnsi="Consolas"/>
+        </w:rPr>
+        <w:t>относительно</w:t>
+      </w:r>
+      <w:r>
+        <w:rPr>
+          <w:rFonts w:ascii="Consolas" w:hAnsi="Consolas"/>
+          <w:b w:val="0"/>
+          <w:color w:val="000000"/>
+          <w:sz w:val="20"/>
+          <w:rFonts w:ascii="Consolas" w:hAnsi="Consolas"/>
+        </w:rPr>
+        <w:t xml:space="preserve"> </w:t>
+      </w:r>
+      <w:r>
+        <w:rPr>
+          <w:rFonts w:ascii="Consolas" w:hAnsi="Consolas"/>
+          <w:b w:val="0"/>
+          <w:color w:val="000000"/>
+          <w:sz w:val="20"/>
+          <w:rFonts w:ascii="Consolas" w:hAnsi="Consolas"/>
+        </w:rPr>
+        <w:t>эфемерные,</w:t>
+      </w:r>
+      <w:r>
+        <w:rPr>
+          <w:rFonts w:ascii="Consolas" w:hAnsi="Consolas"/>
+          <w:b w:val="0"/>
+          <w:color w:val="000000"/>
+          <w:sz w:val="20"/>
+          <w:rFonts w:ascii="Consolas" w:hAnsi="Consolas"/>
+        </w:rPr>
+        <w:t xml:space="preserve"> </w:t>
+      </w:r>
+      <w:r>
+        <w:rPr>
+          <w:rFonts w:ascii="Consolas" w:hAnsi="Consolas"/>
+          <w:b w:val="0"/>
+          <w:color w:val="000000"/>
+          <w:sz w:val="20"/>
+          <w:rFonts w:ascii="Consolas" w:hAnsi="Consolas"/>
+        </w:rPr>
+        <w:t>одноразовые</w:t>
+      </w:r>
+      <w:r>
+        <w:rPr>
+          <w:rFonts w:ascii="Consolas" w:hAnsi="Consolas"/>
+          <w:b w:val="0"/>
+          <w:color w:val="000000"/>
+          <w:sz w:val="20"/>
+          <w:rFonts w:ascii="Consolas" w:hAnsi="Consolas"/>
+        </w:rPr>
+        <w:t xml:space="preserve"> </w:t>
+      </w:r>
+      <w:r>
+        <w:rPr>
+          <w:rFonts w:ascii="Consolas" w:hAnsi="Consolas"/>
+          <w:b w:val="0"/>
+          <w:color w:val="000000"/>
+          <w:sz w:val="20"/>
+          <w:rFonts w:ascii="Consolas" w:hAnsi="Consolas"/>
+        </w:rPr>
+        <w:t>сущности.</w:t>
+      </w:r>
+      <w:r>
+        <w:rPr>
+          <w:rFonts w:ascii="Consolas" w:hAnsi="Consolas"/>
+          <w:b w:val="0"/>
+          <w:color w:val="000000"/>
+          <w:sz w:val="20"/>
+          <w:rFonts w:ascii="Consolas" w:hAnsi="Consolas"/>
+        </w:rPr>
+        <w:t xml:space="preserve"> </w:t>
+      </w:r>
+      <w:r>
+        <w:rPr>
+          <w:rFonts w:ascii="Consolas" w:hAnsi="Consolas"/>
+          <w:b w:val="0"/>
+          <w:color w:val="000000"/>
+          <w:sz w:val="20"/>
+          <w:rFonts w:ascii="Consolas" w:hAnsi="Consolas"/>
+        </w:rPr>
+        <w:t>Под</w:t>
+      </w:r>
+      <w:r>
+        <w:rPr>
+          <w:rFonts w:ascii="Consolas" w:hAnsi="Consolas"/>
+          <w:b w:val="0"/>
+          <w:color w:val="000000"/>
+          <w:sz w:val="20"/>
+          <w:rFonts w:ascii="Consolas" w:hAnsi="Consolas"/>
+        </w:rPr>
+        <w:t xml:space="preserve"> </w:t>
+      </w:r>
+      <w:r>
+        <w:rPr>
+          <w:rFonts w:ascii="Consolas" w:hAnsi="Consolas"/>
+          <w:b w:val="0"/>
+          <w:color w:val="000000"/>
+          <w:sz w:val="20"/>
+          <w:rFonts w:ascii="Consolas" w:hAnsi="Consolas"/>
+        </w:rPr>
+        <w:t>остаётся</w:t>
+      </w:r>
+      <w:r>
+        <w:rPr>
+          <w:rFonts w:ascii="Consolas" w:hAnsi="Consolas"/>
+          <w:b w:val="0"/>
+          <w:color w:val="000000"/>
+          <w:sz w:val="20"/>
+          <w:rFonts w:ascii="Consolas" w:hAnsi="Consolas"/>
+        </w:rPr>
+        <w:t xml:space="preserve"> </w:t>
+      </w:r>
+      <w:r>
+        <w:rPr>
+          <w:rFonts w:ascii="Consolas" w:hAnsi="Consolas"/>
+          <w:b w:val="0"/>
+          <w:color w:val="000000"/>
+          <w:sz w:val="20"/>
+          <w:rFonts w:ascii="Consolas" w:hAnsi="Consolas"/>
+        </w:rPr>
+        <w:t>на</w:t>
+      </w:r>
+      <w:r>
+        <w:rPr>
+          <w:rFonts w:ascii="Consolas" w:hAnsi="Consolas"/>
+          <w:b w:val="0"/>
+          <w:color w:val="000000"/>
+          <w:sz w:val="20"/>
+          <w:rFonts w:ascii="Consolas" w:hAnsi="Consolas"/>
+        </w:rPr>
+        <w:t xml:space="preserve"> </w:t>
+      </w:r>
+      <w:r>
+        <w:rPr>
+          <w:rFonts w:ascii="Consolas" w:hAnsi="Consolas"/>
+          <w:b w:val="0"/>
+          <w:color w:val="000000"/>
+          <w:sz w:val="20"/>
+          <w:rFonts w:ascii="Consolas" w:hAnsi="Consolas"/>
+        </w:rPr>
+        <w:t>узле,</w:t>
+      </w:r>
+      <w:r>
+        <w:rPr>
+          <w:rFonts w:ascii="Consolas" w:hAnsi="Consolas"/>
+          <w:b w:val="0"/>
+          <w:color w:val="000000"/>
+          <w:sz w:val="20"/>
+          <w:rFonts w:ascii="Consolas" w:hAnsi="Consolas"/>
+        </w:rPr>
+        <w:t xml:space="preserve"> </w:t>
+      </w:r>
+      <w:r>
+        <w:rPr>
+          <w:rFonts w:ascii="Consolas" w:hAnsi="Consolas"/>
+          <w:b w:val="0"/>
+          <w:color w:val="000000"/>
+          <w:sz w:val="20"/>
+          <w:rFonts w:ascii="Consolas" w:hAnsi="Consolas"/>
+        </w:rPr>
+        <w:t>пока</w:t>
+      </w:r>
+      <w:r>
+        <w:rPr>
+          <w:rFonts w:ascii="Consolas" w:hAnsi="Consolas"/>
+          <w:b w:val="0"/>
+          <w:color w:val="000000"/>
+          <w:sz w:val="20"/>
+          <w:rFonts w:ascii="Consolas" w:hAnsi="Consolas"/>
+        </w:rPr>
+        <w:t xml:space="preserve"> </w:t>
+      </w:r>
+      <w:r>
+        <w:rPr>
+          <w:rFonts w:ascii="Consolas" w:hAnsi="Consolas"/>
+          <w:b w:val="0"/>
+          <w:color w:val="000000"/>
+          <w:sz w:val="20"/>
+          <w:rFonts w:ascii="Consolas" w:hAnsi="Consolas"/>
+        </w:rPr>
+        <w:t>не</w:t>
+      </w:r>
+      <w:r>
+        <w:rPr>
+          <w:rFonts w:ascii="Consolas" w:hAnsi="Consolas"/>
+          <w:b w:val="0"/>
+          <w:color w:val="000000"/>
+          <w:sz w:val="20"/>
+          <w:rFonts w:ascii="Consolas" w:hAnsi="Consolas"/>
+        </w:rPr>
+        <w:t xml:space="preserve"> </w:t>
+      </w:r>
+      <w:r>
+        <w:rPr>
+          <w:rFonts w:ascii="Consolas" w:hAnsi="Consolas"/>
+          <w:b w:val="0"/>
+          <w:color w:val="000000"/>
+          <w:sz w:val="20"/>
+          <w:rFonts w:ascii="Consolas" w:hAnsi="Consolas"/>
+        </w:rPr>
+        <w:t>завершится,</w:t>
+      </w:r>
+      <w:r>
+        <w:rPr>
+          <w:rFonts w:ascii="Consolas" w:hAnsi="Consolas"/>
+          <w:b w:val="0"/>
+          <w:color w:val="000000"/>
+          <w:sz w:val="20"/>
+          <w:rFonts w:ascii="Consolas" w:hAnsi="Consolas"/>
+        </w:rPr>
+        <w:t xml:space="preserve"> </w:t>
+      </w:r>
+      <w:r>
+        <w:rPr>
+          <w:rFonts w:ascii="Consolas" w:hAnsi="Consolas"/>
+          <w:b w:val="0"/>
+          <w:color w:val="000000"/>
+          <w:sz w:val="20"/>
+          <w:rFonts w:ascii="Consolas" w:hAnsi="Consolas"/>
+        </w:rPr>
+        <w:t>не</w:t>
+      </w:r>
+      <w:r>
+        <w:rPr>
+          <w:rFonts w:ascii="Consolas" w:hAnsi="Consolas"/>
+          <w:b w:val="0"/>
+          <w:color w:val="000000"/>
+          <w:sz w:val="20"/>
+          <w:rFonts w:ascii="Consolas" w:hAnsi="Consolas"/>
+        </w:rPr>
+        <w:t xml:space="preserve"> </w:t>
+      </w:r>
+      <w:r>
+        <w:rPr>
+          <w:rFonts w:ascii="Consolas" w:hAnsi="Consolas"/>
+          <w:b w:val="0"/>
+          <w:color w:val="000000"/>
+          <w:sz w:val="20"/>
+          <w:rFonts w:ascii="Consolas" w:hAnsi="Consolas"/>
+        </w:rPr>
+        <w:t>будет</w:t>
+      </w:r>
+      <w:r>
+        <w:rPr>
+          <w:rFonts w:ascii="Consolas" w:hAnsi="Consolas"/>
+          <w:b w:val="0"/>
+          <w:color w:val="000000"/>
+          <w:sz w:val="20"/>
+          <w:rFonts w:ascii="Consolas" w:hAnsi="Consolas"/>
+        </w:rPr>
+        <w:t xml:space="preserve"> </w:t>
+      </w:r>
+      <w:r>
+        <w:rPr>
+          <w:rFonts w:ascii="Consolas" w:hAnsi="Consolas"/>
+          <w:b w:val="0"/>
+          <w:color w:val="000000"/>
+          <w:sz w:val="20"/>
+          <w:rFonts w:ascii="Consolas" w:hAnsi="Consolas"/>
+        </w:rPr>
+        <w:t>удалён,</w:t>
+      </w:r>
+      <w:r>
+        <w:rPr>
+          <w:rFonts w:ascii="Consolas" w:hAnsi="Consolas"/>
+          <w:b w:val="0"/>
+          <w:color w:val="000000"/>
+          <w:sz w:val="20"/>
+          <w:rFonts w:ascii="Consolas" w:hAnsi="Consolas"/>
+        </w:rPr>
+        <w:t xml:space="preserve"> </w:t>
+      </w:r>
+      <w:r>
+        <w:rPr>
+          <w:rFonts w:ascii="Consolas" w:hAnsi="Consolas"/>
+          <w:b w:val="0"/>
+          <w:color w:val="000000"/>
+          <w:sz w:val="20"/>
+          <w:rFonts w:ascii="Consolas" w:hAnsi="Consolas"/>
+        </w:rPr>
+        <w:t>не</w:t>
+      </w:r>
+      <w:r>
+        <w:rPr>
+          <w:rFonts w:ascii="Consolas" w:hAnsi="Consolas"/>
+          <w:b w:val="0"/>
+          <w:color w:val="000000"/>
+          <w:sz w:val="20"/>
+          <w:rFonts w:ascii="Consolas" w:hAnsi="Consolas"/>
+        </w:rPr>
+        <w:t xml:space="preserve"> </w:t>
+      </w:r>
+      <w:r>
+        <w:rPr>
+          <w:rFonts w:ascii="Consolas" w:hAnsi="Consolas"/>
+          <w:b w:val="0"/>
+          <w:color w:val="000000"/>
+          <w:sz w:val="20"/>
+          <w:rFonts w:ascii="Consolas" w:hAnsi="Consolas"/>
+        </w:rPr>
+        <w:t>будет</w:t>
+      </w:r>
+      <w:r>
+        <w:rPr>
+          <w:rFonts w:ascii="Consolas" w:hAnsi="Consolas"/>
+          <w:b w:val="0"/>
+          <w:color w:val="000000"/>
+          <w:sz w:val="20"/>
+          <w:rFonts w:ascii="Consolas" w:hAnsi="Consolas"/>
+        </w:rPr>
+        <w:t xml:space="preserve"> </w:t>
+      </w:r>
+      <w:r>
+        <w:rPr>
+          <w:rFonts w:ascii="Consolas" w:hAnsi="Consolas"/>
+          <w:b w:val="0"/>
+          <w:color w:val="000000"/>
+          <w:sz w:val="20"/>
+          <w:rFonts w:ascii="Consolas" w:hAnsi="Consolas"/>
+        </w:rPr>
+        <w:t>вытеснен</w:t>
+      </w:r>
+      <w:r>
+        <w:rPr>
+          <w:rFonts w:ascii="Consolas" w:hAnsi="Consolas"/>
+          <w:b w:val="0"/>
+          <w:color w:val="000000"/>
+          <w:sz w:val="20"/>
+          <w:rFonts w:ascii="Consolas" w:hAnsi="Consolas"/>
+        </w:rPr>
+        <w:t xml:space="preserve"> </w:t>
+      </w:r>
+      <w:r>
+        <w:rPr>
+          <w:rFonts w:ascii="Consolas" w:hAnsi="Consolas"/>
+          <w:b w:val="0"/>
+          <w:color w:val="000000"/>
+          <w:sz w:val="20"/>
+          <w:rFonts w:ascii="Consolas" w:hAnsi="Consolas"/>
+        </w:rPr>
+        <w:t>из‑за</w:t>
+      </w:r>
+      <w:r>
+        <w:rPr>
+          <w:rFonts w:ascii="Consolas" w:hAnsi="Consolas"/>
+          <w:b w:val="0"/>
+          <w:color w:val="000000"/>
+          <w:sz w:val="20"/>
+          <w:rFonts w:ascii="Consolas" w:hAnsi="Consolas"/>
+        </w:rPr>
+        <w:t xml:space="preserve"> </w:t>
+      </w:r>
+      <w:r>
+        <w:rPr>
+          <w:rFonts w:ascii="Consolas" w:hAnsi="Consolas"/>
+          <w:b w:val="0"/>
+          <w:color w:val="000000"/>
+          <w:sz w:val="20"/>
+          <w:rFonts w:ascii="Consolas" w:hAnsi="Consolas"/>
+        </w:rPr>
+        <w:t>нехватки</w:t>
+      </w:r>
+      <w:r>
+        <w:rPr>
+          <w:rFonts w:ascii="Consolas" w:hAnsi="Consolas"/>
+          <w:b w:val="0"/>
+          <w:color w:val="000000"/>
+          <w:sz w:val="20"/>
+          <w:rFonts w:ascii="Consolas" w:hAnsi="Consolas"/>
+        </w:rPr>
+        <w:t xml:space="preserve"> </w:t>
+      </w:r>
+      <w:r>
+        <w:rPr>
+          <w:rFonts w:ascii="Consolas" w:hAnsi="Consolas"/>
+          <w:b w:val="0"/>
+          <w:color w:val="000000"/>
+          <w:sz w:val="20"/>
+          <w:rFonts w:ascii="Consolas" w:hAnsi="Consolas"/>
+        </w:rPr>
+        <w:t>ресурсов</w:t>
+      </w:r>
+      <w:r>
+        <w:rPr>
+          <w:rFonts w:ascii="Consolas" w:hAnsi="Consolas"/>
+          <w:b w:val="0"/>
+          <w:color w:val="000000"/>
+          <w:sz w:val="20"/>
+          <w:rFonts w:ascii="Consolas" w:hAnsi="Consolas"/>
+        </w:rPr>
+        <w:t xml:space="preserve"> </w:t>
+      </w:r>
+      <w:r>
+        <w:rPr>
+          <w:rFonts w:ascii="Consolas" w:hAnsi="Consolas"/>
+          <w:b w:val="0"/>
+          <w:color w:val="000000"/>
+          <w:sz w:val="20"/>
+          <w:rFonts w:ascii="Consolas" w:hAnsi="Consolas"/>
+        </w:rPr>
+        <w:t>или</w:t>
+      </w:r>
+      <w:r>
+        <w:rPr>
+          <w:rFonts w:ascii="Consolas" w:hAnsi="Consolas"/>
+          <w:b w:val="0"/>
+          <w:color w:val="000000"/>
+          <w:sz w:val="20"/>
+          <w:rFonts w:ascii="Consolas" w:hAnsi="Consolas"/>
+        </w:rPr>
+        <w:t xml:space="preserve"> </w:t>
+      </w:r>
+      <w:r>
+        <w:rPr>
+          <w:rFonts w:ascii="Consolas" w:hAnsi="Consolas"/>
+          <w:b w:val="0"/>
+          <w:color w:val="000000"/>
+          <w:sz w:val="20"/>
+          <w:rFonts w:ascii="Consolas" w:hAnsi="Consolas"/>
+        </w:rPr>
+        <w:t>пока</w:t>
+      </w:r>
+      <w:r>
+        <w:rPr>
+          <w:rFonts w:ascii="Consolas" w:hAnsi="Consolas"/>
+          <w:b w:val="0"/>
+          <w:color w:val="000000"/>
+          <w:sz w:val="20"/>
+          <w:rFonts w:ascii="Consolas" w:hAnsi="Consolas"/>
+        </w:rPr>
+        <w:t xml:space="preserve"> </w:t>
+      </w:r>
+      <w:r>
+        <w:rPr>
+          <w:rFonts w:ascii="Consolas" w:hAnsi="Consolas"/>
+          <w:b w:val="0"/>
+          <w:color w:val="000000"/>
+          <w:sz w:val="20"/>
+          <w:rFonts w:ascii="Consolas" w:hAnsi="Consolas"/>
+        </w:rPr>
+        <w:t>не</w:t>
+      </w:r>
+      <w:r>
+        <w:rPr>
+          <w:rFonts w:ascii="Consolas" w:hAnsi="Consolas"/>
+          <w:b w:val="0"/>
+          <w:color w:val="000000"/>
+          <w:sz w:val="20"/>
+          <w:rFonts w:ascii="Consolas" w:hAnsi="Consolas"/>
+        </w:rPr>
+        <w:t xml:space="preserve"> </w:t>
+      </w:r>
+      <w:r>
+        <w:rPr>
+          <w:rFonts w:ascii="Consolas" w:hAnsi="Consolas"/>
+          <w:b w:val="0"/>
+          <w:color w:val="000000"/>
+          <w:sz w:val="20"/>
+          <w:rFonts w:ascii="Consolas" w:hAnsi="Consolas"/>
+        </w:rPr>
+        <w:t>упадёт</w:t>
+      </w:r>
+      <w:r>
+        <w:rPr>
+          <w:rFonts w:ascii="Consolas" w:hAnsi="Consolas"/>
+          <w:b w:val="0"/>
+          <w:color w:val="000000"/>
+          <w:sz w:val="20"/>
+          <w:rFonts w:ascii="Consolas" w:hAnsi="Consolas"/>
+        </w:rPr>
+        <w:t xml:space="preserve"> </w:t>
+      </w:r>
+      <w:r>
+        <w:rPr>
+          <w:rFonts w:ascii="Consolas" w:hAnsi="Consolas"/>
+          <w:b w:val="0"/>
+          <w:color w:val="000000"/>
+          <w:sz w:val="20"/>
+          <w:rFonts w:ascii="Consolas" w:hAnsi="Consolas"/>
+        </w:rPr>
+        <w:t>узел.</w:t>
+      </w:r>
+      <w:r>
+        <w:br/>
+      </w:r>
+      <w:r>
+        <w:rPr>
+          <w:rFonts w:ascii="Consolas" w:hAnsi="Consolas"/>
+          <w:b w:val="0"/>
+          <w:color w:val="1995A0"/>
+          <w:sz w:val="20"/>
+          <w:rFonts w:ascii="Consolas" w:hAnsi="Consolas"/>
+        </w:rPr>
+        <w:t>-----------------------------------------------------------------------</w:t>
+      </w:r>
+    </w:p>
+    <w:p/>
+    <w:p/>
+    <w:p>
+      <w:r>
+        <w:t>Для PostgreSQL этого недостаточно. У базы данные на диске, открытые клиентские соединения и журнал записей (WAL). WAL — это не «лог для красоты»: изменения в файлах таблиц записываются только после того, как описание этих изменений сброшено на постоянное хранилище. Если диск «уехал» не туда или одновременно живы два primary, можно получить порчу данных, а не «магический отказоустойчивый кластер».</w:t>
+      </w:r>
+    </w:p>
+    <w:p/>
+    <w:p>
+      <w:r>
+        <w:t>Источник: https://www.postgresql.org/docs/current/wal-intro.html</w:t>
+      </w:r>
+    </w:p>
+    <w:p/>
+    <w:p>
+      <w:r>
+        <w:t>Цитата:</w:t>
       </w:r>
     </w:p>
     <w:p>
@@ -936,7 +1880,66 @@
           <w:sz w:val="20"/>
           <w:rFonts w:ascii="Consolas" w:hAnsi="Consolas"/>
         </w:rPr>
-        <w:t>• Docker Registry — distribution/registry:2 на devtools :5000;</w:t>
+        <w:t>Оригинал (English)</w:t>
+      </w:r>
+    </w:p>
+    <w:p/>
+    <w:p>
+      <w:pPr>
+        <w:shd w:val="clear" w:color="auto" w:fill="E7E6E6"/>
+      </w:pPr>
+      <w:r>
+        <w:rPr>
+          <w:rFonts w:ascii="Consolas" w:hAnsi="Consolas"/>
+          <w:b w:val="0"/>
+          <w:color w:val="1995A0"/>
+          <w:sz w:val="20"/>
+          <w:rFonts w:ascii="Consolas" w:hAnsi="Consolas"/>
+        </w:rPr>
+        <w:t>-----------------------------------------------------------------------</w:t>
+      </w:r>
+      <w:r>
+        <w:br/>
+      </w:r>
+      <w:r>
+        <w:rPr>
+          <w:rFonts w:ascii="Consolas" w:hAnsi="Consolas"/>
+          <w:b w:val="0"/>
+          <w:color w:val="1995A0"/>
+          <w:sz w:val="20"/>
+          <w:rFonts w:ascii="Consolas" w:hAnsi="Consolas"/>
+        </w:rPr>
+        <w:t>WAL</w:t>
+      </w:r>
+      <w:r>
+        <w:rPr>
+          <w:rFonts w:ascii="Consolas" w:hAnsi="Consolas"/>
+          <w:b w:val="0"/>
+          <w:color w:val="660E7A"/>
+          <w:sz w:val="20"/>
+          <w:rFonts w:ascii="Consolas" w:hAnsi="Consolas"/>
+        </w:rPr>
+        <w:t>'s central concept is that changes to data files (where tables and indexes reside) must be written only after those changes have been logged, that is, after WAL records describing the changes have been flushed to permanent storage.</w:t>
+      </w:r>
+      <w:r>
+        <w:br/>
+      </w:r>
+      <w:r>
+        <w:rPr>
+          <w:rFonts w:ascii="Consolas" w:hAnsi="Consolas"/>
+          <w:b w:val="0"/>
+          <w:color w:val="1995A0"/>
+          <w:sz w:val="20"/>
+          <w:rFonts w:ascii="Consolas" w:hAnsi="Consolas"/>
+        </w:rPr>
+        <w:t>-----------------------------------------------------------------------</w:t>
+      </w:r>
+    </w:p>
+    <w:p/>
+    <w:p/>
+    <w:p>
+      <w:r>
+        <w:t>Перевод:</w:t>
       </w:r>
     </w:p>
     <w:p>
@@ -948,7 +1951,648 @@
           <w:sz w:val="20"/>
           <w:rFonts w:ascii="Consolas" w:hAnsi="Consolas"/>
         </w:rPr>
-        <w:t>• Kubernetes — k3s (control-plane + workers на отдельных VPS);</w:t>
+        <w:t>Перевод на русский</w:t>
+      </w:r>
+    </w:p>
+    <w:p/>
+    <w:p>
+      <w:pPr>
+        <w:shd w:val="clear" w:color="auto" w:fill="E7E6E6"/>
+      </w:pPr>
+      <w:r>
+        <w:rPr>
+          <w:rFonts w:ascii="Consolas" w:hAnsi="Consolas"/>
+          <w:b w:val="0"/>
+          <w:color w:val="1995A0"/>
+          <w:sz w:val="20"/>
+          <w:rFonts w:ascii="Consolas" w:hAnsi="Consolas"/>
+        </w:rPr>
+        <w:t>-----------------------------------------------------------------------</w:t>
+      </w:r>
+      <w:r>
+        <w:br/>
+      </w:r>
+      <w:r>
+        <w:rPr>
+          <w:rFonts w:ascii="Consolas" w:hAnsi="Consolas"/>
+          <w:b w:val="0"/>
+          <w:color w:val="1995A0"/>
+          <w:sz w:val="20"/>
+          <w:rFonts w:ascii="Consolas" w:hAnsi="Consolas"/>
+        </w:rPr>
+        <w:t>Центральная</w:t>
+      </w:r>
+      <w:r>
+        <w:rPr>
+          <w:rFonts w:ascii="Consolas" w:hAnsi="Consolas"/>
+          <w:b w:val="0"/>
+          <w:color w:val="000000"/>
+          <w:sz w:val="20"/>
+          <w:rFonts w:ascii="Consolas" w:hAnsi="Consolas"/>
+        </w:rPr>
+        <w:t xml:space="preserve"> </w:t>
+      </w:r>
+      <w:r>
+        <w:rPr>
+          <w:rFonts w:ascii="Consolas" w:hAnsi="Consolas"/>
+          <w:b w:val="0"/>
+          <w:color w:val="000000"/>
+          <w:sz w:val="20"/>
+          <w:rFonts w:ascii="Consolas" w:hAnsi="Consolas"/>
+        </w:rPr>
+        <w:t>идея</w:t>
+      </w:r>
+      <w:r>
+        <w:rPr>
+          <w:rFonts w:ascii="Consolas" w:hAnsi="Consolas"/>
+          <w:b w:val="0"/>
+          <w:color w:val="000000"/>
+          <w:sz w:val="20"/>
+          <w:rFonts w:ascii="Consolas" w:hAnsi="Consolas"/>
+        </w:rPr>
+        <w:t xml:space="preserve"> </w:t>
+      </w:r>
+      <w:r>
+        <w:rPr>
+          <w:rFonts w:ascii="Consolas" w:hAnsi="Consolas"/>
+          <w:b w:val="0"/>
+          <w:color w:val="000000"/>
+          <w:sz w:val="20"/>
+          <w:rFonts w:ascii="Consolas" w:hAnsi="Consolas"/>
+        </w:rPr>
+        <w:t>WAL:</w:t>
+      </w:r>
+      <w:r>
+        <w:rPr>
+          <w:rFonts w:ascii="Consolas" w:hAnsi="Consolas"/>
+          <w:b w:val="0"/>
+          <w:color w:val="000000"/>
+          <w:sz w:val="20"/>
+          <w:rFonts w:ascii="Consolas" w:hAnsi="Consolas"/>
+        </w:rPr>
+        <w:t xml:space="preserve"> </w:t>
+      </w:r>
+      <w:r>
+        <w:rPr>
+          <w:rFonts w:ascii="Consolas" w:hAnsi="Consolas"/>
+          <w:b w:val="0"/>
+          <w:color w:val="000000"/>
+          <w:sz w:val="20"/>
+          <w:rFonts w:ascii="Consolas" w:hAnsi="Consolas"/>
+        </w:rPr>
+        <w:t>изменения</w:t>
+      </w:r>
+      <w:r>
+        <w:rPr>
+          <w:rFonts w:ascii="Consolas" w:hAnsi="Consolas"/>
+          <w:b w:val="0"/>
+          <w:color w:val="000000"/>
+          <w:sz w:val="20"/>
+          <w:rFonts w:ascii="Consolas" w:hAnsi="Consolas"/>
+        </w:rPr>
+        <w:t xml:space="preserve"> </w:t>
+      </w:r>
+      <w:r>
+        <w:rPr>
+          <w:rFonts w:ascii="Consolas" w:hAnsi="Consolas"/>
+          <w:b w:val="0"/>
+          <w:color w:val="000000"/>
+          <w:sz w:val="20"/>
+          <w:rFonts w:ascii="Consolas" w:hAnsi="Consolas"/>
+        </w:rPr>
+        <w:t>в</w:t>
+      </w:r>
+      <w:r>
+        <w:rPr>
+          <w:rFonts w:ascii="Consolas" w:hAnsi="Consolas"/>
+          <w:b w:val="0"/>
+          <w:color w:val="000000"/>
+          <w:sz w:val="20"/>
+          <w:rFonts w:ascii="Consolas" w:hAnsi="Consolas"/>
+        </w:rPr>
+        <w:t xml:space="preserve"> </w:t>
+      </w:r>
+      <w:r>
+        <w:rPr>
+          <w:rFonts w:ascii="Consolas" w:hAnsi="Consolas"/>
+          <w:b w:val="0"/>
+          <w:color w:val="000000"/>
+          <w:sz w:val="20"/>
+          <w:rFonts w:ascii="Consolas" w:hAnsi="Consolas"/>
+        </w:rPr>
+        <w:t>файлах</w:t>
+      </w:r>
+      <w:r>
+        <w:rPr>
+          <w:rFonts w:ascii="Consolas" w:hAnsi="Consolas"/>
+          <w:b w:val="0"/>
+          <w:color w:val="000000"/>
+          <w:sz w:val="20"/>
+          <w:rFonts w:ascii="Consolas" w:hAnsi="Consolas"/>
+        </w:rPr>
+        <w:t xml:space="preserve"> </w:t>
+      </w:r>
+      <w:r>
+        <w:rPr>
+          <w:rFonts w:ascii="Consolas" w:hAnsi="Consolas"/>
+          <w:b w:val="0"/>
+          <w:color w:val="000000"/>
+          <w:sz w:val="20"/>
+          <w:rFonts w:ascii="Consolas" w:hAnsi="Consolas"/>
+        </w:rPr>
+        <w:t>данных</w:t>
+      </w:r>
+      <w:r>
+        <w:rPr>
+          <w:rFonts w:ascii="Consolas" w:hAnsi="Consolas"/>
+          <w:b w:val="0"/>
+          <w:color w:val="000000"/>
+          <w:sz w:val="20"/>
+          <w:rFonts w:ascii="Consolas" w:hAnsi="Consolas"/>
+        </w:rPr>
+        <w:t xml:space="preserve"> </w:t>
+      </w:r>
+      <w:r>
+        <w:rPr>
+          <w:rFonts w:ascii="Consolas" w:hAnsi="Consolas"/>
+          <w:b w:val="0"/>
+          <w:color w:val="000000"/>
+          <w:sz w:val="20"/>
+          <w:rFonts w:ascii="Consolas" w:hAnsi="Consolas"/>
+        </w:rPr>
+        <w:t>(таблицы</w:t>
+      </w:r>
+      <w:r>
+        <w:rPr>
+          <w:rFonts w:ascii="Consolas" w:hAnsi="Consolas"/>
+          <w:b w:val="0"/>
+          <w:color w:val="000000"/>
+          <w:sz w:val="20"/>
+          <w:rFonts w:ascii="Consolas" w:hAnsi="Consolas"/>
+        </w:rPr>
+        <w:t xml:space="preserve"> </w:t>
+      </w:r>
+      <w:r>
+        <w:rPr>
+          <w:rFonts w:ascii="Consolas" w:hAnsi="Consolas"/>
+          <w:b w:val="0"/>
+          <w:color w:val="000000"/>
+          <w:sz w:val="20"/>
+          <w:rFonts w:ascii="Consolas" w:hAnsi="Consolas"/>
+        </w:rPr>
+        <w:t>и</w:t>
+      </w:r>
+      <w:r>
+        <w:rPr>
+          <w:rFonts w:ascii="Consolas" w:hAnsi="Consolas"/>
+          <w:b w:val="0"/>
+          <w:color w:val="000000"/>
+          <w:sz w:val="20"/>
+          <w:rFonts w:ascii="Consolas" w:hAnsi="Consolas"/>
+        </w:rPr>
+        <w:t xml:space="preserve"> </w:t>
+      </w:r>
+      <w:r>
+        <w:rPr>
+          <w:rFonts w:ascii="Consolas" w:hAnsi="Consolas"/>
+          <w:b w:val="0"/>
+          <w:color w:val="000000"/>
+          <w:sz w:val="20"/>
+          <w:rFonts w:ascii="Consolas" w:hAnsi="Consolas"/>
+        </w:rPr>
+        <w:t>индексы)</w:t>
+      </w:r>
+      <w:r>
+        <w:rPr>
+          <w:rFonts w:ascii="Consolas" w:hAnsi="Consolas"/>
+          <w:b w:val="0"/>
+          <w:color w:val="000000"/>
+          <w:sz w:val="20"/>
+          <w:rFonts w:ascii="Consolas" w:hAnsi="Consolas"/>
+        </w:rPr>
+        <w:t xml:space="preserve"> </w:t>
+      </w:r>
+      <w:r>
+        <w:rPr>
+          <w:rFonts w:ascii="Consolas" w:hAnsi="Consolas"/>
+          <w:b w:val="0"/>
+          <w:color w:val="000000"/>
+          <w:sz w:val="20"/>
+          <w:rFonts w:ascii="Consolas" w:hAnsi="Consolas"/>
+        </w:rPr>
+        <w:t>должны</w:t>
+      </w:r>
+      <w:r>
+        <w:rPr>
+          <w:rFonts w:ascii="Consolas" w:hAnsi="Consolas"/>
+          <w:b w:val="0"/>
+          <w:color w:val="000000"/>
+          <w:sz w:val="20"/>
+          <w:rFonts w:ascii="Consolas" w:hAnsi="Consolas"/>
+        </w:rPr>
+        <w:t xml:space="preserve"> </w:t>
+      </w:r>
+      <w:r>
+        <w:rPr>
+          <w:rFonts w:ascii="Consolas" w:hAnsi="Consolas"/>
+          <w:b w:val="0"/>
+          <w:color w:val="000000"/>
+          <w:sz w:val="20"/>
+          <w:rFonts w:ascii="Consolas" w:hAnsi="Consolas"/>
+        </w:rPr>
+        <w:t>записываться</w:t>
+      </w:r>
+      <w:r>
+        <w:rPr>
+          <w:rFonts w:ascii="Consolas" w:hAnsi="Consolas"/>
+          <w:b w:val="0"/>
+          <w:color w:val="000000"/>
+          <w:sz w:val="20"/>
+          <w:rFonts w:ascii="Consolas" w:hAnsi="Consolas"/>
+        </w:rPr>
+        <w:t xml:space="preserve"> </w:t>
+      </w:r>
+      <w:r>
+        <w:rPr>
+          <w:rFonts w:ascii="Consolas" w:hAnsi="Consolas"/>
+          <w:b w:val="0"/>
+          <w:color w:val="000000"/>
+          <w:sz w:val="20"/>
+          <w:rFonts w:ascii="Consolas" w:hAnsi="Consolas"/>
+        </w:rPr>
+        <w:t>только</w:t>
+      </w:r>
+      <w:r>
+        <w:rPr>
+          <w:rFonts w:ascii="Consolas" w:hAnsi="Consolas"/>
+          <w:b w:val="0"/>
+          <w:color w:val="000000"/>
+          <w:sz w:val="20"/>
+          <w:rFonts w:ascii="Consolas" w:hAnsi="Consolas"/>
+        </w:rPr>
+        <w:t xml:space="preserve"> </w:t>
+      </w:r>
+      <w:r>
+        <w:rPr>
+          <w:rFonts w:ascii="Consolas" w:hAnsi="Consolas"/>
+          <w:b w:val="0"/>
+          <w:color w:val="000000"/>
+          <w:sz w:val="20"/>
+          <w:rFonts w:ascii="Consolas" w:hAnsi="Consolas"/>
+        </w:rPr>
+        <w:t>после</w:t>
+      </w:r>
+      <w:r>
+        <w:rPr>
+          <w:rFonts w:ascii="Consolas" w:hAnsi="Consolas"/>
+          <w:b w:val="0"/>
+          <w:color w:val="000000"/>
+          <w:sz w:val="20"/>
+          <w:rFonts w:ascii="Consolas" w:hAnsi="Consolas"/>
+        </w:rPr>
+        <w:t xml:space="preserve"> </w:t>
+      </w:r>
+      <w:r>
+        <w:rPr>
+          <w:rFonts w:ascii="Consolas" w:hAnsi="Consolas"/>
+          <w:b w:val="0"/>
+          <w:color w:val="000000"/>
+          <w:sz w:val="20"/>
+          <w:rFonts w:ascii="Consolas" w:hAnsi="Consolas"/>
+        </w:rPr>
+        <w:t>того,</w:t>
+      </w:r>
+      <w:r>
+        <w:rPr>
+          <w:rFonts w:ascii="Consolas" w:hAnsi="Consolas"/>
+          <w:b w:val="0"/>
+          <w:color w:val="000000"/>
+          <w:sz w:val="20"/>
+          <w:rFonts w:ascii="Consolas" w:hAnsi="Consolas"/>
+        </w:rPr>
+        <w:t xml:space="preserve"> </w:t>
+      </w:r>
+      <w:r>
+        <w:rPr>
+          <w:rFonts w:ascii="Consolas" w:hAnsi="Consolas"/>
+          <w:b w:val="0"/>
+          <w:color w:val="000000"/>
+          <w:sz w:val="20"/>
+          <w:rFonts w:ascii="Consolas" w:hAnsi="Consolas"/>
+        </w:rPr>
+        <w:t>как</w:t>
+      </w:r>
+      <w:r>
+        <w:rPr>
+          <w:rFonts w:ascii="Consolas" w:hAnsi="Consolas"/>
+          <w:b w:val="0"/>
+          <w:color w:val="000000"/>
+          <w:sz w:val="20"/>
+          <w:rFonts w:ascii="Consolas" w:hAnsi="Consolas"/>
+        </w:rPr>
+        <w:t xml:space="preserve"> </w:t>
+      </w:r>
+      <w:r>
+        <w:rPr>
+          <w:rFonts w:ascii="Consolas" w:hAnsi="Consolas"/>
+          <w:b w:val="0"/>
+          <w:color w:val="000000"/>
+          <w:sz w:val="20"/>
+          <w:rFonts w:ascii="Consolas" w:hAnsi="Consolas"/>
+        </w:rPr>
+        <w:t>эти</w:t>
+      </w:r>
+      <w:r>
+        <w:rPr>
+          <w:rFonts w:ascii="Consolas" w:hAnsi="Consolas"/>
+          <w:b w:val="0"/>
+          <w:color w:val="000000"/>
+          <w:sz w:val="20"/>
+          <w:rFonts w:ascii="Consolas" w:hAnsi="Consolas"/>
+        </w:rPr>
+        <w:t xml:space="preserve"> </w:t>
+      </w:r>
+      <w:r>
+        <w:rPr>
+          <w:rFonts w:ascii="Consolas" w:hAnsi="Consolas"/>
+          <w:b w:val="0"/>
+          <w:color w:val="000000"/>
+          <w:sz w:val="20"/>
+          <w:rFonts w:ascii="Consolas" w:hAnsi="Consolas"/>
+        </w:rPr>
+        <w:t>изменения</w:t>
+      </w:r>
+      <w:r>
+        <w:rPr>
+          <w:rFonts w:ascii="Consolas" w:hAnsi="Consolas"/>
+          <w:b w:val="0"/>
+          <w:color w:val="000000"/>
+          <w:sz w:val="20"/>
+          <w:rFonts w:ascii="Consolas" w:hAnsi="Consolas"/>
+        </w:rPr>
+        <w:t xml:space="preserve"> </w:t>
+      </w:r>
+      <w:r>
+        <w:rPr>
+          <w:rFonts w:ascii="Consolas" w:hAnsi="Consolas"/>
+          <w:b w:val="0"/>
+          <w:color w:val="000000"/>
+          <w:sz w:val="20"/>
+          <w:rFonts w:ascii="Consolas" w:hAnsi="Consolas"/>
+        </w:rPr>
+        <w:t>занесены</w:t>
+      </w:r>
+      <w:r>
+        <w:rPr>
+          <w:rFonts w:ascii="Consolas" w:hAnsi="Consolas"/>
+          <w:b w:val="0"/>
+          <w:color w:val="000000"/>
+          <w:sz w:val="20"/>
+          <w:rFonts w:ascii="Consolas" w:hAnsi="Consolas"/>
+        </w:rPr>
+        <w:t xml:space="preserve"> </w:t>
+      </w:r>
+      <w:r>
+        <w:rPr>
+          <w:rFonts w:ascii="Consolas" w:hAnsi="Consolas"/>
+          <w:b w:val="0"/>
+          <w:color w:val="000000"/>
+          <w:sz w:val="20"/>
+          <w:rFonts w:ascii="Consolas" w:hAnsi="Consolas"/>
+        </w:rPr>
+        <w:t>в</w:t>
+      </w:r>
+      <w:r>
+        <w:rPr>
+          <w:rFonts w:ascii="Consolas" w:hAnsi="Consolas"/>
+          <w:b w:val="0"/>
+          <w:color w:val="000000"/>
+          <w:sz w:val="20"/>
+          <w:rFonts w:ascii="Consolas" w:hAnsi="Consolas"/>
+        </w:rPr>
+        <w:t xml:space="preserve"> </w:t>
+      </w:r>
+      <w:r>
+        <w:rPr>
+          <w:rFonts w:ascii="Consolas" w:hAnsi="Consolas"/>
+          <w:b w:val="0"/>
+          <w:color w:val="000000"/>
+          <w:sz w:val="20"/>
+          <w:rFonts w:ascii="Consolas" w:hAnsi="Consolas"/>
+        </w:rPr>
+        <w:t>журнал,</w:t>
+      </w:r>
+      <w:r>
+        <w:rPr>
+          <w:rFonts w:ascii="Consolas" w:hAnsi="Consolas"/>
+          <w:b w:val="0"/>
+          <w:color w:val="000000"/>
+          <w:sz w:val="20"/>
+          <w:rFonts w:ascii="Consolas" w:hAnsi="Consolas"/>
+        </w:rPr>
+        <w:t xml:space="preserve"> </w:t>
+      </w:r>
+      <w:r>
+        <w:rPr>
+          <w:rFonts w:ascii="Consolas" w:hAnsi="Consolas"/>
+          <w:b w:val="0"/>
+          <w:color w:val="000000"/>
+          <w:sz w:val="20"/>
+          <w:rFonts w:ascii="Consolas" w:hAnsi="Consolas"/>
+        </w:rPr>
+        <w:t>то</w:t>
+      </w:r>
+      <w:r>
+        <w:rPr>
+          <w:rFonts w:ascii="Consolas" w:hAnsi="Consolas"/>
+          <w:b w:val="0"/>
+          <w:color w:val="000000"/>
+          <w:sz w:val="20"/>
+          <w:rFonts w:ascii="Consolas" w:hAnsi="Consolas"/>
+        </w:rPr>
+        <w:t xml:space="preserve"> </w:t>
+      </w:r>
+      <w:r>
+        <w:rPr>
+          <w:rFonts w:ascii="Consolas" w:hAnsi="Consolas"/>
+          <w:b w:val="0"/>
+          <w:color w:val="000000"/>
+          <w:sz w:val="20"/>
+          <w:rFonts w:ascii="Consolas" w:hAnsi="Consolas"/>
+        </w:rPr>
+        <w:t>есть</w:t>
+      </w:r>
+      <w:r>
+        <w:rPr>
+          <w:rFonts w:ascii="Consolas" w:hAnsi="Consolas"/>
+          <w:b w:val="0"/>
+          <w:color w:val="000000"/>
+          <w:sz w:val="20"/>
+          <w:rFonts w:ascii="Consolas" w:hAnsi="Consolas"/>
+        </w:rPr>
+        <w:t xml:space="preserve"> </w:t>
+      </w:r>
+      <w:r>
+        <w:rPr>
+          <w:rFonts w:ascii="Consolas" w:hAnsi="Consolas"/>
+          <w:b w:val="0"/>
+          <w:color w:val="000000"/>
+          <w:sz w:val="20"/>
+          <w:rFonts w:ascii="Consolas" w:hAnsi="Consolas"/>
+        </w:rPr>
+        <w:t>после</w:t>
+      </w:r>
+      <w:r>
+        <w:rPr>
+          <w:rFonts w:ascii="Consolas" w:hAnsi="Consolas"/>
+          <w:b w:val="0"/>
+          <w:color w:val="000000"/>
+          <w:sz w:val="20"/>
+          <w:rFonts w:ascii="Consolas" w:hAnsi="Consolas"/>
+        </w:rPr>
+        <w:t xml:space="preserve"> </w:t>
+      </w:r>
+      <w:r>
+        <w:rPr>
+          <w:rFonts w:ascii="Consolas" w:hAnsi="Consolas"/>
+          <w:b w:val="0"/>
+          <w:color w:val="000000"/>
+          <w:sz w:val="20"/>
+          <w:rFonts w:ascii="Consolas" w:hAnsi="Consolas"/>
+        </w:rPr>
+        <w:t>сброса</w:t>
+      </w:r>
+      <w:r>
+        <w:rPr>
+          <w:rFonts w:ascii="Consolas" w:hAnsi="Consolas"/>
+          <w:b w:val="0"/>
+          <w:color w:val="000000"/>
+          <w:sz w:val="20"/>
+          <w:rFonts w:ascii="Consolas" w:hAnsi="Consolas"/>
+        </w:rPr>
+        <w:t xml:space="preserve"> </w:t>
+      </w:r>
+      <w:r>
+        <w:rPr>
+          <w:rFonts w:ascii="Consolas" w:hAnsi="Consolas"/>
+          <w:b w:val="0"/>
+          <w:color w:val="000000"/>
+          <w:sz w:val="20"/>
+          <w:rFonts w:ascii="Consolas" w:hAnsi="Consolas"/>
+        </w:rPr>
+        <w:t>записей</w:t>
+      </w:r>
+      <w:r>
+        <w:rPr>
+          <w:rFonts w:ascii="Consolas" w:hAnsi="Consolas"/>
+          <w:b w:val="0"/>
+          <w:color w:val="000000"/>
+          <w:sz w:val="20"/>
+          <w:rFonts w:ascii="Consolas" w:hAnsi="Consolas"/>
+        </w:rPr>
+        <w:t xml:space="preserve"> </w:t>
+      </w:r>
+      <w:r>
+        <w:rPr>
+          <w:rFonts w:ascii="Consolas" w:hAnsi="Consolas"/>
+          <w:b w:val="0"/>
+          <w:color w:val="000000"/>
+          <w:sz w:val="20"/>
+          <w:rFonts w:ascii="Consolas" w:hAnsi="Consolas"/>
+        </w:rPr>
+        <w:t>WAL</w:t>
+      </w:r>
+      <w:r>
+        <w:rPr>
+          <w:rFonts w:ascii="Consolas" w:hAnsi="Consolas"/>
+          <w:b w:val="0"/>
+          <w:color w:val="000000"/>
+          <w:sz w:val="20"/>
+          <w:rFonts w:ascii="Consolas" w:hAnsi="Consolas"/>
+        </w:rPr>
+        <w:t xml:space="preserve"> </w:t>
+      </w:r>
+      <w:r>
+        <w:rPr>
+          <w:rFonts w:ascii="Consolas" w:hAnsi="Consolas"/>
+          <w:b w:val="0"/>
+          <w:color w:val="000000"/>
+          <w:sz w:val="20"/>
+          <w:rFonts w:ascii="Consolas" w:hAnsi="Consolas"/>
+        </w:rPr>
+        <w:t>на</w:t>
+      </w:r>
+      <w:r>
+        <w:rPr>
+          <w:rFonts w:ascii="Consolas" w:hAnsi="Consolas"/>
+          <w:b w:val="0"/>
+          <w:color w:val="000000"/>
+          <w:sz w:val="20"/>
+          <w:rFonts w:ascii="Consolas" w:hAnsi="Consolas"/>
+        </w:rPr>
+        <w:t xml:space="preserve"> </w:t>
+      </w:r>
+      <w:r>
+        <w:rPr>
+          <w:rFonts w:ascii="Consolas" w:hAnsi="Consolas"/>
+          <w:b w:val="0"/>
+          <w:color w:val="000000"/>
+          <w:sz w:val="20"/>
+          <w:rFonts w:ascii="Consolas" w:hAnsi="Consolas"/>
+        </w:rPr>
+        <w:t>постоянное</w:t>
+      </w:r>
+      <w:r>
+        <w:rPr>
+          <w:rFonts w:ascii="Consolas" w:hAnsi="Consolas"/>
+          <w:b w:val="0"/>
+          <w:color w:val="000000"/>
+          <w:sz w:val="20"/>
+          <w:rFonts w:ascii="Consolas" w:hAnsi="Consolas"/>
+        </w:rPr>
+        <w:t xml:space="preserve"> </w:t>
+      </w:r>
+      <w:r>
+        <w:rPr>
+          <w:rFonts w:ascii="Consolas" w:hAnsi="Consolas"/>
+          <w:b w:val="0"/>
+          <w:color w:val="000000"/>
+          <w:sz w:val="20"/>
+          <w:rFonts w:ascii="Consolas" w:hAnsi="Consolas"/>
+        </w:rPr>
+        <w:t>хранилище.</w:t>
+      </w:r>
+      <w:r>
+        <w:br/>
+      </w:r>
+      <w:r>
+        <w:rPr>
+          <w:rFonts w:ascii="Consolas" w:hAnsi="Consolas"/>
+          <w:b w:val="0"/>
+          <w:color w:val="1995A0"/>
+          <w:sz w:val="20"/>
+          <w:rFonts w:ascii="Consolas" w:hAnsi="Consolas"/>
+        </w:rPr>
+        <w:t>-----------------------------------------------------------------------</w:t>
+      </w:r>
+    </w:p>
+    <w:p/>
+    <w:p/>
+    <w:p>
+      <w:r>
+        <w:t>Поэтому кластер базы делают иначе, чем кластер приложения. Два-три отдельных VPS, у каждого свой диск. Один сервер — primary (чтение и запись), остальные — replica (следят за primary). Если одна машина вышла из строя, живые остаются; replica можно повысить до primary. Это и есть high availability в терминах PostgreSQL.</w:t>
+      </w:r>
+    </w:p>
+    <w:p/>
+    <w:p>
+      <w:r>
+        <w:t>Источник: https://www.postgresql.org/docs/current/high-availability.html</w:t>
+      </w:r>
+    </w:p>
+    <w:p/>
+    <w:p>
+      <w:r>
+        <w:t>Цитата:</w:t>
       </w:r>
     </w:p>
     <w:p>
@@ -960,7 +2604,976 @@
           <w:sz w:val="20"/>
           <w:rFonts w:ascii="Consolas" w:hAnsi="Consolas"/>
         </w:rPr>
-        <w:t>• Вход из интернета — Traefik Proxy на отдельном edge-кластере VPS;</w:t>
+        <w:t>Оригинал (English)</w:t>
+      </w:r>
+    </w:p>
+    <w:p/>
+    <w:p>
+      <w:pPr>
+        <w:shd w:val="clear" w:color="auto" w:fill="E7E6E6"/>
+      </w:pPr>
+      <w:r>
+        <w:rPr>
+          <w:rFonts w:ascii="Consolas" w:hAnsi="Consolas"/>
+          <w:b w:val="0"/>
+          <w:color w:val="1995A0"/>
+          <w:sz w:val="20"/>
+          <w:rFonts w:ascii="Consolas" w:hAnsi="Consolas"/>
+        </w:rPr>
+        <w:t>-----------------------------------------------------------------------</w:t>
+      </w:r>
+      <w:r>
+        <w:br/>
+      </w:r>
+      <w:r>
+        <w:rPr>
+          <w:rFonts w:ascii="Consolas" w:hAnsi="Consolas"/>
+          <w:b w:val="0"/>
+          <w:color w:val="1995A0"/>
+          <w:sz w:val="20"/>
+          <w:rFonts w:ascii="Consolas" w:hAnsi="Consolas"/>
+        </w:rPr>
+        <w:t>Database</w:t>
+      </w:r>
+      <w:r>
+        <w:rPr>
+          <w:rFonts w:ascii="Consolas" w:hAnsi="Consolas"/>
+          <w:b w:val="0"/>
+          <w:color w:val="000000"/>
+          <w:sz w:val="20"/>
+          <w:rFonts w:ascii="Consolas" w:hAnsi="Consolas"/>
+        </w:rPr>
+        <w:t xml:space="preserve"> </w:t>
+      </w:r>
+      <w:r>
+        <w:rPr>
+          <w:rFonts w:ascii="Consolas" w:hAnsi="Consolas"/>
+          <w:b w:val="0"/>
+          <w:color w:val="000000"/>
+          <w:sz w:val="20"/>
+          <w:rFonts w:ascii="Consolas" w:hAnsi="Consolas"/>
+        </w:rPr>
+        <w:t>servers</w:t>
+      </w:r>
+      <w:r>
+        <w:rPr>
+          <w:rFonts w:ascii="Consolas" w:hAnsi="Consolas"/>
+          <w:b w:val="0"/>
+          <w:color w:val="000000"/>
+          <w:sz w:val="20"/>
+          <w:rFonts w:ascii="Consolas" w:hAnsi="Consolas"/>
+        </w:rPr>
+        <w:t xml:space="preserve"> </w:t>
+      </w:r>
+      <w:r>
+        <w:rPr>
+          <w:rFonts w:ascii="Consolas" w:hAnsi="Consolas"/>
+          <w:b w:val="0"/>
+          <w:color w:val="000000"/>
+          <w:sz w:val="20"/>
+          <w:rFonts w:ascii="Consolas" w:hAnsi="Consolas"/>
+        </w:rPr>
+        <w:t>can</w:t>
+      </w:r>
+      <w:r>
+        <w:rPr>
+          <w:rFonts w:ascii="Consolas" w:hAnsi="Consolas"/>
+          <w:b w:val="0"/>
+          <w:color w:val="000000"/>
+          <w:sz w:val="20"/>
+          <w:rFonts w:ascii="Consolas" w:hAnsi="Consolas"/>
+        </w:rPr>
+        <w:t xml:space="preserve"> </w:t>
+      </w:r>
+      <w:r>
+        <w:rPr>
+          <w:rFonts w:ascii="Consolas" w:hAnsi="Consolas"/>
+          <w:b w:val="0"/>
+          <w:color w:val="000000"/>
+          <w:sz w:val="20"/>
+          <w:rFonts w:ascii="Consolas" w:hAnsi="Consolas"/>
+        </w:rPr>
+        <w:t>work</w:t>
+      </w:r>
+      <w:r>
+        <w:rPr>
+          <w:rFonts w:ascii="Consolas" w:hAnsi="Consolas"/>
+          <w:b w:val="0"/>
+          <w:color w:val="000000"/>
+          <w:sz w:val="20"/>
+          <w:rFonts w:ascii="Consolas" w:hAnsi="Consolas"/>
+        </w:rPr>
+        <w:t xml:space="preserve"> </w:t>
+      </w:r>
+      <w:r>
+        <w:rPr>
+          <w:rFonts w:ascii="Consolas" w:hAnsi="Consolas"/>
+          <w:b w:val="0"/>
+          <w:color w:val="000000"/>
+          <w:sz w:val="20"/>
+          <w:rFonts w:ascii="Consolas" w:hAnsi="Consolas"/>
+        </w:rPr>
+        <w:t>together</w:t>
+      </w:r>
+      <w:r>
+        <w:rPr>
+          <w:rFonts w:ascii="Consolas" w:hAnsi="Consolas"/>
+          <w:b w:val="0"/>
+          <w:color w:val="000000"/>
+          <w:sz w:val="20"/>
+          <w:rFonts w:ascii="Consolas" w:hAnsi="Consolas"/>
+        </w:rPr>
+        <w:t xml:space="preserve"> </w:t>
+      </w:r>
+      <w:r>
+        <w:rPr>
+          <w:rFonts w:ascii="Consolas" w:hAnsi="Consolas"/>
+          <w:b w:val="0"/>
+          <w:color w:val="000000"/>
+          <w:sz w:val="20"/>
+          <w:rFonts w:ascii="Consolas" w:hAnsi="Consolas"/>
+        </w:rPr>
+        <w:t>to</w:t>
+      </w:r>
+      <w:r>
+        <w:rPr>
+          <w:rFonts w:ascii="Consolas" w:hAnsi="Consolas"/>
+          <w:b w:val="0"/>
+          <w:color w:val="000000"/>
+          <w:sz w:val="20"/>
+          <w:rFonts w:ascii="Consolas" w:hAnsi="Consolas"/>
+        </w:rPr>
+        <w:t xml:space="preserve"> </w:t>
+      </w:r>
+      <w:r>
+        <w:rPr>
+          <w:rFonts w:ascii="Consolas" w:hAnsi="Consolas"/>
+          <w:b w:val="0"/>
+          <w:color w:val="000000"/>
+          <w:sz w:val="20"/>
+          <w:rFonts w:ascii="Consolas" w:hAnsi="Consolas"/>
+        </w:rPr>
+        <w:t>allow</w:t>
+      </w:r>
+      <w:r>
+        <w:rPr>
+          <w:rFonts w:ascii="Consolas" w:hAnsi="Consolas"/>
+          <w:b w:val="0"/>
+          <w:color w:val="000000"/>
+          <w:sz w:val="20"/>
+          <w:rFonts w:ascii="Consolas" w:hAnsi="Consolas"/>
+        </w:rPr>
+        <w:t xml:space="preserve"> </w:t>
+      </w:r>
+      <w:r>
+        <w:rPr>
+          <w:rFonts w:ascii="Consolas" w:hAnsi="Consolas"/>
+          <w:b w:val="0"/>
+          <w:color w:val="000000"/>
+          <w:sz w:val="20"/>
+          <w:rFonts w:ascii="Consolas" w:hAnsi="Consolas"/>
+        </w:rPr>
+        <w:t>a</w:t>
+      </w:r>
+      <w:r>
+        <w:rPr>
+          <w:rFonts w:ascii="Consolas" w:hAnsi="Consolas"/>
+          <w:b w:val="0"/>
+          <w:color w:val="000000"/>
+          <w:sz w:val="20"/>
+          <w:rFonts w:ascii="Consolas" w:hAnsi="Consolas"/>
+        </w:rPr>
+        <w:t xml:space="preserve"> </w:t>
+      </w:r>
+      <w:r>
+        <w:rPr>
+          <w:rFonts w:ascii="Consolas" w:hAnsi="Consolas"/>
+          <w:b w:val="0"/>
+          <w:color w:val="000000"/>
+          <w:sz w:val="20"/>
+          <w:rFonts w:ascii="Consolas" w:hAnsi="Consolas"/>
+        </w:rPr>
+        <w:t>second</w:t>
+      </w:r>
+      <w:r>
+        <w:rPr>
+          <w:rFonts w:ascii="Consolas" w:hAnsi="Consolas"/>
+          <w:b w:val="0"/>
+          <w:color w:val="000000"/>
+          <w:sz w:val="20"/>
+          <w:rFonts w:ascii="Consolas" w:hAnsi="Consolas"/>
+        </w:rPr>
+        <w:t xml:space="preserve"> </w:t>
+      </w:r>
+      <w:r>
+        <w:rPr>
+          <w:rFonts w:ascii="Consolas" w:hAnsi="Consolas"/>
+          <w:b w:val="0"/>
+          <w:color w:val="000000"/>
+          <w:sz w:val="20"/>
+          <w:rFonts w:ascii="Consolas" w:hAnsi="Consolas"/>
+        </w:rPr>
+        <w:t>server</w:t>
+      </w:r>
+      <w:r>
+        <w:rPr>
+          <w:rFonts w:ascii="Consolas" w:hAnsi="Consolas"/>
+          <w:b w:val="0"/>
+          <w:color w:val="000000"/>
+          <w:sz w:val="20"/>
+          <w:rFonts w:ascii="Consolas" w:hAnsi="Consolas"/>
+        </w:rPr>
+        <w:t xml:space="preserve"> </w:t>
+      </w:r>
+      <w:r>
+        <w:rPr>
+          <w:rFonts w:ascii="Consolas" w:hAnsi="Consolas"/>
+          <w:b w:val="0"/>
+          <w:color w:val="000000"/>
+          <w:sz w:val="20"/>
+          <w:rFonts w:ascii="Consolas" w:hAnsi="Consolas"/>
+        </w:rPr>
+        <w:t>to</w:t>
+      </w:r>
+      <w:r>
+        <w:rPr>
+          <w:rFonts w:ascii="Consolas" w:hAnsi="Consolas"/>
+          <w:b w:val="0"/>
+          <w:color w:val="000000"/>
+          <w:sz w:val="20"/>
+          <w:rFonts w:ascii="Consolas" w:hAnsi="Consolas"/>
+        </w:rPr>
+        <w:t xml:space="preserve"> </w:t>
+      </w:r>
+      <w:r>
+        <w:rPr>
+          <w:rFonts w:ascii="Consolas" w:hAnsi="Consolas"/>
+          <w:b w:val="0"/>
+          <w:color w:val="000000"/>
+          <w:sz w:val="20"/>
+          <w:rFonts w:ascii="Consolas" w:hAnsi="Consolas"/>
+        </w:rPr>
+        <w:t>take</w:t>
+      </w:r>
+      <w:r>
+        <w:rPr>
+          <w:rFonts w:ascii="Consolas" w:hAnsi="Consolas"/>
+          <w:b w:val="0"/>
+          <w:color w:val="000000"/>
+          <w:sz w:val="20"/>
+          <w:rFonts w:ascii="Consolas" w:hAnsi="Consolas"/>
+        </w:rPr>
+        <w:t xml:space="preserve"> </w:t>
+      </w:r>
+      <w:r>
+        <w:rPr>
+          <w:rFonts w:ascii="Consolas" w:hAnsi="Consolas"/>
+          <w:b w:val="0"/>
+          <w:color w:val="000000"/>
+          <w:sz w:val="20"/>
+          <w:rFonts w:ascii="Consolas" w:hAnsi="Consolas"/>
+        </w:rPr>
+        <w:t>over</w:t>
+      </w:r>
+      <w:r>
+        <w:rPr>
+          <w:rFonts w:ascii="Consolas" w:hAnsi="Consolas"/>
+          <w:b w:val="0"/>
+          <w:color w:val="000000"/>
+          <w:sz w:val="20"/>
+          <w:rFonts w:ascii="Consolas" w:hAnsi="Consolas"/>
+        </w:rPr>
+        <w:t xml:space="preserve"> </w:t>
+      </w:r>
+      <w:r>
+        <w:rPr>
+          <w:rFonts w:ascii="Consolas" w:hAnsi="Consolas"/>
+          <w:b w:val="0"/>
+          <w:color w:val="000000"/>
+          <w:sz w:val="20"/>
+          <w:rFonts w:ascii="Consolas" w:hAnsi="Consolas"/>
+        </w:rPr>
+        <w:t>quickly</w:t>
+      </w:r>
+      <w:r>
+        <w:rPr>
+          <w:rFonts w:ascii="Consolas" w:hAnsi="Consolas"/>
+          <w:b w:val="0"/>
+          <w:color w:val="000000"/>
+          <w:sz w:val="20"/>
+          <w:rFonts w:ascii="Consolas" w:hAnsi="Consolas"/>
+        </w:rPr>
+        <w:t xml:space="preserve"> </w:t>
+      </w:r>
+      <w:r>
+        <w:rPr>
+          <w:rFonts w:ascii="Consolas" w:hAnsi="Consolas"/>
+          <w:b w:val="0"/>
+          <w:color w:val="000000"/>
+          <w:sz w:val="20"/>
+          <w:rFonts w:ascii="Consolas" w:hAnsi="Consolas"/>
+        </w:rPr>
+        <w:t>if</w:t>
+      </w:r>
+      <w:r>
+        <w:rPr>
+          <w:rFonts w:ascii="Consolas" w:hAnsi="Consolas"/>
+          <w:b w:val="0"/>
+          <w:color w:val="000000"/>
+          <w:sz w:val="20"/>
+          <w:rFonts w:ascii="Consolas" w:hAnsi="Consolas"/>
+        </w:rPr>
+        <w:t xml:space="preserve"> </w:t>
+      </w:r>
+      <w:r>
+        <w:rPr>
+          <w:rFonts w:ascii="Consolas" w:hAnsi="Consolas"/>
+          <w:b w:val="0"/>
+          <w:color w:val="000000"/>
+          <w:sz w:val="20"/>
+          <w:rFonts w:ascii="Consolas" w:hAnsi="Consolas"/>
+        </w:rPr>
+        <w:t>the</w:t>
+      </w:r>
+      <w:r>
+        <w:rPr>
+          <w:rFonts w:ascii="Consolas" w:hAnsi="Consolas"/>
+          <w:b w:val="0"/>
+          <w:color w:val="000000"/>
+          <w:sz w:val="20"/>
+          <w:rFonts w:ascii="Consolas" w:hAnsi="Consolas"/>
+        </w:rPr>
+        <w:t xml:space="preserve"> </w:t>
+      </w:r>
+      <w:r>
+        <w:rPr>
+          <w:rFonts w:ascii="Consolas" w:hAnsi="Consolas"/>
+          <w:b w:val="0"/>
+          <w:color w:val="000000"/>
+          <w:sz w:val="20"/>
+          <w:rFonts w:ascii="Consolas" w:hAnsi="Consolas"/>
+        </w:rPr>
+        <w:t>primary</w:t>
+      </w:r>
+      <w:r>
+        <w:rPr>
+          <w:rFonts w:ascii="Consolas" w:hAnsi="Consolas"/>
+          <w:b w:val="0"/>
+          <w:color w:val="000000"/>
+          <w:sz w:val="20"/>
+          <w:rFonts w:ascii="Consolas" w:hAnsi="Consolas"/>
+        </w:rPr>
+        <w:t xml:space="preserve"> </w:t>
+      </w:r>
+      <w:r>
+        <w:rPr>
+          <w:rFonts w:ascii="Consolas" w:hAnsi="Consolas"/>
+          <w:b w:val="0"/>
+          <w:color w:val="000000"/>
+          <w:sz w:val="20"/>
+          <w:rFonts w:ascii="Consolas" w:hAnsi="Consolas"/>
+        </w:rPr>
+        <w:t>server</w:t>
+      </w:r>
+      <w:r>
+        <w:rPr>
+          <w:rFonts w:ascii="Consolas" w:hAnsi="Consolas"/>
+          <w:b w:val="0"/>
+          <w:color w:val="000000"/>
+          <w:sz w:val="20"/>
+          <w:rFonts w:ascii="Consolas" w:hAnsi="Consolas"/>
+        </w:rPr>
+        <w:t xml:space="preserve"> </w:t>
+      </w:r>
+      <w:r>
+        <w:rPr>
+          <w:rFonts w:ascii="Consolas" w:hAnsi="Consolas"/>
+          <w:b w:val="0"/>
+          <w:color w:val="000000"/>
+          <w:sz w:val="20"/>
+          <w:rFonts w:ascii="Consolas" w:hAnsi="Consolas"/>
+        </w:rPr>
+        <w:t>fails</w:t>
+      </w:r>
+      <w:r>
+        <w:rPr>
+          <w:rFonts w:ascii="Consolas" w:hAnsi="Consolas"/>
+          <w:b w:val="0"/>
+          <w:color w:val="000000"/>
+          <w:sz w:val="20"/>
+          <w:rFonts w:ascii="Consolas" w:hAnsi="Consolas"/>
+        </w:rPr>
+        <w:t xml:space="preserve"> </w:t>
+      </w:r>
+      <w:r>
+        <w:rPr>
+          <w:rFonts w:ascii="Consolas" w:hAnsi="Consolas"/>
+          <w:b w:val="0"/>
+          <w:color w:val="000000"/>
+          <w:sz w:val="20"/>
+          <w:rFonts w:ascii="Consolas" w:hAnsi="Consolas"/>
+        </w:rPr>
+        <w:t>(high</w:t>
+      </w:r>
+      <w:r>
+        <w:rPr>
+          <w:rFonts w:ascii="Consolas" w:hAnsi="Consolas"/>
+          <w:b w:val="0"/>
+          <w:color w:val="000000"/>
+          <w:sz w:val="20"/>
+          <w:rFonts w:ascii="Consolas" w:hAnsi="Consolas"/>
+        </w:rPr>
+        <w:t xml:space="preserve"> </w:t>
+      </w:r>
+      <w:r>
+        <w:rPr>
+          <w:rFonts w:ascii="Consolas" w:hAnsi="Consolas"/>
+          <w:b w:val="0"/>
+          <w:color w:val="000000"/>
+          <w:sz w:val="20"/>
+          <w:rFonts w:ascii="Consolas" w:hAnsi="Consolas"/>
+        </w:rPr>
+        <w:t>availability)</w:t>
+      </w:r>
+      <w:r>
+        <w:rPr>
+          <w:rFonts w:ascii="Consolas" w:hAnsi="Consolas"/>
+          <w:b w:val="0"/>
+          <w:color w:val="000000"/>
+          <w:sz w:val="20"/>
+          <w:rFonts w:ascii="Consolas" w:hAnsi="Consolas"/>
+        </w:rPr>
+        <w:t xml:space="preserve"> </w:t>
+      </w:r>
+      <w:r>
+        <w:rPr>
+          <w:rFonts w:ascii="Consolas" w:hAnsi="Consolas"/>
+          <w:b w:val="0"/>
+          <w:color w:val="000000"/>
+          <w:sz w:val="20"/>
+          <w:rFonts w:ascii="Consolas" w:hAnsi="Consolas"/>
+        </w:rPr>
+        <w:t>…</w:t>
+      </w:r>
+      <w:r>
+        <w:rPr>
+          <w:rFonts w:ascii="Consolas" w:hAnsi="Consolas"/>
+          <w:b w:val="0"/>
+          <w:color w:val="000000"/>
+          <w:sz w:val="20"/>
+          <w:rFonts w:ascii="Consolas" w:hAnsi="Consolas"/>
+        </w:rPr>
+        <w:t xml:space="preserve"> </w:t>
+      </w:r>
+      <w:r>
+        <w:rPr>
+          <w:rFonts w:ascii="Consolas" w:hAnsi="Consolas"/>
+          <w:b w:val="0"/>
+          <w:color w:val="000000"/>
+          <w:sz w:val="20"/>
+          <w:rFonts w:ascii="Consolas" w:hAnsi="Consolas"/>
+        </w:rPr>
+        <w:t>Servers</w:t>
+      </w:r>
+      <w:r>
+        <w:rPr>
+          <w:rFonts w:ascii="Consolas" w:hAnsi="Consolas"/>
+          <w:b w:val="0"/>
+          <w:color w:val="000000"/>
+          <w:sz w:val="20"/>
+          <w:rFonts w:ascii="Consolas" w:hAnsi="Consolas"/>
+        </w:rPr>
+        <w:t xml:space="preserve"> </w:t>
+      </w:r>
+      <w:r>
+        <w:rPr>
+          <w:rFonts w:ascii="Consolas" w:hAnsi="Consolas"/>
+          <w:b w:val="0"/>
+          <w:color w:val="000000"/>
+          <w:sz w:val="20"/>
+          <w:rFonts w:ascii="Consolas" w:hAnsi="Consolas"/>
+        </w:rPr>
+        <w:t>that</w:t>
+      </w:r>
+      <w:r>
+        <w:rPr>
+          <w:rFonts w:ascii="Consolas" w:hAnsi="Consolas"/>
+          <w:b w:val="0"/>
+          <w:color w:val="000000"/>
+          <w:sz w:val="20"/>
+          <w:rFonts w:ascii="Consolas" w:hAnsi="Consolas"/>
+        </w:rPr>
+        <w:t xml:space="preserve"> </w:t>
+      </w:r>
+      <w:r>
+        <w:rPr>
+          <w:rFonts w:ascii="Consolas" w:hAnsi="Consolas"/>
+          <w:b w:val="0"/>
+          <w:color w:val="000000"/>
+          <w:sz w:val="20"/>
+          <w:rFonts w:ascii="Consolas" w:hAnsi="Consolas"/>
+        </w:rPr>
+        <w:t>can</w:t>
+      </w:r>
+      <w:r>
+        <w:rPr>
+          <w:rFonts w:ascii="Consolas" w:hAnsi="Consolas"/>
+          <w:b w:val="0"/>
+          <w:color w:val="000000"/>
+          <w:sz w:val="20"/>
+          <w:rFonts w:ascii="Consolas" w:hAnsi="Consolas"/>
+        </w:rPr>
+        <w:t xml:space="preserve"> </w:t>
+      </w:r>
+      <w:r>
+        <w:rPr>
+          <w:rFonts w:ascii="Consolas" w:hAnsi="Consolas"/>
+          <w:b w:val="0"/>
+          <w:color w:val="000000"/>
+          <w:sz w:val="20"/>
+          <w:rFonts w:ascii="Consolas" w:hAnsi="Consolas"/>
+        </w:rPr>
+        <w:t>modify</w:t>
+      </w:r>
+      <w:r>
+        <w:rPr>
+          <w:rFonts w:ascii="Consolas" w:hAnsi="Consolas"/>
+          <w:b w:val="0"/>
+          <w:color w:val="000000"/>
+          <w:sz w:val="20"/>
+          <w:rFonts w:ascii="Consolas" w:hAnsi="Consolas"/>
+        </w:rPr>
+        <w:t xml:space="preserve"> </w:t>
+      </w:r>
+      <w:r>
+        <w:rPr>
+          <w:rFonts w:ascii="Consolas" w:hAnsi="Consolas"/>
+          <w:b w:val="0"/>
+          <w:color w:val="000000"/>
+          <w:sz w:val="20"/>
+          <w:rFonts w:ascii="Consolas" w:hAnsi="Consolas"/>
+        </w:rPr>
+        <w:t>data</w:t>
+      </w:r>
+      <w:r>
+        <w:rPr>
+          <w:rFonts w:ascii="Consolas" w:hAnsi="Consolas"/>
+          <w:b w:val="0"/>
+          <w:color w:val="000000"/>
+          <w:sz w:val="20"/>
+          <w:rFonts w:ascii="Consolas" w:hAnsi="Consolas"/>
+        </w:rPr>
+        <w:t xml:space="preserve"> </w:t>
+      </w:r>
+      <w:r>
+        <w:rPr>
+          <w:rFonts w:ascii="Consolas" w:hAnsi="Consolas"/>
+          <w:b w:val="0"/>
+          <w:color w:val="000000"/>
+          <w:sz w:val="20"/>
+          <w:rFonts w:ascii="Consolas" w:hAnsi="Consolas"/>
+        </w:rPr>
+        <w:t>are</w:t>
+      </w:r>
+      <w:r>
+        <w:rPr>
+          <w:rFonts w:ascii="Consolas" w:hAnsi="Consolas"/>
+          <w:b w:val="0"/>
+          <w:color w:val="000000"/>
+          <w:sz w:val="20"/>
+          <w:rFonts w:ascii="Consolas" w:hAnsi="Consolas"/>
+        </w:rPr>
+        <w:t xml:space="preserve"> </w:t>
+      </w:r>
+      <w:r>
+        <w:rPr>
+          <w:rFonts w:ascii="Consolas" w:hAnsi="Consolas"/>
+          <w:b w:val="0"/>
+          <w:color w:val="000000"/>
+          <w:sz w:val="20"/>
+          <w:rFonts w:ascii="Consolas" w:hAnsi="Consolas"/>
+        </w:rPr>
+        <w:t>called</w:t>
+      </w:r>
+      <w:r>
+        <w:rPr>
+          <w:rFonts w:ascii="Consolas" w:hAnsi="Consolas"/>
+          <w:b w:val="0"/>
+          <w:color w:val="000000"/>
+          <w:sz w:val="20"/>
+          <w:rFonts w:ascii="Consolas" w:hAnsi="Consolas"/>
+        </w:rPr>
+        <w:t xml:space="preserve"> </w:t>
+      </w:r>
+      <w:r>
+        <w:rPr>
+          <w:rFonts w:ascii="Consolas" w:hAnsi="Consolas"/>
+          <w:b w:val="0"/>
+          <w:color w:val="000000"/>
+          <w:sz w:val="20"/>
+          <w:rFonts w:ascii="Consolas" w:hAnsi="Consolas"/>
+        </w:rPr>
+        <w:t>read/write,</w:t>
+      </w:r>
+      <w:r>
+        <w:rPr>
+          <w:rFonts w:ascii="Consolas" w:hAnsi="Consolas"/>
+          <w:b w:val="0"/>
+          <w:color w:val="000000"/>
+          <w:sz w:val="20"/>
+          <w:rFonts w:ascii="Consolas" w:hAnsi="Consolas"/>
+        </w:rPr>
+        <w:t xml:space="preserve"> </w:t>
+      </w:r>
+      <w:r>
+        <w:rPr>
+          <w:rFonts w:ascii="Consolas" w:hAnsi="Consolas"/>
+          <w:b w:val="0"/>
+          <w:color w:val="000000"/>
+          <w:sz w:val="20"/>
+          <w:rFonts w:ascii="Consolas" w:hAnsi="Consolas"/>
+        </w:rPr>
+        <w:t>master</w:t>
+      </w:r>
+      <w:r>
+        <w:rPr>
+          <w:rFonts w:ascii="Consolas" w:hAnsi="Consolas"/>
+          <w:b w:val="0"/>
+          <w:color w:val="000000"/>
+          <w:sz w:val="20"/>
+          <w:rFonts w:ascii="Consolas" w:hAnsi="Consolas"/>
+        </w:rPr>
+        <w:t xml:space="preserve"> </w:t>
+      </w:r>
+      <w:r>
+        <w:rPr>
+          <w:rFonts w:ascii="Consolas" w:hAnsi="Consolas"/>
+          <w:b w:val="0"/>
+          <w:color w:val="000000"/>
+          <w:sz w:val="20"/>
+          <w:rFonts w:ascii="Consolas" w:hAnsi="Consolas"/>
+        </w:rPr>
+        <w:t>or</w:t>
+      </w:r>
+      <w:r>
+        <w:rPr>
+          <w:rFonts w:ascii="Consolas" w:hAnsi="Consolas"/>
+          <w:b w:val="0"/>
+          <w:color w:val="000000"/>
+          <w:sz w:val="20"/>
+          <w:rFonts w:ascii="Consolas" w:hAnsi="Consolas"/>
+        </w:rPr>
+        <w:t xml:space="preserve"> </w:t>
+      </w:r>
+      <w:r>
+        <w:rPr>
+          <w:rFonts w:ascii="Consolas" w:hAnsi="Consolas"/>
+          <w:b w:val="0"/>
+          <w:color w:val="000000"/>
+          <w:sz w:val="20"/>
+          <w:rFonts w:ascii="Consolas" w:hAnsi="Consolas"/>
+        </w:rPr>
+        <w:t>primary</w:t>
+      </w:r>
+      <w:r>
+        <w:rPr>
+          <w:rFonts w:ascii="Consolas" w:hAnsi="Consolas"/>
+          <w:b w:val="0"/>
+          <w:color w:val="000000"/>
+          <w:sz w:val="20"/>
+          <w:rFonts w:ascii="Consolas" w:hAnsi="Consolas"/>
+        </w:rPr>
+        <w:t xml:space="preserve"> </w:t>
+      </w:r>
+      <w:r>
+        <w:rPr>
+          <w:rFonts w:ascii="Consolas" w:hAnsi="Consolas"/>
+          <w:b w:val="0"/>
+          <w:color w:val="000000"/>
+          <w:sz w:val="20"/>
+          <w:rFonts w:ascii="Consolas" w:hAnsi="Consolas"/>
+        </w:rPr>
+        <w:t>servers.</w:t>
+      </w:r>
+      <w:r>
+        <w:rPr>
+          <w:rFonts w:ascii="Consolas" w:hAnsi="Consolas"/>
+          <w:b w:val="0"/>
+          <w:color w:val="000000"/>
+          <w:sz w:val="20"/>
+          <w:rFonts w:ascii="Consolas" w:hAnsi="Consolas"/>
+        </w:rPr>
+        <w:t xml:space="preserve"> </w:t>
+      </w:r>
+      <w:r>
+        <w:rPr>
+          <w:rFonts w:ascii="Consolas" w:hAnsi="Consolas"/>
+          <w:b w:val="0"/>
+          <w:color w:val="000000"/>
+          <w:sz w:val="20"/>
+          <w:rFonts w:ascii="Consolas" w:hAnsi="Consolas"/>
+        </w:rPr>
+        <w:t>Servers</w:t>
+      </w:r>
+      <w:r>
+        <w:rPr>
+          <w:rFonts w:ascii="Consolas" w:hAnsi="Consolas"/>
+          <w:b w:val="0"/>
+          <w:color w:val="000000"/>
+          <w:sz w:val="20"/>
+          <w:rFonts w:ascii="Consolas" w:hAnsi="Consolas"/>
+        </w:rPr>
+        <w:t xml:space="preserve"> </w:t>
+      </w:r>
+      <w:r>
+        <w:rPr>
+          <w:rFonts w:ascii="Consolas" w:hAnsi="Consolas"/>
+          <w:b w:val="0"/>
+          <w:color w:val="000000"/>
+          <w:sz w:val="20"/>
+          <w:rFonts w:ascii="Consolas" w:hAnsi="Consolas"/>
+        </w:rPr>
+        <w:t>that</w:t>
+      </w:r>
+      <w:r>
+        <w:rPr>
+          <w:rFonts w:ascii="Consolas" w:hAnsi="Consolas"/>
+          <w:b w:val="0"/>
+          <w:color w:val="000000"/>
+          <w:sz w:val="20"/>
+          <w:rFonts w:ascii="Consolas" w:hAnsi="Consolas"/>
+        </w:rPr>
+        <w:t xml:space="preserve"> </w:t>
+      </w:r>
+      <w:r>
+        <w:rPr>
+          <w:rFonts w:ascii="Consolas" w:hAnsi="Consolas"/>
+          <w:b w:val="0"/>
+          <w:color w:val="000000"/>
+          <w:sz w:val="20"/>
+          <w:rFonts w:ascii="Consolas" w:hAnsi="Consolas"/>
+        </w:rPr>
+        <w:t>track</w:t>
+      </w:r>
+      <w:r>
+        <w:rPr>
+          <w:rFonts w:ascii="Consolas" w:hAnsi="Consolas"/>
+          <w:b w:val="0"/>
+          <w:color w:val="000000"/>
+          <w:sz w:val="20"/>
+          <w:rFonts w:ascii="Consolas" w:hAnsi="Consolas"/>
+        </w:rPr>
+        <w:t xml:space="preserve"> </w:t>
+      </w:r>
+      <w:r>
+        <w:rPr>
+          <w:rFonts w:ascii="Consolas" w:hAnsi="Consolas"/>
+          <w:b w:val="0"/>
+          <w:color w:val="000000"/>
+          <w:sz w:val="20"/>
+          <w:rFonts w:ascii="Consolas" w:hAnsi="Consolas"/>
+        </w:rPr>
+        <w:t>changes</w:t>
+      </w:r>
+      <w:r>
+        <w:rPr>
+          <w:rFonts w:ascii="Consolas" w:hAnsi="Consolas"/>
+          <w:b w:val="0"/>
+          <w:color w:val="000000"/>
+          <w:sz w:val="20"/>
+          <w:rFonts w:ascii="Consolas" w:hAnsi="Consolas"/>
+        </w:rPr>
+        <w:t xml:space="preserve"> </w:t>
+      </w:r>
+      <w:r>
+        <w:rPr>
+          <w:rFonts w:ascii="Consolas" w:hAnsi="Consolas"/>
+          <w:b w:val="0"/>
+          <w:color w:val="000000"/>
+          <w:sz w:val="20"/>
+          <w:rFonts w:ascii="Consolas" w:hAnsi="Consolas"/>
+        </w:rPr>
+        <w:t>in</w:t>
+      </w:r>
+      <w:r>
+        <w:rPr>
+          <w:rFonts w:ascii="Consolas" w:hAnsi="Consolas"/>
+          <w:b w:val="0"/>
+          <w:color w:val="000000"/>
+          <w:sz w:val="20"/>
+          <w:rFonts w:ascii="Consolas" w:hAnsi="Consolas"/>
+        </w:rPr>
+        <w:t xml:space="preserve"> </w:t>
+      </w:r>
+      <w:r>
+        <w:rPr>
+          <w:rFonts w:ascii="Consolas" w:hAnsi="Consolas"/>
+          <w:b w:val="0"/>
+          <w:color w:val="000000"/>
+          <w:sz w:val="20"/>
+          <w:rFonts w:ascii="Consolas" w:hAnsi="Consolas"/>
+        </w:rPr>
+        <w:t>the</w:t>
+      </w:r>
+      <w:r>
+        <w:rPr>
+          <w:rFonts w:ascii="Consolas" w:hAnsi="Consolas"/>
+          <w:b w:val="0"/>
+          <w:color w:val="000000"/>
+          <w:sz w:val="20"/>
+          <w:rFonts w:ascii="Consolas" w:hAnsi="Consolas"/>
+        </w:rPr>
+        <w:t xml:space="preserve"> </w:t>
+      </w:r>
+      <w:r>
+        <w:rPr>
+          <w:rFonts w:ascii="Consolas" w:hAnsi="Consolas"/>
+          <w:b w:val="0"/>
+          <w:color w:val="000000"/>
+          <w:sz w:val="20"/>
+          <w:rFonts w:ascii="Consolas" w:hAnsi="Consolas"/>
+        </w:rPr>
+        <w:t>primary</w:t>
+      </w:r>
+      <w:r>
+        <w:rPr>
+          <w:rFonts w:ascii="Consolas" w:hAnsi="Consolas"/>
+          <w:b w:val="0"/>
+          <w:color w:val="000000"/>
+          <w:sz w:val="20"/>
+          <w:rFonts w:ascii="Consolas" w:hAnsi="Consolas"/>
+        </w:rPr>
+        <w:t xml:space="preserve"> </w:t>
+      </w:r>
+      <w:r>
+        <w:rPr>
+          <w:rFonts w:ascii="Consolas" w:hAnsi="Consolas"/>
+          <w:b w:val="0"/>
+          <w:color w:val="000000"/>
+          <w:sz w:val="20"/>
+          <w:rFonts w:ascii="Consolas" w:hAnsi="Consolas"/>
+        </w:rPr>
+        <w:t>are</w:t>
+      </w:r>
+      <w:r>
+        <w:rPr>
+          <w:rFonts w:ascii="Consolas" w:hAnsi="Consolas"/>
+          <w:b w:val="0"/>
+          <w:color w:val="000000"/>
+          <w:sz w:val="20"/>
+          <w:rFonts w:ascii="Consolas" w:hAnsi="Consolas"/>
+        </w:rPr>
+        <w:t xml:space="preserve"> </w:t>
+      </w:r>
+      <w:r>
+        <w:rPr>
+          <w:rFonts w:ascii="Consolas" w:hAnsi="Consolas"/>
+          <w:b w:val="0"/>
+          <w:color w:val="000000"/>
+          <w:sz w:val="20"/>
+          <w:rFonts w:ascii="Consolas" w:hAnsi="Consolas"/>
+        </w:rPr>
+        <w:t>called</w:t>
+      </w:r>
+      <w:r>
+        <w:rPr>
+          <w:rFonts w:ascii="Consolas" w:hAnsi="Consolas"/>
+          <w:b w:val="0"/>
+          <w:color w:val="000000"/>
+          <w:sz w:val="20"/>
+          <w:rFonts w:ascii="Consolas" w:hAnsi="Consolas"/>
+        </w:rPr>
+        <w:t xml:space="preserve"> </w:t>
+      </w:r>
+      <w:r>
+        <w:rPr>
+          <w:rFonts w:ascii="Consolas" w:hAnsi="Consolas"/>
+          <w:b w:val="0"/>
+          <w:color w:val="000000"/>
+          <w:sz w:val="20"/>
+          <w:rFonts w:ascii="Consolas" w:hAnsi="Consolas"/>
+        </w:rPr>
+        <w:t>standby</w:t>
+      </w:r>
+      <w:r>
+        <w:rPr>
+          <w:rFonts w:ascii="Consolas" w:hAnsi="Consolas"/>
+          <w:b w:val="0"/>
+          <w:color w:val="000000"/>
+          <w:sz w:val="20"/>
+          <w:rFonts w:ascii="Consolas" w:hAnsi="Consolas"/>
+        </w:rPr>
+        <w:t xml:space="preserve"> </w:t>
+      </w:r>
+      <w:r>
+        <w:rPr>
+          <w:rFonts w:ascii="Consolas" w:hAnsi="Consolas"/>
+          <w:b w:val="0"/>
+          <w:color w:val="000000"/>
+          <w:sz w:val="20"/>
+          <w:rFonts w:ascii="Consolas" w:hAnsi="Consolas"/>
+        </w:rPr>
+        <w:t>or</w:t>
+      </w:r>
+      <w:r>
+        <w:rPr>
+          <w:rFonts w:ascii="Consolas" w:hAnsi="Consolas"/>
+          <w:b w:val="0"/>
+          <w:color w:val="000000"/>
+          <w:sz w:val="20"/>
+          <w:rFonts w:ascii="Consolas" w:hAnsi="Consolas"/>
+        </w:rPr>
+        <w:t xml:space="preserve"> </w:t>
+      </w:r>
+      <w:r>
+        <w:rPr>
+          <w:rFonts w:ascii="Consolas" w:hAnsi="Consolas"/>
+          <w:b w:val="0"/>
+          <w:color w:val="000000"/>
+          <w:sz w:val="20"/>
+          <w:rFonts w:ascii="Consolas" w:hAnsi="Consolas"/>
+        </w:rPr>
+        <w:t>secondary</w:t>
+      </w:r>
+      <w:r>
+        <w:rPr>
+          <w:rFonts w:ascii="Consolas" w:hAnsi="Consolas"/>
+          <w:b w:val="0"/>
+          <w:color w:val="000000"/>
+          <w:sz w:val="20"/>
+          <w:rFonts w:ascii="Consolas" w:hAnsi="Consolas"/>
+        </w:rPr>
+        <w:t xml:space="preserve"> </w:t>
+      </w:r>
+      <w:r>
+        <w:rPr>
+          <w:rFonts w:ascii="Consolas" w:hAnsi="Consolas"/>
+          <w:b w:val="0"/>
+          <w:color w:val="000000"/>
+          <w:sz w:val="20"/>
+          <w:rFonts w:ascii="Consolas" w:hAnsi="Consolas"/>
+        </w:rPr>
+        <w:t>servers.</w:t>
+      </w:r>
+      <w:r>
+        <w:br/>
+      </w:r>
+      <w:r>
+        <w:rPr>
+          <w:rFonts w:ascii="Consolas" w:hAnsi="Consolas"/>
+          <w:b w:val="0"/>
+          <w:color w:val="1995A0"/>
+          <w:sz w:val="20"/>
+          <w:rFonts w:ascii="Consolas" w:hAnsi="Consolas"/>
+        </w:rPr>
+        <w:t>-----------------------------------------------------------------------</w:t>
+      </w:r>
+    </w:p>
+    <w:p/>
+    <w:p/>
+    <w:p>
+      <w:r>
+        <w:t>Перевод:</w:t>
       </w:r>
     </w:p>
     <w:p>
@@ -972,7 +3585,714 @@
           <w:sz w:val="20"/>
           <w:rFonts w:ascii="Consolas" w:hAnsi="Consolas"/>
         </w:rPr>
-        <w:t>• БД — PostgreSQL как StatefulSet в k3s (self-hosted);</w:t>
+        <w:t>Перевод на русский</w:t>
+      </w:r>
+    </w:p>
+    <w:p/>
+    <w:p>
+      <w:pPr>
+        <w:shd w:val="clear" w:color="auto" w:fill="E7E6E6"/>
+      </w:pPr>
+      <w:r>
+        <w:rPr>
+          <w:rFonts w:ascii="Consolas" w:hAnsi="Consolas"/>
+          <w:b w:val="0"/>
+          <w:color w:val="1995A0"/>
+          <w:sz w:val="20"/>
+          <w:rFonts w:ascii="Consolas" w:hAnsi="Consolas"/>
+        </w:rPr>
+        <w:t>-----------------------------------------------------------------------</w:t>
+      </w:r>
+      <w:r>
+        <w:br/>
+      </w:r>
+      <w:r>
+        <w:rPr>
+          <w:rFonts w:ascii="Consolas" w:hAnsi="Consolas"/>
+          <w:b w:val="0"/>
+          <w:color w:val="1995A0"/>
+          <w:sz w:val="20"/>
+          <w:rFonts w:ascii="Consolas" w:hAnsi="Consolas"/>
+        </w:rPr>
+        <w:t>Серверы</w:t>
+      </w:r>
+      <w:r>
+        <w:rPr>
+          <w:rFonts w:ascii="Consolas" w:hAnsi="Consolas"/>
+          <w:b w:val="0"/>
+          <w:color w:val="000000"/>
+          <w:sz w:val="20"/>
+          <w:rFonts w:ascii="Consolas" w:hAnsi="Consolas"/>
+        </w:rPr>
+        <w:t xml:space="preserve"> </w:t>
+      </w:r>
+      <w:r>
+        <w:rPr>
+          <w:rFonts w:ascii="Consolas" w:hAnsi="Consolas"/>
+          <w:b w:val="0"/>
+          <w:color w:val="000000"/>
+          <w:sz w:val="20"/>
+          <w:rFonts w:ascii="Consolas" w:hAnsi="Consolas"/>
+        </w:rPr>
+        <w:t>баз</w:t>
+      </w:r>
+      <w:r>
+        <w:rPr>
+          <w:rFonts w:ascii="Consolas" w:hAnsi="Consolas"/>
+          <w:b w:val="0"/>
+          <w:color w:val="000000"/>
+          <w:sz w:val="20"/>
+          <w:rFonts w:ascii="Consolas" w:hAnsi="Consolas"/>
+        </w:rPr>
+        <w:t xml:space="preserve"> </w:t>
+      </w:r>
+      <w:r>
+        <w:rPr>
+          <w:rFonts w:ascii="Consolas" w:hAnsi="Consolas"/>
+          <w:b w:val="0"/>
+          <w:color w:val="000000"/>
+          <w:sz w:val="20"/>
+          <w:rFonts w:ascii="Consolas" w:hAnsi="Consolas"/>
+        </w:rPr>
+        <w:t>данных</w:t>
+      </w:r>
+      <w:r>
+        <w:rPr>
+          <w:rFonts w:ascii="Consolas" w:hAnsi="Consolas"/>
+          <w:b w:val="0"/>
+          <w:color w:val="000000"/>
+          <w:sz w:val="20"/>
+          <w:rFonts w:ascii="Consolas" w:hAnsi="Consolas"/>
+        </w:rPr>
+        <w:t xml:space="preserve"> </w:t>
+      </w:r>
+      <w:r>
+        <w:rPr>
+          <w:rFonts w:ascii="Consolas" w:hAnsi="Consolas"/>
+          <w:b w:val="0"/>
+          <w:color w:val="000000"/>
+          <w:sz w:val="20"/>
+          <w:rFonts w:ascii="Consolas" w:hAnsi="Consolas"/>
+        </w:rPr>
+        <w:t>могут</w:t>
+      </w:r>
+      <w:r>
+        <w:rPr>
+          <w:rFonts w:ascii="Consolas" w:hAnsi="Consolas"/>
+          <w:b w:val="0"/>
+          <w:color w:val="000000"/>
+          <w:sz w:val="20"/>
+          <w:rFonts w:ascii="Consolas" w:hAnsi="Consolas"/>
+        </w:rPr>
+        <w:t xml:space="preserve"> </w:t>
+      </w:r>
+      <w:r>
+        <w:rPr>
+          <w:rFonts w:ascii="Consolas" w:hAnsi="Consolas"/>
+          <w:b w:val="0"/>
+          <w:color w:val="000000"/>
+          <w:sz w:val="20"/>
+          <w:rFonts w:ascii="Consolas" w:hAnsi="Consolas"/>
+        </w:rPr>
+        <w:t>работать</w:t>
+      </w:r>
+      <w:r>
+        <w:rPr>
+          <w:rFonts w:ascii="Consolas" w:hAnsi="Consolas"/>
+          <w:b w:val="0"/>
+          <w:color w:val="000000"/>
+          <w:sz w:val="20"/>
+          <w:rFonts w:ascii="Consolas" w:hAnsi="Consolas"/>
+        </w:rPr>
+        <w:t xml:space="preserve"> </w:t>
+      </w:r>
+      <w:r>
+        <w:rPr>
+          <w:rFonts w:ascii="Consolas" w:hAnsi="Consolas"/>
+          <w:b w:val="0"/>
+          <w:color w:val="000000"/>
+          <w:sz w:val="20"/>
+          <w:rFonts w:ascii="Consolas" w:hAnsi="Consolas"/>
+        </w:rPr>
+        <w:t>вместе,</w:t>
+      </w:r>
+      <w:r>
+        <w:rPr>
+          <w:rFonts w:ascii="Consolas" w:hAnsi="Consolas"/>
+          <w:b w:val="0"/>
+          <w:color w:val="000000"/>
+          <w:sz w:val="20"/>
+          <w:rFonts w:ascii="Consolas" w:hAnsi="Consolas"/>
+        </w:rPr>
+        <w:t xml:space="preserve"> </w:t>
+      </w:r>
+      <w:r>
+        <w:rPr>
+          <w:rFonts w:ascii="Consolas" w:hAnsi="Consolas"/>
+          <w:b w:val="0"/>
+          <w:color w:val="000000"/>
+          <w:sz w:val="20"/>
+          <w:rFonts w:ascii="Consolas" w:hAnsi="Consolas"/>
+        </w:rPr>
+        <w:t>чтобы</w:t>
+      </w:r>
+      <w:r>
+        <w:rPr>
+          <w:rFonts w:ascii="Consolas" w:hAnsi="Consolas"/>
+          <w:b w:val="0"/>
+          <w:color w:val="000000"/>
+          <w:sz w:val="20"/>
+          <w:rFonts w:ascii="Consolas" w:hAnsi="Consolas"/>
+        </w:rPr>
+        <w:t xml:space="preserve"> </w:t>
+      </w:r>
+      <w:r>
+        <w:rPr>
+          <w:rFonts w:ascii="Consolas" w:hAnsi="Consolas"/>
+          <w:b w:val="0"/>
+          <w:color w:val="000000"/>
+          <w:sz w:val="20"/>
+          <w:rFonts w:ascii="Consolas" w:hAnsi="Consolas"/>
+        </w:rPr>
+        <w:t>второй</w:t>
+      </w:r>
+      <w:r>
+        <w:rPr>
+          <w:rFonts w:ascii="Consolas" w:hAnsi="Consolas"/>
+          <w:b w:val="0"/>
+          <w:color w:val="000000"/>
+          <w:sz w:val="20"/>
+          <w:rFonts w:ascii="Consolas" w:hAnsi="Consolas"/>
+        </w:rPr>
+        <w:t xml:space="preserve"> </w:t>
+      </w:r>
+      <w:r>
+        <w:rPr>
+          <w:rFonts w:ascii="Consolas" w:hAnsi="Consolas"/>
+          <w:b w:val="0"/>
+          <w:color w:val="000000"/>
+          <w:sz w:val="20"/>
+          <w:rFonts w:ascii="Consolas" w:hAnsi="Consolas"/>
+        </w:rPr>
+        <w:t>сервер</w:t>
+      </w:r>
+      <w:r>
+        <w:rPr>
+          <w:rFonts w:ascii="Consolas" w:hAnsi="Consolas"/>
+          <w:b w:val="0"/>
+          <w:color w:val="000000"/>
+          <w:sz w:val="20"/>
+          <w:rFonts w:ascii="Consolas" w:hAnsi="Consolas"/>
+        </w:rPr>
+        <w:t xml:space="preserve"> </w:t>
+      </w:r>
+      <w:r>
+        <w:rPr>
+          <w:rFonts w:ascii="Consolas" w:hAnsi="Consolas"/>
+          <w:b w:val="0"/>
+          <w:color w:val="000000"/>
+          <w:sz w:val="20"/>
+          <w:rFonts w:ascii="Consolas" w:hAnsi="Consolas"/>
+        </w:rPr>
+        <w:t>быстро</w:t>
+      </w:r>
+      <w:r>
+        <w:rPr>
+          <w:rFonts w:ascii="Consolas" w:hAnsi="Consolas"/>
+          <w:b w:val="0"/>
+          <w:color w:val="000000"/>
+          <w:sz w:val="20"/>
+          <w:rFonts w:ascii="Consolas" w:hAnsi="Consolas"/>
+        </w:rPr>
+        <w:t xml:space="preserve"> </w:t>
+      </w:r>
+      <w:r>
+        <w:rPr>
+          <w:rFonts w:ascii="Consolas" w:hAnsi="Consolas"/>
+          <w:b w:val="0"/>
+          <w:color w:val="000000"/>
+          <w:sz w:val="20"/>
+          <w:rFonts w:ascii="Consolas" w:hAnsi="Consolas"/>
+        </w:rPr>
+        <w:t>принял</w:t>
+      </w:r>
+      <w:r>
+        <w:rPr>
+          <w:rFonts w:ascii="Consolas" w:hAnsi="Consolas"/>
+          <w:b w:val="0"/>
+          <w:color w:val="000000"/>
+          <w:sz w:val="20"/>
+          <w:rFonts w:ascii="Consolas" w:hAnsi="Consolas"/>
+        </w:rPr>
+        <w:t xml:space="preserve"> </w:t>
+      </w:r>
+      <w:r>
+        <w:rPr>
+          <w:rFonts w:ascii="Consolas" w:hAnsi="Consolas"/>
+          <w:b w:val="0"/>
+          <w:color w:val="000000"/>
+          <w:sz w:val="20"/>
+          <w:rFonts w:ascii="Consolas" w:hAnsi="Consolas"/>
+        </w:rPr>
+        <w:t>нагрузку,</w:t>
+      </w:r>
+      <w:r>
+        <w:rPr>
+          <w:rFonts w:ascii="Consolas" w:hAnsi="Consolas"/>
+          <w:b w:val="0"/>
+          <w:color w:val="000000"/>
+          <w:sz w:val="20"/>
+          <w:rFonts w:ascii="Consolas" w:hAnsi="Consolas"/>
+        </w:rPr>
+        <w:t xml:space="preserve"> </w:t>
+      </w:r>
+      <w:r>
+        <w:rPr>
+          <w:rFonts w:ascii="Consolas" w:hAnsi="Consolas"/>
+          <w:b w:val="0"/>
+          <w:color w:val="000000"/>
+          <w:sz w:val="20"/>
+          <w:rFonts w:ascii="Consolas" w:hAnsi="Consolas"/>
+        </w:rPr>
+        <w:t>если</w:t>
+      </w:r>
+      <w:r>
+        <w:rPr>
+          <w:rFonts w:ascii="Consolas" w:hAnsi="Consolas"/>
+          <w:b w:val="0"/>
+          <w:color w:val="000000"/>
+          <w:sz w:val="20"/>
+          <w:rFonts w:ascii="Consolas" w:hAnsi="Consolas"/>
+        </w:rPr>
+        <w:t xml:space="preserve"> </w:t>
+      </w:r>
+      <w:r>
+        <w:rPr>
+          <w:rFonts w:ascii="Consolas" w:hAnsi="Consolas"/>
+          <w:b w:val="0"/>
+          <w:color w:val="000000"/>
+          <w:sz w:val="20"/>
+          <w:rFonts w:ascii="Consolas" w:hAnsi="Consolas"/>
+        </w:rPr>
+        <w:t>primary</w:t>
+      </w:r>
+      <w:r>
+        <w:rPr>
+          <w:rFonts w:ascii="Consolas" w:hAnsi="Consolas"/>
+          <w:b w:val="0"/>
+          <w:color w:val="000000"/>
+          <w:sz w:val="20"/>
+          <w:rFonts w:ascii="Consolas" w:hAnsi="Consolas"/>
+        </w:rPr>
+        <w:t xml:space="preserve"> </w:t>
+      </w:r>
+      <w:r>
+        <w:rPr>
+          <w:rFonts w:ascii="Consolas" w:hAnsi="Consolas"/>
+          <w:b w:val="0"/>
+          <w:color w:val="000000"/>
+          <w:sz w:val="20"/>
+          <w:rFonts w:ascii="Consolas" w:hAnsi="Consolas"/>
+        </w:rPr>
+        <w:t>отказал</w:t>
+      </w:r>
+      <w:r>
+        <w:rPr>
+          <w:rFonts w:ascii="Consolas" w:hAnsi="Consolas"/>
+          <w:b w:val="0"/>
+          <w:color w:val="000000"/>
+          <w:sz w:val="20"/>
+          <w:rFonts w:ascii="Consolas" w:hAnsi="Consolas"/>
+        </w:rPr>
+        <w:t xml:space="preserve"> </w:t>
+      </w:r>
+      <w:r>
+        <w:rPr>
+          <w:rFonts w:ascii="Consolas" w:hAnsi="Consolas"/>
+          <w:b w:val="0"/>
+          <w:color w:val="000000"/>
+          <w:sz w:val="20"/>
+          <w:rFonts w:ascii="Consolas" w:hAnsi="Consolas"/>
+        </w:rPr>
+        <w:t>(высокая</w:t>
+      </w:r>
+      <w:r>
+        <w:rPr>
+          <w:rFonts w:ascii="Consolas" w:hAnsi="Consolas"/>
+          <w:b w:val="0"/>
+          <w:color w:val="000000"/>
+          <w:sz w:val="20"/>
+          <w:rFonts w:ascii="Consolas" w:hAnsi="Consolas"/>
+        </w:rPr>
+        <w:t xml:space="preserve"> </w:t>
+      </w:r>
+      <w:r>
+        <w:rPr>
+          <w:rFonts w:ascii="Consolas" w:hAnsi="Consolas"/>
+          <w:b w:val="0"/>
+          <w:color w:val="000000"/>
+          <w:sz w:val="20"/>
+          <w:rFonts w:ascii="Consolas" w:hAnsi="Consolas"/>
+        </w:rPr>
+        <w:t>доступность).</w:t>
+      </w:r>
+      <w:r>
+        <w:rPr>
+          <w:rFonts w:ascii="Consolas" w:hAnsi="Consolas"/>
+          <w:b w:val="0"/>
+          <w:color w:val="000000"/>
+          <w:sz w:val="20"/>
+          <w:rFonts w:ascii="Consolas" w:hAnsi="Consolas"/>
+        </w:rPr>
+        <w:t xml:space="preserve"> </w:t>
+      </w:r>
+      <w:r>
+        <w:rPr>
+          <w:rFonts w:ascii="Consolas" w:hAnsi="Consolas"/>
+          <w:b w:val="0"/>
+          <w:color w:val="000000"/>
+          <w:sz w:val="20"/>
+          <w:rFonts w:ascii="Consolas" w:hAnsi="Consolas"/>
+        </w:rPr>
+        <w:t>Серверы,</w:t>
+      </w:r>
+      <w:r>
+        <w:rPr>
+          <w:rFonts w:ascii="Consolas" w:hAnsi="Consolas"/>
+          <w:b w:val="0"/>
+          <w:color w:val="000000"/>
+          <w:sz w:val="20"/>
+          <w:rFonts w:ascii="Consolas" w:hAnsi="Consolas"/>
+        </w:rPr>
+        <w:t xml:space="preserve"> </w:t>
+      </w:r>
+      <w:r>
+        <w:rPr>
+          <w:rFonts w:ascii="Consolas" w:hAnsi="Consolas"/>
+          <w:b w:val="0"/>
+          <w:color w:val="000000"/>
+          <w:sz w:val="20"/>
+          <w:rFonts w:ascii="Consolas" w:hAnsi="Consolas"/>
+        </w:rPr>
+        <w:t>которые</w:t>
+      </w:r>
+      <w:r>
+        <w:rPr>
+          <w:rFonts w:ascii="Consolas" w:hAnsi="Consolas"/>
+          <w:b w:val="0"/>
+          <w:color w:val="000000"/>
+          <w:sz w:val="20"/>
+          <w:rFonts w:ascii="Consolas" w:hAnsi="Consolas"/>
+        </w:rPr>
+        <w:t xml:space="preserve"> </w:t>
+      </w:r>
+      <w:r>
+        <w:rPr>
+          <w:rFonts w:ascii="Consolas" w:hAnsi="Consolas"/>
+          <w:b w:val="0"/>
+          <w:color w:val="000000"/>
+          <w:sz w:val="20"/>
+          <w:rFonts w:ascii="Consolas" w:hAnsi="Consolas"/>
+        </w:rPr>
+        <w:t>могут</w:t>
+      </w:r>
+      <w:r>
+        <w:rPr>
+          <w:rFonts w:ascii="Consolas" w:hAnsi="Consolas"/>
+          <w:b w:val="0"/>
+          <w:color w:val="000000"/>
+          <w:sz w:val="20"/>
+          <w:rFonts w:ascii="Consolas" w:hAnsi="Consolas"/>
+        </w:rPr>
+        <w:t xml:space="preserve"> </w:t>
+      </w:r>
+      <w:r>
+        <w:rPr>
+          <w:rFonts w:ascii="Consolas" w:hAnsi="Consolas"/>
+          <w:b w:val="0"/>
+          <w:color w:val="000000"/>
+          <w:sz w:val="20"/>
+          <w:rFonts w:ascii="Consolas" w:hAnsi="Consolas"/>
+        </w:rPr>
+        <w:t>изменять</w:t>
+      </w:r>
+      <w:r>
+        <w:rPr>
+          <w:rFonts w:ascii="Consolas" w:hAnsi="Consolas"/>
+          <w:b w:val="0"/>
+          <w:color w:val="000000"/>
+          <w:sz w:val="20"/>
+          <w:rFonts w:ascii="Consolas" w:hAnsi="Consolas"/>
+        </w:rPr>
+        <w:t xml:space="preserve"> </w:t>
+      </w:r>
+      <w:r>
+        <w:rPr>
+          <w:rFonts w:ascii="Consolas" w:hAnsi="Consolas"/>
+          <w:b w:val="0"/>
+          <w:color w:val="000000"/>
+          <w:sz w:val="20"/>
+          <w:rFonts w:ascii="Consolas" w:hAnsi="Consolas"/>
+        </w:rPr>
+        <w:t>данные,</w:t>
+      </w:r>
+      <w:r>
+        <w:rPr>
+          <w:rFonts w:ascii="Consolas" w:hAnsi="Consolas"/>
+          <w:b w:val="0"/>
+          <w:color w:val="000000"/>
+          <w:sz w:val="20"/>
+          <w:rFonts w:ascii="Consolas" w:hAnsi="Consolas"/>
+        </w:rPr>
+        <w:t xml:space="preserve"> </w:t>
+      </w:r>
+      <w:r>
+        <w:rPr>
+          <w:rFonts w:ascii="Consolas" w:hAnsi="Consolas"/>
+          <w:b w:val="0"/>
+          <w:color w:val="000000"/>
+          <w:sz w:val="20"/>
+          <w:rFonts w:ascii="Consolas" w:hAnsi="Consolas"/>
+        </w:rPr>
+        <w:t>называют</w:t>
+      </w:r>
+      <w:r>
+        <w:rPr>
+          <w:rFonts w:ascii="Consolas" w:hAnsi="Consolas"/>
+          <w:b w:val="0"/>
+          <w:color w:val="000000"/>
+          <w:sz w:val="20"/>
+          <w:rFonts w:ascii="Consolas" w:hAnsi="Consolas"/>
+        </w:rPr>
+        <w:t xml:space="preserve"> </w:t>
+      </w:r>
+      <w:r>
+        <w:rPr>
+          <w:rFonts w:ascii="Consolas" w:hAnsi="Consolas"/>
+          <w:b w:val="0"/>
+          <w:color w:val="000000"/>
+          <w:sz w:val="20"/>
+          <w:rFonts w:ascii="Consolas" w:hAnsi="Consolas"/>
+        </w:rPr>
+        <w:t>primary.</w:t>
+      </w:r>
+      <w:r>
+        <w:rPr>
+          <w:rFonts w:ascii="Consolas" w:hAnsi="Consolas"/>
+          <w:b w:val="0"/>
+          <w:color w:val="000000"/>
+          <w:sz w:val="20"/>
+          <w:rFonts w:ascii="Consolas" w:hAnsi="Consolas"/>
+        </w:rPr>
+        <w:t xml:space="preserve"> </w:t>
+      </w:r>
+      <w:r>
+        <w:rPr>
+          <w:rFonts w:ascii="Consolas" w:hAnsi="Consolas"/>
+          <w:b w:val="0"/>
+          <w:color w:val="000000"/>
+          <w:sz w:val="20"/>
+          <w:rFonts w:ascii="Consolas" w:hAnsi="Consolas"/>
+        </w:rPr>
+        <w:t>Серверы,</w:t>
+      </w:r>
+      <w:r>
+        <w:rPr>
+          <w:rFonts w:ascii="Consolas" w:hAnsi="Consolas"/>
+          <w:b w:val="0"/>
+          <w:color w:val="000000"/>
+          <w:sz w:val="20"/>
+          <w:rFonts w:ascii="Consolas" w:hAnsi="Consolas"/>
+        </w:rPr>
+        <w:t xml:space="preserve"> </w:t>
+      </w:r>
+      <w:r>
+        <w:rPr>
+          <w:rFonts w:ascii="Consolas" w:hAnsi="Consolas"/>
+          <w:b w:val="0"/>
+          <w:color w:val="000000"/>
+          <w:sz w:val="20"/>
+          <w:rFonts w:ascii="Consolas" w:hAnsi="Consolas"/>
+        </w:rPr>
+        <w:t>которые</w:t>
+      </w:r>
+      <w:r>
+        <w:rPr>
+          <w:rFonts w:ascii="Consolas" w:hAnsi="Consolas"/>
+          <w:b w:val="0"/>
+          <w:color w:val="000000"/>
+          <w:sz w:val="20"/>
+          <w:rFonts w:ascii="Consolas" w:hAnsi="Consolas"/>
+        </w:rPr>
+        <w:t xml:space="preserve"> </w:t>
+      </w:r>
+      <w:r>
+        <w:rPr>
+          <w:rFonts w:ascii="Consolas" w:hAnsi="Consolas"/>
+          <w:b w:val="0"/>
+          <w:color w:val="000000"/>
+          <w:sz w:val="20"/>
+          <w:rFonts w:ascii="Consolas" w:hAnsi="Consolas"/>
+        </w:rPr>
+        <w:t>отслеживают</w:t>
+      </w:r>
+      <w:r>
+        <w:rPr>
+          <w:rFonts w:ascii="Consolas" w:hAnsi="Consolas"/>
+          <w:b w:val="0"/>
+          <w:color w:val="000000"/>
+          <w:sz w:val="20"/>
+          <w:rFonts w:ascii="Consolas" w:hAnsi="Consolas"/>
+        </w:rPr>
+        <w:t xml:space="preserve"> </w:t>
+      </w:r>
+      <w:r>
+        <w:rPr>
+          <w:rFonts w:ascii="Consolas" w:hAnsi="Consolas"/>
+          <w:b w:val="0"/>
+          <w:color w:val="000000"/>
+          <w:sz w:val="20"/>
+          <w:rFonts w:ascii="Consolas" w:hAnsi="Consolas"/>
+        </w:rPr>
+        <w:t>изменения</w:t>
+      </w:r>
+      <w:r>
+        <w:rPr>
+          <w:rFonts w:ascii="Consolas" w:hAnsi="Consolas"/>
+          <w:b w:val="0"/>
+          <w:color w:val="000000"/>
+          <w:sz w:val="20"/>
+          <w:rFonts w:ascii="Consolas" w:hAnsi="Consolas"/>
+        </w:rPr>
+        <w:t xml:space="preserve"> </w:t>
+      </w:r>
+      <w:r>
+        <w:rPr>
+          <w:rFonts w:ascii="Consolas" w:hAnsi="Consolas"/>
+          <w:b w:val="0"/>
+          <w:color w:val="000000"/>
+          <w:sz w:val="20"/>
+          <w:rFonts w:ascii="Consolas" w:hAnsi="Consolas"/>
+        </w:rPr>
+        <w:t>primary,</w:t>
+      </w:r>
+      <w:r>
+        <w:rPr>
+          <w:rFonts w:ascii="Consolas" w:hAnsi="Consolas"/>
+          <w:b w:val="0"/>
+          <w:color w:val="000000"/>
+          <w:sz w:val="20"/>
+          <w:rFonts w:ascii="Consolas" w:hAnsi="Consolas"/>
+        </w:rPr>
+        <w:t xml:space="preserve"> </w:t>
+      </w:r>
+      <w:r>
+        <w:rPr>
+          <w:rFonts w:ascii="Consolas" w:hAnsi="Consolas"/>
+          <w:b w:val="0"/>
+          <w:color w:val="000000"/>
+          <w:sz w:val="20"/>
+          <w:rFonts w:ascii="Consolas" w:hAnsi="Consolas"/>
+        </w:rPr>
+        <w:t>называют</w:t>
+      </w:r>
+      <w:r>
+        <w:rPr>
+          <w:rFonts w:ascii="Consolas" w:hAnsi="Consolas"/>
+          <w:b w:val="0"/>
+          <w:color w:val="000000"/>
+          <w:sz w:val="20"/>
+          <w:rFonts w:ascii="Consolas" w:hAnsi="Consolas"/>
+        </w:rPr>
+        <w:t xml:space="preserve"> </w:t>
+      </w:r>
+      <w:r>
+        <w:rPr>
+          <w:rFonts w:ascii="Consolas" w:hAnsi="Consolas"/>
+          <w:b w:val="0"/>
+          <w:color w:val="000000"/>
+          <w:sz w:val="20"/>
+          <w:rFonts w:ascii="Consolas" w:hAnsi="Consolas"/>
+        </w:rPr>
+        <w:t>standby</w:t>
+      </w:r>
+      <w:r>
+        <w:rPr>
+          <w:rFonts w:ascii="Consolas" w:hAnsi="Consolas"/>
+          <w:b w:val="0"/>
+          <w:color w:val="000000"/>
+          <w:sz w:val="20"/>
+          <w:rFonts w:ascii="Consolas" w:hAnsi="Consolas"/>
+        </w:rPr>
+        <w:t xml:space="preserve"> </w:t>
+      </w:r>
+      <w:r>
+        <w:rPr>
+          <w:rFonts w:ascii="Consolas" w:hAnsi="Consolas"/>
+          <w:b w:val="0"/>
+          <w:color w:val="000000"/>
+          <w:sz w:val="20"/>
+          <w:rFonts w:ascii="Consolas" w:hAnsi="Consolas"/>
+        </w:rPr>
+        <w:t>/</w:t>
+      </w:r>
+      <w:r>
+        <w:rPr>
+          <w:rFonts w:ascii="Consolas" w:hAnsi="Consolas"/>
+          <w:b w:val="0"/>
+          <w:color w:val="000000"/>
+          <w:sz w:val="20"/>
+          <w:rFonts w:ascii="Consolas" w:hAnsi="Consolas"/>
+        </w:rPr>
+        <w:t xml:space="preserve"> </w:t>
+      </w:r>
+      <w:r>
+        <w:rPr>
+          <w:rFonts w:ascii="Consolas" w:hAnsi="Consolas"/>
+          <w:b w:val="0"/>
+          <w:color w:val="000000"/>
+          <w:sz w:val="20"/>
+          <w:rFonts w:ascii="Consolas" w:hAnsi="Consolas"/>
+        </w:rPr>
+        <w:t>replica.</w:t>
+      </w:r>
+      <w:r>
+        <w:br/>
+      </w:r>
+      <w:r>
+        <w:rPr>
+          <w:rFonts w:ascii="Consolas" w:hAnsi="Consolas"/>
+          <w:b w:val="0"/>
+          <w:color w:val="1995A0"/>
+          <w:sz w:val="20"/>
+          <w:rFonts w:ascii="Consolas" w:hAnsi="Consolas"/>
+        </w:rPr>
+        <w:t>-----------------------------------------------------------------------</w:t>
+      </w:r>
+    </w:p>
+    <w:p/>
+    <w:p/>
+    <w:p>
+      <w:r>
+        <w:t>Два контейнера Postgres внутри k3s на тех же worker-нодах, что и приложение, — это не боевой кластер базы. Упала одна worker-машина или общее хранилище — судьба обеих копий общая. Плюс диск в Kubernetes часто сетевой или разделяемый: скачки задержки для WAL сразу бьют по Postgres. Соседние сервисы на том же узле дают noisy neighbor: нагрузка на диск и CPU сайта не должна тормозить записи в базу. Обновление k3s не должно быть окном обслуживания самой БД.</w:t>
+      </w:r>
+    </w:p>
+    <w:p/>
+    <w:p>
+      <w:r>
+        <w:t>Ещё одно уточнение, чтобы не путать слова. Kubernetes даёт перезапуск пода: процесс подняли заново. Failover базы — это другое: старый primary нужно изолировать (fencing), replica — повысить, клиентам указать новый адрес записи. Перезапуск контейнера сам по себе этого не делает. Для такого контура на отдельных машинах обычно берут Patroni: он управляет PostgreSQL и автоматическим переключением primary.</w:t>
+      </w:r>
+    </w:p>
+    <w:p/>
+    <w:p>
+      <w:r>
+        <w:t>Источник: https://patroni.readthedocs.io/en/latest/</w:t>
+      </w:r>
+    </w:p>
+    <w:p/>
+    <w:p>
+      <w:r>
+        <w:t>Цитата:</w:t>
       </w:r>
     </w:p>
     <w:p>
@@ -984,7 +4304,616 @@
           <w:sz w:val="20"/>
           <w:rFonts w:ascii="Consolas" w:hAnsi="Consolas"/>
         </w:rPr>
-        <w:t>• S3 — MinIO на VPS storage (совместимый S3 API);</w:t>
+        <w:t>Оригинал (English)</w:t>
+      </w:r>
+    </w:p>
+    <w:p/>
+    <w:p>
+      <w:pPr>
+        <w:shd w:val="clear" w:color="auto" w:fill="E7E6E6"/>
+      </w:pPr>
+      <w:r>
+        <w:rPr>
+          <w:rFonts w:ascii="Consolas" w:hAnsi="Consolas"/>
+          <w:b w:val="0"/>
+          <w:color w:val="1995A0"/>
+          <w:sz w:val="20"/>
+          <w:rFonts w:ascii="Consolas" w:hAnsi="Consolas"/>
+        </w:rPr>
+        <w:t>-----------------------------------------------------------------------</w:t>
+      </w:r>
+      <w:r>
+        <w:br/>
+      </w:r>
+      <w:r>
+        <w:rPr>
+          <w:rFonts w:ascii="Consolas" w:hAnsi="Consolas"/>
+          <w:b w:val="0"/>
+          <w:color w:val="1995A0"/>
+          <w:sz w:val="20"/>
+          <w:rFonts w:ascii="Consolas" w:hAnsi="Consolas"/>
+        </w:rPr>
+        <w:t>Patroni</w:t>
+      </w:r>
+      <w:r>
+        <w:rPr>
+          <w:rFonts w:ascii="Consolas" w:hAnsi="Consolas"/>
+          <w:b w:val="0"/>
+          <w:color w:val="000000"/>
+          <w:sz w:val="20"/>
+          <w:rFonts w:ascii="Consolas" w:hAnsi="Consolas"/>
+        </w:rPr>
+        <w:t xml:space="preserve"> </w:t>
+      </w:r>
+      <w:r>
+        <w:rPr>
+          <w:rFonts w:ascii="Consolas" w:hAnsi="Consolas"/>
+          <w:b w:val="0"/>
+          <w:color w:val="000000"/>
+          <w:sz w:val="20"/>
+          <w:rFonts w:ascii="Consolas" w:hAnsi="Consolas"/>
+        </w:rPr>
+        <w:t>is</w:t>
+      </w:r>
+      <w:r>
+        <w:rPr>
+          <w:rFonts w:ascii="Consolas" w:hAnsi="Consolas"/>
+          <w:b w:val="0"/>
+          <w:color w:val="000000"/>
+          <w:sz w:val="20"/>
+          <w:rFonts w:ascii="Consolas" w:hAnsi="Consolas"/>
+        </w:rPr>
+        <w:t xml:space="preserve"> </w:t>
+      </w:r>
+      <w:r>
+        <w:rPr>
+          <w:rFonts w:ascii="Consolas" w:hAnsi="Consolas"/>
+          <w:b w:val="0"/>
+          <w:color w:val="000000"/>
+          <w:sz w:val="20"/>
+          <w:rFonts w:ascii="Consolas" w:hAnsi="Consolas"/>
+        </w:rPr>
+        <w:t>a</w:t>
+      </w:r>
+      <w:r>
+        <w:rPr>
+          <w:rFonts w:ascii="Consolas" w:hAnsi="Consolas"/>
+          <w:b w:val="0"/>
+          <w:color w:val="000000"/>
+          <w:sz w:val="20"/>
+          <w:rFonts w:ascii="Consolas" w:hAnsi="Consolas"/>
+        </w:rPr>
+        <w:t xml:space="preserve"> </w:t>
+      </w:r>
+      <w:r>
+        <w:rPr>
+          <w:rFonts w:ascii="Consolas" w:hAnsi="Consolas"/>
+          <w:b w:val="0"/>
+          <w:color w:val="000000"/>
+          <w:sz w:val="20"/>
+          <w:rFonts w:ascii="Consolas" w:hAnsi="Consolas"/>
+        </w:rPr>
+        <w:t>template</w:t>
+      </w:r>
+      <w:r>
+        <w:rPr>
+          <w:rFonts w:ascii="Consolas" w:hAnsi="Consolas"/>
+          <w:b w:val="0"/>
+          <w:color w:val="000000"/>
+          <w:sz w:val="20"/>
+          <w:rFonts w:ascii="Consolas" w:hAnsi="Consolas"/>
+        </w:rPr>
+        <w:t xml:space="preserve"> </w:t>
+      </w:r>
+      <w:r>
+        <w:rPr>
+          <w:rFonts w:ascii="Consolas" w:hAnsi="Consolas"/>
+          <w:b w:val="0"/>
+          <w:color w:val="000000"/>
+          <w:sz w:val="20"/>
+          <w:rFonts w:ascii="Consolas" w:hAnsi="Consolas"/>
+        </w:rPr>
+        <w:t>for</w:t>
+      </w:r>
+      <w:r>
+        <w:rPr>
+          <w:rFonts w:ascii="Consolas" w:hAnsi="Consolas"/>
+          <w:b w:val="0"/>
+          <w:color w:val="000000"/>
+          <w:sz w:val="20"/>
+          <w:rFonts w:ascii="Consolas" w:hAnsi="Consolas"/>
+        </w:rPr>
+        <w:t xml:space="preserve"> </w:t>
+      </w:r>
+      <w:r>
+        <w:rPr>
+          <w:rFonts w:ascii="Consolas" w:hAnsi="Consolas"/>
+          <w:b w:val="0"/>
+          <w:color w:val="000000"/>
+          <w:sz w:val="20"/>
+          <w:rFonts w:ascii="Consolas" w:hAnsi="Consolas"/>
+        </w:rPr>
+        <w:t>high</w:t>
+      </w:r>
+      <w:r>
+        <w:rPr>
+          <w:rFonts w:ascii="Consolas" w:hAnsi="Consolas"/>
+          <w:b w:val="0"/>
+          <w:color w:val="000000"/>
+          <w:sz w:val="20"/>
+          <w:rFonts w:ascii="Consolas" w:hAnsi="Consolas"/>
+        </w:rPr>
+        <w:t xml:space="preserve"> </w:t>
+      </w:r>
+      <w:r>
+        <w:rPr>
+          <w:rFonts w:ascii="Consolas" w:hAnsi="Consolas"/>
+          <w:b w:val="0"/>
+          <w:color w:val="000000"/>
+          <w:sz w:val="20"/>
+          <w:rFonts w:ascii="Consolas" w:hAnsi="Consolas"/>
+        </w:rPr>
+        <w:t>availability</w:t>
+      </w:r>
+      <w:r>
+        <w:rPr>
+          <w:rFonts w:ascii="Consolas" w:hAnsi="Consolas"/>
+          <w:b w:val="0"/>
+          <w:color w:val="000000"/>
+          <w:sz w:val="20"/>
+          <w:rFonts w:ascii="Consolas" w:hAnsi="Consolas"/>
+        </w:rPr>
+        <w:t xml:space="preserve"> </w:t>
+      </w:r>
+      <w:r>
+        <w:rPr>
+          <w:rFonts w:ascii="Consolas" w:hAnsi="Consolas"/>
+          <w:b w:val="0"/>
+          <w:color w:val="000000"/>
+          <w:sz w:val="20"/>
+          <w:rFonts w:ascii="Consolas" w:hAnsi="Consolas"/>
+        </w:rPr>
+        <w:t>(HA)</w:t>
+      </w:r>
+      <w:r>
+        <w:rPr>
+          <w:rFonts w:ascii="Consolas" w:hAnsi="Consolas"/>
+          <w:b w:val="0"/>
+          <w:color w:val="000000"/>
+          <w:sz w:val="20"/>
+          <w:rFonts w:ascii="Consolas" w:hAnsi="Consolas"/>
+        </w:rPr>
+        <w:t xml:space="preserve"> </w:t>
+      </w:r>
+      <w:r>
+        <w:rPr>
+          <w:rFonts w:ascii="Consolas" w:hAnsi="Consolas"/>
+          <w:b w:val="0"/>
+          <w:color w:val="000000"/>
+          <w:sz w:val="20"/>
+          <w:rFonts w:ascii="Consolas" w:hAnsi="Consolas"/>
+        </w:rPr>
+        <w:t>PostgreSQL</w:t>
+      </w:r>
+      <w:r>
+        <w:rPr>
+          <w:rFonts w:ascii="Consolas" w:hAnsi="Consolas"/>
+          <w:b w:val="0"/>
+          <w:color w:val="000000"/>
+          <w:sz w:val="20"/>
+          <w:rFonts w:ascii="Consolas" w:hAnsi="Consolas"/>
+        </w:rPr>
+        <w:t xml:space="preserve"> </w:t>
+      </w:r>
+      <w:r>
+        <w:rPr>
+          <w:rFonts w:ascii="Consolas" w:hAnsi="Consolas"/>
+          <w:b w:val="0"/>
+          <w:color w:val="000000"/>
+          <w:sz w:val="20"/>
+          <w:rFonts w:ascii="Consolas" w:hAnsi="Consolas"/>
+        </w:rPr>
+        <w:t>solutions</w:t>
+      </w:r>
+      <w:r>
+        <w:rPr>
+          <w:rFonts w:ascii="Consolas" w:hAnsi="Consolas"/>
+          <w:b w:val="0"/>
+          <w:color w:val="000000"/>
+          <w:sz w:val="20"/>
+          <w:rFonts w:ascii="Consolas" w:hAnsi="Consolas"/>
+        </w:rPr>
+        <w:t xml:space="preserve"> </w:t>
+      </w:r>
+      <w:r>
+        <w:rPr>
+          <w:rFonts w:ascii="Consolas" w:hAnsi="Consolas"/>
+          <w:b w:val="0"/>
+          <w:color w:val="000000"/>
+          <w:sz w:val="20"/>
+          <w:rFonts w:ascii="Consolas" w:hAnsi="Consolas"/>
+        </w:rPr>
+        <w:t>using</w:t>
+      </w:r>
+      <w:r>
+        <w:rPr>
+          <w:rFonts w:ascii="Consolas" w:hAnsi="Consolas"/>
+          <w:b w:val="0"/>
+          <w:color w:val="000000"/>
+          <w:sz w:val="20"/>
+          <w:rFonts w:ascii="Consolas" w:hAnsi="Consolas"/>
+        </w:rPr>
+        <w:t xml:space="preserve"> </w:t>
+      </w:r>
+      <w:r>
+        <w:rPr>
+          <w:rFonts w:ascii="Consolas" w:hAnsi="Consolas"/>
+          <w:b w:val="0"/>
+          <w:color w:val="000000"/>
+          <w:sz w:val="20"/>
+          <w:rFonts w:ascii="Consolas" w:hAnsi="Consolas"/>
+        </w:rPr>
+        <w:t>Python.</w:t>
+      </w:r>
+      <w:r>
+        <w:rPr>
+          <w:rFonts w:ascii="Consolas" w:hAnsi="Consolas"/>
+          <w:b w:val="0"/>
+          <w:color w:val="000000"/>
+          <w:sz w:val="20"/>
+          <w:rFonts w:ascii="Consolas" w:hAnsi="Consolas"/>
+        </w:rPr>
+        <w:t xml:space="preserve"> </w:t>
+      </w:r>
+      <w:r>
+        <w:rPr>
+          <w:rFonts w:ascii="Consolas" w:hAnsi="Consolas"/>
+          <w:b w:val="0"/>
+          <w:color w:val="000000"/>
+          <w:sz w:val="20"/>
+          <w:rFonts w:ascii="Consolas" w:hAnsi="Consolas"/>
+        </w:rPr>
+        <w:t>For</w:t>
+      </w:r>
+      <w:r>
+        <w:rPr>
+          <w:rFonts w:ascii="Consolas" w:hAnsi="Consolas"/>
+          <w:b w:val="0"/>
+          <w:color w:val="000000"/>
+          <w:sz w:val="20"/>
+          <w:rFonts w:ascii="Consolas" w:hAnsi="Consolas"/>
+        </w:rPr>
+        <w:t xml:space="preserve"> </w:t>
+      </w:r>
+      <w:r>
+        <w:rPr>
+          <w:rFonts w:ascii="Consolas" w:hAnsi="Consolas"/>
+          <w:b w:val="0"/>
+          <w:color w:val="000000"/>
+          <w:sz w:val="20"/>
+          <w:rFonts w:ascii="Consolas" w:hAnsi="Consolas"/>
+        </w:rPr>
+        <w:t>maximum</w:t>
+      </w:r>
+      <w:r>
+        <w:rPr>
+          <w:rFonts w:ascii="Consolas" w:hAnsi="Consolas"/>
+          <w:b w:val="0"/>
+          <w:color w:val="000000"/>
+          <w:sz w:val="20"/>
+          <w:rFonts w:ascii="Consolas" w:hAnsi="Consolas"/>
+        </w:rPr>
+        <w:t xml:space="preserve"> </w:t>
+      </w:r>
+      <w:r>
+        <w:rPr>
+          <w:rFonts w:ascii="Consolas" w:hAnsi="Consolas"/>
+          <w:b w:val="0"/>
+          <w:color w:val="000000"/>
+          <w:sz w:val="20"/>
+          <w:rFonts w:ascii="Consolas" w:hAnsi="Consolas"/>
+        </w:rPr>
+        <w:t>accessibility,</w:t>
+      </w:r>
+      <w:r>
+        <w:rPr>
+          <w:rFonts w:ascii="Consolas" w:hAnsi="Consolas"/>
+          <w:b w:val="0"/>
+          <w:color w:val="000000"/>
+          <w:sz w:val="20"/>
+          <w:rFonts w:ascii="Consolas" w:hAnsi="Consolas"/>
+        </w:rPr>
+        <w:t xml:space="preserve"> </w:t>
+      </w:r>
+      <w:r>
+        <w:rPr>
+          <w:rFonts w:ascii="Consolas" w:hAnsi="Consolas"/>
+          <w:b w:val="0"/>
+          <w:color w:val="000000"/>
+          <w:sz w:val="20"/>
+          <w:rFonts w:ascii="Consolas" w:hAnsi="Consolas"/>
+        </w:rPr>
+        <w:t>Patroni</w:t>
+      </w:r>
+      <w:r>
+        <w:rPr>
+          <w:rFonts w:ascii="Consolas" w:hAnsi="Consolas"/>
+          <w:b w:val="0"/>
+          <w:color w:val="000000"/>
+          <w:sz w:val="20"/>
+          <w:rFonts w:ascii="Consolas" w:hAnsi="Consolas"/>
+        </w:rPr>
+        <w:t xml:space="preserve"> </w:t>
+      </w:r>
+      <w:r>
+        <w:rPr>
+          <w:rFonts w:ascii="Consolas" w:hAnsi="Consolas"/>
+          <w:b w:val="0"/>
+          <w:color w:val="000000"/>
+          <w:sz w:val="20"/>
+          <w:rFonts w:ascii="Consolas" w:hAnsi="Consolas"/>
+        </w:rPr>
+        <w:t>supports</w:t>
+      </w:r>
+      <w:r>
+        <w:rPr>
+          <w:rFonts w:ascii="Consolas" w:hAnsi="Consolas"/>
+          <w:b w:val="0"/>
+          <w:color w:val="000000"/>
+          <w:sz w:val="20"/>
+          <w:rFonts w:ascii="Consolas" w:hAnsi="Consolas"/>
+        </w:rPr>
+        <w:t xml:space="preserve"> </w:t>
+      </w:r>
+      <w:r>
+        <w:rPr>
+          <w:rFonts w:ascii="Consolas" w:hAnsi="Consolas"/>
+          <w:b w:val="0"/>
+          <w:color w:val="000000"/>
+          <w:sz w:val="20"/>
+          <w:rFonts w:ascii="Consolas" w:hAnsi="Consolas"/>
+        </w:rPr>
+        <w:t>a</w:t>
+      </w:r>
+      <w:r>
+        <w:rPr>
+          <w:rFonts w:ascii="Consolas" w:hAnsi="Consolas"/>
+          <w:b w:val="0"/>
+          <w:color w:val="000000"/>
+          <w:sz w:val="20"/>
+          <w:rFonts w:ascii="Consolas" w:hAnsi="Consolas"/>
+        </w:rPr>
+        <w:t xml:space="preserve"> </w:t>
+      </w:r>
+      <w:r>
+        <w:rPr>
+          <w:rFonts w:ascii="Consolas" w:hAnsi="Consolas"/>
+          <w:b w:val="0"/>
+          <w:color w:val="000000"/>
+          <w:sz w:val="20"/>
+          <w:rFonts w:ascii="Consolas" w:hAnsi="Consolas"/>
+        </w:rPr>
+        <w:t>variety</w:t>
+      </w:r>
+      <w:r>
+        <w:rPr>
+          <w:rFonts w:ascii="Consolas" w:hAnsi="Consolas"/>
+          <w:b w:val="0"/>
+          <w:color w:val="000000"/>
+          <w:sz w:val="20"/>
+          <w:rFonts w:ascii="Consolas" w:hAnsi="Consolas"/>
+        </w:rPr>
+        <w:t xml:space="preserve"> </w:t>
+      </w:r>
+      <w:r>
+        <w:rPr>
+          <w:rFonts w:ascii="Consolas" w:hAnsi="Consolas"/>
+          <w:b w:val="0"/>
+          <w:color w:val="000000"/>
+          <w:sz w:val="20"/>
+          <w:rFonts w:ascii="Consolas" w:hAnsi="Consolas"/>
+        </w:rPr>
+        <w:t>of</w:t>
+      </w:r>
+      <w:r>
+        <w:rPr>
+          <w:rFonts w:ascii="Consolas" w:hAnsi="Consolas"/>
+          <w:b w:val="0"/>
+          <w:color w:val="000000"/>
+          <w:sz w:val="20"/>
+          <w:rFonts w:ascii="Consolas" w:hAnsi="Consolas"/>
+        </w:rPr>
+        <w:t xml:space="preserve"> </w:t>
+      </w:r>
+      <w:r>
+        <w:rPr>
+          <w:rFonts w:ascii="Consolas" w:hAnsi="Consolas"/>
+          <w:b w:val="0"/>
+          <w:color w:val="000000"/>
+          <w:sz w:val="20"/>
+          <w:rFonts w:ascii="Consolas" w:hAnsi="Consolas"/>
+        </w:rPr>
+        <w:t>distributed</w:t>
+      </w:r>
+      <w:r>
+        <w:rPr>
+          <w:rFonts w:ascii="Consolas" w:hAnsi="Consolas"/>
+          <w:b w:val="0"/>
+          <w:color w:val="000000"/>
+          <w:sz w:val="20"/>
+          <w:rFonts w:ascii="Consolas" w:hAnsi="Consolas"/>
+        </w:rPr>
+        <w:t xml:space="preserve"> </w:t>
+      </w:r>
+      <w:r>
+        <w:rPr>
+          <w:rFonts w:ascii="Consolas" w:hAnsi="Consolas"/>
+          <w:b w:val="0"/>
+          <w:color w:val="000000"/>
+          <w:sz w:val="20"/>
+          <w:rFonts w:ascii="Consolas" w:hAnsi="Consolas"/>
+        </w:rPr>
+        <w:t>configuration</w:t>
+      </w:r>
+      <w:r>
+        <w:rPr>
+          <w:rFonts w:ascii="Consolas" w:hAnsi="Consolas"/>
+          <w:b w:val="0"/>
+          <w:color w:val="000000"/>
+          <w:sz w:val="20"/>
+          <w:rFonts w:ascii="Consolas" w:hAnsi="Consolas"/>
+        </w:rPr>
+        <w:t xml:space="preserve"> </w:t>
+      </w:r>
+      <w:r>
+        <w:rPr>
+          <w:rFonts w:ascii="Consolas" w:hAnsi="Consolas"/>
+          <w:b w:val="0"/>
+          <w:color w:val="000000"/>
+          <w:sz w:val="20"/>
+          <w:rFonts w:ascii="Consolas" w:hAnsi="Consolas"/>
+        </w:rPr>
+        <w:t>stores</w:t>
+      </w:r>
+      <w:r>
+        <w:rPr>
+          <w:rFonts w:ascii="Consolas" w:hAnsi="Consolas"/>
+          <w:b w:val="0"/>
+          <w:color w:val="000000"/>
+          <w:sz w:val="20"/>
+          <w:rFonts w:ascii="Consolas" w:hAnsi="Consolas"/>
+        </w:rPr>
+        <w:t xml:space="preserve"> </w:t>
+      </w:r>
+      <w:r>
+        <w:rPr>
+          <w:rFonts w:ascii="Consolas" w:hAnsi="Consolas"/>
+          <w:b w:val="0"/>
+          <w:color w:val="000000"/>
+          <w:sz w:val="20"/>
+          <w:rFonts w:ascii="Consolas" w:hAnsi="Consolas"/>
+        </w:rPr>
+        <w:t>like</w:t>
+      </w:r>
+      <w:r>
+        <w:rPr>
+          <w:rFonts w:ascii="Consolas" w:hAnsi="Consolas"/>
+          <w:b w:val="0"/>
+          <w:color w:val="000000"/>
+          <w:sz w:val="20"/>
+          <w:rFonts w:ascii="Consolas" w:hAnsi="Consolas"/>
+        </w:rPr>
+        <w:t xml:space="preserve"> </w:t>
+      </w:r>
+      <w:r>
+        <w:rPr>
+          <w:rFonts w:ascii="Consolas" w:hAnsi="Consolas"/>
+          <w:b w:val="0"/>
+          <w:color w:val="000000"/>
+          <w:sz w:val="20"/>
+          <w:rFonts w:ascii="Consolas" w:hAnsi="Consolas"/>
+        </w:rPr>
+        <w:t>ZooKeeper,</w:t>
+      </w:r>
+      <w:r>
+        <w:rPr>
+          <w:rFonts w:ascii="Consolas" w:hAnsi="Consolas"/>
+          <w:b w:val="0"/>
+          <w:color w:val="000000"/>
+          <w:sz w:val="20"/>
+          <w:rFonts w:ascii="Consolas" w:hAnsi="Consolas"/>
+        </w:rPr>
+        <w:t xml:space="preserve"> </w:t>
+      </w:r>
+      <w:r>
+        <w:rPr>
+          <w:rFonts w:ascii="Consolas" w:hAnsi="Consolas"/>
+          <w:b w:val="0"/>
+          <w:color w:val="000000"/>
+          <w:sz w:val="20"/>
+          <w:rFonts w:ascii="Consolas" w:hAnsi="Consolas"/>
+        </w:rPr>
+        <w:t>etcd,</w:t>
+      </w:r>
+      <w:r>
+        <w:rPr>
+          <w:rFonts w:ascii="Consolas" w:hAnsi="Consolas"/>
+          <w:b w:val="0"/>
+          <w:color w:val="000000"/>
+          <w:sz w:val="20"/>
+          <w:rFonts w:ascii="Consolas" w:hAnsi="Consolas"/>
+        </w:rPr>
+        <w:t xml:space="preserve"> </w:t>
+      </w:r>
+      <w:r>
+        <w:rPr>
+          <w:rFonts w:ascii="Consolas" w:hAnsi="Consolas"/>
+          <w:b w:val="0"/>
+          <w:color w:val="000000"/>
+          <w:sz w:val="20"/>
+          <w:rFonts w:ascii="Consolas" w:hAnsi="Consolas"/>
+        </w:rPr>
+        <w:t>Consul</w:t>
+      </w:r>
+      <w:r>
+        <w:rPr>
+          <w:rFonts w:ascii="Consolas" w:hAnsi="Consolas"/>
+          <w:b w:val="0"/>
+          <w:color w:val="000000"/>
+          <w:sz w:val="20"/>
+          <w:rFonts w:ascii="Consolas" w:hAnsi="Consolas"/>
+        </w:rPr>
+        <w:t xml:space="preserve"> </w:t>
+      </w:r>
+      <w:r>
+        <w:rPr>
+          <w:rFonts w:ascii="Consolas" w:hAnsi="Consolas"/>
+          <w:b w:val="0"/>
+          <w:color w:val="000000"/>
+          <w:sz w:val="20"/>
+          <w:rFonts w:ascii="Consolas" w:hAnsi="Consolas"/>
+        </w:rPr>
+        <w:t>or</w:t>
+      </w:r>
+      <w:r>
+        <w:rPr>
+          <w:rFonts w:ascii="Consolas" w:hAnsi="Consolas"/>
+          <w:b w:val="0"/>
+          <w:color w:val="000000"/>
+          <w:sz w:val="20"/>
+          <w:rFonts w:ascii="Consolas" w:hAnsi="Consolas"/>
+        </w:rPr>
+        <w:t xml:space="preserve"> </w:t>
+      </w:r>
+      <w:r>
+        <w:rPr>
+          <w:rFonts w:ascii="Consolas" w:hAnsi="Consolas"/>
+          <w:b w:val="0"/>
+          <w:color w:val="000000"/>
+          <w:sz w:val="20"/>
+          <w:rFonts w:ascii="Consolas" w:hAnsi="Consolas"/>
+        </w:rPr>
+        <w:t>Kubernetes.</w:t>
+      </w:r>
+      <w:r>
+        <w:br/>
+      </w:r>
+      <w:r>
+        <w:rPr>
+          <w:rFonts w:ascii="Consolas" w:hAnsi="Consolas"/>
+          <w:b w:val="0"/>
+          <w:color w:val="1995A0"/>
+          <w:sz w:val="20"/>
+          <w:rFonts w:ascii="Consolas" w:hAnsi="Consolas"/>
+        </w:rPr>
+        <w:t>-----------------------------------------------------------------------</w:t>
+      </w:r>
+    </w:p>
+    <w:p/>
+    <w:p/>
+    <w:p>
+      <w:r>
+        <w:t>Перевод:</w:t>
       </w:r>
     </w:p>
     <w:p>
@@ -996,7 +4925,482 @@
           <w:sz w:val="20"/>
           <w:rFonts w:ascii="Consolas" w:hAnsi="Consolas"/>
         </w:rPr>
-        <w:t>• Деплой — Helm 3 из Runner / с локального ПК;</w:t>
+        <w:t>Перевод на русский</w:t>
+      </w:r>
+    </w:p>
+    <w:p/>
+    <w:p>
+      <w:pPr>
+        <w:shd w:val="clear" w:color="auto" w:fill="E7E6E6"/>
+      </w:pPr>
+      <w:r>
+        <w:rPr>
+          <w:rFonts w:ascii="Consolas" w:hAnsi="Consolas"/>
+          <w:b w:val="0"/>
+          <w:color w:val="1995A0"/>
+          <w:sz w:val="20"/>
+          <w:rFonts w:ascii="Consolas" w:hAnsi="Consolas"/>
+        </w:rPr>
+        <w:t>-----------------------------------------------------------------------</w:t>
+      </w:r>
+      <w:r>
+        <w:br/>
+      </w:r>
+      <w:r>
+        <w:rPr>
+          <w:rFonts w:ascii="Consolas" w:hAnsi="Consolas"/>
+          <w:b w:val="0"/>
+          <w:color w:val="1995A0"/>
+          <w:sz w:val="20"/>
+          <w:rFonts w:ascii="Consolas" w:hAnsi="Consolas"/>
+        </w:rPr>
+        <w:t>Patroni</w:t>
+      </w:r>
+      <w:r>
+        <w:rPr>
+          <w:rFonts w:ascii="Consolas" w:hAnsi="Consolas"/>
+          <w:b w:val="0"/>
+          <w:color w:val="000000"/>
+          <w:sz w:val="20"/>
+          <w:rFonts w:ascii="Consolas" w:hAnsi="Consolas"/>
+        </w:rPr>
+        <w:t xml:space="preserve"> </w:t>
+      </w:r>
+      <w:r>
+        <w:rPr>
+          <w:rFonts w:ascii="Consolas" w:hAnsi="Consolas"/>
+          <w:b w:val="0"/>
+          <w:color w:val="000000"/>
+          <w:sz w:val="20"/>
+          <w:rFonts w:ascii="Consolas" w:hAnsi="Consolas"/>
+        </w:rPr>
+        <w:t>—</w:t>
+      </w:r>
+      <w:r>
+        <w:rPr>
+          <w:rFonts w:ascii="Consolas" w:hAnsi="Consolas"/>
+          <w:b w:val="0"/>
+          <w:color w:val="000000"/>
+          <w:sz w:val="20"/>
+          <w:rFonts w:ascii="Consolas" w:hAnsi="Consolas"/>
+        </w:rPr>
+        <w:t xml:space="preserve"> </w:t>
+      </w:r>
+      <w:r>
+        <w:rPr>
+          <w:rFonts w:ascii="Consolas" w:hAnsi="Consolas"/>
+          <w:b w:val="0"/>
+          <w:color w:val="000000"/>
+          <w:sz w:val="20"/>
+          <w:rFonts w:ascii="Consolas" w:hAnsi="Consolas"/>
+        </w:rPr>
+        <w:t>шаблон</w:t>
+      </w:r>
+      <w:r>
+        <w:rPr>
+          <w:rFonts w:ascii="Consolas" w:hAnsi="Consolas"/>
+          <w:b w:val="0"/>
+          <w:color w:val="000000"/>
+          <w:sz w:val="20"/>
+          <w:rFonts w:ascii="Consolas" w:hAnsi="Consolas"/>
+        </w:rPr>
+        <w:t xml:space="preserve"> </w:t>
+      </w:r>
+      <w:r>
+        <w:rPr>
+          <w:rFonts w:ascii="Consolas" w:hAnsi="Consolas"/>
+          <w:b w:val="0"/>
+          <w:color w:val="000000"/>
+          <w:sz w:val="20"/>
+          <w:rFonts w:ascii="Consolas" w:hAnsi="Consolas"/>
+        </w:rPr>
+        <w:t>решений</w:t>
+      </w:r>
+      <w:r>
+        <w:rPr>
+          <w:rFonts w:ascii="Consolas" w:hAnsi="Consolas"/>
+          <w:b w:val="0"/>
+          <w:color w:val="000000"/>
+          <w:sz w:val="20"/>
+          <w:rFonts w:ascii="Consolas" w:hAnsi="Consolas"/>
+        </w:rPr>
+        <w:t xml:space="preserve"> </w:t>
+      </w:r>
+      <w:r>
+        <w:rPr>
+          <w:rFonts w:ascii="Consolas" w:hAnsi="Consolas"/>
+          <w:b w:val="0"/>
+          <w:color w:val="000000"/>
+          <w:sz w:val="20"/>
+          <w:rFonts w:ascii="Consolas" w:hAnsi="Consolas"/>
+        </w:rPr>
+        <w:t>высокой</w:t>
+      </w:r>
+      <w:r>
+        <w:rPr>
+          <w:rFonts w:ascii="Consolas" w:hAnsi="Consolas"/>
+          <w:b w:val="0"/>
+          <w:color w:val="000000"/>
+          <w:sz w:val="20"/>
+          <w:rFonts w:ascii="Consolas" w:hAnsi="Consolas"/>
+        </w:rPr>
+        <w:t xml:space="preserve"> </w:t>
+      </w:r>
+      <w:r>
+        <w:rPr>
+          <w:rFonts w:ascii="Consolas" w:hAnsi="Consolas"/>
+          <w:b w:val="0"/>
+          <w:color w:val="000000"/>
+          <w:sz w:val="20"/>
+          <w:rFonts w:ascii="Consolas" w:hAnsi="Consolas"/>
+        </w:rPr>
+        <w:t>доступности</w:t>
+      </w:r>
+      <w:r>
+        <w:rPr>
+          <w:rFonts w:ascii="Consolas" w:hAnsi="Consolas"/>
+          <w:b w:val="0"/>
+          <w:color w:val="000000"/>
+          <w:sz w:val="20"/>
+          <w:rFonts w:ascii="Consolas" w:hAnsi="Consolas"/>
+        </w:rPr>
+        <w:t xml:space="preserve"> </w:t>
+      </w:r>
+      <w:r>
+        <w:rPr>
+          <w:rFonts w:ascii="Consolas" w:hAnsi="Consolas"/>
+          <w:b w:val="0"/>
+          <w:color w:val="000000"/>
+          <w:sz w:val="20"/>
+          <w:rFonts w:ascii="Consolas" w:hAnsi="Consolas"/>
+        </w:rPr>
+        <w:t>PostgreSQL</w:t>
+      </w:r>
+      <w:r>
+        <w:rPr>
+          <w:rFonts w:ascii="Consolas" w:hAnsi="Consolas"/>
+          <w:b w:val="0"/>
+          <w:color w:val="000000"/>
+          <w:sz w:val="20"/>
+          <w:rFonts w:ascii="Consolas" w:hAnsi="Consolas"/>
+        </w:rPr>
+        <w:t xml:space="preserve"> </w:t>
+      </w:r>
+      <w:r>
+        <w:rPr>
+          <w:rFonts w:ascii="Consolas" w:hAnsi="Consolas"/>
+          <w:b w:val="0"/>
+          <w:color w:val="000000"/>
+          <w:sz w:val="20"/>
+          <w:rFonts w:ascii="Consolas" w:hAnsi="Consolas"/>
+        </w:rPr>
+        <w:t>на</w:t>
+      </w:r>
+      <w:r>
+        <w:rPr>
+          <w:rFonts w:ascii="Consolas" w:hAnsi="Consolas"/>
+          <w:b w:val="0"/>
+          <w:color w:val="000000"/>
+          <w:sz w:val="20"/>
+          <w:rFonts w:ascii="Consolas" w:hAnsi="Consolas"/>
+        </w:rPr>
+        <w:t xml:space="preserve"> </w:t>
+      </w:r>
+      <w:r>
+        <w:rPr>
+          <w:rFonts w:ascii="Consolas" w:hAnsi="Consolas"/>
+          <w:b w:val="0"/>
+          <w:color w:val="000000"/>
+          <w:sz w:val="20"/>
+          <w:rFonts w:ascii="Consolas" w:hAnsi="Consolas"/>
+        </w:rPr>
+        <w:t>Python.</w:t>
+      </w:r>
+      <w:r>
+        <w:rPr>
+          <w:rFonts w:ascii="Consolas" w:hAnsi="Consolas"/>
+          <w:b w:val="0"/>
+          <w:color w:val="000000"/>
+          <w:sz w:val="20"/>
+          <w:rFonts w:ascii="Consolas" w:hAnsi="Consolas"/>
+        </w:rPr>
+        <w:t xml:space="preserve"> </w:t>
+      </w:r>
+      <w:r>
+        <w:rPr>
+          <w:rFonts w:ascii="Consolas" w:hAnsi="Consolas"/>
+          <w:b w:val="0"/>
+          <w:color w:val="000000"/>
+          <w:sz w:val="20"/>
+          <w:rFonts w:ascii="Consolas" w:hAnsi="Consolas"/>
+        </w:rPr>
+        <w:t>Для</w:t>
+      </w:r>
+      <w:r>
+        <w:rPr>
+          <w:rFonts w:ascii="Consolas" w:hAnsi="Consolas"/>
+          <w:b w:val="0"/>
+          <w:color w:val="000000"/>
+          <w:sz w:val="20"/>
+          <w:rFonts w:ascii="Consolas" w:hAnsi="Consolas"/>
+        </w:rPr>
+        <w:t xml:space="preserve"> </w:t>
+      </w:r>
+      <w:r>
+        <w:rPr>
+          <w:rFonts w:ascii="Consolas" w:hAnsi="Consolas"/>
+          <w:b w:val="0"/>
+          <w:color w:val="000000"/>
+          <w:sz w:val="20"/>
+          <w:rFonts w:ascii="Consolas" w:hAnsi="Consolas"/>
+        </w:rPr>
+        <w:t>гибкости</w:t>
+      </w:r>
+      <w:r>
+        <w:rPr>
+          <w:rFonts w:ascii="Consolas" w:hAnsi="Consolas"/>
+          <w:b w:val="0"/>
+          <w:color w:val="000000"/>
+          <w:sz w:val="20"/>
+          <w:rFonts w:ascii="Consolas" w:hAnsi="Consolas"/>
+        </w:rPr>
+        <w:t xml:space="preserve"> </w:t>
+      </w:r>
+      <w:r>
+        <w:rPr>
+          <w:rFonts w:ascii="Consolas" w:hAnsi="Consolas"/>
+          <w:b w:val="0"/>
+          <w:color w:val="000000"/>
+          <w:sz w:val="20"/>
+          <w:rFonts w:ascii="Consolas" w:hAnsi="Consolas"/>
+        </w:rPr>
+        <w:t>Patroni</w:t>
+      </w:r>
+      <w:r>
+        <w:rPr>
+          <w:rFonts w:ascii="Consolas" w:hAnsi="Consolas"/>
+          <w:b w:val="0"/>
+          <w:color w:val="000000"/>
+          <w:sz w:val="20"/>
+          <w:rFonts w:ascii="Consolas" w:hAnsi="Consolas"/>
+        </w:rPr>
+        <w:t xml:space="preserve"> </w:t>
+      </w:r>
+      <w:r>
+        <w:rPr>
+          <w:rFonts w:ascii="Consolas" w:hAnsi="Consolas"/>
+          <w:b w:val="0"/>
+          <w:color w:val="000000"/>
+          <w:sz w:val="20"/>
+          <w:rFonts w:ascii="Consolas" w:hAnsi="Consolas"/>
+        </w:rPr>
+        <w:t>поддерживает</w:t>
+      </w:r>
+      <w:r>
+        <w:rPr>
+          <w:rFonts w:ascii="Consolas" w:hAnsi="Consolas"/>
+          <w:b w:val="0"/>
+          <w:color w:val="000000"/>
+          <w:sz w:val="20"/>
+          <w:rFonts w:ascii="Consolas" w:hAnsi="Consolas"/>
+        </w:rPr>
+        <w:t xml:space="preserve"> </w:t>
+      </w:r>
+      <w:r>
+        <w:rPr>
+          <w:rFonts w:ascii="Consolas" w:hAnsi="Consolas"/>
+          <w:b w:val="0"/>
+          <w:color w:val="000000"/>
+          <w:sz w:val="20"/>
+          <w:rFonts w:ascii="Consolas" w:hAnsi="Consolas"/>
+        </w:rPr>
+        <w:t>разные</w:t>
+      </w:r>
+      <w:r>
+        <w:rPr>
+          <w:rFonts w:ascii="Consolas" w:hAnsi="Consolas"/>
+          <w:b w:val="0"/>
+          <w:color w:val="000000"/>
+          <w:sz w:val="20"/>
+          <w:rFonts w:ascii="Consolas" w:hAnsi="Consolas"/>
+        </w:rPr>
+        <w:t xml:space="preserve"> </w:t>
+      </w:r>
+      <w:r>
+        <w:rPr>
+          <w:rFonts w:ascii="Consolas" w:hAnsi="Consolas"/>
+          <w:b w:val="0"/>
+          <w:color w:val="000000"/>
+          <w:sz w:val="20"/>
+          <w:rFonts w:ascii="Consolas" w:hAnsi="Consolas"/>
+        </w:rPr>
+        <w:t>распределённые</w:t>
+      </w:r>
+      <w:r>
+        <w:rPr>
+          <w:rFonts w:ascii="Consolas" w:hAnsi="Consolas"/>
+          <w:b w:val="0"/>
+          <w:color w:val="000000"/>
+          <w:sz w:val="20"/>
+          <w:rFonts w:ascii="Consolas" w:hAnsi="Consolas"/>
+        </w:rPr>
+        <w:t xml:space="preserve"> </w:t>
+      </w:r>
+      <w:r>
+        <w:rPr>
+          <w:rFonts w:ascii="Consolas" w:hAnsi="Consolas"/>
+          <w:b w:val="0"/>
+          <w:color w:val="000000"/>
+          <w:sz w:val="20"/>
+          <w:rFonts w:ascii="Consolas" w:hAnsi="Consolas"/>
+        </w:rPr>
+        <w:t>хранилища</w:t>
+      </w:r>
+      <w:r>
+        <w:rPr>
+          <w:rFonts w:ascii="Consolas" w:hAnsi="Consolas"/>
+          <w:b w:val="0"/>
+          <w:color w:val="000000"/>
+          <w:sz w:val="20"/>
+          <w:rFonts w:ascii="Consolas" w:hAnsi="Consolas"/>
+        </w:rPr>
+        <w:t xml:space="preserve"> </w:t>
+      </w:r>
+      <w:r>
+        <w:rPr>
+          <w:rFonts w:ascii="Consolas" w:hAnsi="Consolas"/>
+          <w:b w:val="0"/>
+          <w:color w:val="000000"/>
+          <w:sz w:val="20"/>
+          <w:rFonts w:ascii="Consolas" w:hAnsi="Consolas"/>
+        </w:rPr>
+        <w:t>конфигурации:</w:t>
+      </w:r>
+      <w:r>
+        <w:rPr>
+          <w:rFonts w:ascii="Consolas" w:hAnsi="Consolas"/>
+          <w:b w:val="0"/>
+          <w:color w:val="000000"/>
+          <w:sz w:val="20"/>
+          <w:rFonts w:ascii="Consolas" w:hAnsi="Consolas"/>
+        </w:rPr>
+        <w:t xml:space="preserve"> </w:t>
+      </w:r>
+      <w:r>
+        <w:rPr>
+          <w:rFonts w:ascii="Consolas" w:hAnsi="Consolas"/>
+          <w:b w:val="0"/>
+          <w:color w:val="000000"/>
+          <w:sz w:val="20"/>
+          <w:rFonts w:ascii="Consolas" w:hAnsi="Consolas"/>
+        </w:rPr>
+        <w:t>ZooKeeper,</w:t>
+      </w:r>
+      <w:r>
+        <w:rPr>
+          <w:rFonts w:ascii="Consolas" w:hAnsi="Consolas"/>
+          <w:b w:val="0"/>
+          <w:color w:val="000000"/>
+          <w:sz w:val="20"/>
+          <w:rFonts w:ascii="Consolas" w:hAnsi="Consolas"/>
+        </w:rPr>
+        <w:t xml:space="preserve"> </w:t>
+      </w:r>
+      <w:r>
+        <w:rPr>
+          <w:rFonts w:ascii="Consolas" w:hAnsi="Consolas"/>
+          <w:b w:val="0"/>
+          <w:color w:val="000000"/>
+          <w:sz w:val="20"/>
+          <w:rFonts w:ascii="Consolas" w:hAnsi="Consolas"/>
+        </w:rPr>
+        <w:t>etcd,</w:t>
+      </w:r>
+      <w:r>
+        <w:rPr>
+          <w:rFonts w:ascii="Consolas" w:hAnsi="Consolas"/>
+          <w:b w:val="0"/>
+          <w:color w:val="000000"/>
+          <w:sz w:val="20"/>
+          <w:rFonts w:ascii="Consolas" w:hAnsi="Consolas"/>
+        </w:rPr>
+        <w:t xml:space="preserve"> </w:t>
+      </w:r>
+      <w:r>
+        <w:rPr>
+          <w:rFonts w:ascii="Consolas" w:hAnsi="Consolas"/>
+          <w:b w:val="0"/>
+          <w:color w:val="000000"/>
+          <w:sz w:val="20"/>
+          <w:rFonts w:ascii="Consolas" w:hAnsi="Consolas"/>
+        </w:rPr>
+        <w:t>Consul</w:t>
+      </w:r>
+      <w:r>
+        <w:rPr>
+          <w:rFonts w:ascii="Consolas" w:hAnsi="Consolas"/>
+          <w:b w:val="0"/>
+          <w:color w:val="000000"/>
+          <w:sz w:val="20"/>
+          <w:rFonts w:ascii="Consolas" w:hAnsi="Consolas"/>
+        </w:rPr>
+        <w:t xml:space="preserve"> </w:t>
+      </w:r>
+      <w:r>
+        <w:rPr>
+          <w:rFonts w:ascii="Consolas" w:hAnsi="Consolas"/>
+          <w:b w:val="0"/>
+          <w:color w:val="000000"/>
+          <w:sz w:val="20"/>
+          <w:rFonts w:ascii="Consolas" w:hAnsi="Consolas"/>
+        </w:rPr>
+        <w:t>или</w:t>
+      </w:r>
+      <w:r>
+        <w:rPr>
+          <w:rFonts w:ascii="Consolas" w:hAnsi="Consolas"/>
+          <w:b w:val="0"/>
+          <w:color w:val="000000"/>
+          <w:sz w:val="20"/>
+          <w:rFonts w:ascii="Consolas" w:hAnsi="Consolas"/>
+        </w:rPr>
+        <w:t xml:space="preserve"> </w:t>
+      </w:r>
+      <w:r>
+        <w:rPr>
+          <w:rFonts w:ascii="Consolas" w:hAnsi="Consolas"/>
+          <w:b w:val="0"/>
+          <w:color w:val="000000"/>
+          <w:sz w:val="20"/>
+          <w:rFonts w:ascii="Consolas" w:hAnsi="Consolas"/>
+        </w:rPr>
+        <w:t>Kubernetes.</w:t>
+      </w:r>
+      <w:r>
+        <w:br/>
+      </w:r>
+      <w:r>
+        <w:rPr>
+          <w:rFonts w:ascii="Consolas" w:hAnsi="Consolas"/>
+          <w:b w:val="0"/>
+          <w:color w:val="1995A0"/>
+          <w:sz w:val="20"/>
+          <w:rFonts w:ascii="Consolas" w:hAnsi="Consolas"/>
+        </w:rPr>
+        <w:t>-----------------------------------------------------------------------</w:t>
+      </w:r>
+    </w:p>
+    <w:p/>
+    <w:p/>
+    <w:p>
+      <w:r>
+        <w:t>Источник: https://patroni.readthedocs.io/en/latest/faq.html</w:t>
+      </w:r>
+    </w:p>
+    <w:p/>
+    <w:p>
+      <w:r>
+        <w:t>Цитата:</w:t>
       </w:r>
     </w:p>
     <w:p>
@@ -1008,11 +5412,1861 @@
           <w:sz w:val="20"/>
           <w:rFonts w:ascii="Consolas" w:hAnsi="Consolas"/>
         </w:rPr>
-        <w:t>• IaC — нет; всё вручную через CLI и root.</w:t>
-      </w:r>
-    </w:p>
-    <w:p>
-      <w:bookmarkStart w:id="5" w:name="m2_s01_3_decisions"/>
+        <w:t>Оригинал (English)</w:t>
+      </w:r>
+    </w:p>
+    <w:p/>
+    <w:p>
+      <w:pPr>
+        <w:shd w:val="clear" w:color="auto" w:fill="E7E6E6"/>
+      </w:pPr>
+      <w:r>
+        <w:rPr>
+          <w:rFonts w:ascii="Consolas" w:hAnsi="Consolas"/>
+          <w:b w:val="0"/>
+          <w:color w:val="1995A0"/>
+          <w:sz w:val="20"/>
+          <w:rFonts w:ascii="Consolas" w:hAnsi="Consolas"/>
+        </w:rPr>
+        <w:t>-----------------------------------------------------------------------</w:t>
+      </w:r>
+      <w:r>
+        <w:br/>
+      </w:r>
+      <w:r>
+        <w:rPr>
+          <w:rFonts w:ascii="Consolas" w:hAnsi="Consolas"/>
+          <w:b w:val="0"/>
+          <w:color w:val="1995A0"/>
+          <w:sz w:val="20"/>
+          <w:rFonts w:ascii="Consolas" w:hAnsi="Consolas"/>
+        </w:rPr>
+        <w:t>If</w:t>
+      </w:r>
+      <w:r>
+        <w:rPr>
+          <w:rFonts w:ascii="Consolas" w:hAnsi="Consolas"/>
+          <w:b w:val="0"/>
+          <w:color w:val="000000"/>
+          <w:sz w:val="20"/>
+          <w:rFonts w:ascii="Consolas" w:hAnsi="Consolas"/>
+        </w:rPr>
+        <w:t xml:space="preserve"> </w:t>
+      </w:r>
+      <w:r>
+        <w:rPr>
+          <w:rFonts w:ascii="Consolas" w:hAnsi="Consolas"/>
+          <w:b w:val="0"/>
+          <w:color w:val="000000"/>
+          <w:sz w:val="20"/>
+          <w:rFonts w:ascii="Consolas" w:hAnsi="Consolas"/>
+        </w:rPr>
+        <w:t>a</w:t>
+      </w:r>
+      <w:r>
+        <w:rPr>
+          <w:rFonts w:ascii="Consolas" w:hAnsi="Consolas"/>
+          <w:b w:val="0"/>
+          <w:color w:val="000000"/>
+          <w:sz w:val="20"/>
+          <w:rFonts w:ascii="Consolas" w:hAnsi="Consolas"/>
+        </w:rPr>
+        <w:t xml:space="preserve"> </w:t>
+      </w:r>
+      <w:r>
+        <w:rPr>
+          <w:rFonts w:ascii="Consolas" w:hAnsi="Consolas"/>
+          <w:b w:val="0"/>
+          <w:color w:val="000000"/>
+          <w:sz w:val="20"/>
+          <w:rFonts w:ascii="Consolas" w:hAnsi="Consolas"/>
+        </w:rPr>
+        <w:t>primary</w:t>
+      </w:r>
+      <w:r>
+        <w:rPr>
+          <w:rFonts w:ascii="Consolas" w:hAnsi="Consolas"/>
+          <w:b w:val="0"/>
+          <w:color w:val="000000"/>
+          <w:sz w:val="20"/>
+          <w:rFonts w:ascii="Consolas" w:hAnsi="Consolas"/>
+        </w:rPr>
+        <w:t xml:space="preserve"> </w:t>
+      </w:r>
+      <w:r>
+        <w:rPr>
+          <w:rFonts w:ascii="Consolas" w:hAnsi="Consolas"/>
+          <w:b w:val="0"/>
+          <w:color w:val="000000"/>
+          <w:sz w:val="20"/>
+          <w:rFonts w:ascii="Consolas" w:hAnsi="Consolas"/>
+        </w:rPr>
+        <w:t>node</w:t>
+      </w:r>
+      <w:r>
+        <w:rPr>
+          <w:rFonts w:ascii="Consolas" w:hAnsi="Consolas"/>
+          <w:b w:val="0"/>
+          <w:color w:val="000000"/>
+          <w:sz w:val="20"/>
+          <w:rFonts w:ascii="Consolas" w:hAnsi="Consolas"/>
+        </w:rPr>
+        <w:t xml:space="preserve"> </w:t>
+      </w:r>
+      <w:r>
+        <w:rPr>
+          <w:rFonts w:ascii="Consolas" w:hAnsi="Consolas"/>
+          <w:b w:val="0"/>
+          <w:color w:val="000000"/>
+          <w:sz w:val="20"/>
+          <w:rFonts w:ascii="Consolas" w:hAnsi="Consolas"/>
+        </w:rPr>
+        <w:t>fails,</w:t>
+      </w:r>
+      <w:r>
+        <w:rPr>
+          <w:rFonts w:ascii="Consolas" w:hAnsi="Consolas"/>
+          <w:b w:val="0"/>
+          <w:color w:val="000000"/>
+          <w:sz w:val="20"/>
+          <w:rFonts w:ascii="Consolas" w:hAnsi="Consolas"/>
+        </w:rPr>
+        <w:t xml:space="preserve"> </w:t>
+      </w:r>
+      <w:r>
+        <w:rPr>
+          <w:rFonts w:ascii="Consolas" w:hAnsi="Consolas"/>
+          <w:b w:val="0"/>
+          <w:color w:val="000000"/>
+          <w:sz w:val="20"/>
+          <w:rFonts w:ascii="Consolas" w:hAnsi="Consolas"/>
+        </w:rPr>
+        <w:t>Patroni</w:t>
+      </w:r>
+      <w:r>
+        <w:rPr>
+          <w:rFonts w:ascii="Consolas" w:hAnsi="Consolas"/>
+          <w:b w:val="0"/>
+          <w:color w:val="000000"/>
+          <w:sz w:val="20"/>
+          <w:rFonts w:ascii="Consolas" w:hAnsi="Consolas"/>
+        </w:rPr>
+        <w:t xml:space="preserve"> </w:t>
+      </w:r>
+      <w:r>
+        <w:rPr>
+          <w:rFonts w:ascii="Consolas" w:hAnsi="Consolas"/>
+          <w:b w:val="0"/>
+          <w:color w:val="000000"/>
+          <w:sz w:val="20"/>
+          <w:rFonts w:ascii="Consolas" w:hAnsi="Consolas"/>
+        </w:rPr>
+        <w:t>will</w:t>
+      </w:r>
+      <w:r>
+        <w:rPr>
+          <w:rFonts w:ascii="Consolas" w:hAnsi="Consolas"/>
+          <w:b w:val="0"/>
+          <w:color w:val="000000"/>
+          <w:sz w:val="20"/>
+          <w:rFonts w:ascii="Consolas" w:hAnsi="Consolas"/>
+        </w:rPr>
+        <w:t xml:space="preserve"> </w:t>
+      </w:r>
+      <w:r>
+        <w:rPr>
+          <w:rFonts w:ascii="Consolas" w:hAnsi="Consolas"/>
+          <w:b w:val="0"/>
+          <w:color w:val="000000"/>
+          <w:sz w:val="20"/>
+          <w:rFonts w:ascii="Consolas" w:hAnsi="Consolas"/>
+        </w:rPr>
+        <w:t>not</w:t>
+      </w:r>
+      <w:r>
+        <w:rPr>
+          <w:rFonts w:ascii="Consolas" w:hAnsi="Consolas"/>
+          <w:b w:val="0"/>
+          <w:color w:val="000000"/>
+          <w:sz w:val="20"/>
+          <w:rFonts w:ascii="Consolas" w:hAnsi="Consolas"/>
+        </w:rPr>
+        <w:t xml:space="preserve"> </w:t>
+      </w:r>
+      <w:r>
+        <w:rPr>
+          <w:rFonts w:ascii="Consolas" w:hAnsi="Consolas"/>
+          <w:b w:val="0"/>
+          <w:color w:val="000000"/>
+          <w:sz w:val="20"/>
+          <w:rFonts w:ascii="Consolas" w:hAnsi="Consolas"/>
+        </w:rPr>
+        <w:t>only</w:t>
+      </w:r>
+      <w:r>
+        <w:rPr>
+          <w:rFonts w:ascii="Consolas" w:hAnsi="Consolas"/>
+          <w:b w:val="0"/>
+          <w:color w:val="000000"/>
+          <w:sz w:val="20"/>
+          <w:rFonts w:ascii="Consolas" w:hAnsi="Consolas"/>
+        </w:rPr>
+        <w:t xml:space="preserve"> </w:t>
+      </w:r>
+      <w:r>
+        <w:rPr>
+          <w:rFonts w:ascii="Consolas" w:hAnsi="Consolas"/>
+          <w:b w:val="0"/>
+          <w:color w:val="000000"/>
+          <w:sz w:val="20"/>
+          <w:rFonts w:ascii="Consolas" w:hAnsi="Consolas"/>
+        </w:rPr>
+        <w:t>fail</w:t>
+      </w:r>
+      <w:r>
+        <w:rPr>
+          <w:rFonts w:ascii="Consolas" w:hAnsi="Consolas"/>
+          <w:b w:val="0"/>
+          <w:color w:val="000000"/>
+          <w:sz w:val="20"/>
+          <w:rFonts w:ascii="Consolas" w:hAnsi="Consolas"/>
+        </w:rPr>
+        <w:t xml:space="preserve"> </w:t>
+      </w:r>
+      <w:r>
+        <w:rPr>
+          <w:rFonts w:ascii="Consolas" w:hAnsi="Consolas"/>
+          <w:b w:val="0"/>
+          <w:color w:val="000000"/>
+          <w:sz w:val="20"/>
+          <w:rFonts w:ascii="Consolas" w:hAnsi="Consolas"/>
+        </w:rPr>
+        <w:t>over</w:t>
+      </w:r>
+      <w:r>
+        <w:rPr>
+          <w:rFonts w:ascii="Consolas" w:hAnsi="Consolas"/>
+          <w:b w:val="0"/>
+          <w:color w:val="000000"/>
+          <w:sz w:val="20"/>
+          <w:rFonts w:ascii="Consolas" w:hAnsi="Consolas"/>
+        </w:rPr>
+        <w:t xml:space="preserve"> </w:t>
+      </w:r>
+      <w:r>
+        <w:rPr>
+          <w:rFonts w:ascii="Consolas" w:hAnsi="Consolas"/>
+          <w:b w:val="0"/>
+          <w:color w:val="000000"/>
+          <w:sz w:val="20"/>
+          <w:rFonts w:ascii="Consolas" w:hAnsi="Consolas"/>
+        </w:rPr>
+        <w:t>to</w:t>
+      </w:r>
+      <w:r>
+        <w:rPr>
+          <w:rFonts w:ascii="Consolas" w:hAnsi="Consolas"/>
+          <w:b w:val="0"/>
+          <w:color w:val="000000"/>
+          <w:sz w:val="20"/>
+          <w:rFonts w:ascii="Consolas" w:hAnsi="Consolas"/>
+        </w:rPr>
+        <w:t xml:space="preserve"> </w:t>
+      </w:r>
+      <w:r>
+        <w:rPr>
+          <w:rFonts w:ascii="Consolas" w:hAnsi="Consolas"/>
+          <w:b w:val="0"/>
+          <w:color w:val="000000"/>
+          <w:sz w:val="20"/>
+          <w:rFonts w:ascii="Consolas" w:hAnsi="Consolas"/>
+        </w:rPr>
+        <w:t>a</w:t>
+      </w:r>
+      <w:r>
+        <w:rPr>
+          <w:rFonts w:ascii="Consolas" w:hAnsi="Consolas"/>
+          <w:b w:val="0"/>
+          <w:color w:val="000000"/>
+          <w:sz w:val="20"/>
+          <w:rFonts w:ascii="Consolas" w:hAnsi="Consolas"/>
+        </w:rPr>
+        <w:t xml:space="preserve"> </w:t>
+      </w:r>
+      <w:r>
+        <w:rPr>
+          <w:rFonts w:ascii="Consolas" w:hAnsi="Consolas"/>
+          <w:b w:val="0"/>
+          <w:color w:val="000000"/>
+          <w:sz w:val="20"/>
+          <w:rFonts w:ascii="Consolas" w:hAnsi="Consolas"/>
+        </w:rPr>
+        <w:t>replica,</w:t>
+      </w:r>
+      <w:r>
+        <w:rPr>
+          <w:rFonts w:ascii="Consolas" w:hAnsi="Consolas"/>
+          <w:b w:val="0"/>
+          <w:color w:val="000000"/>
+          <w:sz w:val="20"/>
+          <w:rFonts w:ascii="Consolas" w:hAnsi="Consolas"/>
+        </w:rPr>
+        <w:t xml:space="preserve"> </w:t>
+      </w:r>
+      <w:r>
+        <w:rPr>
+          <w:rFonts w:ascii="Consolas" w:hAnsi="Consolas"/>
+          <w:b w:val="0"/>
+          <w:color w:val="000000"/>
+          <w:sz w:val="20"/>
+          <w:rFonts w:ascii="Consolas" w:hAnsi="Consolas"/>
+        </w:rPr>
+        <w:t>but</w:t>
+      </w:r>
+      <w:r>
+        <w:rPr>
+          <w:rFonts w:ascii="Consolas" w:hAnsi="Consolas"/>
+          <w:b w:val="0"/>
+          <w:color w:val="000000"/>
+          <w:sz w:val="20"/>
+          <w:rFonts w:ascii="Consolas" w:hAnsi="Consolas"/>
+        </w:rPr>
+        <w:t xml:space="preserve"> </w:t>
+      </w:r>
+      <w:r>
+        <w:rPr>
+          <w:rFonts w:ascii="Consolas" w:hAnsi="Consolas"/>
+          <w:b w:val="0"/>
+          <w:color w:val="000000"/>
+          <w:sz w:val="20"/>
+          <w:rFonts w:ascii="Consolas" w:hAnsi="Consolas"/>
+        </w:rPr>
+        <w:t>also</w:t>
+      </w:r>
+      <w:r>
+        <w:rPr>
+          <w:rFonts w:ascii="Consolas" w:hAnsi="Consolas"/>
+          <w:b w:val="0"/>
+          <w:color w:val="000000"/>
+          <w:sz w:val="20"/>
+          <w:rFonts w:ascii="Consolas" w:hAnsi="Consolas"/>
+        </w:rPr>
+        <w:t xml:space="preserve"> </w:t>
+      </w:r>
+      <w:r>
+        <w:rPr>
+          <w:rFonts w:ascii="Consolas" w:hAnsi="Consolas"/>
+          <w:b w:val="0"/>
+          <w:color w:val="000000"/>
+          <w:sz w:val="20"/>
+          <w:rFonts w:ascii="Consolas" w:hAnsi="Consolas"/>
+        </w:rPr>
+        <w:t>attempt</w:t>
+      </w:r>
+      <w:r>
+        <w:rPr>
+          <w:rFonts w:ascii="Consolas" w:hAnsi="Consolas"/>
+          <w:b w:val="0"/>
+          <w:color w:val="000000"/>
+          <w:sz w:val="20"/>
+          <w:rFonts w:ascii="Consolas" w:hAnsi="Consolas"/>
+        </w:rPr>
+        <w:t xml:space="preserve"> </w:t>
+      </w:r>
+      <w:r>
+        <w:rPr>
+          <w:rFonts w:ascii="Consolas" w:hAnsi="Consolas"/>
+          <w:b w:val="0"/>
+          <w:color w:val="000000"/>
+          <w:sz w:val="20"/>
+          <w:rFonts w:ascii="Consolas" w:hAnsi="Consolas"/>
+        </w:rPr>
+        <w:t>to</w:t>
+      </w:r>
+      <w:r>
+        <w:rPr>
+          <w:rFonts w:ascii="Consolas" w:hAnsi="Consolas"/>
+          <w:b w:val="0"/>
+          <w:color w:val="000000"/>
+          <w:sz w:val="20"/>
+          <w:rFonts w:ascii="Consolas" w:hAnsi="Consolas"/>
+        </w:rPr>
+        <w:t xml:space="preserve"> </w:t>
+      </w:r>
+      <w:r>
+        <w:rPr>
+          <w:rFonts w:ascii="Consolas" w:hAnsi="Consolas"/>
+          <w:b w:val="0"/>
+          <w:color w:val="000000"/>
+          <w:sz w:val="20"/>
+          <w:rFonts w:ascii="Consolas" w:hAnsi="Consolas"/>
+        </w:rPr>
+        <w:t>rejoin</w:t>
+      </w:r>
+      <w:r>
+        <w:rPr>
+          <w:rFonts w:ascii="Consolas" w:hAnsi="Consolas"/>
+          <w:b w:val="0"/>
+          <w:color w:val="000000"/>
+          <w:sz w:val="20"/>
+          <w:rFonts w:ascii="Consolas" w:hAnsi="Consolas"/>
+        </w:rPr>
+        <w:t xml:space="preserve"> </w:t>
+      </w:r>
+      <w:r>
+        <w:rPr>
+          <w:rFonts w:ascii="Consolas" w:hAnsi="Consolas"/>
+          <w:b w:val="0"/>
+          <w:color w:val="000000"/>
+          <w:sz w:val="20"/>
+          <w:rFonts w:ascii="Consolas" w:hAnsi="Consolas"/>
+        </w:rPr>
+        <w:t>the</w:t>
+      </w:r>
+      <w:r>
+        <w:rPr>
+          <w:rFonts w:ascii="Consolas" w:hAnsi="Consolas"/>
+          <w:b w:val="0"/>
+          <w:color w:val="000000"/>
+          <w:sz w:val="20"/>
+          <w:rFonts w:ascii="Consolas" w:hAnsi="Consolas"/>
+        </w:rPr>
+        <w:t xml:space="preserve"> </w:t>
+      </w:r>
+      <w:r>
+        <w:rPr>
+          <w:rFonts w:ascii="Consolas" w:hAnsi="Consolas"/>
+          <w:b w:val="0"/>
+          <w:color w:val="000000"/>
+          <w:sz w:val="20"/>
+          <w:rFonts w:ascii="Consolas" w:hAnsi="Consolas"/>
+        </w:rPr>
+        <w:t>former</w:t>
+      </w:r>
+      <w:r>
+        <w:rPr>
+          <w:rFonts w:ascii="Consolas" w:hAnsi="Consolas"/>
+          <w:b w:val="0"/>
+          <w:color w:val="000000"/>
+          <w:sz w:val="20"/>
+          <w:rFonts w:ascii="Consolas" w:hAnsi="Consolas"/>
+        </w:rPr>
+        <w:t xml:space="preserve"> </w:t>
+      </w:r>
+      <w:r>
+        <w:rPr>
+          <w:rFonts w:ascii="Consolas" w:hAnsi="Consolas"/>
+          <w:b w:val="0"/>
+          <w:color w:val="000000"/>
+          <w:sz w:val="20"/>
+          <w:rFonts w:ascii="Consolas" w:hAnsi="Consolas"/>
+        </w:rPr>
+        <w:t>primary</w:t>
+      </w:r>
+      <w:r>
+        <w:rPr>
+          <w:rFonts w:ascii="Consolas" w:hAnsi="Consolas"/>
+          <w:b w:val="0"/>
+          <w:color w:val="000000"/>
+          <w:sz w:val="20"/>
+          <w:rFonts w:ascii="Consolas" w:hAnsi="Consolas"/>
+        </w:rPr>
+        <w:t xml:space="preserve"> </w:t>
+      </w:r>
+      <w:r>
+        <w:rPr>
+          <w:rFonts w:ascii="Consolas" w:hAnsi="Consolas"/>
+          <w:b w:val="0"/>
+          <w:color w:val="000000"/>
+          <w:sz w:val="20"/>
+          <w:rFonts w:ascii="Consolas" w:hAnsi="Consolas"/>
+        </w:rPr>
+        <w:t>as</w:t>
+      </w:r>
+      <w:r>
+        <w:rPr>
+          <w:rFonts w:ascii="Consolas" w:hAnsi="Consolas"/>
+          <w:b w:val="0"/>
+          <w:color w:val="000000"/>
+          <w:sz w:val="20"/>
+          <w:rFonts w:ascii="Consolas" w:hAnsi="Consolas"/>
+        </w:rPr>
+        <w:t xml:space="preserve"> </w:t>
+      </w:r>
+      <w:r>
+        <w:rPr>
+          <w:rFonts w:ascii="Consolas" w:hAnsi="Consolas"/>
+          <w:b w:val="0"/>
+          <w:color w:val="000000"/>
+          <w:sz w:val="20"/>
+          <w:rFonts w:ascii="Consolas" w:hAnsi="Consolas"/>
+        </w:rPr>
+        <w:t>a</w:t>
+      </w:r>
+      <w:r>
+        <w:rPr>
+          <w:rFonts w:ascii="Consolas" w:hAnsi="Consolas"/>
+          <w:b w:val="0"/>
+          <w:color w:val="000000"/>
+          <w:sz w:val="20"/>
+          <w:rFonts w:ascii="Consolas" w:hAnsi="Consolas"/>
+        </w:rPr>
+        <w:t xml:space="preserve"> </w:t>
+      </w:r>
+      <w:r>
+        <w:rPr>
+          <w:rFonts w:ascii="Consolas" w:hAnsi="Consolas"/>
+          <w:b w:val="0"/>
+          <w:color w:val="000000"/>
+          <w:sz w:val="20"/>
+          <w:rFonts w:ascii="Consolas" w:hAnsi="Consolas"/>
+        </w:rPr>
+        <w:t>replica</w:t>
+      </w:r>
+      <w:r>
+        <w:rPr>
+          <w:rFonts w:ascii="Consolas" w:hAnsi="Consolas"/>
+          <w:b w:val="0"/>
+          <w:color w:val="000000"/>
+          <w:sz w:val="20"/>
+          <w:rFonts w:ascii="Consolas" w:hAnsi="Consolas"/>
+        </w:rPr>
+        <w:t xml:space="preserve"> </w:t>
+      </w:r>
+      <w:r>
+        <w:rPr>
+          <w:rFonts w:ascii="Consolas" w:hAnsi="Consolas"/>
+          <w:b w:val="0"/>
+          <w:color w:val="000000"/>
+          <w:sz w:val="20"/>
+          <w:rFonts w:ascii="Consolas" w:hAnsi="Consolas"/>
+        </w:rPr>
+        <w:t>of</w:t>
+      </w:r>
+      <w:r>
+        <w:rPr>
+          <w:rFonts w:ascii="Consolas" w:hAnsi="Consolas"/>
+          <w:b w:val="0"/>
+          <w:color w:val="000000"/>
+          <w:sz w:val="20"/>
+          <w:rFonts w:ascii="Consolas" w:hAnsi="Consolas"/>
+        </w:rPr>
+        <w:t xml:space="preserve"> </w:t>
+      </w:r>
+      <w:r>
+        <w:rPr>
+          <w:rFonts w:ascii="Consolas" w:hAnsi="Consolas"/>
+          <w:b w:val="0"/>
+          <w:color w:val="000000"/>
+          <w:sz w:val="20"/>
+          <w:rFonts w:ascii="Consolas" w:hAnsi="Consolas"/>
+        </w:rPr>
+        <w:t>the</w:t>
+      </w:r>
+      <w:r>
+        <w:rPr>
+          <w:rFonts w:ascii="Consolas" w:hAnsi="Consolas"/>
+          <w:b w:val="0"/>
+          <w:color w:val="000000"/>
+          <w:sz w:val="20"/>
+          <w:rFonts w:ascii="Consolas" w:hAnsi="Consolas"/>
+        </w:rPr>
+        <w:t xml:space="preserve"> </w:t>
+      </w:r>
+      <w:r>
+        <w:rPr>
+          <w:rFonts w:ascii="Consolas" w:hAnsi="Consolas"/>
+          <w:b w:val="0"/>
+          <w:color w:val="000000"/>
+          <w:sz w:val="20"/>
+          <w:rFonts w:ascii="Consolas" w:hAnsi="Consolas"/>
+        </w:rPr>
+        <w:t>new</w:t>
+      </w:r>
+      <w:r>
+        <w:rPr>
+          <w:rFonts w:ascii="Consolas" w:hAnsi="Consolas"/>
+          <w:b w:val="0"/>
+          <w:color w:val="000000"/>
+          <w:sz w:val="20"/>
+          <w:rFonts w:ascii="Consolas" w:hAnsi="Consolas"/>
+        </w:rPr>
+        <w:t xml:space="preserve"> </w:t>
+      </w:r>
+      <w:r>
+        <w:rPr>
+          <w:rFonts w:ascii="Consolas" w:hAnsi="Consolas"/>
+          <w:b w:val="0"/>
+          <w:color w:val="000000"/>
+          <w:sz w:val="20"/>
+          <w:rFonts w:ascii="Consolas" w:hAnsi="Consolas"/>
+        </w:rPr>
+        <w:t>primary.</w:t>
+      </w:r>
+      <w:r>
+        <w:rPr>
+          <w:rFonts w:ascii="Consolas" w:hAnsi="Consolas"/>
+          <w:b w:val="0"/>
+          <w:color w:val="000000"/>
+          <w:sz w:val="20"/>
+          <w:rFonts w:ascii="Consolas" w:hAnsi="Consolas"/>
+        </w:rPr>
+        <w:t xml:space="preserve"> </w:t>
+      </w:r>
+      <w:r>
+        <w:rPr>
+          <w:rFonts w:ascii="Consolas" w:hAnsi="Consolas"/>
+          <w:b w:val="0"/>
+          <w:color w:val="000000"/>
+          <w:sz w:val="20"/>
+          <w:rFonts w:ascii="Consolas" w:hAnsi="Consolas"/>
+        </w:rPr>
+        <w:t>…</w:t>
+      </w:r>
+      <w:r>
+        <w:rPr>
+          <w:rFonts w:ascii="Consolas" w:hAnsi="Consolas"/>
+          <w:b w:val="0"/>
+          <w:color w:val="000000"/>
+          <w:sz w:val="20"/>
+          <w:rFonts w:ascii="Consolas" w:hAnsi="Consolas"/>
+        </w:rPr>
+        <w:t xml:space="preserve"> </w:t>
+      </w:r>
+      <w:r>
+        <w:rPr>
+          <w:rFonts w:ascii="Consolas" w:hAnsi="Consolas"/>
+          <w:b w:val="0"/>
+          <w:color w:val="000000"/>
+          <w:sz w:val="20"/>
+          <w:rFonts w:ascii="Consolas" w:hAnsi="Consolas"/>
+        </w:rPr>
+        <w:t>You</w:t>
+      </w:r>
+      <w:r>
+        <w:rPr>
+          <w:rFonts w:ascii="Consolas" w:hAnsi="Consolas"/>
+          <w:b w:val="0"/>
+          <w:color w:val="000000"/>
+          <w:sz w:val="20"/>
+          <w:rFonts w:ascii="Consolas" w:hAnsi="Consolas"/>
+        </w:rPr>
+        <w:t xml:space="preserve"> </w:t>
+      </w:r>
+      <w:r>
+        <w:rPr>
+          <w:rFonts w:ascii="Consolas" w:hAnsi="Consolas"/>
+          <w:b w:val="0"/>
+          <w:color w:val="000000"/>
+          <w:sz w:val="20"/>
+          <w:rFonts w:ascii="Consolas" w:hAnsi="Consolas"/>
+        </w:rPr>
+        <w:t>should</w:t>
+      </w:r>
+      <w:r>
+        <w:rPr>
+          <w:rFonts w:ascii="Consolas" w:hAnsi="Consolas"/>
+          <w:b w:val="0"/>
+          <w:color w:val="000000"/>
+          <w:sz w:val="20"/>
+          <w:rFonts w:ascii="Consolas" w:hAnsi="Consolas"/>
+        </w:rPr>
+        <w:t xml:space="preserve"> </w:t>
+      </w:r>
+      <w:r>
+        <w:rPr>
+          <w:rFonts w:ascii="Consolas" w:hAnsi="Consolas"/>
+          <w:b w:val="0"/>
+          <w:color w:val="000000"/>
+          <w:sz w:val="20"/>
+          <w:rFonts w:ascii="Consolas" w:hAnsi="Consolas"/>
+        </w:rPr>
+        <w:t>not</w:t>
+      </w:r>
+      <w:r>
+        <w:rPr>
+          <w:rFonts w:ascii="Consolas" w:hAnsi="Consolas"/>
+          <w:b w:val="0"/>
+          <w:color w:val="000000"/>
+          <w:sz w:val="20"/>
+          <w:rFonts w:ascii="Consolas" w:hAnsi="Consolas"/>
+        </w:rPr>
+        <w:t xml:space="preserve"> </w:t>
+      </w:r>
+      <w:r>
+        <w:rPr>
+          <w:rFonts w:ascii="Consolas" w:hAnsi="Consolas"/>
+          <w:b w:val="0"/>
+          <w:color w:val="000000"/>
+          <w:sz w:val="20"/>
+          <w:rFonts w:ascii="Consolas" w:hAnsi="Consolas"/>
+        </w:rPr>
+        <w:t>attempt</w:t>
+      </w:r>
+      <w:r>
+        <w:rPr>
+          <w:rFonts w:ascii="Consolas" w:hAnsi="Consolas"/>
+          <w:b w:val="0"/>
+          <w:color w:val="000000"/>
+          <w:sz w:val="20"/>
+          <w:rFonts w:ascii="Consolas" w:hAnsi="Consolas"/>
+        </w:rPr>
+        <w:t xml:space="preserve"> </w:t>
+      </w:r>
+      <w:r>
+        <w:rPr>
+          <w:rFonts w:ascii="Consolas" w:hAnsi="Consolas"/>
+          <w:b w:val="0"/>
+          <w:color w:val="000000"/>
+          <w:sz w:val="20"/>
+          <w:rFonts w:ascii="Consolas" w:hAnsi="Consolas"/>
+        </w:rPr>
+        <w:t>to</w:t>
+      </w:r>
+      <w:r>
+        <w:rPr>
+          <w:rFonts w:ascii="Consolas" w:hAnsi="Consolas"/>
+          <w:b w:val="0"/>
+          <w:color w:val="000000"/>
+          <w:sz w:val="20"/>
+          <w:rFonts w:ascii="Consolas" w:hAnsi="Consolas"/>
+        </w:rPr>
+        <w:t xml:space="preserve"> </w:t>
+      </w:r>
+      <w:r>
+        <w:rPr>
+          <w:rFonts w:ascii="Consolas" w:hAnsi="Consolas"/>
+          <w:b w:val="0"/>
+          <w:color w:val="000000"/>
+          <w:sz w:val="20"/>
+          <w:rFonts w:ascii="Consolas" w:hAnsi="Consolas"/>
+        </w:rPr>
+        <w:t>manage</w:t>
+      </w:r>
+      <w:r>
+        <w:rPr>
+          <w:rFonts w:ascii="Consolas" w:hAnsi="Consolas"/>
+          <w:b w:val="0"/>
+          <w:color w:val="000000"/>
+          <w:sz w:val="20"/>
+          <w:rFonts w:ascii="Consolas" w:hAnsi="Consolas"/>
+        </w:rPr>
+        <w:t xml:space="preserve"> </w:t>
+      </w:r>
+      <w:r>
+        <w:rPr>
+          <w:rFonts w:ascii="Consolas" w:hAnsi="Consolas"/>
+          <w:b w:val="0"/>
+          <w:color w:val="000000"/>
+          <w:sz w:val="20"/>
+          <w:rFonts w:ascii="Consolas" w:hAnsi="Consolas"/>
+        </w:rPr>
+        <w:t>Postgres</w:t>
+      </w:r>
+      <w:r>
+        <w:rPr>
+          <w:rFonts w:ascii="Consolas" w:hAnsi="Consolas"/>
+          <w:b w:val="0"/>
+          <w:color w:val="000000"/>
+          <w:sz w:val="20"/>
+          <w:rFonts w:ascii="Consolas" w:hAnsi="Consolas"/>
+        </w:rPr>
+        <w:t xml:space="preserve"> </w:t>
+      </w:r>
+      <w:r>
+        <w:rPr>
+          <w:rFonts w:ascii="Consolas" w:hAnsi="Consolas"/>
+          <w:b w:val="0"/>
+          <w:color w:val="000000"/>
+          <w:sz w:val="20"/>
+          <w:rFonts w:ascii="Consolas" w:hAnsi="Consolas"/>
+        </w:rPr>
+        <w:t>directly!</w:t>
+      </w:r>
+      <w:r>
+        <w:rPr>
+          <w:rFonts w:ascii="Consolas" w:hAnsi="Consolas"/>
+          <w:b w:val="0"/>
+          <w:color w:val="000000"/>
+          <w:sz w:val="20"/>
+          <w:rFonts w:ascii="Consolas" w:hAnsi="Consolas"/>
+        </w:rPr>
+        <w:t xml:space="preserve"> </w:t>
+      </w:r>
+      <w:r>
+        <w:rPr>
+          <w:rFonts w:ascii="Consolas" w:hAnsi="Consolas"/>
+          <w:b w:val="0"/>
+          <w:color w:val="000000"/>
+          <w:sz w:val="20"/>
+          <w:rFonts w:ascii="Consolas" w:hAnsi="Consolas"/>
+        </w:rPr>
+        <w:t>Any</w:t>
+      </w:r>
+      <w:r>
+        <w:rPr>
+          <w:rFonts w:ascii="Consolas" w:hAnsi="Consolas"/>
+          <w:b w:val="0"/>
+          <w:color w:val="000000"/>
+          <w:sz w:val="20"/>
+          <w:rFonts w:ascii="Consolas" w:hAnsi="Consolas"/>
+        </w:rPr>
+        <w:t xml:space="preserve"> </w:t>
+      </w:r>
+      <w:r>
+        <w:rPr>
+          <w:rFonts w:ascii="Consolas" w:hAnsi="Consolas"/>
+          <w:b w:val="0"/>
+          <w:color w:val="000000"/>
+          <w:sz w:val="20"/>
+          <w:rFonts w:ascii="Consolas" w:hAnsi="Consolas"/>
+        </w:rPr>
+        <w:t>attempt</w:t>
+      </w:r>
+      <w:r>
+        <w:rPr>
+          <w:rFonts w:ascii="Consolas" w:hAnsi="Consolas"/>
+          <w:b w:val="0"/>
+          <w:color w:val="000000"/>
+          <w:sz w:val="20"/>
+          <w:rFonts w:ascii="Consolas" w:hAnsi="Consolas"/>
+        </w:rPr>
+        <w:t xml:space="preserve"> </w:t>
+      </w:r>
+      <w:r>
+        <w:rPr>
+          <w:rFonts w:ascii="Consolas" w:hAnsi="Consolas"/>
+          <w:b w:val="0"/>
+          <w:color w:val="000000"/>
+          <w:sz w:val="20"/>
+          <w:rFonts w:ascii="Consolas" w:hAnsi="Consolas"/>
+        </w:rPr>
+        <w:t>of</w:t>
+      </w:r>
+      <w:r>
+        <w:rPr>
+          <w:rFonts w:ascii="Consolas" w:hAnsi="Consolas"/>
+          <w:b w:val="0"/>
+          <w:color w:val="000000"/>
+          <w:sz w:val="20"/>
+          <w:rFonts w:ascii="Consolas" w:hAnsi="Consolas"/>
+        </w:rPr>
+        <w:t xml:space="preserve"> </w:t>
+      </w:r>
+      <w:r>
+        <w:rPr>
+          <w:rFonts w:ascii="Consolas" w:hAnsi="Consolas"/>
+          <w:b w:val="0"/>
+          <w:color w:val="000000"/>
+          <w:sz w:val="20"/>
+          <w:rFonts w:ascii="Consolas" w:hAnsi="Consolas"/>
+        </w:rPr>
+        <w:t>bouncing</w:t>
+      </w:r>
+      <w:r>
+        <w:rPr>
+          <w:rFonts w:ascii="Consolas" w:hAnsi="Consolas"/>
+          <w:b w:val="0"/>
+          <w:color w:val="000000"/>
+          <w:sz w:val="20"/>
+          <w:rFonts w:ascii="Consolas" w:hAnsi="Consolas"/>
+        </w:rPr>
+        <w:t xml:space="preserve"> </w:t>
+      </w:r>
+      <w:r>
+        <w:rPr>
+          <w:rFonts w:ascii="Consolas" w:hAnsi="Consolas"/>
+          <w:b w:val="0"/>
+          <w:color w:val="000000"/>
+          <w:sz w:val="20"/>
+          <w:rFonts w:ascii="Consolas" w:hAnsi="Consolas"/>
+        </w:rPr>
+        <w:t>the</w:t>
+      </w:r>
+      <w:r>
+        <w:rPr>
+          <w:rFonts w:ascii="Consolas" w:hAnsi="Consolas"/>
+          <w:b w:val="0"/>
+          <w:color w:val="000000"/>
+          <w:sz w:val="20"/>
+          <w:rFonts w:ascii="Consolas" w:hAnsi="Consolas"/>
+        </w:rPr>
+        <w:t xml:space="preserve"> </w:t>
+      </w:r>
+      <w:r>
+        <w:rPr>
+          <w:rFonts w:ascii="Consolas" w:hAnsi="Consolas"/>
+          <w:b w:val="0"/>
+          <w:color w:val="000000"/>
+          <w:sz w:val="20"/>
+          <w:rFonts w:ascii="Consolas" w:hAnsi="Consolas"/>
+        </w:rPr>
+        <w:t>Postgres</w:t>
+      </w:r>
+      <w:r>
+        <w:rPr>
+          <w:rFonts w:ascii="Consolas" w:hAnsi="Consolas"/>
+          <w:b w:val="0"/>
+          <w:color w:val="000000"/>
+          <w:sz w:val="20"/>
+          <w:rFonts w:ascii="Consolas" w:hAnsi="Consolas"/>
+        </w:rPr>
+        <w:t xml:space="preserve"> </w:t>
+      </w:r>
+      <w:r>
+        <w:rPr>
+          <w:rFonts w:ascii="Consolas" w:hAnsi="Consolas"/>
+          <w:b w:val="0"/>
+          <w:color w:val="000000"/>
+          <w:sz w:val="20"/>
+          <w:rFonts w:ascii="Consolas" w:hAnsi="Consolas"/>
+        </w:rPr>
+        <w:t>server</w:t>
+      </w:r>
+      <w:r>
+        <w:rPr>
+          <w:rFonts w:ascii="Consolas" w:hAnsi="Consolas"/>
+          <w:b w:val="0"/>
+          <w:color w:val="000000"/>
+          <w:sz w:val="20"/>
+          <w:rFonts w:ascii="Consolas" w:hAnsi="Consolas"/>
+        </w:rPr>
+        <w:t xml:space="preserve"> </w:t>
+      </w:r>
+      <w:r>
+        <w:rPr>
+          <w:rFonts w:ascii="Consolas" w:hAnsi="Consolas"/>
+          <w:b w:val="0"/>
+          <w:color w:val="000000"/>
+          <w:sz w:val="20"/>
+          <w:rFonts w:ascii="Consolas" w:hAnsi="Consolas"/>
+        </w:rPr>
+        <w:t>without</w:t>
+      </w:r>
+      <w:r>
+        <w:rPr>
+          <w:rFonts w:ascii="Consolas" w:hAnsi="Consolas"/>
+          <w:b w:val="0"/>
+          <w:color w:val="000000"/>
+          <w:sz w:val="20"/>
+          <w:rFonts w:ascii="Consolas" w:hAnsi="Consolas"/>
+        </w:rPr>
+        <w:t xml:space="preserve"> </w:t>
+      </w:r>
+      <w:r>
+        <w:rPr>
+          <w:rFonts w:ascii="Consolas" w:hAnsi="Consolas"/>
+          <w:b w:val="0"/>
+          <w:color w:val="000000"/>
+          <w:sz w:val="20"/>
+          <w:rFonts w:ascii="Consolas" w:hAnsi="Consolas"/>
+        </w:rPr>
+        <w:t>Patroni</w:t>
+      </w:r>
+      <w:r>
+        <w:rPr>
+          <w:rFonts w:ascii="Consolas" w:hAnsi="Consolas"/>
+          <w:b w:val="0"/>
+          <w:color w:val="000000"/>
+          <w:sz w:val="20"/>
+          <w:rFonts w:ascii="Consolas" w:hAnsi="Consolas"/>
+        </w:rPr>
+        <w:t xml:space="preserve"> </w:t>
+      </w:r>
+      <w:r>
+        <w:rPr>
+          <w:rFonts w:ascii="Consolas" w:hAnsi="Consolas"/>
+          <w:b w:val="0"/>
+          <w:color w:val="000000"/>
+          <w:sz w:val="20"/>
+          <w:rFonts w:ascii="Consolas" w:hAnsi="Consolas"/>
+        </w:rPr>
+        <w:t>can</w:t>
+      </w:r>
+      <w:r>
+        <w:rPr>
+          <w:rFonts w:ascii="Consolas" w:hAnsi="Consolas"/>
+          <w:b w:val="0"/>
+          <w:color w:val="000000"/>
+          <w:sz w:val="20"/>
+          <w:rFonts w:ascii="Consolas" w:hAnsi="Consolas"/>
+        </w:rPr>
+        <w:t xml:space="preserve"> </w:t>
+      </w:r>
+      <w:r>
+        <w:rPr>
+          <w:rFonts w:ascii="Consolas" w:hAnsi="Consolas"/>
+          <w:b w:val="0"/>
+          <w:color w:val="000000"/>
+          <w:sz w:val="20"/>
+          <w:rFonts w:ascii="Consolas" w:hAnsi="Consolas"/>
+        </w:rPr>
+        <w:t>lead</w:t>
+      </w:r>
+      <w:r>
+        <w:rPr>
+          <w:rFonts w:ascii="Consolas" w:hAnsi="Consolas"/>
+          <w:b w:val="0"/>
+          <w:color w:val="000000"/>
+          <w:sz w:val="20"/>
+          <w:rFonts w:ascii="Consolas" w:hAnsi="Consolas"/>
+        </w:rPr>
+        <w:t xml:space="preserve"> </w:t>
+      </w:r>
+      <w:r>
+        <w:rPr>
+          <w:rFonts w:ascii="Consolas" w:hAnsi="Consolas"/>
+          <w:b w:val="0"/>
+          <w:color w:val="000000"/>
+          <w:sz w:val="20"/>
+          <w:rFonts w:ascii="Consolas" w:hAnsi="Consolas"/>
+        </w:rPr>
+        <w:t>your</w:t>
+      </w:r>
+      <w:r>
+        <w:rPr>
+          <w:rFonts w:ascii="Consolas" w:hAnsi="Consolas"/>
+          <w:b w:val="0"/>
+          <w:color w:val="000000"/>
+          <w:sz w:val="20"/>
+          <w:rFonts w:ascii="Consolas" w:hAnsi="Consolas"/>
+        </w:rPr>
+        <w:t xml:space="preserve"> </w:t>
+      </w:r>
+      <w:r>
+        <w:rPr>
+          <w:rFonts w:ascii="Consolas" w:hAnsi="Consolas"/>
+          <w:b w:val="0"/>
+          <w:color w:val="000000"/>
+          <w:sz w:val="20"/>
+          <w:rFonts w:ascii="Consolas" w:hAnsi="Consolas"/>
+        </w:rPr>
+        <w:t>cluster</w:t>
+      </w:r>
+      <w:r>
+        <w:rPr>
+          <w:rFonts w:ascii="Consolas" w:hAnsi="Consolas"/>
+          <w:b w:val="0"/>
+          <w:color w:val="000000"/>
+          <w:sz w:val="20"/>
+          <w:rFonts w:ascii="Consolas" w:hAnsi="Consolas"/>
+        </w:rPr>
+        <w:t xml:space="preserve"> </w:t>
+      </w:r>
+      <w:r>
+        <w:rPr>
+          <w:rFonts w:ascii="Consolas" w:hAnsi="Consolas"/>
+          <w:b w:val="0"/>
+          <w:color w:val="000000"/>
+          <w:sz w:val="20"/>
+          <w:rFonts w:ascii="Consolas" w:hAnsi="Consolas"/>
+        </w:rPr>
+        <w:t>to</w:t>
+      </w:r>
+      <w:r>
+        <w:rPr>
+          <w:rFonts w:ascii="Consolas" w:hAnsi="Consolas"/>
+          <w:b w:val="0"/>
+          <w:color w:val="000000"/>
+          <w:sz w:val="20"/>
+          <w:rFonts w:ascii="Consolas" w:hAnsi="Consolas"/>
+        </w:rPr>
+        <w:t xml:space="preserve"> </w:t>
+      </w:r>
+      <w:r>
+        <w:rPr>
+          <w:rFonts w:ascii="Consolas" w:hAnsi="Consolas"/>
+          <w:b w:val="0"/>
+          <w:color w:val="000000"/>
+          <w:sz w:val="20"/>
+          <w:rFonts w:ascii="Consolas" w:hAnsi="Consolas"/>
+        </w:rPr>
+        <w:t>face</w:t>
+      </w:r>
+      <w:r>
+        <w:rPr>
+          <w:rFonts w:ascii="Consolas" w:hAnsi="Consolas"/>
+          <w:b w:val="0"/>
+          <w:color w:val="000000"/>
+          <w:sz w:val="20"/>
+          <w:rFonts w:ascii="Consolas" w:hAnsi="Consolas"/>
+        </w:rPr>
+        <w:t xml:space="preserve"> </w:t>
+      </w:r>
+      <w:r>
+        <w:rPr>
+          <w:rFonts w:ascii="Consolas" w:hAnsi="Consolas"/>
+          <w:b w:val="0"/>
+          <w:color w:val="000000"/>
+          <w:sz w:val="20"/>
+          <w:rFonts w:ascii="Consolas" w:hAnsi="Consolas"/>
+        </w:rPr>
+        <w:t>failovers.</w:t>
+      </w:r>
+      <w:r>
+        <w:br/>
+      </w:r>
+      <w:r>
+        <w:rPr>
+          <w:rFonts w:ascii="Consolas" w:hAnsi="Consolas"/>
+          <w:b w:val="0"/>
+          <w:color w:val="1995A0"/>
+          <w:sz w:val="20"/>
+          <w:rFonts w:ascii="Consolas" w:hAnsi="Consolas"/>
+        </w:rPr>
+        <w:t>-----------------------------------------------------------------------</w:t>
+      </w:r>
+    </w:p>
+    <w:p/>
+    <w:p/>
+    <w:p>
+      <w:r>
+        <w:t>Перевод:</w:t>
+      </w:r>
+    </w:p>
+    <w:p>
+      <w:r>
+        <w:rPr>
+          <w:rFonts w:ascii="Consolas" w:hAnsi="Consolas"/>
+          <w:b w:val="0"/>
+          <w:color w:val="00B0F0"/>
+          <w:sz w:val="20"/>
+          <w:rFonts w:ascii="Consolas" w:hAnsi="Consolas"/>
+        </w:rPr>
+        <w:t>Перевод на русский</w:t>
+      </w:r>
+    </w:p>
+    <w:p/>
+    <w:p>
+      <w:pPr>
+        <w:shd w:val="clear" w:color="auto" w:fill="E7E6E6"/>
+      </w:pPr>
+      <w:r>
+        <w:rPr>
+          <w:rFonts w:ascii="Consolas" w:hAnsi="Consolas"/>
+          <w:b w:val="0"/>
+          <w:color w:val="1995A0"/>
+          <w:sz w:val="20"/>
+          <w:rFonts w:ascii="Consolas" w:hAnsi="Consolas"/>
+        </w:rPr>
+        <w:t>-----------------------------------------------------------------------</w:t>
+      </w:r>
+      <w:r>
+        <w:br/>
+      </w:r>
+      <w:r>
+        <w:rPr>
+          <w:rFonts w:ascii="Consolas" w:hAnsi="Consolas"/>
+          <w:b w:val="0"/>
+          <w:color w:val="1995A0"/>
+          <w:sz w:val="20"/>
+          <w:rFonts w:ascii="Consolas" w:hAnsi="Consolas"/>
+        </w:rPr>
+        <w:t>Если</w:t>
+      </w:r>
+      <w:r>
+        <w:rPr>
+          <w:rFonts w:ascii="Consolas" w:hAnsi="Consolas"/>
+          <w:b w:val="0"/>
+          <w:color w:val="000000"/>
+          <w:sz w:val="20"/>
+          <w:rFonts w:ascii="Consolas" w:hAnsi="Consolas"/>
+        </w:rPr>
+        <w:t xml:space="preserve"> </w:t>
+      </w:r>
+      <w:r>
+        <w:rPr>
+          <w:rFonts w:ascii="Consolas" w:hAnsi="Consolas"/>
+          <w:b w:val="0"/>
+          <w:color w:val="000000"/>
+          <w:sz w:val="20"/>
+          <w:rFonts w:ascii="Consolas" w:hAnsi="Consolas"/>
+        </w:rPr>
+        <w:t>primary</w:t>
+      </w:r>
+      <w:r>
+        <w:rPr>
+          <w:rFonts w:ascii="Consolas" w:hAnsi="Consolas"/>
+          <w:b w:val="0"/>
+          <w:color w:val="000000"/>
+          <w:sz w:val="20"/>
+          <w:rFonts w:ascii="Consolas" w:hAnsi="Consolas"/>
+        </w:rPr>
+        <w:t xml:space="preserve"> </w:t>
+      </w:r>
+      <w:r>
+        <w:rPr>
+          <w:rFonts w:ascii="Consolas" w:hAnsi="Consolas"/>
+          <w:b w:val="0"/>
+          <w:color w:val="000000"/>
+          <w:sz w:val="20"/>
+          <w:rFonts w:ascii="Consolas" w:hAnsi="Consolas"/>
+        </w:rPr>
+        <w:t>отказывает,</w:t>
+      </w:r>
+      <w:r>
+        <w:rPr>
+          <w:rFonts w:ascii="Consolas" w:hAnsi="Consolas"/>
+          <w:b w:val="0"/>
+          <w:color w:val="000000"/>
+          <w:sz w:val="20"/>
+          <w:rFonts w:ascii="Consolas" w:hAnsi="Consolas"/>
+        </w:rPr>
+        <w:t xml:space="preserve"> </w:t>
+      </w:r>
+      <w:r>
+        <w:rPr>
+          <w:rFonts w:ascii="Consolas" w:hAnsi="Consolas"/>
+          <w:b w:val="0"/>
+          <w:color w:val="000000"/>
+          <w:sz w:val="20"/>
+          <w:rFonts w:ascii="Consolas" w:hAnsi="Consolas"/>
+        </w:rPr>
+        <w:t>Patroni</w:t>
+      </w:r>
+      <w:r>
+        <w:rPr>
+          <w:rFonts w:ascii="Consolas" w:hAnsi="Consolas"/>
+          <w:b w:val="0"/>
+          <w:color w:val="000000"/>
+          <w:sz w:val="20"/>
+          <w:rFonts w:ascii="Consolas" w:hAnsi="Consolas"/>
+        </w:rPr>
+        <w:t xml:space="preserve"> </w:t>
+      </w:r>
+      <w:r>
+        <w:rPr>
+          <w:rFonts w:ascii="Consolas" w:hAnsi="Consolas"/>
+          <w:b w:val="0"/>
+          <w:color w:val="000000"/>
+          <w:sz w:val="20"/>
+          <w:rFonts w:ascii="Consolas" w:hAnsi="Consolas"/>
+        </w:rPr>
+        <w:t>не</w:t>
+      </w:r>
+      <w:r>
+        <w:rPr>
+          <w:rFonts w:ascii="Consolas" w:hAnsi="Consolas"/>
+          <w:b w:val="0"/>
+          <w:color w:val="000000"/>
+          <w:sz w:val="20"/>
+          <w:rFonts w:ascii="Consolas" w:hAnsi="Consolas"/>
+        </w:rPr>
+        <w:t xml:space="preserve"> </w:t>
+      </w:r>
+      <w:r>
+        <w:rPr>
+          <w:rFonts w:ascii="Consolas" w:hAnsi="Consolas"/>
+          <w:b w:val="0"/>
+          <w:color w:val="000000"/>
+          <w:sz w:val="20"/>
+          <w:rFonts w:ascii="Consolas" w:hAnsi="Consolas"/>
+        </w:rPr>
+        <w:t>только</w:t>
+      </w:r>
+      <w:r>
+        <w:rPr>
+          <w:rFonts w:ascii="Consolas" w:hAnsi="Consolas"/>
+          <w:b w:val="0"/>
+          <w:color w:val="000000"/>
+          <w:sz w:val="20"/>
+          <w:rFonts w:ascii="Consolas" w:hAnsi="Consolas"/>
+        </w:rPr>
+        <w:t xml:space="preserve"> </w:t>
+      </w:r>
+      <w:r>
+        <w:rPr>
+          <w:rFonts w:ascii="Consolas" w:hAnsi="Consolas"/>
+          <w:b w:val="0"/>
+          <w:color w:val="000000"/>
+          <w:sz w:val="20"/>
+          <w:rFonts w:ascii="Consolas" w:hAnsi="Consolas"/>
+        </w:rPr>
+        <w:t>делает</w:t>
+      </w:r>
+      <w:r>
+        <w:rPr>
+          <w:rFonts w:ascii="Consolas" w:hAnsi="Consolas"/>
+          <w:b w:val="0"/>
+          <w:color w:val="000000"/>
+          <w:sz w:val="20"/>
+          <w:rFonts w:ascii="Consolas" w:hAnsi="Consolas"/>
+        </w:rPr>
+        <w:t xml:space="preserve"> </w:t>
+      </w:r>
+      <w:r>
+        <w:rPr>
+          <w:rFonts w:ascii="Consolas" w:hAnsi="Consolas"/>
+          <w:b w:val="0"/>
+          <w:color w:val="000000"/>
+          <w:sz w:val="20"/>
+          <w:rFonts w:ascii="Consolas" w:hAnsi="Consolas"/>
+        </w:rPr>
+        <w:t>failover</w:t>
+      </w:r>
+      <w:r>
+        <w:rPr>
+          <w:rFonts w:ascii="Consolas" w:hAnsi="Consolas"/>
+          <w:b w:val="0"/>
+          <w:color w:val="000000"/>
+          <w:sz w:val="20"/>
+          <w:rFonts w:ascii="Consolas" w:hAnsi="Consolas"/>
+        </w:rPr>
+        <w:t xml:space="preserve"> </w:t>
+      </w:r>
+      <w:r>
+        <w:rPr>
+          <w:rFonts w:ascii="Consolas" w:hAnsi="Consolas"/>
+          <w:b w:val="0"/>
+          <w:color w:val="000000"/>
+          <w:sz w:val="20"/>
+          <w:rFonts w:ascii="Consolas" w:hAnsi="Consolas"/>
+        </w:rPr>
+        <w:t>на</w:t>
+      </w:r>
+      <w:r>
+        <w:rPr>
+          <w:rFonts w:ascii="Consolas" w:hAnsi="Consolas"/>
+          <w:b w:val="0"/>
+          <w:color w:val="000000"/>
+          <w:sz w:val="20"/>
+          <w:rFonts w:ascii="Consolas" w:hAnsi="Consolas"/>
+        </w:rPr>
+        <w:t xml:space="preserve"> </w:t>
+      </w:r>
+      <w:r>
+        <w:rPr>
+          <w:rFonts w:ascii="Consolas" w:hAnsi="Consolas"/>
+          <w:b w:val="0"/>
+          <w:color w:val="000000"/>
+          <w:sz w:val="20"/>
+          <w:rFonts w:ascii="Consolas" w:hAnsi="Consolas"/>
+        </w:rPr>
+        <w:t>replica,</w:t>
+      </w:r>
+      <w:r>
+        <w:rPr>
+          <w:rFonts w:ascii="Consolas" w:hAnsi="Consolas"/>
+          <w:b w:val="0"/>
+          <w:color w:val="000000"/>
+          <w:sz w:val="20"/>
+          <w:rFonts w:ascii="Consolas" w:hAnsi="Consolas"/>
+        </w:rPr>
+        <w:t xml:space="preserve"> </w:t>
+      </w:r>
+      <w:r>
+        <w:rPr>
+          <w:rFonts w:ascii="Consolas" w:hAnsi="Consolas"/>
+          <w:b w:val="0"/>
+          <w:color w:val="000000"/>
+          <w:sz w:val="20"/>
+          <w:rFonts w:ascii="Consolas" w:hAnsi="Consolas"/>
+        </w:rPr>
+        <w:t>но</w:t>
+      </w:r>
+      <w:r>
+        <w:rPr>
+          <w:rFonts w:ascii="Consolas" w:hAnsi="Consolas"/>
+          <w:b w:val="0"/>
+          <w:color w:val="000000"/>
+          <w:sz w:val="20"/>
+          <w:rFonts w:ascii="Consolas" w:hAnsi="Consolas"/>
+        </w:rPr>
+        <w:t xml:space="preserve"> </w:t>
+      </w:r>
+      <w:r>
+        <w:rPr>
+          <w:rFonts w:ascii="Consolas" w:hAnsi="Consolas"/>
+          <w:b w:val="0"/>
+          <w:color w:val="000000"/>
+          <w:sz w:val="20"/>
+          <w:rFonts w:ascii="Consolas" w:hAnsi="Consolas"/>
+        </w:rPr>
+        <w:t>и</w:t>
+      </w:r>
+      <w:r>
+        <w:rPr>
+          <w:rFonts w:ascii="Consolas" w:hAnsi="Consolas"/>
+          <w:b w:val="0"/>
+          <w:color w:val="000000"/>
+          <w:sz w:val="20"/>
+          <w:rFonts w:ascii="Consolas" w:hAnsi="Consolas"/>
+        </w:rPr>
+        <w:t xml:space="preserve"> </w:t>
+      </w:r>
+      <w:r>
+        <w:rPr>
+          <w:rFonts w:ascii="Consolas" w:hAnsi="Consolas"/>
+          <w:b w:val="0"/>
+          <w:color w:val="000000"/>
+          <w:sz w:val="20"/>
+          <w:rFonts w:ascii="Consolas" w:hAnsi="Consolas"/>
+        </w:rPr>
+        <w:t>пытается</w:t>
+      </w:r>
+      <w:r>
+        <w:rPr>
+          <w:rFonts w:ascii="Consolas" w:hAnsi="Consolas"/>
+          <w:b w:val="0"/>
+          <w:color w:val="000000"/>
+          <w:sz w:val="20"/>
+          <w:rFonts w:ascii="Consolas" w:hAnsi="Consolas"/>
+        </w:rPr>
+        <w:t xml:space="preserve"> </w:t>
+      </w:r>
+      <w:r>
+        <w:rPr>
+          <w:rFonts w:ascii="Consolas" w:hAnsi="Consolas"/>
+          <w:b w:val="0"/>
+          <w:color w:val="000000"/>
+          <w:sz w:val="20"/>
+          <w:rFonts w:ascii="Consolas" w:hAnsi="Consolas"/>
+        </w:rPr>
+        <w:t>вернуть</w:t>
+      </w:r>
+      <w:r>
+        <w:rPr>
+          <w:rFonts w:ascii="Consolas" w:hAnsi="Consolas"/>
+          <w:b w:val="0"/>
+          <w:color w:val="000000"/>
+          <w:sz w:val="20"/>
+          <w:rFonts w:ascii="Consolas" w:hAnsi="Consolas"/>
+        </w:rPr>
+        <w:t xml:space="preserve"> </w:t>
+      </w:r>
+      <w:r>
+        <w:rPr>
+          <w:rFonts w:ascii="Consolas" w:hAnsi="Consolas"/>
+          <w:b w:val="0"/>
+          <w:color w:val="000000"/>
+          <w:sz w:val="20"/>
+          <w:rFonts w:ascii="Consolas" w:hAnsi="Consolas"/>
+        </w:rPr>
+        <w:t>бывший</w:t>
+      </w:r>
+      <w:r>
+        <w:rPr>
+          <w:rFonts w:ascii="Consolas" w:hAnsi="Consolas"/>
+          <w:b w:val="0"/>
+          <w:color w:val="000000"/>
+          <w:sz w:val="20"/>
+          <w:rFonts w:ascii="Consolas" w:hAnsi="Consolas"/>
+        </w:rPr>
+        <w:t xml:space="preserve"> </w:t>
+      </w:r>
+      <w:r>
+        <w:rPr>
+          <w:rFonts w:ascii="Consolas" w:hAnsi="Consolas"/>
+          <w:b w:val="0"/>
+          <w:color w:val="000000"/>
+          <w:sz w:val="20"/>
+          <w:rFonts w:ascii="Consolas" w:hAnsi="Consolas"/>
+        </w:rPr>
+        <w:t>primary</w:t>
+      </w:r>
+      <w:r>
+        <w:rPr>
+          <w:rFonts w:ascii="Consolas" w:hAnsi="Consolas"/>
+          <w:b w:val="0"/>
+          <w:color w:val="000000"/>
+          <w:sz w:val="20"/>
+          <w:rFonts w:ascii="Consolas" w:hAnsi="Consolas"/>
+        </w:rPr>
+        <w:t xml:space="preserve"> </w:t>
+      </w:r>
+      <w:r>
+        <w:rPr>
+          <w:rFonts w:ascii="Consolas" w:hAnsi="Consolas"/>
+          <w:b w:val="0"/>
+          <w:color w:val="000000"/>
+          <w:sz w:val="20"/>
+          <w:rFonts w:ascii="Consolas" w:hAnsi="Consolas"/>
+        </w:rPr>
+        <w:t>уже</w:t>
+      </w:r>
+      <w:r>
+        <w:rPr>
+          <w:rFonts w:ascii="Consolas" w:hAnsi="Consolas"/>
+          <w:b w:val="0"/>
+          <w:color w:val="000000"/>
+          <w:sz w:val="20"/>
+          <w:rFonts w:ascii="Consolas" w:hAnsi="Consolas"/>
+        </w:rPr>
+        <w:t xml:space="preserve"> </w:t>
+      </w:r>
+      <w:r>
+        <w:rPr>
+          <w:rFonts w:ascii="Consolas" w:hAnsi="Consolas"/>
+          <w:b w:val="0"/>
+          <w:color w:val="000000"/>
+          <w:sz w:val="20"/>
+          <w:rFonts w:ascii="Consolas" w:hAnsi="Consolas"/>
+        </w:rPr>
+        <w:t>как</w:t>
+      </w:r>
+      <w:r>
+        <w:rPr>
+          <w:rFonts w:ascii="Consolas" w:hAnsi="Consolas"/>
+          <w:b w:val="0"/>
+          <w:color w:val="000000"/>
+          <w:sz w:val="20"/>
+          <w:rFonts w:ascii="Consolas" w:hAnsi="Consolas"/>
+        </w:rPr>
+        <w:t xml:space="preserve"> </w:t>
+      </w:r>
+      <w:r>
+        <w:rPr>
+          <w:rFonts w:ascii="Consolas" w:hAnsi="Consolas"/>
+          <w:b w:val="0"/>
+          <w:color w:val="000000"/>
+          <w:sz w:val="20"/>
+          <w:rFonts w:ascii="Consolas" w:hAnsi="Consolas"/>
+        </w:rPr>
+        <w:t>replica</w:t>
+      </w:r>
+      <w:r>
+        <w:rPr>
+          <w:rFonts w:ascii="Consolas" w:hAnsi="Consolas"/>
+          <w:b w:val="0"/>
+          <w:color w:val="000000"/>
+          <w:sz w:val="20"/>
+          <w:rFonts w:ascii="Consolas" w:hAnsi="Consolas"/>
+        </w:rPr>
+        <w:t xml:space="preserve"> </w:t>
+      </w:r>
+      <w:r>
+        <w:rPr>
+          <w:rFonts w:ascii="Consolas" w:hAnsi="Consolas"/>
+          <w:b w:val="0"/>
+          <w:color w:val="000000"/>
+          <w:sz w:val="20"/>
+          <w:rFonts w:ascii="Consolas" w:hAnsi="Consolas"/>
+        </w:rPr>
+        <w:t>нового</w:t>
+      </w:r>
+      <w:r>
+        <w:rPr>
+          <w:rFonts w:ascii="Consolas" w:hAnsi="Consolas"/>
+          <w:b w:val="0"/>
+          <w:color w:val="000000"/>
+          <w:sz w:val="20"/>
+          <w:rFonts w:ascii="Consolas" w:hAnsi="Consolas"/>
+        </w:rPr>
+        <w:t xml:space="preserve"> </w:t>
+      </w:r>
+      <w:r>
+        <w:rPr>
+          <w:rFonts w:ascii="Consolas" w:hAnsi="Consolas"/>
+          <w:b w:val="0"/>
+          <w:color w:val="000000"/>
+          <w:sz w:val="20"/>
+          <w:rFonts w:ascii="Consolas" w:hAnsi="Consolas"/>
+        </w:rPr>
+        <w:t>primary.</w:t>
+      </w:r>
+      <w:r>
+        <w:rPr>
+          <w:rFonts w:ascii="Consolas" w:hAnsi="Consolas"/>
+          <w:b w:val="0"/>
+          <w:color w:val="000000"/>
+          <w:sz w:val="20"/>
+          <w:rFonts w:ascii="Consolas" w:hAnsi="Consolas"/>
+        </w:rPr>
+        <w:t xml:space="preserve"> </w:t>
+      </w:r>
+      <w:r>
+        <w:rPr>
+          <w:rFonts w:ascii="Consolas" w:hAnsi="Consolas"/>
+          <w:b w:val="0"/>
+          <w:color w:val="000000"/>
+          <w:sz w:val="20"/>
+          <w:rFonts w:ascii="Consolas" w:hAnsi="Consolas"/>
+        </w:rPr>
+        <w:t>Postgres</w:t>
+      </w:r>
+      <w:r>
+        <w:rPr>
+          <w:rFonts w:ascii="Consolas" w:hAnsi="Consolas"/>
+          <w:b w:val="0"/>
+          <w:color w:val="000000"/>
+          <w:sz w:val="20"/>
+          <w:rFonts w:ascii="Consolas" w:hAnsi="Consolas"/>
+        </w:rPr>
+        <w:t xml:space="preserve"> </w:t>
+      </w:r>
+      <w:r>
+        <w:rPr>
+          <w:rFonts w:ascii="Consolas" w:hAnsi="Consolas"/>
+          <w:b w:val="0"/>
+          <w:color w:val="000000"/>
+          <w:sz w:val="20"/>
+          <w:rFonts w:ascii="Consolas" w:hAnsi="Consolas"/>
+        </w:rPr>
+        <w:t>нельзя</w:t>
+      </w:r>
+      <w:r>
+        <w:rPr>
+          <w:rFonts w:ascii="Consolas" w:hAnsi="Consolas"/>
+          <w:b w:val="0"/>
+          <w:color w:val="000000"/>
+          <w:sz w:val="20"/>
+          <w:rFonts w:ascii="Consolas" w:hAnsi="Consolas"/>
+        </w:rPr>
+        <w:t xml:space="preserve"> </w:t>
+      </w:r>
+      <w:r>
+        <w:rPr>
+          <w:rFonts w:ascii="Consolas" w:hAnsi="Consolas"/>
+          <w:b w:val="0"/>
+          <w:color w:val="000000"/>
+          <w:sz w:val="20"/>
+          <w:rFonts w:ascii="Consolas" w:hAnsi="Consolas"/>
+        </w:rPr>
+        <w:t>дергать</w:t>
+      </w:r>
+      <w:r>
+        <w:rPr>
+          <w:rFonts w:ascii="Consolas" w:hAnsi="Consolas"/>
+          <w:b w:val="0"/>
+          <w:color w:val="000000"/>
+          <w:sz w:val="20"/>
+          <w:rFonts w:ascii="Consolas" w:hAnsi="Consolas"/>
+        </w:rPr>
+        <w:t xml:space="preserve"> </w:t>
+      </w:r>
+      <w:r>
+        <w:rPr>
+          <w:rFonts w:ascii="Consolas" w:hAnsi="Consolas"/>
+          <w:b w:val="0"/>
+          <w:color w:val="000000"/>
+          <w:sz w:val="20"/>
+          <w:rFonts w:ascii="Consolas" w:hAnsi="Consolas"/>
+        </w:rPr>
+        <w:t>напрямую:</w:t>
+      </w:r>
+      <w:r>
+        <w:rPr>
+          <w:rFonts w:ascii="Consolas" w:hAnsi="Consolas"/>
+          <w:b w:val="0"/>
+          <w:color w:val="000000"/>
+          <w:sz w:val="20"/>
+          <w:rFonts w:ascii="Consolas" w:hAnsi="Consolas"/>
+        </w:rPr>
+        <w:t xml:space="preserve"> </w:t>
+      </w:r>
+      <w:r>
+        <w:rPr>
+          <w:rFonts w:ascii="Consolas" w:hAnsi="Consolas"/>
+          <w:b w:val="0"/>
+          <w:color w:val="000000"/>
+          <w:sz w:val="20"/>
+          <w:rFonts w:ascii="Consolas" w:hAnsi="Consolas"/>
+        </w:rPr>
+        <w:t>перезапуск</w:t>
+      </w:r>
+      <w:r>
+        <w:rPr>
+          <w:rFonts w:ascii="Consolas" w:hAnsi="Consolas"/>
+          <w:b w:val="0"/>
+          <w:color w:val="000000"/>
+          <w:sz w:val="20"/>
+          <w:rFonts w:ascii="Consolas" w:hAnsi="Consolas"/>
+        </w:rPr>
+        <w:t xml:space="preserve"> </w:t>
+      </w:r>
+      <w:r>
+        <w:rPr>
+          <w:rFonts w:ascii="Consolas" w:hAnsi="Consolas"/>
+          <w:b w:val="0"/>
+          <w:color w:val="000000"/>
+          <w:sz w:val="20"/>
+          <w:rFonts w:ascii="Consolas" w:hAnsi="Consolas"/>
+        </w:rPr>
+        <w:t>сервера</w:t>
+      </w:r>
+      <w:r>
+        <w:rPr>
+          <w:rFonts w:ascii="Consolas" w:hAnsi="Consolas"/>
+          <w:b w:val="0"/>
+          <w:color w:val="000000"/>
+          <w:sz w:val="20"/>
+          <w:rFonts w:ascii="Consolas" w:hAnsi="Consolas"/>
+        </w:rPr>
+        <w:t xml:space="preserve"> </w:t>
+      </w:r>
+      <w:r>
+        <w:rPr>
+          <w:rFonts w:ascii="Consolas" w:hAnsi="Consolas"/>
+          <w:b w:val="0"/>
+          <w:color w:val="000000"/>
+          <w:sz w:val="20"/>
+          <w:rFonts w:ascii="Consolas" w:hAnsi="Consolas"/>
+        </w:rPr>
+        <w:t>в</w:t>
+      </w:r>
+      <w:r>
+        <w:rPr>
+          <w:rFonts w:ascii="Consolas" w:hAnsi="Consolas"/>
+          <w:b w:val="0"/>
+          <w:color w:val="000000"/>
+          <w:sz w:val="20"/>
+          <w:rFonts w:ascii="Consolas" w:hAnsi="Consolas"/>
+        </w:rPr>
+        <w:t xml:space="preserve"> </w:t>
+      </w:r>
+      <w:r>
+        <w:rPr>
+          <w:rFonts w:ascii="Consolas" w:hAnsi="Consolas"/>
+          <w:b w:val="0"/>
+          <w:color w:val="000000"/>
+          <w:sz w:val="20"/>
+          <w:rFonts w:ascii="Consolas" w:hAnsi="Consolas"/>
+        </w:rPr>
+        <w:t>обход</w:t>
+      </w:r>
+      <w:r>
+        <w:rPr>
+          <w:rFonts w:ascii="Consolas" w:hAnsi="Consolas"/>
+          <w:b w:val="0"/>
+          <w:color w:val="000000"/>
+          <w:sz w:val="20"/>
+          <w:rFonts w:ascii="Consolas" w:hAnsi="Consolas"/>
+        </w:rPr>
+        <w:t xml:space="preserve"> </w:t>
+      </w:r>
+      <w:r>
+        <w:rPr>
+          <w:rFonts w:ascii="Consolas" w:hAnsi="Consolas"/>
+          <w:b w:val="0"/>
+          <w:color w:val="000000"/>
+          <w:sz w:val="20"/>
+          <w:rFonts w:ascii="Consolas" w:hAnsi="Consolas"/>
+        </w:rPr>
+        <w:t>Patroni</w:t>
+      </w:r>
+      <w:r>
+        <w:rPr>
+          <w:rFonts w:ascii="Consolas" w:hAnsi="Consolas"/>
+          <w:b w:val="0"/>
+          <w:color w:val="000000"/>
+          <w:sz w:val="20"/>
+          <w:rFonts w:ascii="Consolas" w:hAnsi="Consolas"/>
+        </w:rPr>
+        <w:t xml:space="preserve"> </w:t>
+      </w:r>
+      <w:r>
+        <w:rPr>
+          <w:rFonts w:ascii="Consolas" w:hAnsi="Consolas"/>
+          <w:b w:val="0"/>
+          <w:color w:val="000000"/>
+          <w:sz w:val="20"/>
+          <w:rFonts w:ascii="Consolas" w:hAnsi="Consolas"/>
+        </w:rPr>
+        <w:t>может</w:t>
+      </w:r>
+      <w:r>
+        <w:rPr>
+          <w:rFonts w:ascii="Consolas" w:hAnsi="Consolas"/>
+          <w:b w:val="0"/>
+          <w:color w:val="000000"/>
+          <w:sz w:val="20"/>
+          <w:rFonts w:ascii="Consolas" w:hAnsi="Consolas"/>
+        </w:rPr>
+        <w:t xml:space="preserve"> </w:t>
+      </w:r>
+      <w:r>
+        <w:rPr>
+          <w:rFonts w:ascii="Consolas" w:hAnsi="Consolas"/>
+          <w:b w:val="0"/>
+          <w:color w:val="000000"/>
+          <w:sz w:val="20"/>
+          <w:rFonts w:ascii="Consolas" w:hAnsi="Consolas"/>
+        </w:rPr>
+        <w:t>привести</w:t>
+      </w:r>
+      <w:r>
+        <w:rPr>
+          <w:rFonts w:ascii="Consolas" w:hAnsi="Consolas"/>
+          <w:b w:val="0"/>
+          <w:color w:val="000000"/>
+          <w:sz w:val="20"/>
+          <w:rFonts w:ascii="Consolas" w:hAnsi="Consolas"/>
+        </w:rPr>
+        <w:t xml:space="preserve"> </w:t>
+      </w:r>
+      <w:r>
+        <w:rPr>
+          <w:rFonts w:ascii="Consolas" w:hAnsi="Consolas"/>
+          <w:b w:val="0"/>
+          <w:color w:val="000000"/>
+          <w:sz w:val="20"/>
+          <w:rFonts w:ascii="Consolas" w:hAnsi="Consolas"/>
+        </w:rPr>
+        <w:t>к</w:t>
+      </w:r>
+      <w:r>
+        <w:rPr>
+          <w:rFonts w:ascii="Consolas" w:hAnsi="Consolas"/>
+          <w:b w:val="0"/>
+          <w:color w:val="000000"/>
+          <w:sz w:val="20"/>
+          <w:rFonts w:ascii="Consolas" w:hAnsi="Consolas"/>
+        </w:rPr>
+        <w:t xml:space="preserve"> </w:t>
+      </w:r>
+      <w:r>
+        <w:rPr>
+          <w:rFonts w:ascii="Consolas" w:hAnsi="Consolas"/>
+          <w:b w:val="0"/>
+          <w:color w:val="000000"/>
+          <w:sz w:val="20"/>
+          <w:rFonts w:ascii="Consolas" w:hAnsi="Consolas"/>
+        </w:rPr>
+        <w:t>лишним</w:t>
+      </w:r>
+      <w:r>
+        <w:rPr>
+          <w:rFonts w:ascii="Consolas" w:hAnsi="Consolas"/>
+          <w:b w:val="0"/>
+          <w:color w:val="000000"/>
+          <w:sz w:val="20"/>
+          <w:rFonts w:ascii="Consolas" w:hAnsi="Consolas"/>
+        </w:rPr>
+        <w:t xml:space="preserve"> </w:t>
+      </w:r>
+      <w:r>
+        <w:rPr>
+          <w:rFonts w:ascii="Consolas" w:hAnsi="Consolas"/>
+          <w:b w:val="0"/>
+          <w:color w:val="000000"/>
+          <w:sz w:val="20"/>
+          <w:rFonts w:ascii="Consolas" w:hAnsi="Consolas"/>
+        </w:rPr>
+        <w:t>failover.</w:t>
+      </w:r>
+      <w:r>
+        <w:br/>
+      </w:r>
+      <w:r>
+        <w:rPr>
+          <w:rFonts w:ascii="Consolas" w:hAnsi="Consolas"/>
+          <w:b w:val="0"/>
+          <w:color w:val="1995A0"/>
+          <w:sz w:val="20"/>
+          <w:rFonts w:ascii="Consolas" w:hAnsi="Consolas"/>
+        </w:rPr>
+        <w:t>-----------------------------------------------------------------------</w:t>
+      </w:r>
+    </w:p>
+    <w:p/>
+    <w:p/>
+    <w:p>
+      <w:r>
+        <w:t>Замечание по терминологии: Patroni умеет работать и поверх Kubernetes (это прямо сказано в его документации). В этом гайде мы сознательно этого не делаем: база живёт на отдельных VPS со своими дисками, k3s остаётся контуром приложения. Связь — частная сеть, как на схеме.</w:t>
+      </w:r>
+    </w:p>
+    <w:p>
+      <w:bookmarkStart w:id="5" w:name="m2_s01_2_comp"/>
       <w:pPr>
         <w:pStyle w:val="31"/>
       </w:pPr>
@@ -1020,9 +7274,130 @@
         <w:rPr>
           <w:rFonts w:ascii="Consolas" w:hAnsi="Consolas"/>
         </w:rPr>
+        <w:t>1.2. Ключевые компоненты</w:t>
+      </w:r>
+      <w:bookmarkEnd w:id="5"/>
+    </w:p>
+    <w:p>
+      <w:r>
+        <w:rPr>
+          <w:rFonts w:ascii="Consolas" w:hAnsi="Consolas"/>
+          <w:b w:val="0"/>
+          <w:color w:val="00B0F0"/>
+          <w:sz w:val="20"/>
+          <w:rFonts w:ascii="Consolas" w:hAnsi="Consolas"/>
+        </w:rPr>
+        <w:t>• Исходный код — Java 21, Spring Boot; хранится в GitLab CE на VPS devtools;</w:t>
+      </w:r>
+    </w:p>
+    <w:p>
+      <w:r>
+        <w:rPr>
+          <w:rFonts w:ascii="Consolas" w:hAnsi="Consolas"/>
+          <w:b w:val="0"/>
+          <w:color w:val="00B0F0"/>
+          <w:sz w:val="20"/>
+          <w:rFonts w:ascii="Consolas" w:hAnsi="Consolas"/>
+        </w:rPr>
+        <w:t>• CI/CD — GitLab Pipelines + self-hosted Runner (shell executor);</w:t>
+      </w:r>
+    </w:p>
+    <w:p>
+      <w:r>
+        <w:rPr>
+          <w:rFonts w:ascii="Consolas" w:hAnsi="Consolas"/>
+          <w:b w:val="0"/>
+          <w:color w:val="00B0F0"/>
+          <w:sz w:val="20"/>
+          <w:rFonts w:ascii="Consolas" w:hAnsi="Consolas"/>
+        </w:rPr>
+        <w:t>• Docker Registry — distribution/registry:2 на devtools :5000;</w:t>
+      </w:r>
+    </w:p>
+    <w:p>
+      <w:r>
+        <w:rPr>
+          <w:rFonts w:ascii="Consolas" w:hAnsi="Consolas"/>
+          <w:b w:val="0"/>
+          <w:color w:val="00B0F0"/>
+          <w:sz w:val="20"/>
+          <w:rFonts w:ascii="Consolas" w:hAnsi="Consolas"/>
+        </w:rPr>
+        <w:t>• Kubernetes — k3s: worker-ноды для приложения (Pod greeting-service);</w:t>
+      </w:r>
+    </w:p>
+    <w:p>
+      <w:r>
+        <w:rPr>
+          <w:rFonts w:ascii="Consolas" w:hAnsi="Consolas"/>
+          <w:b w:val="0"/>
+          <w:color w:val="00B0F0"/>
+          <w:sz w:val="20"/>
+          <w:rFonts w:ascii="Consolas" w:hAnsi="Consolas"/>
+        </w:rPr>
+        <w:t>• Вход из интернета — Traefik Proxy на отдельном edge-кластере VPS;</w:t>
+      </w:r>
+    </w:p>
+    <w:p>
+      <w:r>
+        <w:rPr>
+          <w:rFonts w:ascii="Consolas" w:hAnsi="Consolas"/>
+          <w:b w:val="0"/>
+          <w:color w:val="00B0F0"/>
+          <w:sz w:val="20"/>
+          <w:rFonts w:ascii="Consolas" w:hAnsi="Consolas"/>
+        </w:rPr>
+        <w:t>• БД — PostgreSQL primary + replica на отдельных VPS, Patroni, частная сеть;</w:t>
+      </w:r>
+    </w:p>
+    <w:p>
+      <w:r>
+        <w:rPr>
+          <w:rFonts w:ascii="Consolas" w:hAnsi="Consolas"/>
+          <w:b w:val="0"/>
+          <w:color w:val="00B0F0"/>
+          <w:sz w:val="20"/>
+          <w:rFonts w:ascii="Consolas" w:hAnsi="Consolas"/>
+        </w:rPr>
+        <w:t>• S3 — MinIO на VPS storage (совместимый S3 API);</w:t>
+      </w:r>
+    </w:p>
+    <w:p>
+      <w:r>
+        <w:rPr>
+          <w:rFonts w:ascii="Consolas" w:hAnsi="Consolas"/>
+          <w:b w:val="0"/>
+          <w:color w:val="00B0F0"/>
+          <w:sz w:val="20"/>
+          <w:rFonts w:ascii="Consolas" w:hAnsi="Consolas"/>
+        </w:rPr>
+        <w:t>• Деплой — Helm 3 из Runner / с локального ПК;</w:t>
+      </w:r>
+    </w:p>
+    <w:p>
+      <w:r>
+        <w:rPr>
+          <w:rFonts w:ascii="Consolas" w:hAnsi="Consolas"/>
+          <w:b w:val="0"/>
+          <w:color w:val="00B0F0"/>
+          <w:sz w:val="20"/>
+          <w:rFonts w:ascii="Consolas" w:hAnsi="Consolas"/>
+        </w:rPr>
+        <w:t>• IaC — нет; всё вручную через CLI и root.</w:t>
+      </w:r>
+    </w:p>
+    <w:p>
+      <w:bookmarkStart w:id="6" w:name="m2_s01_3_decisions"/>
+      <w:pPr>
+        <w:pStyle w:val="31"/>
+      </w:pPr>
+      <w:r>
+        <w:rPr>
+          <w:rFonts w:ascii="Consolas" w:hAnsi="Consolas"/>
+        </w:rPr>
         <w:t>1.3. Ключевые архитектурные решения</w:t>
       </w:r>
-      <w:bookmarkEnd w:id="5"/>
+      <w:bookmarkEnd w:id="6"/>
     </w:p>
     <w:p>
       <w:r>
@@ -3942,8 +10317,19 @@
       </w:r>
     </w:p>
     <w:p/>
-    <w:p>
-      <w:bookmarkStart w:id="6" w:name="m2_s01_4_tour"/>
+    <w:p/>
+    <w:p>
+      <w:r>
+        <w:t>Почему PostgreSQL на отдельных VPS, а не StatefulSet в k3s?</w:t>
+      </w:r>
+    </w:p>
+    <w:p>
+      <w:r>
+        <w:t>См. п. 1.1.1. Коротко: сайт можно переносить между узлами; у базы диск, WAL и роль primary. Два Postgres-контейнера на worker-нодах k3s не дают настоящего failover. Для боевого контура — отдельные машины и Patroni.</w:t>
+      </w:r>
+    </w:p>
+    <w:p>
+      <w:bookmarkStart w:id="7" w:name="m2_s01_4_tour"/>
       <w:pPr>
         <w:pStyle w:val="31"/>
       </w:pPr>
@@ -3953,7 +10339,7 @@
         </w:rPr>
         <w:t>1.4. Экскурсия по технологиям (зачем схема + текст)</w:t>
       </w:r>
-      <w:bookmarkEnd w:id="6"/>
+      <w:bookmarkEnd w:id="7"/>
     </w:p>
     <w:p>
       <w:r>
@@ -3979,7 +10365,7 @@
         <w:drawing>
           <wp:inline xmlns:a="http://schemas.openxmlformats.org/drawingml/2006/main" xmlns:pic="http://schemas.openxmlformats.org/drawingml/2006/picture">
             <wp:extent cx="6126480" cy="7147560"/>
-            <wp:docPr id="1" name="Picture 1"/>
+            <wp:docPr id="2" name="Picture 2"/>
             <wp:cNvGraphicFramePr>
               <a:graphicFrameLocks noChangeAspect="1"/>
             </wp:cNvGraphicFramePr>
@@ -3991,7 +10377,7 @@
                     <pic:cNvPicPr/>
                   </pic:nvPicPr>
                   <pic:blipFill>
-                    <a:blip r:embed="rId13"/>
+                    <a:blip r:embed="rId14"/>
                     <a:stretch>
                       <a:fillRect/>
                     </a:stretch>
@@ -4032,7 +10418,7 @@
       </w:r>
     </w:p>
     <w:p>
-      <w:bookmarkStart w:id="7" w:name="m2_s02_scheme"/>
+      <w:bookmarkStart w:id="8" w:name="m2_s02_scheme"/>
       <w:pPr>
         <w:pStyle w:val="21"/>
       </w:pPr>
@@ -4042,7 +10428,7 @@
         </w:rPr>
         <w:t>2. Схема архитектуры</w:t>
       </w:r>
-      <w:bookmarkEnd w:id="7"/>
+      <w:bookmarkEnd w:id="8"/>
     </w:p>
     <w:p>
       <w:r>
@@ -4067,8 +10453,8 @@
       <w:r>
         <w:drawing>
           <wp:inline xmlns:a="http://schemas.openxmlformats.org/drawingml/2006/main" xmlns:pic="http://schemas.openxmlformats.org/drawingml/2006/picture">
-            <wp:extent cx="6126480" cy="7487920"/>
-            <wp:docPr id="2" name="Picture 2"/>
+            <wp:extent cx="6126480" cy="7760208"/>
+            <wp:docPr id="3" name="Picture 3"/>
             <wp:cNvGraphicFramePr>
               <a:graphicFrameLocks noChangeAspect="1"/>
             </wp:cNvGraphicFramePr>
@@ -4080,7 +10466,7 @@
                     <pic:cNvPicPr/>
                   </pic:nvPicPr>
                   <pic:blipFill>
-                    <a:blip r:embed="rId14"/>
+                    <a:blip r:embed="rId15"/>
                     <a:stretch>
                       <a:fillRect/>
                     </a:stretch>
@@ -4088,7 +10474,7 @@
                   <pic:spPr>
                     <a:xfrm>
                       <a:off x="0" y="0"/>
-                      <a:ext cx="6126480" cy="7487920"/>
+                      <a:ext cx="6126480" cy="7760208"/>
                     </a:xfrm>
                     <a:prstGeom prst="rect"/>
                   </pic:spPr>
@@ -4101,7 +10487,7 @@
     </w:p>
     <w:p/>
     <w:p>
-      <w:bookmarkStart w:id="8" w:name="m2_s02_1_howto"/>
+      <w:bookmarkStart w:id="9" w:name="m2_s02_1_howto"/>
       <w:pPr>
         <w:pStyle w:val="31"/>
       </w:pPr>
@@ -4111,7 +10497,7 @@
         </w:rPr>
         <w:t>2.1. Как читать схему</w:t>
       </w:r>
-      <w:bookmarkEnd w:id="8"/>
+      <w:bookmarkEnd w:id="9"/>
     </w:p>
     <w:p>
       <w:r>
@@ -4155,7 +10541,7 @@
       </w:r>
     </w:p>
     <w:p>
-      <w:bookmarkStart w:id="9" w:name="m2_s02_2_contours"/>
+      <w:bookmarkStart w:id="10" w:name="m2_s02_2_contours"/>
       <w:pPr>
         <w:pStyle w:val="31"/>
       </w:pPr>
@@ -4165,7 +10551,7 @@
         </w:rPr>
         <w:t>2.2. Пояснение контуров на схеме</w:t>
       </w:r>
-      <w:bookmarkEnd w:id="9"/>
+      <w:bookmarkEnd w:id="10"/>
     </w:p>
     <w:p>
       <w:r>
@@ -4217,7 +10603,7 @@
     </w:p>
     <w:p>
       <w:r>
-        <w:t>k3s — это полноценный Kubernetes в компактной упаковке для обычных VPS. Master держит API; workers запускают Pod с вашим Spring Boot. Service NodePort — стабильная «точка входа» внутри/снаружи нод, на которую смотрит Traefik.</w:t>
+        <w:t>k3s — это полноценный Kubernetes в компактной упаковке для обычных VPS. На схеме 1.1 блок k3s — worker-ноды, где крутится greeting-service. Service NodePort — «дверь», в которую стучится Traefik. Базы данных в этом блоке нет.</w:t>
       </w:r>
     </w:p>
     <w:p/>
@@ -4230,6 +10616,24 @@
           <w:sz w:val="20"/>
           <w:rFonts w:ascii="Consolas" w:hAnsi="Consolas"/>
         </w:rPr>
+        <w:t>VPS PostgreSQL (отдельный кластер)</w:t>
+      </w:r>
+    </w:p>
+    <w:p>
+      <w:r>
+        <w:t>Жёлтый блок схемы: primary и replica на своих VPS, каждый со своим диском. Связь с приложением — частная сеть, не публичный интернет.</w:t>
+      </w:r>
+    </w:p>
+    <w:p/>
+    <w:p>
+      <w:r>
+        <w:rPr>
+          <w:rFonts w:ascii="Consolas" w:hAnsi="Consolas"/>
+          <w:b w:val="0"/>
+          <w:color w:val="00B0F0"/>
+          <w:sz w:val="20"/>
+          <w:rFonts w:ascii="Consolas" w:hAnsi="Consolas"/>
+        </w:rPr>
         <w:t>Отдельный кластер Traefik (edge)</w:t>
       </w:r>
     </w:p>
@@ -4257,7 +10661,7 @@
       </w:r>
     </w:p>
     <w:p>
-      <w:bookmarkStart w:id="10" w:name="m2_s02_3_traffic"/>
+      <w:bookmarkStart w:id="11" w:name="m2_s02_3_traffic"/>
       <w:pPr>
         <w:pStyle w:val="31"/>
       </w:pPr>
@@ -4267,7 +10671,7 @@
         </w:rPr>
         <w:t>2.3. Путь HTTP-запроса (отдельная схема)</w:t>
       </w:r>
-      <w:bookmarkEnd w:id="10"/>
+      <w:bookmarkEnd w:id="11"/>
     </w:p>
     <w:p>
       <w:r>
@@ -4293,7 +10697,7 @@
         <w:drawing>
           <wp:inline xmlns:a="http://schemas.openxmlformats.org/drawingml/2006/main" xmlns:pic="http://schemas.openxmlformats.org/drawingml/2006/picture">
             <wp:extent cx="6126480" cy="3743960"/>
-            <wp:docPr id="3" name="Picture 3"/>
+            <wp:docPr id="4" name="Picture 4"/>
             <wp:cNvGraphicFramePr>
               <a:graphicFrameLocks noChangeAspect="1"/>
             </wp:cNvGraphicFramePr>
@@ -4305,7 +10709,7 @@
                     <pic:cNvPicPr/>
                   </pic:nvPicPr>
                   <pic:blipFill>
-                    <a:blip r:embed="rId15"/>
+                    <a:blip r:embed="rId16"/>
                     <a:stretch>
                       <a:fillRect/>
                     </a:stretch>
@@ -4362,7 +10766,7 @@
       </w:r>
     </w:p>
     <w:p>
-      <w:bookmarkStart w:id="11" w:name="m2_s02_4_tools"/>
+      <w:bookmarkStart w:id="12" w:name="m2_s02_4_tools"/>
       <w:pPr>
         <w:pStyle w:val="31"/>
       </w:pPr>
@@ -4372,7 +10776,7 @@
         </w:rPr>
         <w:t>2.4. Пояснение инструментов на схеме</w:t>
       </w:r>
-      <w:bookmarkEnd w:id="11"/>
+      <w:bookmarkEnd w:id="12"/>
     </w:p>
     <w:p>
       <w:r>
@@ -7038,7 +13442,7 @@
       </w:r>
     </w:p>
     <w:p>
-      <w:bookmarkStart w:id="12" w:name="m2_s03_cicd"/>
+      <w:bookmarkStart w:id="13" w:name="m2_s03_cicd"/>
       <w:pPr>
         <w:pStyle w:val="21"/>
       </w:pPr>
@@ -7048,7 +13452,7 @@
         </w:rPr>
         <w:t>3. Схема CI/CD процесса</w:t>
       </w:r>
-      <w:bookmarkEnd w:id="12"/>
+      <w:bookmarkEnd w:id="13"/>
     </w:p>
     <w:p>
       <w:r>
@@ -7074,7 +13478,7 @@
         <w:drawing>
           <wp:inline xmlns:a="http://schemas.openxmlformats.org/drawingml/2006/main" xmlns:pic="http://schemas.openxmlformats.org/drawingml/2006/picture">
             <wp:extent cx="6126480" cy="6807200"/>
-            <wp:docPr id="4" name="Picture 4"/>
+            <wp:docPr id="5" name="Picture 5"/>
             <wp:cNvGraphicFramePr>
               <a:graphicFrameLocks noChangeAspect="1"/>
             </wp:cNvGraphicFramePr>
@@ -7086,7 +13490,7 @@
                     <pic:cNvPicPr/>
                   </pic:nvPicPr>
                   <pic:blipFill>
-                    <a:blip r:embed="rId16"/>
+                    <a:blip r:embed="rId17"/>
                     <a:stretch>
                       <a:fillRect/>
                     </a:stretch>
@@ -7107,7 +13511,7 @@
     </w:p>
     <w:p/>
     <w:p>
-      <w:bookmarkStart w:id="13" w:name="m2_s03_1_howto"/>
+      <w:bookmarkStart w:id="14" w:name="m2_s03_1_howto"/>
       <w:pPr>
         <w:pStyle w:val="31"/>
       </w:pPr>
@@ -7117,7 +13521,7 @@
         </w:rPr>
         <w:t>3.1. Как читать CI/CD-схему</w:t>
       </w:r>
-      <w:bookmarkEnd w:id="13"/>
+      <w:bookmarkEnd w:id="14"/>
     </w:p>
     <w:p>
       <w:r>
@@ -7135,7 +13539,7 @@
       </w:r>
     </w:p>
     <w:p>
-      <w:bookmarkStart w:id="14" w:name="m2_s03_2_steps"/>
+      <w:bookmarkStart w:id="15" w:name="m2_s03_2_steps"/>
       <w:pPr>
         <w:pStyle w:val="31"/>
       </w:pPr>
@@ -7145,7 +13549,7 @@
         </w:rPr>
         <w:t>3.2. Пошаговый разбор pipeline</w:t>
       </w:r>
-      <w:bookmarkEnd w:id="14"/>
+      <w:bookmarkEnd w:id="15"/>
     </w:p>
     <w:p>
       <w:r>
@@ -7784,7 +14188,7 @@
     </w:p>
     <w:p/>
     <w:p>
-      <w:bookmarkStart w:id="15" w:name="m2_s04_servers"/>
+      <w:bookmarkStart w:id="16" w:name="m2_s04_servers"/>
       <w:pPr>
         <w:pStyle w:val="21"/>
       </w:pPr>
@@ -7794,7 +14198,7 @@
         </w:rPr>
         <w:t>4. Список серверов у провайдера</w:t>
       </w:r>
-      <w:bookmarkEnd w:id="15"/>
+      <w:bookmarkEnd w:id="16"/>
     </w:p>
     <w:p>
       <w:r>
@@ -7847,7 +14251,7 @@
           <w:sz w:val="20"/>
           <w:rFonts w:ascii="Consolas" w:hAnsi="Consolas"/>
         </w:rPr>
-        <w:t>k8s-worker-1 | 2 | 4 ГБ | 50 ГБ | worker k3s</w:t>
+        <w:t>k8s-worker-1 | 2 | 4 ГБ | 50 ГБ | worker k3s (приложение)</w:t>
       </w:r>
     </w:p>
     <w:p>
@@ -7859,7 +14263,7 @@
           <w:sz w:val="20"/>
           <w:rFonts w:ascii="Consolas" w:hAnsi="Consolas"/>
         </w:rPr>
-        <w:t>k8s-worker-2 | 2 | 4 ГБ | 50 ГБ | worker k3s</w:t>
+        <w:t>k8s-worker-2 | 2 | 4 ГБ | 50 ГБ | worker k3s (приложение)</w:t>
       </w:r>
     </w:p>
     <w:p>
@@ -7884,6 +14288,30 @@
           <w:rFonts w:ascii="Consolas" w:hAnsi="Consolas"/>
         </w:rPr>
         <w:t>traefik-2 | 2 | 2 ГБ | 40 ГБ | Traefik node 2 (HA)</w:t>
+      </w:r>
+    </w:p>
+    <w:p>
+      <w:r>
+        <w:rPr>
+          <w:rFonts w:ascii="Consolas" w:hAnsi="Consolas"/>
+          <w:b w:val="0"/>
+          <w:color w:val="00B0F0"/>
+          <w:sz w:val="20"/>
+          <w:rFonts w:ascii="Consolas" w:hAnsi="Consolas"/>
+        </w:rPr>
+        <w:t>postgres-1 | 2 | 4 ГБ | 80 ГБ | PostgreSQL primary</w:t>
+      </w:r>
+    </w:p>
+    <w:p>
+      <w:r>
+        <w:rPr>
+          <w:rFonts w:ascii="Consolas" w:hAnsi="Consolas"/>
+          <w:b w:val="0"/>
+          <w:color w:val="00B0F0"/>
+          <w:sz w:val="20"/>
+          <w:rFonts w:ascii="Consolas" w:hAnsi="Consolas"/>
+        </w:rPr>
+        <w:t>postgres-2 | 2 | 4 ГБ | 80 ГБ | PostgreSQL replica</w:t>
       </w:r>
     </w:p>
     <w:p>
@@ -8151,6 +14579,32 @@
           <w:sz w:val="20"/>
           <w:rFonts w:ascii="Consolas" w:hAnsi="Consolas"/>
         </w:rPr>
+        <w:t>POSTGRES_PRIMARY_IP=&lt;POSTGRES_PRIMARY_IP&gt;</w:t>
+      </w:r>
+      <w:r>
+        <w:br/>
+      </w:r>
+      <w:r>
+        <w:rPr>
+          <w:rFonts w:ascii="Consolas" w:hAnsi="Consolas"/>
+          <w:b w:val="0"/>
+          <w:color w:val="1995A0"/>
+          <w:sz w:val="20"/>
+          <w:rFonts w:ascii="Consolas" w:hAnsi="Consolas"/>
+        </w:rPr>
+        <w:t>POSTGRES_REPLICA_IP=&lt;POSTGRES_REPLICA_IP&gt;</w:t>
+      </w:r>
+      <w:r>
+        <w:br/>
+      </w:r>
+      <w:r>
+        <w:rPr>
+          <w:rFonts w:ascii="Consolas" w:hAnsi="Consolas"/>
+          <w:b w:val="0"/>
+          <w:color w:val="1995A0"/>
+          <w:sz w:val="20"/>
+          <w:rFonts w:ascii="Consolas" w:hAnsi="Consolas"/>
+        </w:rPr>
         <w:t>STORAGE_IP=&lt;STORAGE_IP&gt;</w:t>
       </w:r>
       <w:r>
@@ -8182,7 +14636,7 @@
     </w:p>
     <w:p/>
     <w:p>
-      <w:bookmarkStart w:id="16" w:name="m2_s05_local_pc"/>
+      <w:bookmarkStart w:id="17" w:name="m2_s05_local_pc"/>
       <w:pPr>
         <w:pStyle w:val="21"/>
       </w:pPr>
@@ -8192,7 +14646,7 @@
         </w:rPr>
         <w:t>5. Требования к локальному ПК</w:t>
       </w:r>
-      <w:bookmarkEnd w:id="16"/>
+      <w:bookmarkEnd w:id="17"/>
     </w:p>
     <w:p>
       <w:r>
@@ -8200,7 +14654,7 @@
       </w:r>
     </w:p>
     <w:p>
-      <w:bookmarkStart w:id="17" w:name="m2_s05_1_win"/>
+      <w:bookmarkStart w:id="18" w:name="m2_s05_1_win"/>
       <w:pPr>
         <w:pStyle w:val="31"/>
       </w:pPr>
@@ -8210,7 +14664,7 @@
         </w:rPr>
         <w:t>5.1. Windows</w:t>
       </w:r>
-      <w:bookmarkEnd w:id="17"/>
+      <w:bookmarkEnd w:id="18"/>
     </w:p>
     <w:p>
       <w:r>
@@ -8379,7 +14833,7 @@
     </w:p>
     <w:p/>
     <w:p>
-      <w:bookmarkStart w:id="18" w:name="m2_s05_2_mac"/>
+      <w:bookmarkStart w:id="19" w:name="m2_s05_2_mac"/>
       <w:pPr>
         <w:pStyle w:val="31"/>
       </w:pPr>
@@ -8389,7 +14843,7 @@
         </w:rPr>
         <w:t>5.2. macOS</w:t>
       </w:r>
-      <w:bookmarkEnd w:id="18"/>
+      <w:bookmarkEnd w:id="19"/>
     </w:p>
     <w:p>
       <w:r>
@@ -8560,7 +15014,7 @@
     </w:p>
     <w:p/>
     <w:p>
-      <w:bookmarkStart w:id="19" w:name="m2_s05_3_linux"/>
+      <w:bookmarkStart w:id="20" w:name="m2_s05_3_linux"/>
       <w:pPr>
         <w:pStyle w:val="31"/>
       </w:pPr>
@@ -8570,7 +15024,7 @@
         </w:rPr>
         <w:t>5.3. Linux (Ubuntu)</w:t>
       </w:r>
-      <w:bookmarkEnd w:id="19"/>
+      <w:bookmarkEnd w:id="20"/>
     </w:p>
     <w:p>
       <w:r>
@@ -9588,7 +16042,7 @@
     </w:p>
     <w:p/>
     <w:p>
-      <w:bookmarkStart w:id="20" w:name="m2_s06_ssh"/>
+      <w:bookmarkStart w:id="21" w:name="m2_s06_ssh"/>
       <w:pPr>
         <w:pStyle w:val="21"/>
       </w:pPr>
@@ -9598,7 +16052,7 @@
         </w:rPr>
         <w:t>6. SSH-доступ к серверам</w:t>
       </w:r>
-      <w:bookmarkEnd w:id="20"/>
+      <w:bookmarkEnd w:id="21"/>
     </w:p>
     <w:p>
       <w:r>
@@ -9606,7 +16060,7 @@
       </w:r>
     </w:p>
     <w:p>
-      <w:bookmarkStart w:id="21" w:name="m2_s06_1_win"/>
+      <w:bookmarkStart w:id="22" w:name="m2_s06_1_win"/>
       <w:pPr>
         <w:pStyle w:val="31"/>
       </w:pPr>
@@ -9616,7 +16070,7 @@
         </w:rPr>
         <w:t>6.1. Windows (Git Bash)</w:t>
       </w:r>
-      <w:bookmarkEnd w:id="21"/>
+      <w:bookmarkEnd w:id="22"/>
     </w:p>
     <w:p>
       <w:r>
@@ -10068,7 +16522,7 @@
       </w:r>
     </w:p>
     <w:p>
-      <w:bookmarkStart w:id="22" w:name="m2_s06_2_mac"/>
+      <w:bookmarkStart w:id="23" w:name="m2_s06_2_mac"/>
       <w:pPr>
         <w:pStyle w:val="31"/>
       </w:pPr>
@@ -10078,7 +16532,7 @@
         </w:rPr>
         <w:t>6.2. macOS (Terminal)</w:t>
       </w:r>
-      <w:bookmarkEnd w:id="22"/>
+      <w:bookmarkEnd w:id="23"/>
     </w:p>
     <w:p>
       <w:r>
@@ -10465,7 +16919,7 @@
     </w:p>
     <w:p/>
     <w:p>
-      <w:bookmarkStart w:id="23" w:name="m2_s06_3_linux"/>
+      <w:bookmarkStart w:id="24" w:name="m2_s06_3_linux"/>
       <w:pPr>
         <w:pStyle w:val="31"/>
       </w:pPr>
@@ -10475,7 +16929,7 @@
         </w:rPr>
         <w:t>6.3. Linux (Ubuntu)</w:t>
       </w:r>
-      <w:bookmarkEnd w:id="23"/>
+      <w:bookmarkEnd w:id="24"/>
     </w:p>
     <w:p>
       <w:r>
@@ -10867,7 +17321,7 @@
       </w:r>
     </w:p>
     <w:p>
-      <w:bookmarkStart w:id="24" w:name="m2_s07_prepare"/>
+      <w:bookmarkStart w:id="25" w:name="m2_s07_prepare"/>
       <w:pPr>
         <w:pStyle w:val="21"/>
       </w:pPr>
@@ -10877,7 +17331,7 @@
         </w:rPr>
         <w:t>7. Подготовка серверов (root CLI)</w:t>
       </w:r>
-      <w:bookmarkEnd w:id="24"/>
+      <w:bookmarkEnd w:id="25"/>
     </w:p>
     <w:p>
       <w:r>
@@ -11722,7 +18176,7 @@
       </w:r>
     </w:p>
     <w:p>
-      <w:bookmarkStart w:id="25" w:name="m2_s08_k3s"/>
+      <w:bookmarkStart w:id="26" w:name="m2_s08_k3s"/>
       <w:pPr>
         <w:pStyle w:val="21"/>
       </w:pPr>
@@ -11732,7 +18186,7 @@
         </w:rPr>
         <w:t>8. Кластер Kubernetes (k3s)</w:t>
       </w:r>
-      <w:bookmarkEnd w:id="25"/>
+      <w:bookmarkEnd w:id="26"/>
     </w:p>
     <w:p>
       <w:r>
@@ -11740,7 +18194,7 @@
       </w:r>
     </w:p>
     <w:p>
-      <w:bookmarkStart w:id="26" w:name="m2_s08_1_master"/>
+      <w:bookmarkStart w:id="27" w:name="m2_s08_1_master"/>
       <w:pPr>
         <w:pStyle w:val="31"/>
       </w:pPr>
@@ -11750,7 +18204,7 @@
         </w:rPr>
         <w:t>8.1. Master</w:t>
       </w:r>
-      <w:bookmarkEnd w:id="26"/>
+      <w:bookmarkEnd w:id="27"/>
     </w:p>
     <w:p>
       <w:r>
@@ -12557,7 +19011,7 @@
     </w:p>
     <w:p/>
     <w:p>
-      <w:bookmarkStart w:id="27" w:name="m2_s08_2_workers"/>
+      <w:bookmarkStart w:id="28" w:name="m2_s08_2_workers"/>
       <w:pPr>
         <w:pStyle w:val="31"/>
       </w:pPr>
@@ -12567,7 +19021,7 @@
         </w:rPr>
         <w:t>8.2. Workers</w:t>
       </w:r>
-      <w:bookmarkEnd w:id="27"/>
+      <w:bookmarkEnd w:id="28"/>
     </w:p>
     <w:p>
       <w:r>
@@ -12896,7 +19350,7 @@
       </w:r>
     </w:p>
     <w:p>
-      <w:bookmarkStart w:id="28" w:name="m2_s08_3_kubeconfig"/>
+      <w:bookmarkStart w:id="29" w:name="m2_s08_3_kubeconfig"/>
       <w:pPr>
         <w:pStyle w:val="31"/>
       </w:pPr>
@@ -12906,7 +19360,7 @@
         </w:rPr>
         <w:t>8.3. kubeconfig на локальном ПК</w:t>
       </w:r>
-      <w:bookmarkEnd w:id="28"/>
+      <w:bookmarkEnd w:id="29"/>
     </w:p>
     <w:p>
       <w:r>
@@ -14075,7 +20529,7 @@
       </w:r>
     </w:p>
     <w:p>
-      <w:bookmarkStart w:id="29" w:name="m2_s08_4_kubectl"/>
+      <w:bookmarkStart w:id="30" w:name="m2_s08_4_kubectl"/>
       <w:pPr>
         <w:pStyle w:val="31"/>
       </w:pPr>
@@ -14085,7 +20539,7 @@
         </w:rPr>
         <w:t>8.4. Разбор команд kubectl</w:t>
       </w:r>
-      <w:bookmarkEnd w:id="29"/>
+      <w:bookmarkEnd w:id="30"/>
     </w:p>
     <w:p>
       <w:r>
@@ -15396,7 +21850,7 @@
     </w:p>
     <w:p/>
     <w:p>
-      <w:bookmarkStart w:id="30" w:name="m2_s09_traefik"/>
+      <w:bookmarkStart w:id="31" w:name="m2_s09_traefik"/>
       <w:pPr>
         <w:pStyle w:val="21"/>
       </w:pPr>
@@ -15406,7 +21860,7 @@
         </w:rPr>
         <w:t>9. Кластер Traefik на отдельных VPS</w:t>
       </w:r>
-      <w:bookmarkEnd w:id="30"/>
+      <w:bookmarkEnd w:id="31"/>
     </w:p>
     <w:p>
       <w:r>
@@ -15414,7 +21868,7 @@
       </w:r>
     </w:p>
     <w:p>
-      <w:bookmarkStart w:id="31" w:name="m2_s09_1_install"/>
+      <w:bookmarkStart w:id="32" w:name="m2_s09_1_install"/>
       <w:pPr>
         <w:pStyle w:val="31"/>
       </w:pPr>
@@ -15424,7 +21878,7 @@
         </w:rPr>
         <w:t>9.1. Установка Traefik</w:t>
       </w:r>
-      <w:bookmarkEnd w:id="31"/>
+      <w:bookmarkEnd w:id="32"/>
     </w:p>
     <w:p>
       <w:r>
@@ -16694,7 +23148,7 @@
       </w:r>
     </w:p>
     <w:p>
-      <w:bookmarkStart w:id="32" w:name="m2_s09_2_route"/>
+      <w:bookmarkStart w:id="33" w:name="m2_s09_2_route"/>
       <w:pPr>
         <w:pStyle w:val="31"/>
       </w:pPr>
@@ -16704,7 +23158,7 @@
         </w:rPr>
         <w:t>9.2. Маршрут к приложению</w:t>
       </w:r>
-      <w:bookmarkEnd w:id="32"/>
+      <w:bookmarkEnd w:id="33"/>
     </w:p>
     <w:p>
       <w:r>
@@ -17193,7 +23647,7 @@
     </w:p>
     <w:p/>
     <w:p>
-      <w:bookmarkStart w:id="33" w:name="m2_s10_registry"/>
+      <w:bookmarkStart w:id="34" w:name="m2_s10_registry"/>
       <w:pPr>
         <w:pStyle w:val="21"/>
       </w:pPr>
@@ -17203,7 +23657,7 @@
         </w:rPr>
         <w:t>10. Docker Registry на devtools</w:t>
       </w:r>
-      <w:bookmarkEnd w:id="33"/>
+      <w:bookmarkEnd w:id="34"/>
     </w:p>
     <w:p>
       <w:r>
@@ -19028,7 +25482,7 @@
     </w:p>
     <w:p/>
     <w:p>
-      <w:bookmarkStart w:id="34" w:name="m2_s11_gitlab"/>
+      <w:bookmarkStart w:id="35" w:name="m2_s11_gitlab"/>
       <w:pPr>
         <w:pStyle w:val="21"/>
       </w:pPr>
@@ -19038,7 +25492,7 @@
         </w:rPr>
         <w:t>11. GitLab CE на devtools</w:t>
       </w:r>
-      <w:bookmarkEnd w:id="34"/>
+      <w:bookmarkEnd w:id="35"/>
     </w:p>
     <w:p>
       <w:r>
@@ -19508,7 +25962,7 @@
       </w:r>
     </w:p>
     <w:p>
-      <w:bookmarkStart w:id="35" w:name="m2_s12_runner"/>
+      <w:bookmarkStart w:id="36" w:name="m2_s12_runner"/>
       <w:pPr>
         <w:pStyle w:val="21"/>
       </w:pPr>
@@ -19518,7 +25972,7 @@
         </w:rPr>
         <w:t>12. GitLab Runner (self-hosted)</w:t>
       </w:r>
-      <w:bookmarkEnd w:id="35"/>
+      <w:bookmarkEnd w:id="36"/>
     </w:p>
     <w:p>
       <w:r>
@@ -21432,7 +27886,7 @@
     </w:p>
     <w:p/>
     <w:p>
-      <w:bookmarkStart w:id="36" w:name="m2_s13_s3"/>
+      <w:bookmarkStart w:id="37" w:name="m2_s13_s3"/>
       <w:pPr>
         <w:pStyle w:val="21"/>
       </w:pPr>
@@ -21442,7 +27896,7 @@
         </w:rPr>
         <w:t>13. S3 Bucket (MinIO)</w:t>
       </w:r>
-      <w:bookmarkEnd w:id="36"/>
+      <w:bookmarkEnd w:id="37"/>
     </w:p>
     <w:p>
       <w:r>
@@ -23690,7 +30144,7 @@
       </w:r>
     </w:p>
     <w:p>
-      <w:bookmarkStart w:id="37" w:name="m2_s14_pg"/>
+      <w:bookmarkStart w:id="38" w:name="m2_s14_pg"/>
       <w:pPr>
         <w:pStyle w:val="21"/>
       </w:pPr>
@@ -23698,9 +30152,20 @@
         <w:rPr>
           <w:rFonts w:ascii="Consolas" w:hAnsi="Consolas"/>
         </w:rPr>
-        <w:t>14. PostgreSQL в Kubernetes</w:t>
-      </w:r>
-      <w:bookmarkEnd w:id="37"/>
+        <w:t>14. PostgreSQL на отдельных VPS (Patroni)</w:t>
+      </w:r>
+      <w:bookmarkEnd w:id="38"/>
+    </w:p>
+    <w:p>
+      <w:r>
+        <w:t>Базу не ставим StatefulSet-ом в k3s. На схеме 1.1 это жёлтый блок: postgres-1 (primary) и postgres-2 (replica), связь с worker-нодами — частная сеть.</w:t>
+      </w:r>
+    </w:p>
+    <w:p/>
+    <w:p>
+      <w:r>
+        <w:t>На каждом postgres-VPS (после SSH, Ubuntu root):</w:t>
+      </w:r>
     </w:p>
     <w:p>
       <w:r>
@@ -23711,7 +30176,7 @@
           <w:sz w:val="20"/>
           <w:rFonts w:ascii="Consolas" w:hAnsi="Consolas"/>
         </w:rPr>
-        <w:t>Локальный ПК — kubectl</w:t>
+        <w:t>На postgres-1 и postgres-2</w:t>
       </w:r>
     </w:p>
     <w:p/>
@@ -23723,6 +30188,7 @@
         <w:rPr>
           <w:rFonts w:ascii="Consolas" w:hAnsi="Consolas"/>
           <w:b w:val="0"/>
+          <w:color w:val="1995A0"/>
           <w:sz w:val="20"/>
           <w:rFonts w:ascii="Consolas" w:hAnsi="Consolas"/>
         </w:rPr>
@@ -23735,10 +30201,31 @@
         <w:rPr>
           <w:rFonts w:ascii="Consolas" w:hAnsi="Consolas"/>
           <w:b w:val="0"/>
-          <w:sz w:val="20"/>
-          <w:rFonts w:ascii="Consolas" w:hAnsi="Consolas"/>
-        </w:rPr>
-        <w:t>kubectl create namespace data</w:t>
+          <w:color w:val="4C62AF"/>
+          <w:sz w:val="20"/>
+          <w:rFonts w:ascii="Consolas" w:hAnsi="Consolas"/>
+        </w:rPr>
+        <w:t>apt-get</w:t>
+      </w:r>
+      <w:r>
+        <w:rPr>
+          <w:rFonts w:ascii="Consolas" w:hAnsi="Consolas"/>
+          <w:b w:val="0"/>
+          <w:color w:val="000000"/>
+          <w:sz w:val="20"/>
+          <w:rFonts w:ascii="Consolas" w:hAnsi="Consolas"/>
+        </w:rPr>
+        <w:t xml:space="preserve"> </w:t>
+      </w:r>
+      <w:r>
+        <w:rPr>
+          <w:rFonts w:ascii="Consolas" w:hAnsi="Consolas"/>
+          <w:b w:val="0"/>
+          <w:color w:val="000000"/>
+          <w:sz w:val="20"/>
+          <w:rFonts w:ascii="Consolas" w:hAnsi="Consolas"/>
+        </w:rPr>
+        <w:t>update</w:t>
       </w:r>
       <w:r>
         <w:br/>
@@ -23747,10 +30234,151 @@
         <w:rPr>
           <w:rFonts w:ascii="Consolas" w:hAnsi="Consolas"/>
           <w:b w:val="0"/>
-          <w:sz w:val="20"/>
-          <w:rFonts w:ascii="Consolas" w:hAnsi="Consolas"/>
-        </w:rPr>
-        <w:t>kubectl -n data apply -f - &lt;&lt; 'EOF'</w:t>
+          <w:color w:val="4C62AF"/>
+          <w:sz w:val="20"/>
+          <w:rFonts w:ascii="Consolas" w:hAnsi="Consolas"/>
+        </w:rPr>
+        <w:t>apt-get</w:t>
+      </w:r>
+      <w:r>
+        <w:rPr>
+          <w:rFonts w:ascii="Consolas" w:hAnsi="Consolas"/>
+          <w:b w:val="0"/>
+          <w:color w:val="000000"/>
+          <w:sz w:val="20"/>
+          <w:rFonts w:ascii="Consolas" w:hAnsi="Consolas"/>
+        </w:rPr>
+        <w:t xml:space="preserve"> </w:t>
+      </w:r>
+      <w:r>
+        <w:rPr>
+          <w:rFonts w:ascii="Consolas" w:hAnsi="Consolas"/>
+          <w:b w:val="0"/>
+          <w:color w:val="000000"/>
+          <w:sz w:val="20"/>
+          <w:rFonts w:ascii="Consolas" w:hAnsi="Consolas"/>
+        </w:rPr>
+        <w:t>install</w:t>
+      </w:r>
+      <w:r>
+        <w:rPr>
+          <w:rFonts w:ascii="Consolas" w:hAnsi="Consolas"/>
+          <w:b w:val="0"/>
+          <w:color w:val="000000"/>
+          <w:sz w:val="20"/>
+          <w:rFonts w:ascii="Consolas" w:hAnsi="Consolas"/>
+        </w:rPr>
+        <w:t xml:space="preserve"> </w:t>
+      </w:r>
+      <w:r>
+        <w:rPr>
+          <w:rFonts w:ascii="Consolas" w:hAnsi="Consolas"/>
+          <w:b w:val="0"/>
+          <w:color w:val="000000"/>
+          <w:sz w:val="20"/>
+          <w:rFonts w:ascii="Consolas" w:hAnsi="Consolas"/>
+        </w:rPr>
+        <w:t>-y</w:t>
+      </w:r>
+      <w:r>
+        <w:rPr>
+          <w:rFonts w:ascii="Consolas" w:hAnsi="Consolas"/>
+          <w:b w:val="0"/>
+          <w:color w:val="000000"/>
+          <w:sz w:val="20"/>
+          <w:rFonts w:ascii="Consolas" w:hAnsi="Consolas"/>
+        </w:rPr>
+        <w:t xml:space="preserve"> </w:t>
+      </w:r>
+      <w:r>
+        <w:rPr>
+          <w:rFonts w:ascii="Consolas" w:hAnsi="Consolas"/>
+          <w:b w:val="0"/>
+          <w:color w:val="000000"/>
+          <w:sz w:val="20"/>
+          <w:rFonts w:ascii="Consolas" w:hAnsi="Consolas"/>
+        </w:rPr>
+        <w:t>postgresql</w:t>
+      </w:r>
+      <w:r>
+        <w:rPr>
+          <w:rFonts w:ascii="Consolas" w:hAnsi="Consolas"/>
+          <w:b w:val="0"/>
+          <w:color w:val="000000"/>
+          <w:sz w:val="20"/>
+          <w:rFonts w:ascii="Consolas" w:hAnsi="Consolas"/>
+        </w:rPr>
+        <w:t xml:space="preserve"> </w:t>
+      </w:r>
+      <w:r>
+        <w:rPr>
+          <w:rFonts w:ascii="Consolas" w:hAnsi="Consolas"/>
+          <w:b w:val="0"/>
+          <w:color w:val="000000"/>
+          <w:sz w:val="20"/>
+          <w:rFonts w:ascii="Consolas" w:hAnsi="Consolas"/>
+        </w:rPr>
+        <w:t>postgresql-contrib</w:t>
+      </w:r>
+      <w:r>
+        <w:rPr>
+          <w:rFonts w:ascii="Consolas" w:hAnsi="Consolas"/>
+          <w:b w:val="0"/>
+          <w:color w:val="000000"/>
+          <w:sz w:val="20"/>
+          <w:rFonts w:ascii="Consolas" w:hAnsi="Consolas"/>
+        </w:rPr>
+        <w:t xml:space="preserve"> </w:t>
+      </w:r>
+      <w:r>
+        <w:rPr>
+          <w:rFonts w:ascii="Consolas" w:hAnsi="Consolas"/>
+          <w:b w:val="0"/>
+          <w:color w:val="000000"/>
+          <w:sz w:val="20"/>
+          <w:rFonts w:ascii="Consolas" w:hAnsi="Consolas"/>
+        </w:rPr>
+        <w:t>python3-pip</w:t>
+      </w:r>
+      <w:r>
+        <w:rPr>
+          <w:rFonts w:ascii="Consolas" w:hAnsi="Consolas"/>
+          <w:b w:val="0"/>
+          <w:color w:val="000000"/>
+          <w:sz w:val="20"/>
+          <w:rFonts w:ascii="Consolas" w:hAnsi="Consolas"/>
+        </w:rPr>
+        <w:t xml:space="preserve"> </w:t>
+      </w:r>
+      <w:r>
+        <w:rPr>
+          <w:rFonts w:ascii="Consolas" w:hAnsi="Consolas"/>
+          <w:b w:val="0"/>
+          <w:color w:val="000000"/>
+          <w:sz w:val="20"/>
+          <w:rFonts w:ascii="Consolas" w:hAnsi="Consolas"/>
+        </w:rPr>
+        <w:t>python3-psycopg2</w:t>
+      </w:r>
+      <w:r>
+        <w:rPr>
+          <w:rFonts w:ascii="Consolas" w:hAnsi="Consolas"/>
+          <w:b w:val="0"/>
+          <w:color w:val="000000"/>
+          <w:sz w:val="20"/>
+          <w:rFonts w:ascii="Consolas" w:hAnsi="Consolas"/>
+        </w:rPr>
+        <w:t xml:space="preserve"> </w:t>
+      </w:r>
+      <w:r>
+        <w:rPr>
+          <w:rFonts w:ascii="Consolas" w:hAnsi="Consolas"/>
+          <w:b w:val="0"/>
+          <w:color w:val="000000"/>
+          <w:sz w:val="20"/>
+          <w:rFonts w:ascii="Consolas" w:hAnsi="Consolas"/>
+        </w:rPr>
+        <w:t>etcd</w:t>
       </w:r>
       <w:r>
         <w:br/>
@@ -23759,10 +30387,51 @@
         <w:rPr>
           <w:rFonts w:ascii="Consolas" w:hAnsi="Consolas"/>
           <w:b w:val="0"/>
-          <w:sz w:val="20"/>
-          <w:rFonts w:ascii="Consolas" w:hAnsi="Consolas"/>
-        </w:rPr>
-        <w:t>apiVersion: v1</w:t>
+          <w:color w:val="4C62AF"/>
+          <w:sz w:val="20"/>
+          <w:rFonts w:ascii="Consolas" w:hAnsi="Consolas"/>
+        </w:rPr>
+        <w:t>systemctl</w:t>
+      </w:r>
+      <w:r>
+        <w:rPr>
+          <w:rFonts w:ascii="Consolas" w:hAnsi="Consolas"/>
+          <w:b w:val="0"/>
+          <w:color w:val="000000"/>
+          <w:sz w:val="20"/>
+          <w:rFonts w:ascii="Consolas" w:hAnsi="Consolas"/>
+        </w:rPr>
+        <w:t xml:space="preserve"> </w:t>
+      </w:r>
+      <w:r>
+        <w:rPr>
+          <w:rFonts w:ascii="Consolas" w:hAnsi="Consolas"/>
+          <w:b w:val="0"/>
+          <w:color w:val="000000"/>
+          <w:sz w:val="20"/>
+          <w:rFonts w:ascii="Consolas" w:hAnsi="Consolas"/>
+        </w:rPr>
+        <w:t>stop</w:t>
+      </w:r>
+      <w:r>
+        <w:rPr>
+          <w:rFonts w:ascii="Consolas" w:hAnsi="Consolas"/>
+          <w:b w:val="0"/>
+          <w:color w:val="000000"/>
+          <w:sz w:val="20"/>
+          <w:rFonts w:ascii="Consolas" w:hAnsi="Consolas"/>
+        </w:rPr>
+        <w:t xml:space="preserve"> </w:t>
+      </w:r>
+      <w:r>
+        <w:rPr>
+          <w:rFonts w:ascii="Consolas" w:hAnsi="Consolas"/>
+          <w:b w:val="0"/>
+          <w:color w:val="000000"/>
+          <w:sz w:val="20"/>
+          <w:rFonts w:ascii="Consolas" w:hAnsi="Consolas"/>
+        </w:rPr>
+        <w:t>postgresql</w:t>
       </w:r>
       <w:r>
         <w:br/>
@@ -23771,10 +30440,51 @@
         <w:rPr>
           <w:rFonts w:ascii="Consolas" w:hAnsi="Consolas"/>
           <w:b w:val="0"/>
-          <w:sz w:val="20"/>
-          <w:rFonts w:ascii="Consolas" w:hAnsi="Consolas"/>
-        </w:rPr>
-        <w:t>kind: Secret</w:t>
+          <w:color w:val="4C62AF"/>
+          <w:sz w:val="20"/>
+          <w:rFonts w:ascii="Consolas" w:hAnsi="Consolas"/>
+        </w:rPr>
+        <w:t>systemctl</w:t>
+      </w:r>
+      <w:r>
+        <w:rPr>
+          <w:rFonts w:ascii="Consolas" w:hAnsi="Consolas"/>
+          <w:b w:val="0"/>
+          <w:color w:val="000000"/>
+          <w:sz w:val="20"/>
+          <w:rFonts w:ascii="Consolas" w:hAnsi="Consolas"/>
+        </w:rPr>
+        <w:t xml:space="preserve"> </w:t>
+      </w:r>
+      <w:r>
+        <w:rPr>
+          <w:rFonts w:ascii="Consolas" w:hAnsi="Consolas"/>
+          <w:b w:val="0"/>
+          <w:color w:val="000000"/>
+          <w:sz w:val="20"/>
+          <w:rFonts w:ascii="Consolas" w:hAnsi="Consolas"/>
+        </w:rPr>
+        <w:t>disable</w:t>
+      </w:r>
+      <w:r>
+        <w:rPr>
+          <w:rFonts w:ascii="Consolas" w:hAnsi="Consolas"/>
+          <w:b w:val="0"/>
+          <w:color w:val="000000"/>
+          <w:sz w:val="20"/>
+          <w:rFonts w:ascii="Consolas" w:hAnsi="Consolas"/>
+        </w:rPr>
+        <w:t xml:space="preserve"> </w:t>
+      </w:r>
+      <w:r>
+        <w:rPr>
+          <w:rFonts w:ascii="Consolas" w:hAnsi="Consolas"/>
+          <w:b w:val="0"/>
+          <w:color w:val="000000"/>
+          <w:sz w:val="20"/>
+          <w:rFonts w:ascii="Consolas" w:hAnsi="Consolas"/>
+        </w:rPr>
+        <w:t>postgresql</w:t>
       </w:r>
       <w:r>
         <w:br/>
@@ -23783,10 +30493,11 @@
         <w:rPr>
           <w:rFonts w:ascii="Consolas" w:hAnsi="Consolas"/>
           <w:b w:val="0"/>
-          <w:sz w:val="20"/>
-          <w:rFonts w:ascii="Consolas" w:hAnsi="Consolas"/>
-        </w:rPr>
-        <w:t>metadata:</w:t>
+          <w:color w:val="A0A1A7"/>
+          <w:sz w:val="20"/>
+          <w:rFonts w:ascii="Consolas" w:hAnsi="Consolas"/>
+        </w:rPr>
+        <w:t># Patroni сам запускает Postgres; systemd postgresql не должен с ним спорить</w:t>
       </w:r>
       <w:r>
         <w:br/>
@@ -23795,10 +30506,57 @@
         <w:rPr>
           <w:rFonts w:ascii="Consolas" w:hAnsi="Consolas"/>
           <w:b w:val="0"/>
-          <w:sz w:val="20"/>
-          <w:rFonts w:ascii="Consolas" w:hAnsi="Consolas"/>
-        </w:rPr>
-        <w:t xml:space="preserve">  name: postgres-secret</w:t>
+          <w:color w:val="1995A0"/>
+          <w:sz w:val="20"/>
+          <w:rFonts w:ascii="Consolas" w:hAnsi="Consolas"/>
+        </w:rPr>
+        <w:t>-----------------------------------------------------------------------</w:t>
+      </w:r>
+    </w:p>
+    <w:p/>
+    <w:p>
+      <w:r>
+        <w:t>Patroni ставится официальным пакетом или через pip. Ниже — pip, как в документации Patroni (раздел Installation). Для production кластер etcd лучше из трёх узлов; для учебного стенда etcd может жить на postgres-1.</w:t>
+      </w:r>
+    </w:p>
+    <w:p/>
+    <w:p>
+      <w:r>
+        <w:t>Источник: https://patroni.readthedocs.io/en/latest/installation.html</w:t>
+      </w:r>
+    </w:p>
+    <w:p/>
+    <w:p>
+      <w:r>
+        <w:t>Цитата:</w:t>
+      </w:r>
+    </w:p>
+    <w:p>
+      <w:r>
+        <w:rPr>
+          <w:rFonts w:ascii="Consolas" w:hAnsi="Consolas"/>
+          <w:b w:val="0"/>
+          <w:color w:val="00B0F0"/>
+          <w:sz w:val="20"/>
+          <w:rFonts w:ascii="Consolas" w:hAnsi="Consolas"/>
+        </w:rPr>
+        <w:t>Оригинал (English)</w:t>
+      </w:r>
+    </w:p>
+    <w:p/>
+    <w:p>
+      <w:pPr>
+        <w:shd w:val="clear" w:color="auto" w:fill="E7E6E6"/>
+      </w:pPr>
+      <w:r>
+        <w:rPr>
+          <w:rFonts w:ascii="Consolas" w:hAnsi="Consolas"/>
+          <w:b w:val="0"/>
+          <w:color w:val="1995A0"/>
+          <w:sz w:val="20"/>
+          <w:rFonts w:ascii="Consolas" w:hAnsi="Consolas"/>
+        </w:rPr>
+        <w:t>-----------------------------------------------------------------------</w:t>
       </w:r>
       <w:r>
         <w:br/>
@@ -23807,10 +30565,671 @@
         <w:rPr>
           <w:rFonts w:ascii="Consolas" w:hAnsi="Consolas"/>
           <w:b w:val="0"/>
-          <w:sz w:val="20"/>
-          <w:rFonts w:ascii="Consolas" w:hAnsi="Consolas"/>
-        </w:rPr>
-        <w:t>type: Opaque</w:t>
+          <w:color w:val="1995A0"/>
+          <w:sz w:val="20"/>
+          <w:rFonts w:ascii="Consolas" w:hAnsi="Consolas"/>
+        </w:rPr>
+        <w:t>Patroni</w:t>
+      </w:r>
+      <w:r>
+        <w:rPr>
+          <w:rFonts w:ascii="Consolas" w:hAnsi="Consolas"/>
+          <w:b w:val="0"/>
+          <w:color w:val="000000"/>
+          <w:sz w:val="20"/>
+          <w:rFonts w:ascii="Consolas" w:hAnsi="Consolas"/>
+        </w:rPr>
+        <w:t xml:space="preserve"> </w:t>
+      </w:r>
+      <w:r>
+        <w:rPr>
+          <w:rFonts w:ascii="Consolas" w:hAnsi="Consolas"/>
+          <w:b w:val="0"/>
+          <w:color w:val="000000"/>
+          <w:sz w:val="20"/>
+          <w:rFonts w:ascii="Consolas" w:hAnsi="Consolas"/>
+        </w:rPr>
+        <w:t>can</w:t>
+      </w:r>
+      <w:r>
+        <w:rPr>
+          <w:rFonts w:ascii="Consolas" w:hAnsi="Consolas"/>
+          <w:b w:val="0"/>
+          <w:color w:val="000000"/>
+          <w:sz w:val="20"/>
+          <w:rFonts w:ascii="Consolas" w:hAnsi="Consolas"/>
+        </w:rPr>
+        <w:t xml:space="preserve"> </w:t>
+      </w:r>
+      <w:r>
+        <w:rPr>
+          <w:rFonts w:ascii="Consolas" w:hAnsi="Consolas"/>
+          <w:b w:val="0"/>
+          <w:color w:val="000000"/>
+          <w:sz w:val="20"/>
+          <w:rFonts w:ascii="Consolas" w:hAnsi="Consolas"/>
+        </w:rPr>
+        <w:t>be</w:t>
+      </w:r>
+      <w:r>
+        <w:rPr>
+          <w:rFonts w:ascii="Consolas" w:hAnsi="Consolas"/>
+          <w:b w:val="0"/>
+          <w:color w:val="000000"/>
+          <w:sz w:val="20"/>
+          <w:rFonts w:ascii="Consolas" w:hAnsi="Consolas"/>
+        </w:rPr>
+        <w:t xml:space="preserve"> </w:t>
+      </w:r>
+      <w:r>
+        <w:rPr>
+          <w:rFonts w:ascii="Consolas" w:hAnsi="Consolas"/>
+          <w:b w:val="0"/>
+          <w:color w:val="000000"/>
+          <w:sz w:val="20"/>
+          <w:rFonts w:ascii="Consolas" w:hAnsi="Consolas"/>
+        </w:rPr>
+        <w:t>installed</w:t>
+      </w:r>
+      <w:r>
+        <w:rPr>
+          <w:rFonts w:ascii="Consolas" w:hAnsi="Consolas"/>
+          <w:b w:val="0"/>
+          <w:color w:val="000000"/>
+          <w:sz w:val="20"/>
+          <w:rFonts w:ascii="Consolas" w:hAnsi="Consolas"/>
+        </w:rPr>
+        <w:t xml:space="preserve"> </w:t>
+      </w:r>
+      <w:r>
+        <w:rPr>
+          <w:rFonts w:ascii="Consolas" w:hAnsi="Consolas"/>
+          <w:b w:val="0"/>
+          <w:color w:val="000000"/>
+          <w:sz w:val="20"/>
+          <w:rFonts w:ascii="Consolas" w:hAnsi="Consolas"/>
+        </w:rPr>
+        <w:t>with</w:t>
+      </w:r>
+      <w:r>
+        <w:rPr>
+          <w:rFonts w:ascii="Consolas" w:hAnsi="Consolas"/>
+          <w:b w:val="0"/>
+          <w:color w:val="000000"/>
+          <w:sz w:val="20"/>
+          <w:rFonts w:ascii="Consolas" w:hAnsi="Consolas"/>
+        </w:rPr>
+        <w:t xml:space="preserve"> </w:t>
+      </w:r>
+      <w:r>
+        <w:rPr>
+          <w:rFonts w:ascii="Consolas" w:hAnsi="Consolas"/>
+          <w:b w:val="0"/>
+          <w:color w:val="000000"/>
+          <w:sz w:val="20"/>
+          <w:rFonts w:ascii="Consolas" w:hAnsi="Consolas"/>
+        </w:rPr>
+        <w:t>pip:</w:t>
+      </w:r>
+      <w:r>
+        <w:rPr>
+          <w:rFonts w:ascii="Consolas" w:hAnsi="Consolas"/>
+          <w:b w:val="0"/>
+          <w:color w:val="000000"/>
+          <w:sz w:val="20"/>
+          <w:rFonts w:ascii="Consolas" w:hAnsi="Consolas"/>
+        </w:rPr>
+        <w:t xml:space="preserve"> </w:t>
+      </w:r>
+      <w:r>
+        <w:rPr>
+          <w:rFonts w:ascii="Consolas" w:hAnsi="Consolas"/>
+          <w:b w:val="0"/>
+          <w:color w:val="000000"/>
+          <w:sz w:val="20"/>
+          <w:rFonts w:ascii="Consolas" w:hAnsi="Consolas"/>
+        </w:rPr>
+        <w:t>pip</w:t>
+      </w:r>
+      <w:r>
+        <w:rPr>
+          <w:rFonts w:ascii="Consolas" w:hAnsi="Consolas"/>
+          <w:b w:val="0"/>
+          <w:color w:val="000000"/>
+          <w:sz w:val="20"/>
+          <w:rFonts w:ascii="Consolas" w:hAnsi="Consolas"/>
+        </w:rPr>
+        <w:t xml:space="preserve"> </w:t>
+      </w:r>
+      <w:r>
+        <w:rPr>
+          <w:rFonts w:ascii="Consolas" w:hAnsi="Consolas"/>
+          <w:b w:val="0"/>
+          <w:color w:val="000000"/>
+          <w:sz w:val="20"/>
+          <w:rFonts w:ascii="Consolas" w:hAnsi="Consolas"/>
+        </w:rPr>
+        <w:t>install</w:t>
+      </w:r>
+      <w:r>
+        <w:rPr>
+          <w:rFonts w:ascii="Consolas" w:hAnsi="Consolas"/>
+          <w:b w:val="0"/>
+          <w:color w:val="000000"/>
+          <w:sz w:val="20"/>
+          <w:rFonts w:ascii="Consolas" w:hAnsi="Consolas"/>
+        </w:rPr>
+        <w:t xml:space="preserve"> </w:t>
+      </w:r>
+      <w:r>
+        <w:rPr>
+          <w:rFonts w:ascii="Consolas" w:hAnsi="Consolas"/>
+          <w:b w:val="0"/>
+          <w:color w:val="000000"/>
+          <w:sz w:val="20"/>
+          <w:rFonts w:ascii="Consolas" w:hAnsi="Consolas"/>
+        </w:rPr>
+        <w:t>patroni[dependencies]</w:t>
+      </w:r>
+      <w:r>
+        <w:rPr>
+          <w:rFonts w:ascii="Consolas" w:hAnsi="Consolas"/>
+          <w:b w:val="0"/>
+          <w:color w:val="000000"/>
+          <w:sz w:val="20"/>
+          <w:rFonts w:ascii="Consolas" w:hAnsi="Consolas"/>
+        </w:rPr>
+        <w:t xml:space="preserve"> </w:t>
+      </w:r>
+      <w:r>
+        <w:rPr>
+          <w:rFonts w:ascii="Consolas" w:hAnsi="Consolas"/>
+          <w:b w:val="0"/>
+          <w:color w:val="000000"/>
+          <w:sz w:val="20"/>
+          <w:rFonts w:ascii="Consolas" w:hAnsi="Consolas"/>
+        </w:rPr>
+        <w:t>…</w:t>
+      </w:r>
+      <w:r>
+        <w:rPr>
+          <w:rFonts w:ascii="Consolas" w:hAnsi="Consolas"/>
+          <w:b w:val="0"/>
+          <w:color w:val="000000"/>
+          <w:sz w:val="20"/>
+          <w:rFonts w:ascii="Consolas" w:hAnsi="Consolas"/>
+        </w:rPr>
+        <w:t xml:space="preserve"> </w:t>
+      </w:r>
+      <w:r>
+        <w:rPr>
+          <w:rFonts w:ascii="Consolas" w:hAnsi="Consolas"/>
+          <w:b w:val="0"/>
+          <w:color w:val="000000"/>
+          <w:sz w:val="20"/>
+          <w:rFonts w:ascii="Consolas" w:hAnsi="Consolas"/>
+        </w:rPr>
+        <w:t>Patroni</w:t>
+      </w:r>
+      <w:r>
+        <w:rPr>
+          <w:rFonts w:ascii="Consolas" w:hAnsi="Consolas"/>
+          <w:b w:val="0"/>
+          <w:color w:val="000000"/>
+          <w:sz w:val="20"/>
+          <w:rFonts w:ascii="Consolas" w:hAnsi="Consolas"/>
+        </w:rPr>
+        <w:t xml:space="preserve"> </w:t>
+      </w:r>
+      <w:r>
+        <w:rPr>
+          <w:rFonts w:ascii="Consolas" w:hAnsi="Consolas"/>
+          <w:b w:val="0"/>
+          <w:color w:val="000000"/>
+          <w:sz w:val="20"/>
+          <w:rFonts w:ascii="Consolas" w:hAnsi="Consolas"/>
+        </w:rPr>
+        <w:t>packages</w:t>
+      </w:r>
+      <w:r>
+        <w:rPr>
+          <w:rFonts w:ascii="Consolas" w:hAnsi="Consolas"/>
+          <w:b w:val="0"/>
+          <w:color w:val="000000"/>
+          <w:sz w:val="20"/>
+          <w:rFonts w:ascii="Consolas" w:hAnsi="Consolas"/>
+        </w:rPr>
+        <w:t xml:space="preserve"> </w:t>
+      </w:r>
+      <w:r>
+        <w:rPr>
+          <w:rFonts w:ascii="Consolas" w:hAnsi="Consolas"/>
+          <w:b w:val="0"/>
+          <w:color w:val="000000"/>
+          <w:sz w:val="20"/>
+          <w:rFonts w:ascii="Consolas" w:hAnsi="Consolas"/>
+        </w:rPr>
+        <w:t>may</w:t>
+      </w:r>
+      <w:r>
+        <w:rPr>
+          <w:rFonts w:ascii="Consolas" w:hAnsi="Consolas"/>
+          <w:b w:val="0"/>
+          <w:color w:val="000000"/>
+          <w:sz w:val="20"/>
+          <w:rFonts w:ascii="Consolas" w:hAnsi="Consolas"/>
+        </w:rPr>
+        <w:t xml:space="preserve"> </w:t>
+      </w:r>
+      <w:r>
+        <w:rPr>
+          <w:rFonts w:ascii="Consolas" w:hAnsi="Consolas"/>
+          <w:b w:val="0"/>
+          <w:color w:val="000000"/>
+          <w:sz w:val="20"/>
+          <w:rFonts w:ascii="Consolas" w:hAnsi="Consolas"/>
+        </w:rPr>
+        <w:t>be</w:t>
+      </w:r>
+      <w:r>
+        <w:rPr>
+          <w:rFonts w:ascii="Consolas" w:hAnsi="Consolas"/>
+          <w:b w:val="0"/>
+          <w:color w:val="000000"/>
+          <w:sz w:val="20"/>
+          <w:rFonts w:ascii="Consolas" w:hAnsi="Consolas"/>
+        </w:rPr>
+        <w:t xml:space="preserve"> </w:t>
+      </w:r>
+      <w:r>
+        <w:rPr>
+          <w:rFonts w:ascii="Consolas" w:hAnsi="Consolas"/>
+          <w:b w:val="0"/>
+          <w:color w:val="000000"/>
+          <w:sz w:val="20"/>
+          <w:rFonts w:ascii="Consolas" w:hAnsi="Consolas"/>
+        </w:rPr>
+        <w:t>available</w:t>
+      </w:r>
+      <w:r>
+        <w:rPr>
+          <w:rFonts w:ascii="Consolas" w:hAnsi="Consolas"/>
+          <w:b w:val="0"/>
+          <w:color w:val="000000"/>
+          <w:sz w:val="20"/>
+          <w:rFonts w:ascii="Consolas" w:hAnsi="Consolas"/>
+        </w:rPr>
+        <w:t xml:space="preserve"> </w:t>
+      </w:r>
+      <w:r>
+        <w:rPr>
+          <w:rFonts w:ascii="Consolas" w:hAnsi="Consolas"/>
+          <w:b w:val="0"/>
+          <w:color w:val="000000"/>
+          <w:sz w:val="20"/>
+          <w:rFonts w:ascii="Consolas" w:hAnsi="Consolas"/>
+        </w:rPr>
+        <w:t>for</w:t>
+      </w:r>
+      <w:r>
+        <w:rPr>
+          <w:rFonts w:ascii="Consolas" w:hAnsi="Consolas"/>
+          <w:b w:val="0"/>
+          <w:color w:val="000000"/>
+          <w:sz w:val="20"/>
+          <w:rFonts w:ascii="Consolas" w:hAnsi="Consolas"/>
+        </w:rPr>
+        <w:t xml:space="preserve"> </w:t>
+      </w:r>
+      <w:r>
+        <w:rPr>
+          <w:rFonts w:ascii="Consolas" w:hAnsi="Consolas"/>
+          <w:b w:val="0"/>
+          <w:color w:val="000000"/>
+          <w:sz w:val="20"/>
+          <w:rFonts w:ascii="Consolas" w:hAnsi="Consolas"/>
+        </w:rPr>
+        <w:t>your</w:t>
+      </w:r>
+      <w:r>
+        <w:rPr>
+          <w:rFonts w:ascii="Consolas" w:hAnsi="Consolas"/>
+          <w:b w:val="0"/>
+          <w:color w:val="000000"/>
+          <w:sz w:val="20"/>
+          <w:rFonts w:ascii="Consolas" w:hAnsi="Consolas"/>
+        </w:rPr>
+        <w:t xml:space="preserve"> </w:t>
+      </w:r>
+      <w:r>
+        <w:rPr>
+          <w:rFonts w:ascii="Consolas" w:hAnsi="Consolas"/>
+          <w:b w:val="0"/>
+          <w:color w:val="000000"/>
+          <w:sz w:val="20"/>
+          <w:rFonts w:ascii="Consolas" w:hAnsi="Consolas"/>
+        </w:rPr>
+        <w:t>operating</w:t>
+      </w:r>
+      <w:r>
+        <w:rPr>
+          <w:rFonts w:ascii="Consolas" w:hAnsi="Consolas"/>
+          <w:b w:val="0"/>
+          <w:color w:val="000000"/>
+          <w:sz w:val="20"/>
+          <w:rFonts w:ascii="Consolas" w:hAnsi="Consolas"/>
+        </w:rPr>
+        <w:t xml:space="preserve"> </w:t>
+      </w:r>
+      <w:r>
+        <w:rPr>
+          <w:rFonts w:ascii="Consolas" w:hAnsi="Consolas"/>
+          <w:b w:val="0"/>
+          <w:color w:val="000000"/>
+          <w:sz w:val="20"/>
+          <w:rFonts w:ascii="Consolas" w:hAnsi="Consolas"/>
+        </w:rPr>
+        <w:t>system</w:t>
+      </w:r>
+      <w:r>
+        <w:rPr>
+          <w:rFonts w:ascii="Consolas" w:hAnsi="Consolas"/>
+          <w:b w:val="0"/>
+          <w:color w:val="000000"/>
+          <w:sz w:val="20"/>
+          <w:rFonts w:ascii="Consolas" w:hAnsi="Consolas"/>
+        </w:rPr>
+        <w:t xml:space="preserve"> </w:t>
+      </w:r>
+      <w:r>
+        <w:rPr>
+          <w:rFonts w:ascii="Consolas" w:hAnsi="Consolas"/>
+          <w:b w:val="0"/>
+          <w:color w:val="000000"/>
+          <w:sz w:val="20"/>
+          <w:rFonts w:ascii="Consolas" w:hAnsi="Consolas"/>
+        </w:rPr>
+        <w:t>…</w:t>
+      </w:r>
+      <w:r>
+        <w:rPr>
+          <w:rFonts w:ascii="Consolas" w:hAnsi="Consolas"/>
+          <w:b w:val="0"/>
+          <w:color w:val="000000"/>
+          <w:sz w:val="20"/>
+          <w:rFonts w:ascii="Consolas" w:hAnsi="Consolas"/>
+        </w:rPr>
+        <w:t xml:space="preserve"> </w:t>
+      </w:r>
+      <w:r>
+        <w:rPr>
+          <w:rFonts w:ascii="Consolas" w:hAnsi="Consolas"/>
+          <w:b w:val="0"/>
+          <w:color w:val="000000"/>
+          <w:sz w:val="20"/>
+          <w:rFonts w:ascii="Consolas" w:hAnsi="Consolas"/>
+        </w:rPr>
+        <w:t>Once</w:t>
+      </w:r>
+      <w:r>
+        <w:rPr>
+          <w:rFonts w:ascii="Consolas" w:hAnsi="Consolas"/>
+          <w:b w:val="0"/>
+          <w:color w:val="000000"/>
+          <w:sz w:val="20"/>
+          <w:rFonts w:ascii="Consolas" w:hAnsi="Consolas"/>
+        </w:rPr>
+        <w:t xml:space="preserve"> </w:t>
+      </w:r>
+      <w:r>
+        <w:rPr>
+          <w:rFonts w:ascii="Consolas" w:hAnsi="Consolas"/>
+          <w:b w:val="0"/>
+          <w:color w:val="000000"/>
+          <w:sz w:val="20"/>
+          <w:rFonts w:ascii="Consolas" w:hAnsi="Consolas"/>
+        </w:rPr>
+        <w:t>you</w:t>
+      </w:r>
+      <w:r>
+        <w:rPr>
+          <w:rFonts w:ascii="Consolas" w:hAnsi="Consolas"/>
+          <w:b w:val="0"/>
+          <w:color w:val="000000"/>
+          <w:sz w:val="20"/>
+          <w:rFonts w:ascii="Consolas" w:hAnsi="Consolas"/>
+        </w:rPr>
+        <w:t xml:space="preserve"> </w:t>
+      </w:r>
+      <w:r>
+        <w:rPr>
+          <w:rFonts w:ascii="Consolas" w:hAnsi="Consolas"/>
+          <w:b w:val="0"/>
+          <w:color w:val="000000"/>
+          <w:sz w:val="20"/>
+          <w:rFonts w:ascii="Consolas" w:hAnsi="Consolas"/>
+        </w:rPr>
+        <w:t>have</w:t>
+      </w:r>
+      <w:r>
+        <w:rPr>
+          <w:rFonts w:ascii="Consolas" w:hAnsi="Consolas"/>
+          <w:b w:val="0"/>
+          <w:color w:val="000000"/>
+          <w:sz w:val="20"/>
+          <w:rFonts w:ascii="Consolas" w:hAnsi="Consolas"/>
+        </w:rPr>
+        <w:t xml:space="preserve"> </w:t>
+      </w:r>
+      <w:r>
+        <w:rPr>
+          <w:rFonts w:ascii="Consolas" w:hAnsi="Consolas"/>
+          <w:b w:val="0"/>
+          <w:color w:val="000000"/>
+          <w:sz w:val="20"/>
+          <w:rFonts w:ascii="Consolas" w:hAnsi="Consolas"/>
+        </w:rPr>
+        <w:t>installed</w:t>
+      </w:r>
+      <w:r>
+        <w:rPr>
+          <w:rFonts w:ascii="Consolas" w:hAnsi="Consolas"/>
+          <w:b w:val="0"/>
+          <w:color w:val="000000"/>
+          <w:sz w:val="20"/>
+          <w:rFonts w:ascii="Consolas" w:hAnsi="Consolas"/>
+        </w:rPr>
+        <w:t xml:space="preserve"> </w:t>
+      </w:r>
+      <w:r>
+        <w:rPr>
+          <w:rFonts w:ascii="Consolas" w:hAnsi="Consolas"/>
+          <w:b w:val="0"/>
+          <w:color w:val="000000"/>
+          <w:sz w:val="20"/>
+          <w:rFonts w:ascii="Consolas" w:hAnsi="Consolas"/>
+        </w:rPr>
+        <w:t>the</w:t>
+      </w:r>
+      <w:r>
+        <w:rPr>
+          <w:rFonts w:ascii="Consolas" w:hAnsi="Consolas"/>
+          <w:b w:val="0"/>
+          <w:color w:val="000000"/>
+          <w:sz w:val="20"/>
+          <w:rFonts w:ascii="Consolas" w:hAnsi="Consolas"/>
+        </w:rPr>
+        <w:t xml:space="preserve"> </w:t>
+      </w:r>
+      <w:r>
+        <w:rPr>
+          <w:rFonts w:ascii="Consolas" w:hAnsi="Consolas"/>
+          <w:b w:val="0"/>
+          <w:color w:val="000000"/>
+          <w:sz w:val="20"/>
+          <w:rFonts w:ascii="Consolas" w:hAnsi="Consolas"/>
+        </w:rPr>
+        <w:t>PGDG</w:t>
+      </w:r>
+      <w:r>
+        <w:rPr>
+          <w:rFonts w:ascii="Consolas" w:hAnsi="Consolas"/>
+          <w:b w:val="0"/>
+          <w:color w:val="000000"/>
+          <w:sz w:val="20"/>
+          <w:rFonts w:ascii="Consolas" w:hAnsi="Consolas"/>
+        </w:rPr>
+        <w:t xml:space="preserve"> </w:t>
+      </w:r>
+      <w:r>
+        <w:rPr>
+          <w:rFonts w:ascii="Consolas" w:hAnsi="Consolas"/>
+          <w:b w:val="0"/>
+          <w:color w:val="000000"/>
+          <w:sz w:val="20"/>
+          <w:rFonts w:ascii="Consolas" w:hAnsi="Consolas"/>
+        </w:rPr>
+        <w:t>repository</w:t>
+      </w:r>
+      <w:r>
+        <w:rPr>
+          <w:rFonts w:ascii="Consolas" w:hAnsi="Consolas"/>
+          <w:b w:val="0"/>
+          <w:color w:val="000000"/>
+          <w:sz w:val="20"/>
+          <w:rFonts w:ascii="Consolas" w:hAnsi="Consolas"/>
+        </w:rPr>
+        <w:t xml:space="preserve"> </w:t>
+      </w:r>
+      <w:r>
+        <w:rPr>
+          <w:rFonts w:ascii="Consolas" w:hAnsi="Consolas"/>
+          <w:b w:val="0"/>
+          <w:color w:val="000000"/>
+          <w:sz w:val="20"/>
+          <w:rFonts w:ascii="Consolas" w:hAnsi="Consolas"/>
+        </w:rPr>
+        <w:t>for</w:t>
+      </w:r>
+      <w:r>
+        <w:rPr>
+          <w:rFonts w:ascii="Consolas" w:hAnsi="Consolas"/>
+          <w:b w:val="0"/>
+          <w:color w:val="000000"/>
+          <w:sz w:val="20"/>
+          <w:rFonts w:ascii="Consolas" w:hAnsi="Consolas"/>
+        </w:rPr>
+        <w:t xml:space="preserve"> </w:t>
+      </w:r>
+      <w:r>
+        <w:rPr>
+          <w:rFonts w:ascii="Consolas" w:hAnsi="Consolas"/>
+          <w:b w:val="0"/>
+          <w:color w:val="000000"/>
+          <w:sz w:val="20"/>
+          <w:rFonts w:ascii="Consolas" w:hAnsi="Consolas"/>
+        </w:rPr>
+        <w:t>your</w:t>
+      </w:r>
+      <w:r>
+        <w:rPr>
+          <w:rFonts w:ascii="Consolas" w:hAnsi="Consolas"/>
+          <w:b w:val="0"/>
+          <w:color w:val="000000"/>
+          <w:sz w:val="20"/>
+          <w:rFonts w:ascii="Consolas" w:hAnsi="Consolas"/>
+        </w:rPr>
+        <w:t xml:space="preserve"> </w:t>
+      </w:r>
+      <w:r>
+        <w:rPr>
+          <w:rFonts w:ascii="Consolas" w:hAnsi="Consolas"/>
+          <w:b w:val="0"/>
+          <w:color w:val="000000"/>
+          <w:sz w:val="20"/>
+          <w:rFonts w:ascii="Consolas" w:hAnsi="Consolas"/>
+        </w:rPr>
+        <w:t>OS</w:t>
+      </w:r>
+      <w:r>
+        <w:rPr>
+          <w:rFonts w:ascii="Consolas" w:hAnsi="Consolas"/>
+          <w:b w:val="0"/>
+          <w:color w:val="000000"/>
+          <w:sz w:val="20"/>
+          <w:rFonts w:ascii="Consolas" w:hAnsi="Consolas"/>
+        </w:rPr>
+        <w:t xml:space="preserve"> </w:t>
+      </w:r>
+      <w:r>
+        <w:rPr>
+          <w:rFonts w:ascii="Consolas" w:hAnsi="Consolas"/>
+          <w:b w:val="0"/>
+          <w:color w:val="000000"/>
+          <w:sz w:val="20"/>
+          <w:rFonts w:ascii="Consolas" w:hAnsi="Consolas"/>
+        </w:rPr>
+        <w:t>you</w:t>
+      </w:r>
+      <w:r>
+        <w:rPr>
+          <w:rFonts w:ascii="Consolas" w:hAnsi="Consolas"/>
+          <w:b w:val="0"/>
+          <w:color w:val="000000"/>
+          <w:sz w:val="20"/>
+          <w:rFonts w:ascii="Consolas" w:hAnsi="Consolas"/>
+        </w:rPr>
+        <w:t xml:space="preserve"> </w:t>
+      </w:r>
+      <w:r>
+        <w:rPr>
+          <w:rFonts w:ascii="Consolas" w:hAnsi="Consolas"/>
+          <w:b w:val="0"/>
+          <w:color w:val="000000"/>
+          <w:sz w:val="20"/>
+          <w:rFonts w:ascii="Consolas" w:hAnsi="Consolas"/>
+        </w:rPr>
+        <w:t>can</w:t>
+      </w:r>
+      <w:r>
+        <w:rPr>
+          <w:rFonts w:ascii="Consolas" w:hAnsi="Consolas"/>
+          <w:b w:val="0"/>
+          <w:color w:val="000000"/>
+          <w:sz w:val="20"/>
+          <w:rFonts w:ascii="Consolas" w:hAnsi="Consolas"/>
+        </w:rPr>
+        <w:t xml:space="preserve"> </w:t>
+      </w:r>
+      <w:r>
+        <w:rPr>
+          <w:rFonts w:ascii="Consolas" w:hAnsi="Consolas"/>
+          <w:b w:val="0"/>
+          <w:color w:val="000000"/>
+          <w:sz w:val="20"/>
+          <w:rFonts w:ascii="Consolas" w:hAnsi="Consolas"/>
+        </w:rPr>
+        <w:t>install</w:t>
+      </w:r>
+      <w:r>
+        <w:rPr>
+          <w:rFonts w:ascii="Consolas" w:hAnsi="Consolas"/>
+          <w:b w:val="0"/>
+          <w:color w:val="000000"/>
+          <w:sz w:val="20"/>
+          <w:rFonts w:ascii="Consolas" w:hAnsi="Consolas"/>
+        </w:rPr>
+        <w:t xml:space="preserve"> </w:t>
+      </w:r>
+      <w:r>
+        <w:rPr>
+          <w:rFonts w:ascii="Consolas" w:hAnsi="Consolas"/>
+          <w:b w:val="0"/>
+          <w:color w:val="000000"/>
+          <w:sz w:val="20"/>
+          <w:rFonts w:ascii="Consolas" w:hAnsi="Consolas"/>
+        </w:rPr>
+        <w:t>patroni.</w:t>
       </w:r>
       <w:r>
         <w:br/>
@@ -23819,10 +31238,46 @@
         <w:rPr>
           <w:rFonts w:ascii="Consolas" w:hAnsi="Consolas"/>
           <w:b w:val="0"/>
-          <w:sz w:val="20"/>
-          <w:rFonts w:ascii="Consolas" w:hAnsi="Consolas"/>
-        </w:rPr>
-        <w:t>stringData:</w:t>
+          <w:color w:val="1995A0"/>
+          <w:sz w:val="20"/>
+          <w:rFonts w:ascii="Consolas" w:hAnsi="Consolas"/>
+        </w:rPr>
+        <w:t>-----------------------------------------------------------------------</w:t>
+      </w:r>
+    </w:p>
+    <w:p/>
+    <w:p/>
+    <w:p>
+      <w:r>
+        <w:t>Перевод:</w:t>
+      </w:r>
+    </w:p>
+    <w:p>
+      <w:r>
+        <w:rPr>
+          <w:rFonts w:ascii="Consolas" w:hAnsi="Consolas"/>
+          <w:b w:val="0"/>
+          <w:color w:val="00B0F0"/>
+          <w:sz w:val="20"/>
+          <w:rFonts w:ascii="Consolas" w:hAnsi="Consolas"/>
+        </w:rPr>
+        <w:t>Перевод на русский</w:t>
+      </w:r>
+    </w:p>
+    <w:p/>
+    <w:p>
+      <w:pPr>
+        <w:shd w:val="clear" w:color="auto" w:fill="E7E6E6"/>
+      </w:pPr>
+      <w:r>
+        <w:rPr>
+          <w:rFonts w:ascii="Consolas" w:hAnsi="Consolas"/>
+          <w:b w:val="0"/>
+          <w:color w:val="1995A0"/>
+          <w:sz w:val="20"/>
+          <w:rFonts w:ascii="Consolas" w:hAnsi="Consolas"/>
+        </w:rPr>
+        <w:t>-----------------------------------------------------------------------</w:t>
       </w:r>
       <w:r>
         <w:br/>
@@ -23831,10 +31286,571 @@
         <w:rPr>
           <w:rFonts w:ascii="Consolas" w:hAnsi="Consolas"/>
           <w:b w:val="0"/>
-          <w:sz w:val="20"/>
-          <w:rFonts w:ascii="Consolas" w:hAnsi="Consolas"/>
-        </w:rPr>
-        <w:t xml:space="preserve">  POSTGRES_PASSWORD: ChangeMe_DbPass</w:t>
+          <w:color w:val="1995A0"/>
+          <w:sz w:val="20"/>
+          <w:rFonts w:ascii="Consolas" w:hAnsi="Consolas"/>
+        </w:rPr>
+        <w:t>Patroni</w:t>
+      </w:r>
+      <w:r>
+        <w:rPr>
+          <w:rFonts w:ascii="Consolas" w:hAnsi="Consolas"/>
+          <w:b w:val="0"/>
+          <w:color w:val="000000"/>
+          <w:sz w:val="20"/>
+          <w:rFonts w:ascii="Consolas" w:hAnsi="Consolas"/>
+        </w:rPr>
+        <w:t xml:space="preserve"> </w:t>
+      </w:r>
+      <w:r>
+        <w:rPr>
+          <w:rFonts w:ascii="Consolas" w:hAnsi="Consolas"/>
+          <w:b w:val="0"/>
+          <w:color w:val="000000"/>
+          <w:sz w:val="20"/>
+          <w:rFonts w:ascii="Consolas" w:hAnsi="Consolas"/>
+        </w:rPr>
+        <w:t>можно</w:t>
+      </w:r>
+      <w:r>
+        <w:rPr>
+          <w:rFonts w:ascii="Consolas" w:hAnsi="Consolas"/>
+          <w:b w:val="0"/>
+          <w:color w:val="000000"/>
+          <w:sz w:val="20"/>
+          <w:rFonts w:ascii="Consolas" w:hAnsi="Consolas"/>
+        </w:rPr>
+        <w:t xml:space="preserve"> </w:t>
+      </w:r>
+      <w:r>
+        <w:rPr>
+          <w:rFonts w:ascii="Consolas" w:hAnsi="Consolas"/>
+          <w:b w:val="0"/>
+          <w:color w:val="000000"/>
+          <w:sz w:val="20"/>
+          <w:rFonts w:ascii="Consolas" w:hAnsi="Consolas"/>
+        </w:rPr>
+        <w:t>установить</w:t>
+      </w:r>
+      <w:r>
+        <w:rPr>
+          <w:rFonts w:ascii="Consolas" w:hAnsi="Consolas"/>
+          <w:b w:val="0"/>
+          <w:color w:val="000000"/>
+          <w:sz w:val="20"/>
+          <w:rFonts w:ascii="Consolas" w:hAnsi="Consolas"/>
+        </w:rPr>
+        <w:t xml:space="preserve"> </w:t>
+      </w:r>
+      <w:r>
+        <w:rPr>
+          <w:rFonts w:ascii="Consolas" w:hAnsi="Consolas"/>
+          <w:b w:val="0"/>
+          <w:color w:val="000000"/>
+          <w:sz w:val="20"/>
+          <w:rFonts w:ascii="Consolas" w:hAnsi="Consolas"/>
+        </w:rPr>
+        <w:t>через</w:t>
+      </w:r>
+      <w:r>
+        <w:rPr>
+          <w:rFonts w:ascii="Consolas" w:hAnsi="Consolas"/>
+          <w:b w:val="0"/>
+          <w:color w:val="000000"/>
+          <w:sz w:val="20"/>
+          <w:rFonts w:ascii="Consolas" w:hAnsi="Consolas"/>
+        </w:rPr>
+        <w:t xml:space="preserve"> </w:t>
+      </w:r>
+      <w:r>
+        <w:rPr>
+          <w:rFonts w:ascii="Consolas" w:hAnsi="Consolas"/>
+          <w:b w:val="0"/>
+          <w:color w:val="000000"/>
+          <w:sz w:val="20"/>
+          <w:rFonts w:ascii="Consolas" w:hAnsi="Consolas"/>
+        </w:rPr>
+        <w:t>pip:</w:t>
+      </w:r>
+      <w:r>
+        <w:rPr>
+          <w:rFonts w:ascii="Consolas" w:hAnsi="Consolas"/>
+          <w:b w:val="0"/>
+          <w:color w:val="000000"/>
+          <w:sz w:val="20"/>
+          <w:rFonts w:ascii="Consolas" w:hAnsi="Consolas"/>
+        </w:rPr>
+        <w:t xml:space="preserve"> </w:t>
+      </w:r>
+      <w:r>
+        <w:rPr>
+          <w:rFonts w:ascii="Consolas" w:hAnsi="Consolas"/>
+          <w:b w:val="0"/>
+          <w:color w:val="000000"/>
+          <w:sz w:val="20"/>
+          <w:rFonts w:ascii="Consolas" w:hAnsi="Consolas"/>
+        </w:rPr>
+        <w:t>pip</w:t>
+      </w:r>
+      <w:r>
+        <w:rPr>
+          <w:rFonts w:ascii="Consolas" w:hAnsi="Consolas"/>
+          <w:b w:val="0"/>
+          <w:color w:val="000000"/>
+          <w:sz w:val="20"/>
+          <w:rFonts w:ascii="Consolas" w:hAnsi="Consolas"/>
+        </w:rPr>
+        <w:t xml:space="preserve"> </w:t>
+      </w:r>
+      <w:r>
+        <w:rPr>
+          <w:rFonts w:ascii="Consolas" w:hAnsi="Consolas"/>
+          <w:b w:val="0"/>
+          <w:color w:val="000000"/>
+          <w:sz w:val="20"/>
+          <w:rFonts w:ascii="Consolas" w:hAnsi="Consolas"/>
+        </w:rPr>
+        <w:t>install</w:t>
+      </w:r>
+      <w:r>
+        <w:rPr>
+          <w:rFonts w:ascii="Consolas" w:hAnsi="Consolas"/>
+          <w:b w:val="0"/>
+          <w:color w:val="000000"/>
+          <w:sz w:val="20"/>
+          <w:rFonts w:ascii="Consolas" w:hAnsi="Consolas"/>
+        </w:rPr>
+        <w:t xml:space="preserve"> </w:t>
+      </w:r>
+      <w:r>
+        <w:rPr>
+          <w:rFonts w:ascii="Consolas" w:hAnsi="Consolas"/>
+          <w:b w:val="0"/>
+          <w:color w:val="000000"/>
+          <w:sz w:val="20"/>
+          <w:rFonts w:ascii="Consolas" w:hAnsi="Consolas"/>
+        </w:rPr>
+        <w:t>patroni[зависимости].</w:t>
+      </w:r>
+      <w:r>
+        <w:rPr>
+          <w:rFonts w:ascii="Consolas" w:hAnsi="Consolas"/>
+          <w:b w:val="0"/>
+          <w:color w:val="000000"/>
+          <w:sz w:val="20"/>
+          <w:rFonts w:ascii="Consolas" w:hAnsi="Consolas"/>
+        </w:rPr>
+        <w:t xml:space="preserve"> </w:t>
+      </w:r>
+      <w:r>
+        <w:rPr>
+          <w:rFonts w:ascii="Consolas" w:hAnsi="Consolas"/>
+          <w:b w:val="0"/>
+          <w:color w:val="000000"/>
+          <w:sz w:val="20"/>
+          <w:rFonts w:ascii="Consolas" w:hAnsi="Consolas"/>
+        </w:rPr>
+        <w:t>Пакеты</w:t>
+      </w:r>
+      <w:r>
+        <w:rPr>
+          <w:rFonts w:ascii="Consolas" w:hAnsi="Consolas"/>
+          <w:b w:val="0"/>
+          <w:color w:val="000000"/>
+          <w:sz w:val="20"/>
+          <w:rFonts w:ascii="Consolas" w:hAnsi="Consolas"/>
+        </w:rPr>
+        <w:t xml:space="preserve"> </w:t>
+      </w:r>
+      <w:r>
+        <w:rPr>
+          <w:rFonts w:ascii="Consolas" w:hAnsi="Consolas"/>
+          <w:b w:val="0"/>
+          <w:color w:val="000000"/>
+          <w:sz w:val="20"/>
+          <w:rFonts w:ascii="Consolas" w:hAnsi="Consolas"/>
+        </w:rPr>
+        <w:t>Patroni</w:t>
+      </w:r>
+      <w:r>
+        <w:rPr>
+          <w:rFonts w:ascii="Consolas" w:hAnsi="Consolas"/>
+          <w:b w:val="0"/>
+          <w:color w:val="000000"/>
+          <w:sz w:val="20"/>
+          <w:rFonts w:ascii="Consolas" w:hAnsi="Consolas"/>
+        </w:rPr>
+        <w:t xml:space="preserve"> </w:t>
+      </w:r>
+      <w:r>
+        <w:rPr>
+          <w:rFonts w:ascii="Consolas" w:hAnsi="Consolas"/>
+          <w:b w:val="0"/>
+          <w:color w:val="000000"/>
+          <w:sz w:val="20"/>
+          <w:rFonts w:ascii="Consolas" w:hAnsi="Consolas"/>
+        </w:rPr>
+        <w:t>могут</w:t>
+      </w:r>
+      <w:r>
+        <w:rPr>
+          <w:rFonts w:ascii="Consolas" w:hAnsi="Consolas"/>
+          <w:b w:val="0"/>
+          <w:color w:val="000000"/>
+          <w:sz w:val="20"/>
+          <w:rFonts w:ascii="Consolas" w:hAnsi="Consolas"/>
+        </w:rPr>
+        <w:t xml:space="preserve"> </w:t>
+      </w:r>
+      <w:r>
+        <w:rPr>
+          <w:rFonts w:ascii="Consolas" w:hAnsi="Consolas"/>
+          <w:b w:val="0"/>
+          <w:color w:val="000000"/>
+          <w:sz w:val="20"/>
+          <w:rFonts w:ascii="Consolas" w:hAnsi="Consolas"/>
+        </w:rPr>
+        <w:t>быть</w:t>
+      </w:r>
+      <w:r>
+        <w:rPr>
+          <w:rFonts w:ascii="Consolas" w:hAnsi="Consolas"/>
+          <w:b w:val="0"/>
+          <w:color w:val="000000"/>
+          <w:sz w:val="20"/>
+          <w:rFonts w:ascii="Consolas" w:hAnsi="Consolas"/>
+        </w:rPr>
+        <w:t xml:space="preserve"> </w:t>
+      </w:r>
+      <w:r>
+        <w:rPr>
+          <w:rFonts w:ascii="Consolas" w:hAnsi="Consolas"/>
+          <w:b w:val="0"/>
+          <w:color w:val="000000"/>
+          <w:sz w:val="20"/>
+          <w:rFonts w:ascii="Consolas" w:hAnsi="Consolas"/>
+        </w:rPr>
+        <w:t>доступны</w:t>
+      </w:r>
+      <w:r>
+        <w:rPr>
+          <w:rFonts w:ascii="Consolas" w:hAnsi="Consolas"/>
+          <w:b w:val="0"/>
+          <w:color w:val="000000"/>
+          <w:sz w:val="20"/>
+          <w:rFonts w:ascii="Consolas" w:hAnsi="Consolas"/>
+        </w:rPr>
+        <w:t xml:space="preserve"> </w:t>
+      </w:r>
+      <w:r>
+        <w:rPr>
+          <w:rFonts w:ascii="Consolas" w:hAnsi="Consolas"/>
+          <w:b w:val="0"/>
+          <w:color w:val="000000"/>
+          <w:sz w:val="20"/>
+          <w:rFonts w:ascii="Consolas" w:hAnsi="Consolas"/>
+        </w:rPr>
+        <w:t>для</w:t>
+      </w:r>
+      <w:r>
+        <w:rPr>
+          <w:rFonts w:ascii="Consolas" w:hAnsi="Consolas"/>
+          <w:b w:val="0"/>
+          <w:color w:val="000000"/>
+          <w:sz w:val="20"/>
+          <w:rFonts w:ascii="Consolas" w:hAnsi="Consolas"/>
+        </w:rPr>
+        <w:t xml:space="preserve"> </w:t>
+      </w:r>
+      <w:r>
+        <w:rPr>
+          <w:rFonts w:ascii="Consolas" w:hAnsi="Consolas"/>
+          <w:b w:val="0"/>
+          <w:color w:val="000000"/>
+          <w:sz w:val="20"/>
+          <w:rFonts w:ascii="Consolas" w:hAnsi="Consolas"/>
+        </w:rPr>
+        <w:t>вашей</w:t>
+      </w:r>
+      <w:r>
+        <w:rPr>
+          <w:rFonts w:ascii="Consolas" w:hAnsi="Consolas"/>
+          <w:b w:val="0"/>
+          <w:color w:val="000000"/>
+          <w:sz w:val="20"/>
+          <w:rFonts w:ascii="Consolas" w:hAnsi="Consolas"/>
+        </w:rPr>
+        <w:t xml:space="preserve"> </w:t>
+      </w:r>
+      <w:r>
+        <w:rPr>
+          <w:rFonts w:ascii="Consolas" w:hAnsi="Consolas"/>
+          <w:b w:val="0"/>
+          <w:color w:val="000000"/>
+          <w:sz w:val="20"/>
+          <w:rFonts w:ascii="Consolas" w:hAnsi="Consolas"/>
+        </w:rPr>
+        <w:t>ОС.</w:t>
+      </w:r>
+      <w:r>
+        <w:rPr>
+          <w:rFonts w:ascii="Consolas" w:hAnsi="Consolas"/>
+          <w:b w:val="0"/>
+          <w:color w:val="000000"/>
+          <w:sz w:val="20"/>
+          <w:rFonts w:ascii="Consolas" w:hAnsi="Consolas"/>
+        </w:rPr>
+        <w:t xml:space="preserve"> </w:t>
+      </w:r>
+      <w:r>
+        <w:rPr>
+          <w:rFonts w:ascii="Consolas" w:hAnsi="Consolas"/>
+          <w:b w:val="0"/>
+          <w:color w:val="000000"/>
+          <w:sz w:val="20"/>
+          <w:rFonts w:ascii="Consolas" w:hAnsi="Consolas"/>
+        </w:rPr>
+        <w:t>После</w:t>
+      </w:r>
+      <w:r>
+        <w:rPr>
+          <w:rFonts w:ascii="Consolas" w:hAnsi="Consolas"/>
+          <w:b w:val="0"/>
+          <w:color w:val="000000"/>
+          <w:sz w:val="20"/>
+          <w:rFonts w:ascii="Consolas" w:hAnsi="Consolas"/>
+        </w:rPr>
+        <w:t xml:space="preserve"> </w:t>
+      </w:r>
+      <w:r>
+        <w:rPr>
+          <w:rFonts w:ascii="Consolas" w:hAnsi="Consolas"/>
+          <w:b w:val="0"/>
+          <w:color w:val="000000"/>
+          <w:sz w:val="20"/>
+          <w:rFonts w:ascii="Consolas" w:hAnsi="Consolas"/>
+        </w:rPr>
+        <w:t>подключения</w:t>
+      </w:r>
+      <w:r>
+        <w:rPr>
+          <w:rFonts w:ascii="Consolas" w:hAnsi="Consolas"/>
+          <w:b w:val="0"/>
+          <w:color w:val="000000"/>
+          <w:sz w:val="20"/>
+          <w:rFonts w:ascii="Consolas" w:hAnsi="Consolas"/>
+        </w:rPr>
+        <w:t xml:space="preserve"> </w:t>
+      </w:r>
+      <w:r>
+        <w:rPr>
+          <w:rFonts w:ascii="Consolas" w:hAnsi="Consolas"/>
+          <w:b w:val="0"/>
+          <w:color w:val="000000"/>
+          <w:sz w:val="20"/>
+          <w:rFonts w:ascii="Consolas" w:hAnsi="Consolas"/>
+        </w:rPr>
+        <w:t>репозитория</w:t>
+      </w:r>
+      <w:r>
+        <w:rPr>
+          <w:rFonts w:ascii="Consolas" w:hAnsi="Consolas"/>
+          <w:b w:val="0"/>
+          <w:color w:val="000000"/>
+          <w:sz w:val="20"/>
+          <w:rFonts w:ascii="Consolas" w:hAnsi="Consolas"/>
+        </w:rPr>
+        <w:t xml:space="preserve"> </w:t>
+      </w:r>
+      <w:r>
+        <w:rPr>
+          <w:rFonts w:ascii="Consolas" w:hAnsi="Consolas"/>
+          <w:b w:val="0"/>
+          <w:color w:val="000000"/>
+          <w:sz w:val="20"/>
+          <w:rFonts w:ascii="Consolas" w:hAnsi="Consolas"/>
+        </w:rPr>
+        <w:t>PGDG</w:t>
+      </w:r>
+      <w:r>
+        <w:rPr>
+          <w:rFonts w:ascii="Consolas" w:hAnsi="Consolas"/>
+          <w:b w:val="0"/>
+          <w:color w:val="000000"/>
+          <w:sz w:val="20"/>
+          <w:rFonts w:ascii="Consolas" w:hAnsi="Consolas"/>
+        </w:rPr>
+        <w:t xml:space="preserve"> </w:t>
+      </w:r>
+      <w:r>
+        <w:rPr>
+          <w:rFonts w:ascii="Consolas" w:hAnsi="Consolas"/>
+          <w:b w:val="0"/>
+          <w:color w:val="000000"/>
+          <w:sz w:val="20"/>
+          <w:rFonts w:ascii="Consolas" w:hAnsi="Consolas"/>
+        </w:rPr>
+        <w:t>Patroni</w:t>
+      </w:r>
+      <w:r>
+        <w:rPr>
+          <w:rFonts w:ascii="Consolas" w:hAnsi="Consolas"/>
+          <w:b w:val="0"/>
+          <w:color w:val="000000"/>
+          <w:sz w:val="20"/>
+          <w:rFonts w:ascii="Consolas" w:hAnsi="Consolas"/>
+        </w:rPr>
+        <w:t xml:space="preserve"> </w:t>
+      </w:r>
+      <w:r>
+        <w:rPr>
+          <w:rFonts w:ascii="Consolas" w:hAnsi="Consolas"/>
+          <w:b w:val="0"/>
+          <w:color w:val="000000"/>
+          <w:sz w:val="20"/>
+          <w:rFonts w:ascii="Consolas" w:hAnsi="Consolas"/>
+        </w:rPr>
+        <w:t>ставят</w:t>
+      </w:r>
+      <w:r>
+        <w:rPr>
+          <w:rFonts w:ascii="Consolas" w:hAnsi="Consolas"/>
+          <w:b w:val="0"/>
+          <w:color w:val="000000"/>
+          <w:sz w:val="20"/>
+          <w:rFonts w:ascii="Consolas" w:hAnsi="Consolas"/>
+        </w:rPr>
+        <w:t xml:space="preserve"> </w:t>
+      </w:r>
+      <w:r>
+        <w:rPr>
+          <w:rFonts w:ascii="Consolas" w:hAnsi="Consolas"/>
+          <w:b w:val="0"/>
+          <w:color w:val="000000"/>
+          <w:sz w:val="20"/>
+          <w:rFonts w:ascii="Consolas" w:hAnsi="Consolas"/>
+        </w:rPr>
+        <w:t>штатным</w:t>
+      </w:r>
+      <w:r>
+        <w:rPr>
+          <w:rFonts w:ascii="Consolas" w:hAnsi="Consolas"/>
+          <w:b w:val="0"/>
+          <w:color w:val="000000"/>
+          <w:sz w:val="20"/>
+          <w:rFonts w:ascii="Consolas" w:hAnsi="Consolas"/>
+        </w:rPr>
+        <w:t xml:space="preserve"> </w:t>
+      </w:r>
+      <w:r>
+        <w:rPr>
+          <w:rFonts w:ascii="Consolas" w:hAnsi="Consolas"/>
+          <w:b w:val="0"/>
+          <w:color w:val="000000"/>
+          <w:sz w:val="20"/>
+          <w:rFonts w:ascii="Consolas" w:hAnsi="Consolas"/>
+        </w:rPr>
+        <w:t>пакетным</w:t>
+      </w:r>
+      <w:r>
+        <w:rPr>
+          <w:rFonts w:ascii="Consolas" w:hAnsi="Consolas"/>
+          <w:b w:val="0"/>
+          <w:color w:val="000000"/>
+          <w:sz w:val="20"/>
+          <w:rFonts w:ascii="Consolas" w:hAnsi="Consolas"/>
+        </w:rPr>
+        <w:t xml:space="preserve"> </w:t>
+      </w:r>
+      <w:r>
+        <w:rPr>
+          <w:rFonts w:ascii="Consolas" w:hAnsi="Consolas"/>
+          <w:b w:val="0"/>
+          <w:color w:val="000000"/>
+          <w:sz w:val="20"/>
+          <w:rFonts w:ascii="Consolas" w:hAnsi="Consolas"/>
+        </w:rPr>
+        <w:t>менеджером</w:t>
+      </w:r>
+      <w:r>
+        <w:rPr>
+          <w:rFonts w:ascii="Consolas" w:hAnsi="Consolas"/>
+          <w:b w:val="0"/>
+          <w:color w:val="000000"/>
+          <w:sz w:val="20"/>
+          <w:rFonts w:ascii="Consolas" w:hAnsi="Consolas"/>
+        </w:rPr>
+        <w:t xml:space="preserve"> </w:t>
+      </w:r>
+      <w:r>
+        <w:rPr>
+          <w:rFonts w:ascii="Consolas" w:hAnsi="Consolas"/>
+          <w:b w:val="0"/>
+          <w:color w:val="000000"/>
+          <w:sz w:val="20"/>
+          <w:rFonts w:ascii="Consolas" w:hAnsi="Consolas"/>
+        </w:rPr>
+        <w:t>(например</w:t>
+      </w:r>
+      <w:r>
+        <w:rPr>
+          <w:rFonts w:ascii="Consolas" w:hAnsi="Consolas"/>
+          <w:b w:val="0"/>
+          <w:color w:val="000000"/>
+          <w:sz w:val="20"/>
+          <w:rFonts w:ascii="Consolas" w:hAnsi="Consolas"/>
+        </w:rPr>
+        <w:t xml:space="preserve"> </w:t>
+      </w:r>
+      <w:r>
+        <w:rPr>
+          <w:rFonts w:ascii="Consolas" w:hAnsi="Consolas"/>
+          <w:b w:val="0"/>
+          <w:color w:val="000000"/>
+          <w:sz w:val="20"/>
+          <w:rFonts w:ascii="Consolas" w:hAnsi="Consolas"/>
+        </w:rPr>
+        <w:t>apt-get</w:t>
+      </w:r>
+      <w:r>
+        <w:rPr>
+          <w:rFonts w:ascii="Consolas" w:hAnsi="Consolas"/>
+          <w:b w:val="0"/>
+          <w:color w:val="000000"/>
+          <w:sz w:val="20"/>
+          <w:rFonts w:ascii="Consolas" w:hAnsi="Consolas"/>
+        </w:rPr>
+        <w:t xml:space="preserve"> </w:t>
+      </w:r>
+      <w:r>
+        <w:rPr>
+          <w:rFonts w:ascii="Consolas" w:hAnsi="Consolas"/>
+          <w:b w:val="0"/>
+          <w:color w:val="000000"/>
+          <w:sz w:val="20"/>
+          <w:rFonts w:ascii="Consolas" w:hAnsi="Consolas"/>
+        </w:rPr>
+        <w:t>install</w:t>
+      </w:r>
+      <w:r>
+        <w:rPr>
+          <w:rFonts w:ascii="Consolas" w:hAnsi="Consolas"/>
+          <w:b w:val="0"/>
+          <w:color w:val="000000"/>
+          <w:sz w:val="20"/>
+          <w:rFonts w:ascii="Consolas" w:hAnsi="Consolas"/>
+        </w:rPr>
+        <w:t xml:space="preserve"> </w:t>
+      </w:r>
+      <w:r>
+        <w:rPr>
+          <w:rFonts w:ascii="Consolas" w:hAnsi="Consolas"/>
+          <w:b w:val="0"/>
+          <w:color w:val="000000"/>
+          <w:sz w:val="20"/>
+          <w:rFonts w:ascii="Consolas" w:hAnsi="Consolas"/>
+        </w:rPr>
+        <w:t>patroni).</w:t>
       </w:r>
       <w:r>
         <w:br/>
@@ -23843,10 +31859,40 @@
         <w:rPr>
           <w:rFonts w:ascii="Consolas" w:hAnsi="Consolas"/>
           <w:b w:val="0"/>
-          <w:sz w:val="20"/>
-          <w:rFonts w:ascii="Consolas" w:hAnsi="Consolas"/>
-        </w:rPr>
-        <w:t>---</w:t>
+          <w:color w:val="1995A0"/>
+          <w:sz w:val="20"/>
+          <w:rFonts w:ascii="Consolas" w:hAnsi="Consolas"/>
+        </w:rPr>
+        <w:t>-----------------------------------------------------------------------</w:t>
+      </w:r>
+    </w:p>
+    <w:p/>
+    <w:p>
+      <w:r>
+        <w:rPr>
+          <w:rFonts w:ascii="Consolas" w:hAnsi="Consolas"/>
+          <w:b w:val="0"/>
+          <w:color w:val="00B0F0"/>
+          <w:sz w:val="20"/>
+          <w:rFonts w:ascii="Consolas" w:hAnsi="Consolas"/>
+        </w:rPr>
+        <w:t>На postgres-1 и postgres-2</w:t>
+      </w:r>
+    </w:p>
+    <w:p/>
+    <w:p>
+      <w:pPr>
+        <w:shd w:val="clear" w:color="auto" w:fill="E7E6E6"/>
+      </w:pPr>
+      <w:r>
+        <w:rPr>
+          <w:rFonts w:ascii="Consolas" w:hAnsi="Consolas"/>
+          <w:b w:val="0"/>
+          <w:color w:val="1995A0"/>
+          <w:sz w:val="20"/>
+          <w:rFonts w:ascii="Consolas" w:hAnsi="Consolas"/>
+        </w:rPr>
+        <w:t>-----------------------------------------------------------------------</w:t>
       </w:r>
       <w:r>
         <w:br/>
@@ -23855,10 +31901,51 @@
         <w:rPr>
           <w:rFonts w:ascii="Consolas" w:hAnsi="Consolas"/>
           <w:b w:val="0"/>
-          <w:sz w:val="20"/>
-          <w:rFonts w:ascii="Consolas" w:hAnsi="Consolas"/>
-        </w:rPr>
-        <w:t>apiVersion: apps/v1</w:t>
+          <w:color w:val="1995A0"/>
+          <w:sz w:val="20"/>
+          <w:rFonts w:ascii="Consolas" w:hAnsi="Consolas"/>
+        </w:rPr>
+        <w:t>pip3</w:t>
+      </w:r>
+      <w:r>
+        <w:rPr>
+          <w:rFonts w:ascii="Consolas" w:hAnsi="Consolas"/>
+          <w:b w:val="0"/>
+          <w:color w:val="000000"/>
+          <w:sz w:val="20"/>
+          <w:rFonts w:ascii="Consolas" w:hAnsi="Consolas"/>
+        </w:rPr>
+        <w:t xml:space="preserve"> </w:t>
+      </w:r>
+      <w:r>
+        <w:rPr>
+          <w:rFonts w:ascii="Consolas" w:hAnsi="Consolas"/>
+          <w:b w:val="0"/>
+          <w:color w:val="000000"/>
+          <w:sz w:val="20"/>
+          <w:rFonts w:ascii="Consolas" w:hAnsi="Consolas"/>
+        </w:rPr>
+        <w:t>install</w:t>
+      </w:r>
+      <w:r>
+        <w:rPr>
+          <w:rFonts w:ascii="Consolas" w:hAnsi="Consolas"/>
+          <w:b w:val="0"/>
+          <w:color w:val="000000"/>
+          <w:sz w:val="20"/>
+          <w:rFonts w:ascii="Consolas" w:hAnsi="Consolas"/>
+        </w:rPr>
+        <w:t xml:space="preserve"> </w:t>
+      </w:r>
+      <w:r>
+        <w:rPr>
+          <w:rFonts w:ascii="Consolas" w:hAnsi="Consolas"/>
+          <w:b w:val="0"/>
+          <w:color w:val="660E7A"/>
+          <w:sz w:val="20"/>
+          <w:rFonts w:ascii="Consolas" w:hAnsi="Consolas"/>
+        </w:rPr>
+        <w:t>'patroni[etcd]'</w:t>
       </w:r>
       <w:r>
         <w:br/>
@@ -23867,10 +31954,39 @@
         <w:rPr>
           <w:rFonts w:ascii="Consolas" w:hAnsi="Consolas"/>
           <w:b w:val="0"/>
-          <w:sz w:val="20"/>
-          <w:rFonts w:ascii="Consolas" w:hAnsi="Consolas"/>
-        </w:rPr>
-        <w:t>kind: StatefulSet</w:t>
+          <w:color w:val="1995A0"/>
+          <w:sz w:val="20"/>
+          <w:rFonts w:ascii="Consolas" w:hAnsi="Consolas"/>
+        </w:rPr>
+        <w:t>-----------------------------------------------------------------------</w:t>
+      </w:r>
+    </w:p>
+    <w:p/>
+    <w:p>
+      <w:r>
+        <w:rPr>
+          <w:rFonts w:ascii="Consolas" w:hAnsi="Consolas"/>
+          <w:b w:val="0"/>
+          <w:color w:val="00B0F0"/>
+          <w:sz w:val="20"/>
+          <w:rFonts w:ascii="Consolas" w:hAnsi="Consolas"/>
+        </w:rPr>
+        <w:t>Пример /etc/patroni.yml (имена и IP подставьте свои)</w:t>
+      </w:r>
+    </w:p>
+    <w:p/>
+    <w:p>
+      <w:pPr>
+        <w:shd w:val="clear" w:color="auto" w:fill="E7E6E6"/>
+      </w:pPr>
+      <w:r>
+        <w:rPr>
+          <w:rFonts w:ascii="Consolas" w:hAnsi="Consolas"/>
+          <w:b w:val="0"/>
+          <w:sz w:val="20"/>
+          <w:rFonts w:ascii="Consolas" w:hAnsi="Consolas"/>
+        </w:rPr>
+        <w:t>-----------------------------------------------------------------------</w:t>
       </w:r>
       <w:r>
         <w:br/>
@@ -23882,7 +31998,7 @@
           <w:sz w:val="20"/>
           <w:rFonts w:ascii="Consolas" w:hAnsi="Consolas"/>
         </w:rPr>
-        <w:t>metadata:</w:t>
+        <w:t>scope: greeting-pg</w:t>
       </w:r>
       <w:r>
         <w:br/>
@@ -23894,7 +32010,7 @@
           <w:sz w:val="20"/>
           <w:rFonts w:ascii="Consolas" w:hAnsi="Consolas"/>
         </w:rPr>
-        <w:t xml:space="preserve">  name: postgres</w:t>
+        <w:t>name: postgres-1</w:t>
       </w:r>
       <w:r>
         <w:br/>
@@ -23906,7 +32022,7 @@
           <w:sz w:val="20"/>
           <w:rFonts w:ascii="Consolas" w:hAnsi="Consolas"/>
         </w:rPr>
-        <w:t>spec:</w:t>
+        <w:t>restapi:</w:t>
       </w:r>
       <w:r>
         <w:br/>
@@ -23918,7 +32034,7 @@
           <w:sz w:val="20"/>
           <w:rFonts w:ascii="Consolas" w:hAnsi="Consolas"/>
         </w:rPr>
-        <w:t xml:space="preserve">  serviceName: postgres</w:t>
+        <w:t xml:space="preserve">  listen: 0.0.0.0:8008</w:t>
       </w:r>
       <w:r>
         <w:br/>
@@ -23930,7 +32046,7 @@
           <w:sz w:val="20"/>
           <w:rFonts w:ascii="Consolas" w:hAnsi="Consolas"/>
         </w:rPr>
-        <w:t xml:space="preserve">  replicas: 1</w:t>
+        <w:t xml:space="preserve">  connect_address: &lt;POSTGRES_PRIMARY_IP&gt;:8008</w:t>
       </w:r>
       <w:r>
         <w:br/>
@@ -23942,7 +32058,7 @@
           <w:sz w:val="20"/>
           <w:rFonts w:ascii="Consolas" w:hAnsi="Consolas"/>
         </w:rPr>
-        <w:t xml:space="preserve">  selector:</w:t>
+        <w:t>etcd:</w:t>
       </w:r>
       <w:r>
         <w:br/>
@@ -23954,7 +32070,7 @@
           <w:sz w:val="20"/>
           <w:rFonts w:ascii="Consolas" w:hAnsi="Consolas"/>
         </w:rPr>
-        <w:t xml:space="preserve">    matchLabels:</w:t>
+        <w:t xml:space="preserve">  host: &lt;POSTGRES_PRIMARY_IP&gt;:2379</w:t>
       </w:r>
       <w:r>
         <w:br/>
@@ -23966,7 +32082,7 @@
           <w:sz w:val="20"/>
           <w:rFonts w:ascii="Consolas" w:hAnsi="Consolas"/>
         </w:rPr>
-        <w:t xml:space="preserve">      app: postgres</w:t>
+        <w:t>bootstrap:</w:t>
       </w:r>
       <w:r>
         <w:br/>
@@ -23978,7 +32094,7 @@
           <w:sz w:val="20"/>
           <w:rFonts w:ascii="Consolas" w:hAnsi="Consolas"/>
         </w:rPr>
-        <w:t xml:space="preserve">  template:</w:t>
+        <w:t xml:space="preserve">  dcs:</w:t>
       </w:r>
       <w:r>
         <w:br/>
@@ -23990,7 +32106,7 @@
           <w:sz w:val="20"/>
           <w:rFonts w:ascii="Consolas" w:hAnsi="Consolas"/>
         </w:rPr>
-        <w:t xml:space="preserve">    metadata:</w:t>
+        <w:t xml:space="preserve">    ttl: 30</w:t>
       </w:r>
       <w:r>
         <w:br/>
@@ -24002,7 +32118,7 @@
           <w:sz w:val="20"/>
           <w:rFonts w:ascii="Consolas" w:hAnsi="Consolas"/>
         </w:rPr>
-        <w:t xml:space="preserve">      labels:</w:t>
+        <w:t xml:space="preserve">    loop_wait: 10</w:t>
       </w:r>
       <w:r>
         <w:br/>
@@ -24014,7 +32130,7 @@
           <w:sz w:val="20"/>
           <w:rFonts w:ascii="Consolas" w:hAnsi="Consolas"/>
         </w:rPr>
-        <w:t xml:space="preserve">        app: postgres</w:t>
+        <w:t xml:space="preserve">    postgresql:</w:t>
       </w:r>
       <w:r>
         <w:br/>
@@ -24026,7 +32142,7 @@
           <w:sz w:val="20"/>
           <w:rFonts w:ascii="Consolas" w:hAnsi="Consolas"/>
         </w:rPr>
-        <w:t xml:space="preserve">    spec:</w:t>
+        <w:t xml:space="preserve">      use_pg_rewind: true</w:t>
       </w:r>
       <w:r>
         <w:br/>
@@ -24038,7 +32154,7 @@
           <w:sz w:val="20"/>
           <w:rFonts w:ascii="Consolas" w:hAnsi="Consolas"/>
         </w:rPr>
-        <w:t xml:space="preserve">      containers:</w:t>
+        <w:t xml:space="preserve">  initdb:</w:t>
       </w:r>
       <w:r>
         <w:br/>
@@ -24050,7 +32166,7 @@
           <w:sz w:val="20"/>
           <w:rFonts w:ascii="Consolas" w:hAnsi="Consolas"/>
         </w:rPr>
-        <w:t xml:space="preserve">        - name: postgres</w:t>
+        <w:t xml:space="preserve">    - encoding: UTF8</w:t>
       </w:r>
       <w:r>
         <w:br/>
@@ -24062,7 +32178,7 @@
           <w:sz w:val="20"/>
           <w:rFonts w:ascii="Consolas" w:hAnsi="Consolas"/>
         </w:rPr>
-        <w:t xml:space="preserve">          image: postgres:16</w:t>
+        <w:t xml:space="preserve">    - data-checksums</w:t>
       </w:r>
       <w:r>
         <w:br/>
@@ -24074,7 +32190,7 @@
           <w:sz w:val="20"/>
           <w:rFonts w:ascii="Consolas" w:hAnsi="Consolas"/>
         </w:rPr>
-        <w:t xml:space="preserve">          ports:</w:t>
+        <w:t>postgresql:</w:t>
       </w:r>
       <w:r>
         <w:br/>
@@ -24086,7 +32202,7 @@
           <w:sz w:val="20"/>
           <w:rFonts w:ascii="Consolas" w:hAnsi="Consolas"/>
         </w:rPr>
-        <w:t xml:space="preserve">            - containerPort: 5432</w:t>
+        <w:t xml:space="preserve">  listen: 0.0.0.0:5432</w:t>
       </w:r>
       <w:r>
         <w:br/>
@@ -24098,7 +32214,7 @@
           <w:sz w:val="20"/>
           <w:rFonts w:ascii="Consolas" w:hAnsi="Consolas"/>
         </w:rPr>
-        <w:t xml:space="preserve">          env:</w:t>
+        <w:t xml:space="preserve">  connect_address: &lt;POSTGRES_PRIMARY_IP&gt;:5432</w:t>
       </w:r>
       <w:r>
         <w:br/>
@@ -24110,7 +32226,7 @@
           <w:sz w:val="20"/>
           <w:rFonts w:ascii="Consolas" w:hAnsi="Consolas"/>
         </w:rPr>
-        <w:t xml:space="preserve">            - name: POSTGRES_PASSWORD</w:t>
+        <w:t xml:space="preserve">  data_dir: /var/lib/postgresql/16/main</w:t>
       </w:r>
       <w:r>
         <w:br/>
@@ -24122,7 +32238,7 @@
           <w:sz w:val="20"/>
           <w:rFonts w:ascii="Consolas" w:hAnsi="Consolas"/>
         </w:rPr>
-        <w:t xml:space="preserve">              valueFrom:</w:t>
+        <w:t xml:space="preserve">  authentication:</w:t>
       </w:r>
       <w:r>
         <w:br/>
@@ -24134,7 +32250,7 @@
           <w:sz w:val="20"/>
           <w:rFonts w:ascii="Consolas" w:hAnsi="Consolas"/>
         </w:rPr>
-        <w:t xml:space="preserve">                secretKeyRef:</w:t>
+        <w:t xml:space="preserve">    superuser:</w:t>
       </w:r>
       <w:r>
         <w:br/>
@@ -24146,7 +32262,7 @@
           <w:sz w:val="20"/>
           <w:rFonts w:ascii="Consolas" w:hAnsi="Consolas"/>
         </w:rPr>
-        <w:t xml:space="preserve">                  name: postgres-secret</w:t>
+        <w:t xml:space="preserve">      username: postgres</w:t>
       </w:r>
       <w:r>
         <w:br/>
@@ -24158,7 +32274,7 @@
           <w:sz w:val="20"/>
           <w:rFonts w:ascii="Consolas" w:hAnsi="Consolas"/>
         </w:rPr>
-        <w:t xml:space="preserve">                  key: POSTGRES_PASSWORD</w:t>
+        <w:t xml:space="preserve">      password: ChangeMe_DbPass</w:t>
       </w:r>
       <w:r>
         <w:br/>
@@ -24170,7 +32286,7 @@
           <w:sz w:val="20"/>
           <w:rFonts w:ascii="Consolas" w:hAnsi="Consolas"/>
         </w:rPr>
-        <w:t xml:space="preserve">            - name: POSTGRES_DB</w:t>
+        <w:t xml:space="preserve">    replication:</w:t>
       </w:r>
       <w:r>
         <w:br/>
@@ -24182,7 +32298,7 @@
           <w:sz w:val="20"/>
           <w:rFonts w:ascii="Consolas" w:hAnsi="Consolas"/>
         </w:rPr>
-        <w:t xml:space="preserve">              value: greeting</w:t>
+        <w:t xml:space="preserve">      username: replicator</w:t>
       </w:r>
       <w:r>
         <w:br/>
@@ -24194,7 +32310,7 @@
           <w:sz w:val="20"/>
           <w:rFonts w:ascii="Consolas" w:hAnsi="Consolas"/>
         </w:rPr>
-        <w:t xml:space="preserve">          volumeMounts:</w:t>
+        <w:t xml:space="preserve">      password: ChangeMe_ReplPass</w:t>
       </w:r>
       <w:r>
         <w:br/>
@@ -24206,7 +32322,41 @@
           <w:sz w:val="20"/>
           <w:rFonts w:ascii="Consolas" w:hAnsi="Consolas"/>
         </w:rPr>
-        <w:t xml:space="preserve">            - name: data</w:t>
+        <w:t>-----------------------------------------------------------------------</w:t>
+      </w:r>
+    </w:p>
+    <w:p/>
+    <w:p>
+      <w:r>
+        <w:t>На replica тот же файл, но name: postgres-2 и connect_address с IP replica. Первый запуск Patroni на postgres-1 инициализирует primary; второй узел подхватит роль replica. Порт 5432 открывайте только в частной сети (ufw: allow from подсети worker-нод).</w:t>
+      </w:r>
+    </w:p>
+    <w:p>
+      <w:r>
+        <w:rPr>
+          <w:rFonts w:ascii="Consolas" w:hAnsi="Consolas"/>
+          <w:b w:val="0"/>
+          <w:color w:val="00B0F0"/>
+          <w:sz w:val="20"/>
+          <w:rFonts w:ascii="Consolas" w:hAnsi="Consolas"/>
+        </w:rPr>
+        <w:t>Проверка с postgres-1</w:t>
+      </w:r>
+    </w:p>
+    <w:p/>
+    <w:p>
+      <w:pPr>
+        <w:shd w:val="clear" w:color="auto" w:fill="E7E6E6"/>
+      </w:pPr>
+      <w:r>
+        <w:rPr>
+          <w:rFonts w:ascii="Consolas" w:hAnsi="Consolas"/>
+          <w:b w:val="0"/>
+          <w:color w:val="1995A0"/>
+          <w:sz w:val="20"/>
+          <w:rFonts w:ascii="Consolas" w:hAnsi="Consolas"/>
+        </w:rPr>
+        <w:t>-----------------------------------------------------------------------</w:t>
       </w:r>
       <w:r>
         <w:br/>
@@ -24215,10 +32365,71 @@
         <w:rPr>
           <w:rFonts w:ascii="Consolas" w:hAnsi="Consolas"/>
           <w:b w:val="0"/>
-          <w:sz w:val="20"/>
-          <w:rFonts w:ascii="Consolas" w:hAnsi="Consolas"/>
-        </w:rPr>
-        <w:t xml:space="preserve">              mountPath: /var/lib/postgresql/data</w:t>
+          <w:color w:val="1995A0"/>
+          <w:sz w:val="20"/>
+          <w:rFonts w:ascii="Consolas" w:hAnsi="Consolas"/>
+        </w:rPr>
+        <w:t>patronictl</w:t>
+      </w:r>
+      <w:r>
+        <w:rPr>
+          <w:rFonts w:ascii="Consolas" w:hAnsi="Consolas"/>
+          <w:b w:val="0"/>
+          <w:color w:val="000000"/>
+          <w:sz w:val="20"/>
+          <w:rFonts w:ascii="Consolas" w:hAnsi="Consolas"/>
+        </w:rPr>
+        <w:t xml:space="preserve"> </w:t>
+      </w:r>
+      <w:r>
+        <w:rPr>
+          <w:rFonts w:ascii="Consolas" w:hAnsi="Consolas"/>
+          <w:b w:val="0"/>
+          <w:color w:val="000000"/>
+          <w:sz w:val="20"/>
+          <w:rFonts w:ascii="Consolas" w:hAnsi="Consolas"/>
+        </w:rPr>
+        <w:t>-c</w:t>
+      </w:r>
+      <w:r>
+        <w:rPr>
+          <w:rFonts w:ascii="Consolas" w:hAnsi="Consolas"/>
+          <w:b w:val="0"/>
+          <w:color w:val="000000"/>
+          <w:sz w:val="20"/>
+          <w:rFonts w:ascii="Consolas" w:hAnsi="Consolas"/>
+        </w:rPr>
+        <w:t xml:space="preserve"> </w:t>
+      </w:r>
+      <w:r>
+        <w:rPr>
+          <w:rFonts w:ascii="Consolas" w:hAnsi="Consolas"/>
+          <w:b w:val="0"/>
+          <w:color w:val="000000"/>
+          <w:sz w:val="20"/>
+          <w:rFonts w:ascii="Consolas" w:hAnsi="Consolas"/>
+        </w:rPr>
+        <w:t>/etc/patroni.yml</w:t>
+      </w:r>
+      <w:r>
+        <w:rPr>
+          <w:rFonts w:ascii="Consolas" w:hAnsi="Consolas"/>
+          <w:b w:val="0"/>
+          <w:color w:val="000000"/>
+          <w:sz w:val="20"/>
+          <w:rFonts w:ascii="Consolas" w:hAnsi="Consolas"/>
+        </w:rPr>
+        <w:t xml:space="preserve"> </w:t>
+      </w:r>
+      <w:r>
+        <w:rPr>
+          <w:rFonts w:ascii="Consolas" w:hAnsi="Consolas"/>
+          <w:b w:val="0"/>
+          <w:color w:val="000000"/>
+          <w:sz w:val="20"/>
+          <w:rFonts w:ascii="Consolas" w:hAnsi="Consolas"/>
+        </w:rPr>
+        <w:t>list</w:t>
       </w:r>
       <w:r>
         <w:br/>
@@ -24227,246 +32438,7 @@
         <w:rPr>
           <w:rFonts w:ascii="Consolas" w:hAnsi="Consolas"/>
           <w:b w:val="0"/>
-          <w:sz w:val="20"/>
-          <w:rFonts w:ascii="Consolas" w:hAnsi="Consolas"/>
-        </w:rPr>
-        <w:t xml:space="preserve">  volumeClaimTemplates:</w:t>
-      </w:r>
-      <w:r>
-        <w:br/>
-      </w:r>
-      <w:r>
-        <w:rPr>
-          <w:rFonts w:ascii="Consolas" w:hAnsi="Consolas"/>
-          <w:b w:val="0"/>
-          <w:sz w:val="20"/>
-          <w:rFonts w:ascii="Consolas" w:hAnsi="Consolas"/>
-        </w:rPr>
-        <w:t xml:space="preserve">    - metadata:</w:t>
-      </w:r>
-      <w:r>
-        <w:br/>
-      </w:r>
-      <w:r>
-        <w:rPr>
-          <w:rFonts w:ascii="Consolas" w:hAnsi="Consolas"/>
-          <w:b w:val="0"/>
-          <w:sz w:val="20"/>
-          <w:rFonts w:ascii="Consolas" w:hAnsi="Consolas"/>
-        </w:rPr>
-        <w:t xml:space="preserve">        name: data</w:t>
-      </w:r>
-      <w:r>
-        <w:br/>
-      </w:r>
-      <w:r>
-        <w:rPr>
-          <w:rFonts w:ascii="Consolas" w:hAnsi="Consolas"/>
-          <w:b w:val="0"/>
-          <w:sz w:val="20"/>
-          <w:rFonts w:ascii="Consolas" w:hAnsi="Consolas"/>
-        </w:rPr>
-        <w:t xml:space="preserve">      spec:</w:t>
-      </w:r>
-      <w:r>
-        <w:br/>
-      </w:r>
-      <w:r>
-        <w:rPr>
-          <w:rFonts w:ascii="Consolas" w:hAnsi="Consolas"/>
-          <w:b w:val="0"/>
-          <w:sz w:val="20"/>
-          <w:rFonts w:ascii="Consolas" w:hAnsi="Consolas"/>
-        </w:rPr>
-        <w:t xml:space="preserve">        accessModes: ["ReadWriteOnce"]</w:t>
-      </w:r>
-      <w:r>
-        <w:br/>
-      </w:r>
-      <w:r>
-        <w:rPr>
-          <w:rFonts w:ascii="Consolas" w:hAnsi="Consolas"/>
-          <w:b w:val="0"/>
-          <w:sz w:val="20"/>
-          <w:rFonts w:ascii="Consolas" w:hAnsi="Consolas"/>
-        </w:rPr>
-        <w:t xml:space="preserve">        resources:</w:t>
-      </w:r>
-      <w:r>
-        <w:br/>
-      </w:r>
-      <w:r>
-        <w:rPr>
-          <w:rFonts w:ascii="Consolas" w:hAnsi="Consolas"/>
-          <w:b w:val="0"/>
-          <w:sz w:val="20"/>
-          <w:rFonts w:ascii="Consolas" w:hAnsi="Consolas"/>
-        </w:rPr>
-        <w:t xml:space="preserve">          requests:</w:t>
-      </w:r>
-      <w:r>
-        <w:br/>
-      </w:r>
-      <w:r>
-        <w:rPr>
-          <w:rFonts w:ascii="Consolas" w:hAnsi="Consolas"/>
-          <w:b w:val="0"/>
-          <w:sz w:val="20"/>
-          <w:rFonts w:ascii="Consolas" w:hAnsi="Consolas"/>
-        </w:rPr>
-        <w:t xml:space="preserve">            storage: 10Gi</w:t>
-      </w:r>
-      <w:r>
-        <w:br/>
-      </w:r>
-      <w:r>
-        <w:rPr>
-          <w:rFonts w:ascii="Consolas" w:hAnsi="Consolas"/>
-          <w:b w:val="0"/>
-          <w:sz w:val="20"/>
-          <w:rFonts w:ascii="Consolas" w:hAnsi="Consolas"/>
-        </w:rPr>
-        <w:t>---</w:t>
-      </w:r>
-      <w:r>
-        <w:br/>
-      </w:r>
-      <w:r>
-        <w:rPr>
-          <w:rFonts w:ascii="Consolas" w:hAnsi="Consolas"/>
-          <w:b w:val="0"/>
-          <w:sz w:val="20"/>
-          <w:rFonts w:ascii="Consolas" w:hAnsi="Consolas"/>
-        </w:rPr>
-        <w:t>apiVersion: v1</w:t>
-      </w:r>
-      <w:r>
-        <w:br/>
-      </w:r>
-      <w:r>
-        <w:rPr>
-          <w:rFonts w:ascii="Consolas" w:hAnsi="Consolas"/>
-          <w:b w:val="0"/>
-          <w:sz w:val="20"/>
-          <w:rFonts w:ascii="Consolas" w:hAnsi="Consolas"/>
-        </w:rPr>
-        <w:t>kind: Service</w:t>
-      </w:r>
-      <w:r>
-        <w:br/>
-      </w:r>
-      <w:r>
-        <w:rPr>
-          <w:rFonts w:ascii="Consolas" w:hAnsi="Consolas"/>
-          <w:b w:val="0"/>
-          <w:sz w:val="20"/>
-          <w:rFonts w:ascii="Consolas" w:hAnsi="Consolas"/>
-        </w:rPr>
-        <w:t>metadata:</w:t>
-      </w:r>
-      <w:r>
-        <w:br/>
-      </w:r>
-      <w:r>
-        <w:rPr>
-          <w:rFonts w:ascii="Consolas" w:hAnsi="Consolas"/>
-          <w:b w:val="0"/>
-          <w:sz w:val="20"/>
-          <w:rFonts w:ascii="Consolas" w:hAnsi="Consolas"/>
-        </w:rPr>
-        <w:t xml:space="preserve">  name: postgres</w:t>
-      </w:r>
-      <w:r>
-        <w:br/>
-      </w:r>
-      <w:r>
-        <w:rPr>
-          <w:rFonts w:ascii="Consolas" w:hAnsi="Consolas"/>
-          <w:b w:val="0"/>
-          <w:sz w:val="20"/>
-          <w:rFonts w:ascii="Consolas" w:hAnsi="Consolas"/>
-        </w:rPr>
-        <w:t>spec:</w:t>
-      </w:r>
-      <w:r>
-        <w:br/>
-      </w:r>
-      <w:r>
-        <w:rPr>
-          <w:rFonts w:ascii="Consolas" w:hAnsi="Consolas"/>
-          <w:b w:val="0"/>
-          <w:sz w:val="20"/>
-          <w:rFonts w:ascii="Consolas" w:hAnsi="Consolas"/>
-        </w:rPr>
-        <w:t xml:space="preserve">  selector:</w:t>
-      </w:r>
-      <w:r>
-        <w:br/>
-      </w:r>
-      <w:r>
-        <w:rPr>
-          <w:rFonts w:ascii="Consolas" w:hAnsi="Consolas"/>
-          <w:b w:val="0"/>
-          <w:sz w:val="20"/>
-          <w:rFonts w:ascii="Consolas" w:hAnsi="Consolas"/>
-        </w:rPr>
-        <w:t xml:space="preserve">    app: postgres</w:t>
-      </w:r>
-      <w:r>
-        <w:br/>
-      </w:r>
-      <w:r>
-        <w:rPr>
-          <w:rFonts w:ascii="Consolas" w:hAnsi="Consolas"/>
-          <w:b w:val="0"/>
-          <w:sz w:val="20"/>
-          <w:rFonts w:ascii="Consolas" w:hAnsi="Consolas"/>
-        </w:rPr>
-        <w:t xml:space="preserve">  ports:</w:t>
-      </w:r>
-      <w:r>
-        <w:br/>
-      </w:r>
-      <w:r>
-        <w:rPr>
-          <w:rFonts w:ascii="Consolas" w:hAnsi="Consolas"/>
-          <w:b w:val="0"/>
-          <w:sz w:val="20"/>
-          <w:rFonts w:ascii="Consolas" w:hAnsi="Consolas"/>
-        </w:rPr>
-        <w:t xml:space="preserve">    - port: 5432</w:t>
-      </w:r>
-      <w:r>
-        <w:br/>
-      </w:r>
-      <w:r>
-        <w:rPr>
-          <w:rFonts w:ascii="Consolas" w:hAnsi="Consolas"/>
-          <w:b w:val="0"/>
-          <w:sz w:val="20"/>
-          <w:rFonts w:ascii="Consolas" w:hAnsi="Consolas"/>
-        </w:rPr>
-        <w:t xml:space="preserve">      targetPort: 5432</w:t>
-      </w:r>
-      <w:r>
-        <w:br/>
-      </w:r>
-      <w:r>
-        <w:rPr>
-          <w:rFonts w:ascii="Consolas" w:hAnsi="Consolas"/>
-          <w:b w:val="0"/>
-          <w:sz w:val="20"/>
-          <w:rFonts w:ascii="Consolas" w:hAnsi="Consolas"/>
-        </w:rPr>
-        <w:t>EOF</w:t>
-      </w:r>
-      <w:r>
-        <w:br/>
-      </w:r>
-      <w:r>
-        <w:rPr>
-          <w:rFonts w:ascii="Consolas" w:hAnsi="Consolas"/>
-          <w:b w:val="0"/>
+          <w:color w:val="1995A0"/>
           <w:sz w:val="20"/>
           <w:rFonts w:ascii="Consolas" w:hAnsi="Consolas"/>
         </w:rPr>
@@ -24476,11 +32448,11 @@
     <w:p/>
     <w:p>
       <w:r>
-        <w:t>JDBC URL внутри кластера: jdbc:postgresql://postgres.data.svc.cluster.local:5432/greeting</w:t>
-      </w:r>
-    </w:p>
-    <w:p>
-      <w:bookmarkStart w:id="38" w:name="m2_s15_helm"/>
+        <w:t>JDBC из приложения (k3s workers, частная сеть): jdbc:postgresql://&lt;POSTGRES_PRIMARY_IP&gt;:5432/greeting После появления VIP/HAProxy перед Patroni подставьте VIP вместо IP primary.</w:t>
+      </w:r>
+    </w:p>
+    <w:p>
+      <w:bookmarkStart w:id="39" w:name="m2_s15_helm"/>
       <w:pPr>
         <w:pStyle w:val="21"/>
       </w:pPr>
@@ -24490,7 +32462,7 @@
         </w:rPr>
         <w:t>15. Secrets и первый деплой Helm</w:t>
       </w:r>
-      <w:bookmarkEnd w:id="38"/>
+      <w:bookmarkEnd w:id="39"/>
     </w:p>
     <w:p>
       <w:r>
@@ -24814,7 +32786,7 @@
           <w:sz w:val="20"/>
           <w:rFonts w:ascii="Consolas" w:hAnsi="Consolas"/>
         </w:rPr>
-        <w:t>'jdbc:postgresql://postgres.data.svc.cluster.local:5432/greeting'</w:t>
+        <w:t>'jdbc:postgresql://&lt;POSTGRES_PRIMARY_IP&gt;:5432/greeting'</w:t>
       </w:r>
       <w:r>
         <w:rPr>
@@ -26126,7 +34098,7 @@
     </w:p>
     <w:p/>
     <w:p>
-      <w:bookmarkStart w:id="39" w:name="m2_s16_dns"/>
+      <w:bookmarkStart w:id="40" w:name="m2_s16_dns"/>
       <w:pPr>
         <w:pStyle w:val="21"/>
       </w:pPr>
@@ -26136,7 +34108,7 @@
         </w:rPr>
         <w:t>16. DNS</w:t>
       </w:r>
-      <w:bookmarkEnd w:id="39"/>
+      <w:bookmarkEnd w:id="40"/>
     </w:p>
     <w:p>
       <w:r>
@@ -26737,7 +34709,7 @@
     </w:p>
     <w:p/>
     <w:p>
-      <w:bookmarkStart w:id="40" w:name="m2_s17_pipeline"/>
+      <w:bookmarkStart w:id="41" w:name="m2_s17_pipeline"/>
       <w:pPr>
         <w:pStyle w:val="21"/>
       </w:pPr>
@@ -26747,7 +34719,7 @@
         </w:rPr>
         <w:t>17. GitLab CI/CD и подключение существующего репозитория</w:t>
       </w:r>
-      <w:bookmarkEnd w:id="40"/>
+      <w:bookmarkEnd w:id="41"/>
     </w:p>
     <w:p>
       <w:r>
@@ -26755,7 +34727,7 @@
       </w:r>
     </w:p>
     <w:p>
-      <w:bookmarkStart w:id="41" w:name="m2_s17_1_remote"/>
+      <w:bookmarkStart w:id="42" w:name="m2_s17_1_remote"/>
       <w:pPr>
         <w:pStyle w:val="31"/>
       </w:pPr>
@@ -26765,7 +34737,7 @@
         </w:rPr>
         <w:t>17.1. Remote GitLab и push</w:t>
       </w:r>
-      <w:bookmarkEnd w:id="41"/>
+      <w:bookmarkEnd w:id="42"/>
     </w:p>
     <w:p>
       <w:r>
@@ -27895,7 +35867,7 @@
       </w:r>
     </w:p>
     <w:p>
-      <w:bookmarkStart w:id="42" w:name="m2_s17_2_vars"/>
+      <w:bookmarkStart w:id="43" w:name="m2_s17_2_vars"/>
       <w:pPr>
         <w:pStyle w:val="31"/>
       </w:pPr>
@@ -27905,7 +35877,7 @@
         </w:rPr>
         <w:t>17.2. CI/CD Variables</w:t>
       </w:r>
-      <w:bookmarkEnd w:id="42"/>
+      <w:bookmarkEnd w:id="43"/>
     </w:p>
     <w:p>
       <w:r>
@@ -28252,7 +36224,7 @@
     </w:p>
     <w:p/>
     <w:p>
-      <w:bookmarkStart w:id="43" w:name="m2_s17_3_yml"/>
+      <w:bookmarkStart w:id="44" w:name="m2_s17_3_yml"/>
       <w:pPr>
         <w:pStyle w:val="31"/>
       </w:pPr>
@@ -28262,7 +36234,7 @@
         </w:rPr>
         <w:t>17.3. Пример ci/.gitlab-ci.yml</w:t>
       </w:r>
-      <w:bookmarkEnd w:id="43"/>
+      <w:bookmarkEnd w:id="44"/>
     </w:p>
     <w:p>
       <w:r>
@@ -29425,7 +37397,7 @@
     </w:p>
     <w:p/>
     <w:p>
-      <w:bookmarkStart w:id="44" w:name="m2_s18_verify"/>
+      <w:bookmarkStart w:id="45" w:name="m2_s18_verify"/>
       <w:pPr>
         <w:pStyle w:val="21"/>
       </w:pPr>
@@ -29435,7 +37407,7 @@
         </w:rPr>
         <w:t>18. Проверка результата</w:t>
       </w:r>
-      <w:bookmarkEnd w:id="44"/>
+      <w:bookmarkEnd w:id="45"/>
     </w:p>
     <w:p>
       <w:r>
@@ -29463,7 +37435,7 @@
       </w:r>
     </w:p>
     <w:p>
-      <w:bookmarkStart w:id="45" w:name="m2_s19_errors"/>
+      <w:bookmarkStart w:id="46" w:name="m2_s19_errors"/>
       <w:pPr>
         <w:pStyle w:val="21"/>
       </w:pPr>
@@ -29473,7 +37445,7 @@
         </w:rPr>
         <w:t>19. Типичные ошибки</w:t>
       </w:r>
-      <w:bookmarkEnd w:id="45"/>
+      <w:bookmarkEnd w:id="46"/>
     </w:p>
     <w:p>
       <w:r>
@@ -29506,7 +37478,7 @@
       </w:r>
     </w:p>
     <w:p>
-      <w:bookmarkStart w:id="46" w:name="m2_s20_summary"/>
+      <w:bookmarkStart w:id="47" w:name="m2_s20_summary"/>
       <w:pPr>
         <w:pStyle w:val="21"/>
       </w:pPr>
@@ -29516,7 +37488,7 @@
         </w:rPr>
         <w:t>20. Финальная сводка</w:t>
       </w:r>
-      <w:bookmarkEnd w:id="46"/>
+      <w:bookmarkEnd w:id="47"/>
     </w:p>
     <w:p>
       <w:r>
@@ -29555,7 +37527,7 @@
     </w:p>
     <w:p>
       <w:r>
-        <w:t>7. PostgreSQL StatefulSet + Secrets.</w:t>
+        <w:t>7. PostgreSQL primary+replica на отдельных VPS (Patroni) + Secret с JDBC.</w:t>
       </w:r>
     </w:p>
     <w:p>

--- a/docs/guide-deploy-manual/_build_chast2m.docx
+++ b/docs/guide-deploy-manual/_build_chast2m.docx
@@ -514,7 +514,7 @@
             <w:color w:val="0563C1"/>
             <w:u w:val="single"/>
           </w:rPr>
-          <w:t xml:space="preserve">8.1. Master</w:t>
+          <w:t xml:space="preserve">8.1. Главный сервер (control-plane)</w:t>
         </w:r>
       </w:hyperlink>
     </w:p>
@@ -524,14 +524,14 @@
           <w:rFonts w:ascii="Consolas" w:hAnsi="Consolas"/>
         </w:rPr>
       </w:pPr>
-      <w:hyperlink w:anchor="m2_s08_2_workers">
+      <w:hyperlink w:anchor="m2_s08_2_token">
         <w:r>
           <w:rPr>
             <w:rFonts w:ascii="Consolas" w:hAnsi="Consolas"/>
             <w:color w:val="0563C1"/>
             <w:u w:val="single"/>
           </w:rPr>
-          <w:t xml:space="preserve">8.2. Workers</w:t>
+          <w:t xml:space="preserve">8.2. Получение токена</w:t>
         </w:r>
       </w:hyperlink>
     </w:p>
@@ -541,14 +541,14 @@
           <w:rFonts w:ascii="Consolas" w:hAnsi="Consolas"/>
         </w:rPr>
       </w:pPr>
-      <w:hyperlink w:anchor="m2_s08_3_kubeconfig">
+      <w:hyperlink w:anchor="m2_s08_3_workers">
         <w:r>
           <w:rPr>
             <w:rFonts w:ascii="Consolas" w:hAnsi="Consolas"/>
             <w:color w:val="0563C1"/>
             <w:u w:val="single"/>
           </w:rPr>
-          <w:t xml:space="preserve">8.3. kubeconfig на локальном ПК</w:t>
+          <w:t xml:space="preserve">8.3. Рабочие узлы (workers)</w:t>
         </w:r>
       </w:hyperlink>
     </w:p>
@@ -558,14 +558,48 @@
           <w:rFonts w:ascii="Consolas" w:hAnsi="Consolas"/>
         </w:rPr>
       </w:pPr>
-      <w:hyperlink w:anchor="m2_s08_4_kubectl">
+      <w:hyperlink w:anchor="m2_s08_4_verify">
         <w:r>
           <w:rPr>
             <w:rFonts w:ascii="Consolas" w:hAnsi="Consolas"/>
             <w:color w:val="0563C1"/>
             <w:u w:val="single"/>
           </w:rPr>
-          <w:t xml:space="preserve">8.4. Разбор команд kubectl</w:t>
+          <w:t xml:space="preserve">8.4. Проверка кластера</w:t>
+        </w:r>
+      </w:hyperlink>
+    </w:p>
+    <w:p>
+      <w:pPr>
+        <w:rPr>
+          <w:rFonts w:ascii="Consolas" w:hAnsi="Consolas"/>
+        </w:rPr>
+      </w:pPr>
+      <w:hyperlink w:anchor="m2_s08_5_kubeconfig">
+        <w:r>
+          <w:rPr>
+            <w:rFonts w:ascii="Consolas" w:hAnsi="Consolas"/>
+            <w:color w:val="0563C1"/>
+            <w:u w:val="single"/>
+          </w:rPr>
+          <w:t xml:space="preserve">8.5. kubeconfig на локальном ПК</w:t>
+        </w:r>
+      </w:hyperlink>
+    </w:p>
+    <w:p>
+      <w:pPr>
+        <w:rPr>
+          <w:rFonts w:ascii="Consolas" w:hAnsi="Consolas"/>
+        </w:rPr>
+      </w:pPr>
+      <w:hyperlink w:anchor="m2_s08_6_kubectl">
+        <w:r>
+          <w:rPr>
+            <w:rFonts w:ascii="Consolas" w:hAnsi="Consolas"/>
+            <w:color w:val="0563C1"/>
+            <w:u w:val="single"/>
+          </w:rPr>
+          <w:t xml:space="preserve">8.6. Разбор команд kubectl</w:t>
         </w:r>
       </w:hyperlink>
     </w:p>
@@ -14359,6 +14393,11 @@
     </w:p>
     <w:p>
       <w:r>
+        <w:t>Важно для Git Bash: в значениях только IP (например 203.0.113.10). Не пишите K3S_SERVER_IP=&lt;K3S_SERVER_IP&gt; — символ &lt; bash воспринимает как перенаправление ввода и source ./infra-servers.env упадёт с syntax error.</w:t>
+      </w:r>
+    </w:p>
+    <w:p>
+      <w:r>
         <w:rPr>
           <w:rFonts w:ascii="Consolas" w:hAnsi="Consolas"/>
           <w:b w:val="0"/>
@@ -14488,7 +14527,7 @@
           <w:sz w:val="20"/>
           <w:rFonts w:ascii="Consolas" w:hAnsi="Consolas"/>
         </w:rPr>
-        <w:t>DEVTOOLS_IP=&lt;DEVTOOLS_IP&gt;</w:t>
+        <w:t>DEVTOOLS_IP=REPLACE_ME</w:t>
       </w:r>
       <w:r>
         <w:br/>
@@ -14501,7 +14540,7 @@
           <w:sz w:val="20"/>
           <w:rFonts w:ascii="Consolas" w:hAnsi="Consolas"/>
         </w:rPr>
-        <w:t>K8S_MASTER_IP=&lt;K8S_MASTER_IP&gt;</w:t>
+        <w:t>K8S_MASTER_IP=REPLACE_ME</w:t>
       </w:r>
       <w:r>
         <w:br/>
@@ -14514,7 +14553,7 @@
           <w:sz w:val="20"/>
           <w:rFonts w:ascii="Consolas" w:hAnsi="Consolas"/>
         </w:rPr>
-        <w:t>K8S_WORKER_1_IP=&lt;K8S_WORKER_1_IP&gt;</w:t>
+        <w:t>K8S_WORKER_1_IP=REPLACE_ME</w:t>
       </w:r>
       <w:r>
         <w:br/>
@@ -14527,7 +14566,7 @@
           <w:sz w:val="20"/>
           <w:rFonts w:ascii="Consolas" w:hAnsi="Consolas"/>
         </w:rPr>
-        <w:t>K8S_WORKER_2_IP=&lt;K8S_WORKER_2_IP&gt;</w:t>
+        <w:t>K8S_WORKER_2_IP=REPLACE_ME</w:t>
       </w:r>
       <w:r>
         <w:br/>
@@ -14540,7 +14579,7 @@
           <w:sz w:val="20"/>
           <w:rFonts w:ascii="Consolas" w:hAnsi="Consolas"/>
         </w:rPr>
-        <w:t>TRAEFIK_1_IP=&lt;TRAEFIK_1_IP&gt;</w:t>
+        <w:t>TRAEFIK_1_IP=REPLACE_ME</w:t>
       </w:r>
       <w:r>
         <w:br/>
@@ -14553,7 +14592,7 @@
           <w:sz w:val="20"/>
           <w:rFonts w:ascii="Consolas" w:hAnsi="Consolas"/>
         </w:rPr>
-        <w:t>TRAEFIK_2_IP=&lt;TRAEFIK_2_IP&gt;</w:t>
+        <w:t>TRAEFIK_2_IP=REPLACE_ME</w:t>
       </w:r>
       <w:r>
         <w:br/>
@@ -14566,7 +14605,7 @@
           <w:sz w:val="20"/>
           <w:rFonts w:ascii="Consolas" w:hAnsi="Consolas"/>
         </w:rPr>
-        <w:t>TRAEFIK_FLOATING_IP=&lt;TRAEFIK_FLOATING_IP&gt;</w:t>
+        <w:t>TRAEFIK_FLOATING_IP=REPLACE_ME</w:t>
       </w:r>
       <w:r>
         <w:br/>
@@ -14579,7 +14618,7 @@
           <w:sz w:val="20"/>
           <w:rFonts w:ascii="Consolas" w:hAnsi="Consolas"/>
         </w:rPr>
-        <w:t>POSTGRES_PRIMARY_IP=&lt;POSTGRES_PRIMARY_IP&gt;</w:t>
+        <w:t>POSTGRES_PRIMARY_IP=REPLACE_ME</w:t>
       </w:r>
       <w:r>
         <w:br/>
@@ -14592,7 +14631,7 @@
           <w:sz w:val="20"/>
           <w:rFonts w:ascii="Consolas" w:hAnsi="Consolas"/>
         </w:rPr>
-        <w:t>POSTGRES_REPLICA_IP=&lt;POSTGRES_REPLICA_IP&gt;</w:t>
+        <w:t>POSTGRES_REPLICA_IP=REPLACE_ME</w:t>
       </w:r>
       <w:r>
         <w:br/>
@@ -14605,7 +14644,7 @@
           <w:sz w:val="20"/>
           <w:rFonts w:ascii="Consolas" w:hAnsi="Consolas"/>
         </w:rPr>
-        <w:t>STORAGE_IP=&lt;STORAGE_IP&gt;</w:t>
+        <w:t>STORAGE_IP=REPLACE_ME</w:t>
       </w:r>
       <w:r>
         <w:br/>
@@ -14619,6 +14658,19 @@
           <w:rFonts w:ascii="Consolas" w:hAnsi="Consolas"/>
         </w:rPr>
         <w:t>EOF</w:t>
+      </w:r>
+      <w:r>
+        <w:br/>
+      </w:r>
+      <w:r>
+        <w:rPr>
+          <w:rFonts w:ascii="Consolas" w:hAnsi="Consolas"/>
+          <w:b w:val="0"/>
+          <w:color w:val="A0A1A7"/>
+          <w:sz w:val="20"/>
+          <w:rFonts w:ascii="Consolas" w:hAnsi="Consolas"/>
+        </w:rPr>
+        <w:t># затем откройте файл и замените REPLACE_ME на реальные IP</w:t>
       </w:r>
       <w:r>
         <w:br/>
@@ -16074,6 +16126,11 @@
     </w:p>
     <w:p>
       <w:r>
+        <w:t>В Git Bash переменная $USER часто пустая — путь /c/Users/$USER/.ssh ломается (получится /c/Users//.ssh). Используйте ~/.ssh/id_ed25519.</w:t>
+      </w:r>
+    </w:p>
+    <w:p>
+      <w:r>
         <w:rPr>
           <w:rFonts w:ascii="Consolas" w:hAnsi="Consolas"/>
           <w:b w:val="0"/>
@@ -16081,7 +16138,7 @@
           <w:sz w:val="20"/>
           <w:rFonts w:ascii="Consolas" w:hAnsi="Consolas"/>
         </w:rPr>
-        <w:t>Локальный ПК — Windows (Git Bash)</w:t>
+        <w:t>Локальный ПК — Windows (Git Bash), корень репозитория</w:t>
       </w:r>
     </w:p>
     <w:p/>
@@ -16110,6 +16167,39 @@
           <w:sz w:val="20"/>
           <w:rFonts w:ascii="Consolas" w:hAnsi="Consolas"/>
         </w:rPr>
+        <w:t>cd</w:t>
+      </w:r>
+      <w:r>
+        <w:rPr>
+          <w:rFonts w:ascii="Consolas" w:hAnsi="Consolas"/>
+          <w:b w:val="0"/>
+          <w:color w:val="000000"/>
+          <w:sz w:val="20"/>
+          <w:rFonts w:ascii="Consolas" w:hAnsi="Consolas"/>
+        </w:rPr>
+        <w:t xml:space="preserve"> </w:t>
+      </w:r>
+      <w:r>
+        <w:rPr>
+          <w:rFonts w:ascii="Consolas" w:hAnsi="Consolas"/>
+          <w:b w:val="0"/>
+          <w:color w:val="000000"/>
+          <w:sz w:val="20"/>
+          <w:rFonts w:ascii="Consolas" w:hAnsi="Consolas"/>
+        </w:rPr>
+        <w:t>/d/Project_infra/greeting-service-infra</w:t>
+      </w:r>
+      <w:r>
+        <w:br/>
+      </w:r>
+      <w:r>
+        <w:rPr>
+          <w:rFonts w:ascii="Consolas" w:hAnsi="Consolas"/>
+          <w:b w:val="0"/>
+          <w:color w:val="4C62AF"/>
+          <w:sz w:val="20"/>
+          <w:rFonts w:ascii="Consolas" w:hAnsi="Consolas"/>
+        </w:rPr>
         <w:t>source</w:t>
       </w:r>
       <w:r>
@@ -16139,6 +16229,112 @@
         <w:rPr>
           <w:rFonts w:ascii="Consolas" w:hAnsi="Consolas"/>
           <w:b w:val="0"/>
+          <w:color w:val="A0A1A7"/>
+          <w:sz w:val="20"/>
+          <w:rFonts w:ascii="Consolas" w:hAnsi="Consolas"/>
+        </w:rPr>
+        <w:t># первый раз: добавить отпечаток хоста (иначе Host key verification failed)</w:t>
+      </w:r>
+      <w:r>
+        <w:br/>
+      </w:r>
+      <w:r>
+        <w:rPr>
+          <w:rFonts w:ascii="Consolas" w:hAnsi="Consolas"/>
+          <w:b w:val="0"/>
+          <w:color w:val="1995A0"/>
+          <w:sz w:val="20"/>
+          <w:rFonts w:ascii="Consolas" w:hAnsi="Consolas"/>
+        </w:rPr>
+        <w:t>ssh-keyscan</w:t>
+      </w:r>
+      <w:r>
+        <w:rPr>
+          <w:rFonts w:ascii="Consolas" w:hAnsi="Consolas"/>
+          <w:b w:val="0"/>
+          <w:color w:val="000000"/>
+          <w:sz w:val="20"/>
+          <w:rFonts w:ascii="Consolas" w:hAnsi="Consolas"/>
+        </w:rPr>
+        <w:t xml:space="preserve"> </w:t>
+      </w:r>
+      <w:r>
+        <w:rPr>
+          <w:rFonts w:ascii="Consolas" w:hAnsi="Consolas"/>
+          <w:b w:val="0"/>
+          <w:color w:val="000000"/>
+          <w:sz w:val="20"/>
+          <w:rFonts w:ascii="Consolas" w:hAnsi="Consolas"/>
+        </w:rPr>
+        <w:t>-H</w:t>
+      </w:r>
+      <w:r>
+        <w:rPr>
+          <w:rFonts w:ascii="Consolas" w:hAnsi="Consolas"/>
+          <w:b w:val="0"/>
+          <w:color w:val="000000"/>
+          <w:sz w:val="20"/>
+          <w:rFonts w:ascii="Consolas" w:hAnsi="Consolas"/>
+        </w:rPr>
+        <w:t xml:space="preserve"> </w:t>
+      </w:r>
+      <w:r>
+        <w:rPr>
+          <w:rFonts w:ascii="Consolas" w:hAnsi="Consolas"/>
+          <w:b w:val="0"/>
+          <w:color w:val="660E7A"/>
+          <w:sz w:val="20"/>
+          <w:rFonts w:ascii="Consolas" w:hAnsi="Consolas"/>
+        </w:rPr>
+        <w:t>"${DEVTOOLS_IP}"</w:t>
+      </w:r>
+      <w:r>
+        <w:rPr>
+          <w:rFonts w:ascii="Consolas" w:hAnsi="Consolas"/>
+          <w:b w:val="0"/>
+          <w:color w:val="000000"/>
+          <w:sz w:val="20"/>
+          <w:rFonts w:ascii="Consolas" w:hAnsi="Consolas"/>
+        </w:rPr>
+        <w:t xml:space="preserve"> </w:t>
+      </w:r>
+      <w:r>
+        <w:rPr>
+          <w:rFonts w:ascii="Consolas" w:hAnsi="Consolas"/>
+          <w:b w:val="0"/>
+          <w:color w:val="000000"/>
+          <w:sz w:val="20"/>
+          <w:rFonts w:ascii="Consolas" w:hAnsi="Consolas"/>
+        </w:rPr>
+        <w:t>&gt;&gt;</w:t>
+      </w:r>
+      <w:r>
+        <w:rPr>
+          <w:rFonts w:ascii="Consolas" w:hAnsi="Consolas"/>
+          <w:b w:val="0"/>
+          <w:color w:val="000000"/>
+          <w:sz w:val="20"/>
+          <w:rFonts w:ascii="Consolas" w:hAnsi="Consolas"/>
+        </w:rPr>
+        <w:t xml:space="preserve"> </w:t>
+      </w:r>
+      <w:r>
+        <w:rPr>
+          <w:rFonts w:ascii="Consolas" w:hAnsi="Consolas"/>
+          <w:b w:val="0"/>
+          <w:color w:val="000000"/>
+          <w:sz w:val="20"/>
+          <w:rFonts w:ascii="Consolas" w:hAnsi="Consolas"/>
+        </w:rPr>
+        <w:t>~/.ssh/known_hosts</w:t>
+      </w:r>
+      <w:r>
+        <w:br/>
+      </w:r>
+      <w:r>
+        <w:rPr>
+          <w:rFonts w:ascii="Consolas" w:hAnsi="Consolas"/>
+          <w:b w:val="0"/>
           <w:color w:val="4C62AF"/>
           <w:sz w:val="20"/>
           <w:rFonts w:ascii="Consolas" w:hAnsi="Consolas"/>
@@ -16183,27 +16379,7 @@
           <w:sz w:val="20"/>
           <w:rFonts w:ascii="Consolas" w:hAnsi="Consolas"/>
         </w:rPr>
-        <w:t>/c/Users/</w:t>
-      </w:r>
-      <w:r>
-        <w:rPr>
-          <w:rFonts w:ascii="Consolas" w:hAnsi="Consolas"/>
-          <w:b w:val="0"/>
-          <w:color w:val="000000"/>
-          <w:sz w:val="20"/>
-          <w:rFonts w:ascii="Consolas" w:hAnsi="Consolas"/>
-        </w:rPr>
-        <w:t>$</w:t>
-      </w:r>
-      <w:r>
-        <w:rPr>
-          <w:rFonts w:ascii="Consolas" w:hAnsi="Consolas"/>
-          <w:b w:val="0"/>
-          <w:color w:val="000000"/>
-          <w:sz w:val="20"/>
-          <w:rFonts w:ascii="Consolas" w:hAnsi="Consolas"/>
-        </w:rPr>
-        <w:t>USER/.ssh/id_ed25519</w:t>
+        <w:t>~/.ssh/id_ed25519</w:t>
       </w:r>
       <w:r>
         <w:rPr>
@@ -16306,27 +16482,7 @@
           <w:sz w:val="20"/>
           <w:rFonts w:ascii="Consolas" w:hAnsi="Consolas"/>
         </w:rPr>
-        <w:t>/c/Users/</w:t>
-      </w:r>
-      <w:r>
-        <w:rPr>
-          <w:rFonts w:ascii="Consolas" w:hAnsi="Consolas"/>
-          <w:b w:val="0"/>
-          <w:color w:val="000000"/>
-          <w:sz w:val="20"/>
-          <w:rFonts w:ascii="Consolas" w:hAnsi="Consolas"/>
-        </w:rPr>
-        <w:t>$</w:t>
-      </w:r>
-      <w:r>
-        <w:rPr>
-          <w:rFonts w:ascii="Consolas" w:hAnsi="Consolas"/>
-          <w:b w:val="0"/>
-          <w:color w:val="000000"/>
-          <w:sz w:val="20"/>
-          <w:rFonts w:ascii="Consolas" w:hAnsi="Consolas"/>
-        </w:rPr>
-        <w:t>USER/.ssh/id_ed25519</w:t>
+        <w:t>~/.ssh/id_ed25519</w:t>
       </w:r>
       <w:r>
         <w:rPr>
@@ -16429,27 +16585,7 @@
           <w:sz w:val="20"/>
           <w:rFonts w:ascii="Consolas" w:hAnsi="Consolas"/>
         </w:rPr>
-        <w:t>/c/Users/</w:t>
-      </w:r>
-      <w:r>
-        <w:rPr>
-          <w:rFonts w:ascii="Consolas" w:hAnsi="Consolas"/>
-          <w:b w:val="0"/>
-          <w:color w:val="000000"/>
-          <w:sz w:val="20"/>
-          <w:rFonts w:ascii="Consolas" w:hAnsi="Consolas"/>
-        </w:rPr>
-        <w:t>$</w:t>
-      </w:r>
-      <w:r>
-        <w:rPr>
-          <w:rFonts w:ascii="Consolas" w:hAnsi="Consolas"/>
-          <w:b w:val="0"/>
-          <w:color w:val="000000"/>
-          <w:sz w:val="20"/>
-          <w:rFonts w:ascii="Consolas" w:hAnsi="Consolas"/>
-        </w:rPr>
-        <w:t>USER/.ssh/id_ed25519</w:t>
+        <w:t>~/.ssh/id_ed25519</w:t>
       </w:r>
       <w:r>
         <w:rPr>
@@ -16518,7 +16654,7 @@
     <w:p/>
     <w:p>
       <w:r>
-        <w:t>Пояснение: -i задаёт приватный ключ; root@IP — пользователь и хост; кавычки запускают удалённую команду без интерактивной сессии.</w:t>
+        <w:t>Пояснение: -i — приватный ключ; ssh-keyscan — записать ключ сервера в known_hosts; при первом ручном ssh без keyscan bash спросит yes/no — нужно ответить yes.</w:t>
       </w:r>
     </w:p>
     <w:p>
@@ -18190,7 +18326,12 @@
     </w:p>
     <w:p>
       <w:r>
-        <w:t>k3s ставится официальным скриптом get.k3s.io. Traefik, встроенный в k3s по умолчанию, отключаем: внешний вход будет через отдельный Traefik-кластер.</w:t>
+        <w:t>K3s ставится официальным скриптом get.k3s.io. Встроенный Traefik отключаем — вход в приложение будет через отдельный Traefik-кластер (§9).</w:t>
+      </w:r>
+    </w:p>
+    <w:p>
+      <w:r>
+        <w:t>Команды выполняйте по отдельности: сначала полностью настройте главный сервер (control-plane), затем подключайте каждый рабочий узел (worker).</w:t>
       </w:r>
     </w:p>
     <w:p>
@@ -18202,12 +18343,17 @@
         <w:rPr>
           <w:rFonts w:ascii="Consolas" w:hAnsi="Consolas"/>
         </w:rPr>
-        <w:t>8.1. Master</w:t>
+        <w:t>8.1. Главный сервер (control-plane)</w:t>
       </w:r>
       <w:bookmarkEnd w:id="27"/>
     </w:p>
     <w:p>
       <w:r>
+        <w:t>На k8s-master (после SSH) выполните установку K3s server:</w:t>
+      </w:r>
+    </w:p>
+    <w:p>
+      <w:r>
         <w:rPr>
           <w:rFonts w:ascii="Consolas" w:hAnsi="Consolas"/>
           <w:b w:val="0"/>
@@ -18215,7 +18361,7 @@
           <w:sz w:val="20"/>
           <w:rFonts w:ascii="Consolas" w:hAnsi="Consolas"/>
         </w:rPr>
-        <w:t>На k8s-master (после SSH)</w:t>
+        <w:t>Команда:</w:t>
       </w:r>
     </w:p>
     <w:p/>
@@ -18387,131 +18533,18 @@
           <w:sz w:val="20"/>
           <w:rFonts w:ascii="Consolas" w:hAnsi="Consolas"/>
         </w:rPr>
-        <w:t>k3s</w:t>
-      </w:r>
-      <w:r>
-        <w:rPr>
-          <w:rFonts w:ascii="Consolas" w:hAnsi="Consolas"/>
-          <w:b w:val="0"/>
-          <w:color w:val="000000"/>
-          <w:sz w:val="20"/>
-          <w:rFonts w:ascii="Consolas" w:hAnsi="Consolas"/>
-        </w:rPr>
-        <w:t xml:space="preserve"> </w:t>
-      </w:r>
-      <w:r>
-        <w:rPr>
-          <w:rFonts w:ascii="Consolas" w:hAnsi="Consolas"/>
-          <w:b w:val="0"/>
-          <w:color w:val="000000"/>
-          <w:sz w:val="20"/>
-          <w:rFonts w:ascii="Consolas" w:hAnsi="Consolas"/>
-        </w:rPr>
-        <w:t>kubectl</w:t>
-      </w:r>
-      <w:r>
-        <w:rPr>
-          <w:rFonts w:ascii="Consolas" w:hAnsi="Consolas"/>
-          <w:b w:val="0"/>
-          <w:color w:val="000000"/>
-          <w:sz w:val="20"/>
-          <w:rFonts w:ascii="Consolas" w:hAnsi="Consolas"/>
-        </w:rPr>
-        <w:t xml:space="preserve"> </w:t>
-      </w:r>
-      <w:r>
-        <w:rPr>
-          <w:rFonts w:ascii="Consolas" w:hAnsi="Consolas"/>
-          <w:b w:val="0"/>
-          <w:color w:val="000000"/>
-          <w:sz w:val="20"/>
-          <w:rFonts w:ascii="Consolas" w:hAnsi="Consolas"/>
-        </w:rPr>
-        <w:t>get</w:t>
-      </w:r>
-      <w:r>
-        <w:rPr>
-          <w:rFonts w:ascii="Consolas" w:hAnsi="Consolas"/>
-          <w:b w:val="0"/>
-          <w:color w:val="000000"/>
-          <w:sz w:val="20"/>
-          <w:rFonts w:ascii="Consolas" w:hAnsi="Consolas"/>
-        </w:rPr>
-        <w:t xml:space="preserve"> </w:t>
-      </w:r>
-      <w:r>
-        <w:rPr>
-          <w:rFonts w:ascii="Consolas" w:hAnsi="Consolas"/>
-          <w:b w:val="0"/>
-          <w:color w:val="000000"/>
-          <w:sz w:val="20"/>
-          <w:rFonts w:ascii="Consolas" w:hAnsi="Consolas"/>
-        </w:rPr>
-        <w:t>nodes</w:t>
-      </w:r>
-      <w:r>
-        <w:br/>
-      </w:r>
-      <w:r>
-        <w:rPr>
-          <w:rFonts w:ascii="Consolas" w:hAnsi="Consolas"/>
-          <w:b w:val="0"/>
-          <w:color w:val="4C62AF"/>
-          <w:sz w:val="20"/>
-          <w:rFonts w:ascii="Consolas" w:hAnsi="Consolas"/>
-        </w:rPr>
-        <w:t>cat</w:t>
-      </w:r>
-      <w:r>
-        <w:rPr>
-          <w:rFonts w:ascii="Consolas" w:hAnsi="Consolas"/>
-          <w:b w:val="0"/>
-          <w:color w:val="000000"/>
-          <w:sz w:val="20"/>
-          <w:rFonts w:ascii="Consolas" w:hAnsi="Consolas"/>
-        </w:rPr>
-        <w:t xml:space="preserve"> </w:t>
-      </w:r>
-      <w:r>
-        <w:rPr>
-          <w:rFonts w:ascii="Consolas" w:hAnsi="Consolas"/>
-          <w:b w:val="0"/>
-          <w:color w:val="000000"/>
-          <w:sz w:val="20"/>
-          <w:rFonts w:ascii="Consolas" w:hAnsi="Consolas"/>
-        </w:rPr>
-        <w:t>/var/lib/rancher/k3s/server/node-token</w:t>
-      </w:r>
-      <w:r>
-        <w:br/>
-      </w:r>
-      <w:r>
-        <w:rPr>
-          <w:rFonts w:ascii="Consolas" w:hAnsi="Consolas"/>
-          <w:b w:val="0"/>
-          <w:color w:val="1995A0"/>
-          <w:sz w:val="20"/>
-          <w:rFonts w:ascii="Consolas" w:hAnsi="Consolas"/>
-        </w:rPr>
         <w:t>-----------------------------------------------------------------------</w:t>
       </w:r>
     </w:p>
     <w:p/>
     <w:p>
       <w:r>
-        <w:t>Пояснение флагов: curl -sfL — silent/fail/follow redirects; INSTALL_K3S_EXEC="--disable traefik" — не ставить встроенный Traefik k3s; sh - — выполнить скрипт.</w:t>
-      </w:r>
-    </w:p>
-    <w:p/>
-    <w:p>
-      <w:r>
-        <w:t>Источник: https://docs.k3s.io/installation/network-options</w:t>
-      </w:r>
-    </w:p>
-    <w:p/>
-    <w:p>
-      <w:r>
-        <w:t>Цитата:</w:t>
+        <w:t>Скрипт скачивает установщик K3s, отключает Traefik (--disable traefik) и ставит control-plane.</w:t>
+      </w:r>
+    </w:p>
+    <w:p>
+      <w:r>
+        <w:t>Проверьте состояние узла на главном сервере:</w:t>
       </w:r>
     </w:p>
     <w:p>
@@ -18523,7 +18556,7 @@
           <w:sz w:val="20"/>
           <w:rFonts w:ascii="Consolas" w:hAnsi="Consolas"/>
         </w:rPr>
-        <w:t>Оригинал (English)</w:t>
+        <w:t>Команда:</w:t>
       </w:r>
     </w:p>
     <w:p/>
@@ -18548,271 +18581,75 @@
         <w:rPr>
           <w:rFonts w:ascii="Consolas" w:hAnsi="Consolas"/>
           <w:b w:val="0"/>
+          <w:color w:val="4C62AF"/>
+          <w:sz w:val="20"/>
+          <w:rFonts w:ascii="Consolas" w:hAnsi="Consolas"/>
+        </w:rPr>
+        <w:t>kubectl</w:t>
+      </w:r>
+      <w:r>
+        <w:rPr>
+          <w:rFonts w:ascii="Consolas" w:hAnsi="Consolas"/>
+          <w:b w:val="0"/>
+          <w:color w:val="000000"/>
+          <w:sz w:val="20"/>
+          <w:rFonts w:ascii="Consolas" w:hAnsi="Consolas"/>
+        </w:rPr>
+        <w:t xml:space="preserve"> </w:t>
+      </w:r>
+      <w:r>
+        <w:rPr>
+          <w:rFonts w:ascii="Consolas" w:hAnsi="Consolas"/>
+          <w:b w:val="0"/>
+          <w:color w:val="000000"/>
+          <w:sz w:val="20"/>
+          <w:rFonts w:ascii="Consolas" w:hAnsi="Consolas"/>
+        </w:rPr>
+        <w:t>get</w:t>
+      </w:r>
+      <w:r>
+        <w:rPr>
+          <w:rFonts w:ascii="Consolas" w:hAnsi="Consolas"/>
+          <w:b w:val="0"/>
+          <w:color w:val="000000"/>
+          <w:sz w:val="20"/>
+          <w:rFonts w:ascii="Consolas" w:hAnsi="Consolas"/>
+        </w:rPr>
+        <w:t xml:space="preserve"> </w:t>
+      </w:r>
+      <w:r>
+        <w:rPr>
+          <w:rFonts w:ascii="Consolas" w:hAnsi="Consolas"/>
+          <w:b w:val="0"/>
+          <w:color w:val="000000"/>
+          <w:sz w:val="20"/>
+          <w:rFonts w:ascii="Consolas" w:hAnsi="Consolas"/>
+        </w:rPr>
+        <w:t>nodes</w:t>
+      </w:r>
+      <w:r>
+        <w:br/>
+      </w:r>
+      <w:r>
+        <w:rPr>
+          <w:rFonts w:ascii="Consolas" w:hAnsi="Consolas"/>
+          <w:b w:val="0"/>
           <w:color w:val="1995A0"/>
           <w:sz w:val="20"/>
           <w:rFonts w:ascii="Consolas" w:hAnsi="Consolas"/>
         </w:rPr>
-        <w:t>If</w:t>
-      </w:r>
-      <w:r>
-        <w:rPr>
-          <w:rFonts w:ascii="Consolas" w:hAnsi="Consolas"/>
-          <w:b w:val="0"/>
-          <w:color w:val="000000"/>
-          <w:sz w:val="20"/>
-          <w:rFonts w:ascii="Consolas" w:hAnsi="Consolas"/>
-        </w:rPr>
-        <w:t xml:space="preserve"> </w:t>
-      </w:r>
-      <w:r>
-        <w:rPr>
-          <w:rFonts w:ascii="Consolas" w:hAnsi="Consolas"/>
-          <w:b w:val="0"/>
-          <w:color w:val="000000"/>
-          <w:sz w:val="20"/>
-          <w:rFonts w:ascii="Consolas" w:hAnsi="Consolas"/>
-        </w:rPr>
-        <w:t>you</w:t>
-      </w:r>
-      <w:r>
-        <w:rPr>
-          <w:rFonts w:ascii="Consolas" w:hAnsi="Consolas"/>
-          <w:b w:val="0"/>
-          <w:color w:val="000000"/>
-          <w:sz w:val="20"/>
-          <w:rFonts w:ascii="Consolas" w:hAnsi="Consolas"/>
-        </w:rPr>
-        <w:t xml:space="preserve"> </w:t>
-      </w:r>
-      <w:r>
-        <w:rPr>
-          <w:rFonts w:ascii="Consolas" w:hAnsi="Consolas"/>
-          <w:b w:val="0"/>
-          <w:color w:val="000000"/>
-          <w:sz w:val="20"/>
-          <w:rFonts w:ascii="Consolas" w:hAnsi="Consolas"/>
-        </w:rPr>
-        <w:t>wish</w:t>
-      </w:r>
-      <w:r>
-        <w:rPr>
-          <w:rFonts w:ascii="Consolas" w:hAnsi="Consolas"/>
-          <w:b w:val="0"/>
-          <w:color w:val="000000"/>
-          <w:sz w:val="20"/>
-          <w:rFonts w:ascii="Consolas" w:hAnsi="Consolas"/>
-        </w:rPr>
-        <w:t xml:space="preserve"> </w:t>
-      </w:r>
-      <w:r>
-        <w:rPr>
-          <w:rFonts w:ascii="Consolas" w:hAnsi="Consolas"/>
-          <w:b w:val="0"/>
-          <w:color w:val="000000"/>
-          <w:sz w:val="20"/>
-          <w:rFonts w:ascii="Consolas" w:hAnsi="Consolas"/>
-        </w:rPr>
-        <w:t>to</w:t>
-      </w:r>
-      <w:r>
-        <w:rPr>
-          <w:rFonts w:ascii="Consolas" w:hAnsi="Consolas"/>
-          <w:b w:val="0"/>
-          <w:color w:val="000000"/>
-          <w:sz w:val="20"/>
-          <w:rFonts w:ascii="Consolas" w:hAnsi="Consolas"/>
-        </w:rPr>
-        <w:t xml:space="preserve"> </w:t>
-      </w:r>
-      <w:r>
-        <w:rPr>
-          <w:rFonts w:ascii="Consolas" w:hAnsi="Consolas"/>
-          <w:b w:val="0"/>
-          <w:color w:val="000000"/>
-          <w:sz w:val="20"/>
-          <w:rFonts w:ascii="Consolas" w:hAnsi="Consolas"/>
-        </w:rPr>
-        <w:t>use</w:t>
-      </w:r>
-      <w:r>
-        <w:rPr>
-          <w:rFonts w:ascii="Consolas" w:hAnsi="Consolas"/>
-          <w:b w:val="0"/>
-          <w:color w:val="000000"/>
-          <w:sz w:val="20"/>
-          <w:rFonts w:ascii="Consolas" w:hAnsi="Consolas"/>
-        </w:rPr>
-        <w:t xml:space="preserve"> </w:t>
-      </w:r>
-      <w:r>
-        <w:rPr>
-          <w:rFonts w:ascii="Consolas" w:hAnsi="Consolas"/>
-          <w:b w:val="0"/>
-          <w:color w:val="000000"/>
-          <w:sz w:val="20"/>
-          <w:rFonts w:ascii="Consolas" w:hAnsi="Consolas"/>
-        </w:rPr>
-        <w:t>an</w:t>
-      </w:r>
-      <w:r>
-        <w:rPr>
-          <w:rFonts w:ascii="Consolas" w:hAnsi="Consolas"/>
-          <w:b w:val="0"/>
-          <w:color w:val="000000"/>
-          <w:sz w:val="20"/>
-          <w:rFonts w:ascii="Consolas" w:hAnsi="Consolas"/>
-        </w:rPr>
-        <w:t xml:space="preserve"> </w:t>
-      </w:r>
-      <w:r>
-        <w:rPr>
-          <w:rFonts w:ascii="Consolas" w:hAnsi="Consolas"/>
-          <w:b w:val="0"/>
-          <w:color w:val="000000"/>
-          <w:sz w:val="20"/>
-          <w:rFonts w:ascii="Consolas" w:hAnsi="Consolas"/>
-        </w:rPr>
-        <w:t>alternate</w:t>
-      </w:r>
-      <w:r>
-        <w:rPr>
-          <w:rFonts w:ascii="Consolas" w:hAnsi="Consolas"/>
-          <w:b w:val="0"/>
-          <w:color w:val="000000"/>
-          <w:sz w:val="20"/>
-          <w:rFonts w:ascii="Consolas" w:hAnsi="Consolas"/>
-        </w:rPr>
-        <w:t xml:space="preserve"> </w:t>
-      </w:r>
-      <w:r>
-        <w:rPr>
-          <w:rFonts w:ascii="Consolas" w:hAnsi="Consolas"/>
-          <w:b w:val="0"/>
-          <w:color w:val="000000"/>
-          <w:sz w:val="20"/>
-          <w:rFonts w:ascii="Consolas" w:hAnsi="Consolas"/>
-        </w:rPr>
-        <w:t>Ingress</w:t>
-      </w:r>
-      <w:r>
-        <w:rPr>
-          <w:rFonts w:ascii="Consolas" w:hAnsi="Consolas"/>
-          <w:b w:val="0"/>
-          <w:color w:val="000000"/>
-          <w:sz w:val="20"/>
-          <w:rFonts w:ascii="Consolas" w:hAnsi="Consolas"/>
-        </w:rPr>
-        <w:t xml:space="preserve"> </w:t>
-      </w:r>
-      <w:r>
-        <w:rPr>
-          <w:rFonts w:ascii="Consolas" w:hAnsi="Consolas"/>
-          <w:b w:val="0"/>
-          <w:color w:val="000000"/>
-          <w:sz w:val="20"/>
-          <w:rFonts w:ascii="Consolas" w:hAnsi="Consolas"/>
-        </w:rPr>
-        <w:t>controller,</w:t>
-      </w:r>
-      <w:r>
-        <w:rPr>
-          <w:rFonts w:ascii="Consolas" w:hAnsi="Consolas"/>
-          <w:b w:val="0"/>
-          <w:color w:val="000000"/>
-          <w:sz w:val="20"/>
-          <w:rFonts w:ascii="Consolas" w:hAnsi="Consolas"/>
-        </w:rPr>
-        <w:t xml:space="preserve"> </w:t>
-      </w:r>
-      <w:r>
-        <w:rPr>
-          <w:rFonts w:ascii="Consolas" w:hAnsi="Consolas"/>
-          <w:b w:val="0"/>
-          <w:color w:val="000000"/>
-          <w:sz w:val="20"/>
-          <w:rFonts w:ascii="Consolas" w:hAnsi="Consolas"/>
-        </w:rPr>
-        <w:t>start</w:t>
-      </w:r>
-      <w:r>
-        <w:rPr>
-          <w:rFonts w:ascii="Consolas" w:hAnsi="Consolas"/>
-          <w:b w:val="0"/>
-          <w:color w:val="000000"/>
-          <w:sz w:val="20"/>
-          <w:rFonts w:ascii="Consolas" w:hAnsi="Consolas"/>
-        </w:rPr>
-        <w:t xml:space="preserve"> </w:t>
-      </w:r>
-      <w:r>
-        <w:rPr>
-          <w:rFonts w:ascii="Consolas" w:hAnsi="Consolas"/>
-          <w:b w:val="0"/>
-          <w:color w:val="000000"/>
-          <w:sz w:val="20"/>
-          <w:rFonts w:ascii="Consolas" w:hAnsi="Consolas"/>
-        </w:rPr>
-        <w:t>K3s</w:t>
-      </w:r>
-      <w:r>
-        <w:rPr>
-          <w:rFonts w:ascii="Consolas" w:hAnsi="Consolas"/>
-          <w:b w:val="0"/>
-          <w:color w:val="000000"/>
-          <w:sz w:val="20"/>
-          <w:rFonts w:ascii="Consolas" w:hAnsi="Consolas"/>
-        </w:rPr>
-        <w:t xml:space="preserve"> </w:t>
-      </w:r>
-      <w:r>
-        <w:rPr>
-          <w:rFonts w:ascii="Consolas" w:hAnsi="Consolas"/>
-          <w:b w:val="0"/>
-          <w:color w:val="000000"/>
-          <w:sz w:val="20"/>
-          <w:rFonts w:ascii="Consolas" w:hAnsi="Consolas"/>
-        </w:rPr>
-        <w:t>with</w:t>
-      </w:r>
-      <w:r>
-        <w:rPr>
-          <w:rFonts w:ascii="Consolas" w:hAnsi="Consolas"/>
-          <w:b w:val="0"/>
-          <w:color w:val="000000"/>
-          <w:sz w:val="20"/>
-          <w:rFonts w:ascii="Consolas" w:hAnsi="Consolas"/>
-        </w:rPr>
-        <w:t xml:space="preserve"> </w:t>
-      </w:r>
-      <w:r>
-        <w:rPr>
-          <w:rFonts w:ascii="Consolas" w:hAnsi="Consolas"/>
-          <w:b w:val="0"/>
-          <w:color w:val="000000"/>
-          <w:sz w:val="20"/>
-          <w:rFonts w:ascii="Consolas" w:hAnsi="Consolas"/>
-        </w:rPr>
-        <w:t>--disable=traefik.</w:t>
-      </w:r>
-      <w:r>
-        <w:br/>
-      </w:r>
-      <w:r>
-        <w:rPr>
-          <w:rFonts w:ascii="Consolas" w:hAnsi="Consolas"/>
-          <w:b w:val="0"/>
-          <w:color w:val="1995A0"/>
-          <w:sz w:val="20"/>
-          <w:rFonts w:ascii="Consolas" w:hAnsi="Consolas"/>
-        </w:rPr>
         <w:t>-----------------------------------------------------------------------</w:t>
       </w:r>
     </w:p>
     <w:p/>
-    <w:p/>
-    <w:p>
-      <w:r>
-        <w:t>Перевод:</w:t>
+    <w:p>
+      <w:r>
+        <w:t>Если kubectl установлен вместе с K3s — покажет список нод (пока только master).</w:t>
+      </w:r>
+    </w:p>
+    <w:p>
+      <w:r>
+        <w:t>Если команда kubectl не найдена, используйте:</w:t>
       </w:r>
     </w:p>
     <w:p>
@@ -18824,7 +18661,7 @@
           <w:sz w:val="20"/>
           <w:rFonts w:ascii="Consolas" w:hAnsi="Consolas"/>
         </w:rPr>
-        <w:t>Перевод на русский</w:t>
+        <w:t>Команда:</w:t>
       </w:r>
     </w:p>
     <w:p/>
@@ -18853,6 +18690,439 @@
           <w:sz w:val="20"/>
           <w:rFonts w:ascii="Consolas" w:hAnsi="Consolas"/>
         </w:rPr>
+        <w:t>k3s</w:t>
+      </w:r>
+      <w:r>
+        <w:rPr>
+          <w:rFonts w:ascii="Consolas" w:hAnsi="Consolas"/>
+          <w:b w:val="0"/>
+          <w:color w:val="000000"/>
+          <w:sz w:val="20"/>
+          <w:rFonts w:ascii="Consolas" w:hAnsi="Consolas"/>
+        </w:rPr>
+        <w:t xml:space="preserve"> </w:t>
+      </w:r>
+      <w:r>
+        <w:rPr>
+          <w:rFonts w:ascii="Consolas" w:hAnsi="Consolas"/>
+          <w:b w:val="0"/>
+          <w:color w:val="000000"/>
+          <w:sz w:val="20"/>
+          <w:rFonts w:ascii="Consolas" w:hAnsi="Consolas"/>
+        </w:rPr>
+        <w:t>kubectl</w:t>
+      </w:r>
+      <w:r>
+        <w:rPr>
+          <w:rFonts w:ascii="Consolas" w:hAnsi="Consolas"/>
+          <w:b w:val="0"/>
+          <w:color w:val="000000"/>
+          <w:sz w:val="20"/>
+          <w:rFonts w:ascii="Consolas" w:hAnsi="Consolas"/>
+        </w:rPr>
+        <w:t xml:space="preserve"> </w:t>
+      </w:r>
+      <w:r>
+        <w:rPr>
+          <w:rFonts w:ascii="Consolas" w:hAnsi="Consolas"/>
+          <w:b w:val="0"/>
+          <w:color w:val="000000"/>
+          <w:sz w:val="20"/>
+          <w:rFonts w:ascii="Consolas" w:hAnsi="Consolas"/>
+        </w:rPr>
+        <w:t>get</w:t>
+      </w:r>
+      <w:r>
+        <w:rPr>
+          <w:rFonts w:ascii="Consolas" w:hAnsi="Consolas"/>
+          <w:b w:val="0"/>
+          <w:color w:val="000000"/>
+          <w:sz w:val="20"/>
+          <w:rFonts w:ascii="Consolas" w:hAnsi="Consolas"/>
+        </w:rPr>
+        <w:t xml:space="preserve"> </w:t>
+      </w:r>
+      <w:r>
+        <w:rPr>
+          <w:rFonts w:ascii="Consolas" w:hAnsi="Consolas"/>
+          <w:b w:val="0"/>
+          <w:color w:val="000000"/>
+          <w:sz w:val="20"/>
+          <w:rFonts w:ascii="Consolas" w:hAnsi="Consolas"/>
+        </w:rPr>
+        <w:t>nodes</w:t>
+      </w:r>
+      <w:r>
+        <w:br/>
+      </w:r>
+      <w:r>
+        <w:rPr>
+          <w:rFonts w:ascii="Consolas" w:hAnsi="Consolas"/>
+          <w:b w:val="0"/>
+          <w:color w:val="1995A0"/>
+          <w:sz w:val="20"/>
+          <w:rFonts w:ascii="Consolas" w:hAnsi="Consolas"/>
+        </w:rPr>
+        <w:t>-----------------------------------------------------------------------</w:t>
+      </w:r>
+    </w:p>
+    <w:p/>
+    <w:p>
+      <w:r>
+        <w:t>Обёртка k3s kubectl всегда доступна после установки server.</w:t>
+      </w:r>
+    </w:p>
+    <w:p/>
+    <w:p>
+      <w:r>
+        <w:t>Источник: https://docs.k3s.io/installation/network-options</w:t>
+      </w:r>
+    </w:p>
+    <w:p/>
+    <w:p>
+      <w:r>
+        <w:t>Цитата:</w:t>
+      </w:r>
+    </w:p>
+    <w:p>
+      <w:r>
+        <w:rPr>
+          <w:rFonts w:ascii="Consolas" w:hAnsi="Consolas"/>
+          <w:b w:val="0"/>
+          <w:color w:val="00B0F0"/>
+          <w:sz w:val="20"/>
+          <w:rFonts w:ascii="Consolas" w:hAnsi="Consolas"/>
+        </w:rPr>
+        <w:t>Оригинал (English)</w:t>
+      </w:r>
+    </w:p>
+    <w:p/>
+    <w:p>
+      <w:pPr>
+        <w:shd w:val="clear" w:color="auto" w:fill="E7E6E6"/>
+      </w:pPr>
+      <w:r>
+        <w:rPr>
+          <w:rFonts w:ascii="Consolas" w:hAnsi="Consolas"/>
+          <w:b w:val="0"/>
+          <w:color w:val="1995A0"/>
+          <w:sz w:val="20"/>
+          <w:rFonts w:ascii="Consolas" w:hAnsi="Consolas"/>
+        </w:rPr>
+        <w:t>-----------------------------------------------------------------------</w:t>
+      </w:r>
+      <w:r>
+        <w:br/>
+      </w:r>
+      <w:r>
+        <w:rPr>
+          <w:rFonts w:ascii="Consolas" w:hAnsi="Consolas"/>
+          <w:b w:val="0"/>
+          <w:color w:val="1995A0"/>
+          <w:sz w:val="20"/>
+          <w:rFonts w:ascii="Consolas" w:hAnsi="Consolas"/>
+        </w:rPr>
+        <w:t>If</w:t>
+      </w:r>
+      <w:r>
+        <w:rPr>
+          <w:rFonts w:ascii="Consolas" w:hAnsi="Consolas"/>
+          <w:b w:val="0"/>
+          <w:color w:val="000000"/>
+          <w:sz w:val="20"/>
+          <w:rFonts w:ascii="Consolas" w:hAnsi="Consolas"/>
+        </w:rPr>
+        <w:t xml:space="preserve"> </w:t>
+      </w:r>
+      <w:r>
+        <w:rPr>
+          <w:rFonts w:ascii="Consolas" w:hAnsi="Consolas"/>
+          <w:b w:val="0"/>
+          <w:color w:val="000000"/>
+          <w:sz w:val="20"/>
+          <w:rFonts w:ascii="Consolas" w:hAnsi="Consolas"/>
+        </w:rPr>
+        <w:t>you</w:t>
+      </w:r>
+      <w:r>
+        <w:rPr>
+          <w:rFonts w:ascii="Consolas" w:hAnsi="Consolas"/>
+          <w:b w:val="0"/>
+          <w:color w:val="000000"/>
+          <w:sz w:val="20"/>
+          <w:rFonts w:ascii="Consolas" w:hAnsi="Consolas"/>
+        </w:rPr>
+        <w:t xml:space="preserve"> </w:t>
+      </w:r>
+      <w:r>
+        <w:rPr>
+          <w:rFonts w:ascii="Consolas" w:hAnsi="Consolas"/>
+          <w:b w:val="0"/>
+          <w:color w:val="000000"/>
+          <w:sz w:val="20"/>
+          <w:rFonts w:ascii="Consolas" w:hAnsi="Consolas"/>
+        </w:rPr>
+        <w:t>wish</w:t>
+      </w:r>
+      <w:r>
+        <w:rPr>
+          <w:rFonts w:ascii="Consolas" w:hAnsi="Consolas"/>
+          <w:b w:val="0"/>
+          <w:color w:val="000000"/>
+          <w:sz w:val="20"/>
+          <w:rFonts w:ascii="Consolas" w:hAnsi="Consolas"/>
+        </w:rPr>
+        <w:t xml:space="preserve"> </w:t>
+      </w:r>
+      <w:r>
+        <w:rPr>
+          <w:rFonts w:ascii="Consolas" w:hAnsi="Consolas"/>
+          <w:b w:val="0"/>
+          <w:color w:val="000000"/>
+          <w:sz w:val="20"/>
+          <w:rFonts w:ascii="Consolas" w:hAnsi="Consolas"/>
+        </w:rPr>
+        <w:t>to</w:t>
+      </w:r>
+      <w:r>
+        <w:rPr>
+          <w:rFonts w:ascii="Consolas" w:hAnsi="Consolas"/>
+          <w:b w:val="0"/>
+          <w:color w:val="000000"/>
+          <w:sz w:val="20"/>
+          <w:rFonts w:ascii="Consolas" w:hAnsi="Consolas"/>
+        </w:rPr>
+        <w:t xml:space="preserve"> </w:t>
+      </w:r>
+      <w:r>
+        <w:rPr>
+          <w:rFonts w:ascii="Consolas" w:hAnsi="Consolas"/>
+          <w:b w:val="0"/>
+          <w:color w:val="000000"/>
+          <w:sz w:val="20"/>
+          <w:rFonts w:ascii="Consolas" w:hAnsi="Consolas"/>
+        </w:rPr>
+        <w:t>use</w:t>
+      </w:r>
+      <w:r>
+        <w:rPr>
+          <w:rFonts w:ascii="Consolas" w:hAnsi="Consolas"/>
+          <w:b w:val="0"/>
+          <w:color w:val="000000"/>
+          <w:sz w:val="20"/>
+          <w:rFonts w:ascii="Consolas" w:hAnsi="Consolas"/>
+        </w:rPr>
+        <w:t xml:space="preserve"> </w:t>
+      </w:r>
+      <w:r>
+        <w:rPr>
+          <w:rFonts w:ascii="Consolas" w:hAnsi="Consolas"/>
+          <w:b w:val="0"/>
+          <w:color w:val="000000"/>
+          <w:sz w:val="20"/>
+          <w:rFonts w:ascii="Consolas" w:hAnsi="Consolas"/>
+        </w:rPr>
+        <w:t>an</w:t>
+      </w:r>
+      <w:r>
+        <w:rPr>
+          <w:rFonts w:ascii="Consolas" w:hAnsi="Consolas"/>
+          <w:b w:val="0"/>
+          <w:color w:val="000000"/>
+          <w:sz w:val="20"/>
+          <w:rFonts w:ascii="Consolas" w:hAnsi="Consolas"/>
+        </w:rPr>
+        <w:t xml:space="preserve"> </w:t>
+      </w:r>
+      <w:r>
+        <w:rPr>
+          <w:rFonts w:ascii="Consolas" w:hAnsi="Consolas"/>
+          <w:b w:val="0"/>
+          <w:color w:val="000000"/>
+          <w:sz w:val="20"/>
+          <w:rFonts w:ascii="Consolas" w:hAnsi="Consolas"/>
+        </w:rPr>
+        <w:t>alternate</w:t>
+      </w:r>
+      <w:r>
+        <w:rPr>
+          <w:rFonts w:ascii="Consolas" w:hAnsi="Consolas"/>
+          <w:b w:val="0"/>
+          <w:color w:val="000000"/>
+          <w:sz w:val="20"/>
+          <w:rFonts w:ascii="Consolas" w:hAnsi="Consolas"/>
+        </w:rPr>
+        <w:t xml:space="preserve"> </w:t>
+      </w:r>
+      <w:r>
+        <w:rPr>
+          <w:rFonts w:ascii="Consolas" w:hAnsi="Consolas"/>
+          <w:b w:val="0"/>
+          <w:color w:val="000000"/>
+          <w:sz w:val="20"/>
+          <w:rFonts w:ascii="Consolas" w:hAnsi="Consolas"/>
+        </w:rPr>
+        <w:t>Ingress</w:t>
+      </w:r>
+      <w:r>
+        <w:rPr>
+          <w:rFonts w:ascii="Consolas" w:hAnsi="Consolas"/>
+          <w:b w:val="0"/>
+          <w:color w:val="000000"/>
+          <w:sz w:val="20"/>
+          <w:rFonts w:ascii="Consolas" w:hAnsi="Consolas"/>
+        </w:rPr>
+        <w:t xml:space="preserve"> </w:t>
+      </w:r>
+      <w:r>
+        <w:rPr>
+          <w:rFonts w:ascii="Consolas" w:hAnsi="Consolas"/>
+          <w:b w:val="0"/>
+          <w:color w:val="000000"/>
+          <w:sz w:val="20"/>
+          <w:rFonts w:ascii="Consolas" w:hAnsi="Consolas"/>
+        </w:rPr>
+        <w:t>controller,</w:t>
+      </w:r>
+      <w:r>
+        <w:rPr>
+          <w:rFonts w:ascii="Consolas" w:hAnsi="Consolas"/>
+          <w:b w:val="0"/>
+          <w:color w:val="000000"/>
+          <w:sz w:val="20"/>
+          <w:rFonts w:ascii="Consolas" w:hAnsi="Consolas"/>
+        </w:rPr>
+        <w:t xml:space="preserve"> </w:t>
+      </w:r>
+      <w:r>
+        <w:rPr>
+          <w:rFonts w:ascii="Consolas" w:hAnsi="Consolas"/>
+          <w:b w:val="0"/>
+          <w:color w:val="000000"/>
+          <w:sz w:val="20"/>
+          <w:rFonts w:ascii="Consolas" w:hAnsi="Consolas"/>
+        </w:rPr>
+        <w:t>start</w:t>
+      </w:r>
+      <w:r>
+        <w:rPr>
+          <w:rFonts w:ascii="Consolas" w:hAnsi="Consolas"/>
+          <w:b w:val="0"/>
+          <w:color w:val="000000"/>
+          <w:sz w:val="20"/>
+          <w:rFonts w:ascii="Consolas" w:hAnsi="Consolas"/>
+        </w:rPr>
+        <w:t xml:space="preserve"> </w:t>
+      </w:r>
+      <w:r>
+        <w:rPr>
+          <w:rFonts w:ascii="Consolas" w:hAnsi="Consolas"/>
+          <w:b w:val="0"/>
+          <w:color w:val="000000"/>
+          <w:sz w:val="20"/>
+          <w:rFonts w:ascii="Consolas" w:hAnsi="Consolas"/>
+        </w:rPr>
+        <w:t>K3s</w:t>
+      </w:r>
+      <w:r>
+        <w:rPr>
+          <w:rFonts w:ascii="Consolas" w:hAnsi="Consolas"/>
+          <w:b w:val="0"/>
+          <w:color w:val="000000"/>
+          <w:sz w:val="20"/>
+          <w:rFonts w:ascii="Consolas" w:hAnsi="Consolas"/>
+        </w:rPr>
+        <w:t xml:space="preserve"> </w:t>
+      </w:r>
+      <w:r>
+        <w:rPr>
+          <w:rFonts w:ascii="Consolas" w:hAnsi="Consolas"/>
+          <w:b w:val="0"/>
+          <w:color w:val="000000"/>
+          <w:sz w:val="20"/>
+          <w:rFonts w:ascii="Consolas" w:hAnsi="Consolas"/>
+        </w:rPr>
+        <w:t>with</w:t>
+      </w:r>
+      <w:r>
+        <w:rPr>
+          <w:rFonts w:ascii="Consolas" w:hAnsi="Consolas"/>
+          <w:b w:val="0"/>
+          <w:color w:val="000000"/>
+          <w:sz w:val="20"/>
+          <w:rFonts w:ascii="Consolas" w:hAnsi="Consolas"/>
+        </w:rPr>
+        <w:t xml:space="preserve"> </w:t>
+      </w:r>
+      <w:r>
+        <w:rPr>
+          <w:rFonts w:ascii="Consolas" w:hAnsi="Consolas"/>
+          <w:b w:val="0"/>
+          <w:color w:val="000000"/>
+          <w:sz w:val="20"/>
+          <w:rFonts w:ascii="Consolas" w:hAnsi="Consolas"/>
+        </w:rPr>
+        <w:t>--disable=traefik.</w:t>
+      </w:r>
+      <w:r>
+        <w:br/>
+      </w:r>
+      <w:r>
+        <w:rPr>
+          <w:rFonts w:ascii="Consolas" w:hAnsi="Consolas"/>
+          <w:b w:val="0"/>
+          <w:color w:val="1995A0"/>
+          <w:sz w:val="20"/>
+          <w:rFonts w:ascii="Consolas" w:hAnsi="Consolas"/>
+        </w:rPr>
+        <w:t>-----------------------------------------------------------------------</w:t>
+      </w:r>
+    </w:p>
+    <w:p/>
+    <w:p/>
+    <w:p>
+      <w:r>
+        <w:t>Перевод:</w:t>
+      </w:r>
+    </w:p>
+    <w:p>
+      <w:r>
+        <w:rPr>
+          <w:rFonts w:ascii="Consolas" w:hAnsi="Consolas"/>
+          <w:b w:val="0"/>
+          <w:color w:val="00B0F0"/>
+          <w:sz w:val="20"/>
+          <w:rFonts w:ascii="Consolas" w:hAnsi="Consolas"/>
+        </w:rPr>
+        <w:t>Перевод на русский</w:t>
+      </w:r>
+    </w:p>
+    <w:p/>
+    <w:p>
+      <w:pPr>
+        <w:shd w:val="clear" w:color="auto" w:fill="E7E6E6"/>
+      </w:pPr>
+      <w:r>
+        <w:rPr>
+          <w:rFonts w:ascii="Consolas" w:hAnsi="Consolas"/>
+          <w:b w:val="0"/>
+          <w:color w:val="1995A0"/>
+          <w:sz w:val="20"/>
+          <w:rFonts w:ascii="Consolas" w:hAnsi="Consolas"/>
+        </w:rPr>
+        <w:t>-----------------------------------------------------------------------</w:t>
+      </w:r>
+      <w:r>
+        <w:br/>
+      </w:r>
+      <w:r>
+        <w:rPr>
+          <w:rFonts w:ascii="Consolas" w:hAnsi="Consolas"/>
+          <w:b w:val="0"/>
+          <w:color w:val="1995A0"/>
+          <w:sz w:val="20"/>
+          <w:rFonts w:ascii="Consolas" w:hAnsi="Consolas"/>
+        </w:rPr>
         <w:t>Если</w:t>
       </w:r>
       <w:r>
@@ -19011,7 +19281,7 @@
     </w:p>
     <w:p/>
     <w:p>
-      <w:bookmarkStart w:id="28" w:name="m2_s08_2_workers"/>
+      <w:bookmarkStart w:id="28" w:name="m2_s08_2_token"/>
       <w:pPr>
         <w:pStyle w:val="31"/>
       </w:pPr>
@@ -19019,12 +19289,17 @@
         <w:rPr>
           <w:rFonts w:ascii="Consolas" w:hAnsi="Consolas"/>
         </w:rPr>
-        <w:t>8.2. Workers</w:t>
+        <w:t>8.2. Получение токена</w:t>
       </w:r>
       <w:bookmarkEnd w:id="28"/>
     </w:p>
     <w:p>
       <w:r>
+        <w:t>На главном сервере получите токен для подключения workers. Скопируйте весь выведенный токен — он понадобится на каждом worker.</w:t>
+      </w:r>
+    </w:p>
+    <w:p>
+      <w:r>
         <w:rPr>
           <w:rFonts w:ascii="Consolas" w:hAnsi="Consolas"/>
           <w:b w:val="0"/>
@@ -19032,7 +19307,7 @@
           <w:sz w:val="20"/>
           <w:rFonts w:ascii="Consolas" w:hAnsi="Consolas"/>
         </w:rPr>
-        <w:t>На k8s-worker-1 / k8s-worker-2 (после SSH)</w:t>
+        <w:t>Команда:</w:t>
       </w:r>
     </w:p>
     <w:p/>
@@ -19061,147 +19336,27 @@
           <w:sz w:val="20"/>
           <w:rFonts w:ascii="Consolas" w:hAnsi="Consolas"/>
         </w:rPr>
-        <w:t>curl</w:t>
-      </w:r>
-      <w:r>
-        <w:rPr>
-          <w:rFonts w:ascii="Consolas" w:hAnsi="Consolas"/>
-          <w:b w:val="0"/>
-          <w:color w:val="000000"/>
-          <w:sz w:val="20"/>
-          <w:rFonts w:ascii="Consolas" w:hAnsi="Consolas"/>
-        </w:rPr>
-        <w:t xml:space="preserve"> </w:t>
-      </w:r>
-      <w:r>
-        <w:rPr>
-          <w:rFonts w:ascii="Consolas" w:hAnsi="Consolas"/>
-          <w:b w:val="0"/>
-          <w:color w:val="000000"/>
-          <w:sz w:val="20"/>
-          <w:rFonts w:ascii="Consolas" w:hAnsi="Consolas"/>
-        </w:rPr>
-        <w:t>-sfL</w:t>
-      </w:r>
-      <w:r>
-        <w:rPr>
-          <w:rFonts w:ascii="Consolas" w:hAnsi="Consolas"/>
-          <w:b w:val="0"/>
-          <w:color w:val="000000"/>
-          <w:sz w:val="20"/>
-          <w:rFonts w:ascii="Consolas" w:hAnsi="Consolas"/>
-        </w:rPr>
-        <w:t xml:space="preserve"> </w:t>
-      </w:r>
-      <w:r>
-        <w:rPr>
-          <w:rFonts w:ascii="Consolas" w:hAnsi="Consolas"/>
-          <w:b w:val="0"/>
-          <w:color w:val="000000"/>
-          <w:sz w:val="20"/>
-          <w:rFonts w:ascii="Consolas" w:hAnsi="Consolas"/>
-        </w:rPr>
-        <w:t>https://get.k3s.io</w:t>
-      </w:r>
-      <w:r>
-        <w:rPr>
-          <w:rFonts w:ascii="Consolas" w:hAnsi="Consolas"/>
-          <w:b w:val="0"/>
-          <w:color w:val="000000"/>
-          <w:sz w:val="20"/>
-          <w:rFonts w:ascii="Consolas" w:hAnsi="Consolas"/>
-        </w:rPr>
-        <w:t xml:space="preserve"> </w:t>
-      </w:r>
-      <w:r>
-        <w:rPr>
-          <w:rFonts w:ascii="Consolas" w:hAnsi="Consolas"/>
-          <w:b w:val="0"/>
-          <w:color w:val="000000"/>
-          <w:sz w:val="20"/>
-          <w:rFonts w:ascii="Consolas" w:hAnsi="Consolas"/>
-        </w:rPr>
-        <w:t>|</w:t>
-      </w:r>
-      <w:r>
-        <w:rPr>
-          <w:rFonts w:ascii="Consolas" w:hAnsi="Consolas"/>
-          <w:b w:val="0"/>
-          <w:color w:val="000000"/>
-          <w:sz w:val="20"/>
-          <w:rFonts w:ascii="Consolas" w:hAnsi="Consolas"/>
-        </w:rPr>
-        <w:t xml:space="preserve"> </w:t>
-      </w:r>
-      <w:r>
-        <w:rPr>
-          <w:rFonts w:ascii="Consolas" w:hAnsi="Consolas"/>
-          <w:b w:val="0"/>
-          <w:color w:val="000000"/>
-          <w:sz w:val="20"/>
-          <w:rFonts w:ascii="Consolas" w:hAnsi="Consolas"/>
-        </w:rPr>
-        <w:t>K3S_URL=https://&lt;K8S_MASTER_IP&gt;:6443</w:t>
-      </w:r>
-      <w:r>
-        <w:rPr>
-          <w:rFonts w:ascii="Consolas" w:hAnsi="Consolas"/>
-          <w:b w:val="0"/>
-          <w:color w:val="000000"/>
-          <w:sz w:val="20"/>
-          <w:rFonts w:ascii="Consolas" w:hAnsi="Consolas"/>
-        </w:rPr>
-        <w:t xml:space="preserve"> </w:t>
-      </w:r>
-      <w:r>
-        <w:rPr>
-          <w:rFonts w:ascii="Consolas" w:hAnsi="Consolas"/>
-          <w:b w:val="0"/>
-          <w:color w:val="000000"/>
-          <w:sz w:val="20"/>
-          <w:rFonts w:ascii="Consolas" w:hAnsi="Consolas"/>
-        </w:rPr>
-        <w:t>K3S_TOKEN=&lt;NODE_TOKEN&gt;</w:t>
-      </w:r>
-      <w:r>
-        <w:rPr>
-          <w:rFonts w:ascii="Consolas" w:hAnsi="Consolas"/>
-          <w:b w:val="0"/>
-          <w:color w:val="000000"/>
-          <w:sz w:val="20"/>
-          <w:rFonts w:ascii="Consolas" w:hAnsi="Consolas"/>
-        </w:rPr>
-        <w:t xml:space="preserve"> </w:t>
-      </w:r>
-      <w:r>
-        <w:rPr>
-          <w:rFonts w:ascii="Consolas" w:hAnsi="Consolas"/>
-          <w:b w:val="0"/>
-          <w:color w:val="000000"/>
-          <w:sz w:val="20"/>
-          <w:rFonts w:ascii="Consolas" w:hAnsi="Consolas"/>
-        </w:rPr>
-        <w:t>sh</w:t>
-      </w:r>
-      <w:r>
-        <w:rPr>
-          <w:rFonts w:ascii="Consolas" w:hAnsi="Consolas"/>
-          <w:b w:val="0"/>
-          <w:color w:val="000000"/>
-          <w:sz w:val="20"/>
-          <w:rFonts w:ascii="Consolas" w:hAnsi="Consolas"/>
-        </w:rPr>
-        <w:t xml:space="preserve"> </w:t>
-      </w:r>
-      <w:r>
-        <w:rPr>
-          <w:rFonts w:ascii="Consolas" w:hAnsi="Consolas"/>
-          <w:b w:val="0"/>
-          <w:color w:val="000000"/>
-          <w:sz w:val="20"/>
-          <w:rFonts w:ascii="Consolas" w:hAnsi="Consolas"/>
-        </w:rPr>
-        <w:t>-</w:t>
+        <w:t>cat</w:t>
+      </w:r>
+      <w:r>
+        <w:rPr>
+          <w:rFonts w:ascii="Consolas" w:hAnsi="Consolas"/>
+          <w:b w:val="0"/>
+          <w:color w:val="000000"/>
+          <w:sz w:val="20"/>
+          <w:rFonts w:ascii="Consolas" w:hAnsi="Consolas"/>
+        </w:rPr>
+        <w:t xml:space="preserve"> </w:t>
+      </w:r>
+      <w:r>
+        <w:rPr>
+          <w:rFonts w:ascii="Consolas" w:hAnsi="Consolas"/>
+          <w:b w:val="0"/>
+          <w:color w:val="000000"/>
+          <w:sz w:val="20"/>
+          <w:rFonts w:ascii="Consolas" w:hAnsi="Consolas"/>
+        </w:rPr>
+        <w:t>/var/lib/rancher/k3s/server/node-token</w:t>
       </w:r>
       <w:r>
         <w:br/>
@@ -19210,147 +19365,21 @@
         <w:rPr>
           <w:rFonts w:ascii="Consolas" w:hAnsi="Consolas"/>
           <w:b w:val="0"/>
-          <w:color w:val="A0A1A7"/>
-          <w:sz w:val="20"/>
-          <w:rFonts w:ascii="Consolas" w:hAnsi="Consolas"/>
-        </w:rPr>
-        <w:t># на master проверьте:</w:t>
-      </w:r>
-      <w:r>
-        <w:br/>
-      </w:r>
-      <w:r>
-        <w:rPr>
-          <w:rFonts w:ascii="Consolas" w:hAnsi="Consolas"/>
-          <w:b w:val="0"/>
           <w:color w:val="1995A0"/>
           <w:sz w:val="20"/>
           <w:rFonts w:ascii="Consolas" w:hAnsi="Consolas"/>
         </w:rPr>
-        <w:t>k3s</w:t>
-      </w:r>
-      <w:r>
-        <w:rPr>
-          <w:rFonts w:ascii="Consolas" w:hAnsi="Consolas"/>
-          <w:b w:val="0"/>
-          <w:color w:val="000000"/>
-          <w:sz w:val="20"/>
-          <w:rFonts w:ascii="Consolas" w:hAnsi="Consolas"/>
-        </w:rPr>
-        <w:t xml:space="preserve"> </w:t>
-      </w:r>
-      <w:r>
-        <w:rPr>
-          <w:rFonts w:ascii="Consolas" w:hAnsi="Consolas"/>
-          <w:b w:val="0"/>
-          <w:color w:val="000000"/>
-          <w:sz w:val="20"/>
-          <w:rFonts w:ascii="Consolas" w:hAnsi="Consolas"/>
-        </w:rPr>
-        <w:t>kubectl</w:t>
-      </w:r>
-      <w:r>
-        <w:rPr>
-          <w:rFonts w:ascii="Consolas" w:hAnsi="Consolas"/>
-          <w:b w:val="0"/>
-          <w:color w:val="000000"/>
-          <w:sz w:val="20"/>
-          <w:rFonts w:ascii="Consolas" w:hAnsi="Consolas"/>
-        </w:rPr>
-        <w:t xml:space="preserve"> </w:t>
-      </w:r>
-      <w:r>
-        <w:rPr>
-          <w:rFonts w:ascii="Consolas" w:hAnsi="Consolas"/>
-          <w:b w:val="0"/>
-          <w:color w:val="000000"/>
-          <w:sz w:val="20"/>
-          <w:rFonts w:ascii="Consolas" w:hAnsi="Consolas"/>
-        </w:rPr>
-        <w:t>get</w:t>
-      </w:r>
-      <w:r>
-        <w:rPr>
-          <w:rFonts w:ascii="Consolas" w:hAnsi="Consolas"/>
-          <w:b w:val="0"/>
-          <w:color w:val="000000"/>
-          <w:sz w:val="20"/>
-          <w:rFonts w:ascii="Consolas" w:hAnsi="Consolas"/>
-        </w:rPr>
-        <w:t xml:space="preserve"> </w:t>
-      </w:r>
-      <w:r>
-        <w:rPr>
-          <w:rFonts w:ascii="Consolas" w:hAnsi="Consolas"/>
-          <w:b w:val="0"/>
-          <w:color w:val="000000"/>
-          <w:sz w:val="20"/>
-          <w:rFonts w:ascii="Consolas" w:hAnsi="Consolas"/>
-        </w:rPr>
-        <w:t>nodes</w:t>
-      </w:r>
-      <w:r>
-        <w:rPr>
-          <w:rFonts w:ascii="Consolas" w:hAnsi="Consolas"/>
-          <w:b w:val="0"/>
-          <w:color w:val="000000"/>
-          <w:sz w:val="20"/>
-          <w:rFonts w:ascii="Consolas" w:hAnsi="Consolas"/>
-        </w:rPr>
-        <w:t xml:space="preserve"> </w:t>
-      </w:r>
-      <w:r>
-        <w:rPr>
-          <w:rFonts w:ascii="Consolas" w:hAnsi="Consolas"/>
-          <w:b w:val="0"/>
-          <w:color w:val="000000"/>
-          <w:sz w:val="20"/>
-          <w:rFonts w:ascii="Consolas" w:hAnsi="Consolas"/>
-        </w:rPr>
-        <w:t>-o</w:t>
-      </w:r>
-      <w:r>
-        <w:rPr>
-          <w:rFonts w:ascii="Consolas" w:hAnsi="Consolas"/>
-          <w:b w:val="0"/>
-          <w:color w:val="000000"/>
-          <w:sz w:val="20"/>
-          <w:rFonts w:ascii="Consolas" w:hAnsi="Consolas"/>
-        </w:rPr>
-        <w:t xml:space="preserve"> </w:t>
-      </w:r>
-      <w:r>
-        <w:rPr>
-          <w:rFonts w:ascii="Consolas" w:hAnsi="Consolas"/>
-          <w:b w:val="0"/>
-          <w:color w:val="000000"/>
-          <w:sz w:val="20"/>
-          <w:rFonts w:ascii="Consolas" w:hAnsi="Consolas"/>
-        </w:rPr>
-        <w:t>wide</w:t>
-      </w:r>
-      <w:r>
-        <w:br/>
-      </w:r>
-      <w:r>
-        <w:rPr>
-          <w:rFonts w:ascii="Consolas" w:hAnsi="Consolas"/>
-          <w:b w:val="0"/>
-          <w:color w:val="1995A0"/>
-          <w:sz w:val="20"/>
-          <w:rFonts w:ascii="Consolas" w:hAnsi="Consolas"/>
-        </w:rPr>
         <w:t>-----------------------------------------------------------------------</w:t>
       </w:r>
     </w:p>
     <w:p/>
     <w:p>
       <w:r>
-        <w:t>K3S_URL — адрес API server; K3S_TOKEN — токен из /var/lib/rancher/k3s/server/node-token; при наличии K3S_URL установщик поднимает agent, а не server.</w:t>
-      </w:r>
-    </w:p>
-    <w:p>
-      <w:bookmarkStart w:id="29" w:name="m2_s08_3_kubeconfig"/>
+        <w:t>Значение K3S_TOKEN для команды join на worker-нодах.</w:t>
+      </w:r>
+    </w:p>
+    <w:p>
+      <w:bookmarkStart w:id="29" w:name="m2_s08_3_workers"/>
       <w:pPr>
         <w:pStyle w:val="31"/>
       </w:pPr>
@@ -19358,12 +19387,17 @@
         <w:rPr>
           <w:rFonts w:ascii="Consolas" w:hAnsi="Consolas"/>
         </w:rPr>
-        <w:t>8.3. kubeconfig на локальном ПК</w:t>
+        <w:t>8.3. Рабочие узлы (workers)</w:t>
       </w:r>
       <w:bookmarkEnd w:id="29"/>
     </w:p>
     <w:p>
       <w:r>
+        <w:t>На каждом дополнительном VPS (k8s-worker-1, k8s-worker-2) выполните join отдельно. Подставьте IP главного сервера (REPLACE_ME) и токен из §8.2.</w:t>
+      </w:r>
+    </w:p>
+    <w:p>
+      <w:r>
         <w:rPr>
           <w:rFonts w:ascii="Consolas" w:hAnsi="Consolas"/>
           <w:b w:val="0"/>
@@ -19371,7 +19405,7 @@
           <w:sz w:val="20"/>
           <w:rFonts w:ascii="Consolas" w:hAnsi="Consolas"/>
         </w:rPr>
-        <w:t>Локальный ПК — Windows (Git Bash)</w:t>
+        <w:t>На k8s-worker-1 (после SSH)</w:t>
       </w:r>
     </w:p>
     <w:p/>
@@ -19400,67 +19434,157 @@
           <w:sz w:val="20"/>
           <w:rFonts w:ascii="Consolas" w:hAnsi="Consolas"/>
         </w:rPr>
-        <w:t>mkdir</w:t>
-      </w:r>
-      <w:r>
-        <w:rPr>
-          <w:rFonts w:ascii="Consolas" w:hAnsi="Consolas"/>
-          <w:b w:val="0"/>
-          <w:color w:val="000000"/>
-          <w:sz w:val="20"/>
-          <w:rFonts w:ascii="Consolas" w:hAnsi="Consolas"/>
-        </w:rPr>
-        <w:t xml:space="preserve"> </w:t>
-      </w:r>
-      <w:r>
-        <w:rPr>
-          <w:rFonts w:ascii="Consolas" w:hAnsi="Consolas"/>
-          <w:b w:val="0"/>
-          <w:color w:val="000000"/>
-          <w:sz w:val="20"/>
-          <w:rFonts w:ascii="Consolas" w:hAnsi="Consolas"/>
-        </w:rPr>
-        <w:t>-p</w:t>
-      </w:r>
-      <w:r>
-        <w:rPr>
-          <w:rFonts w:ascii="Consolas" w:hAnsi="Consolas"/>
-          <w:b w:val="0"/>
-          <w:color w:val="000000"/>
-          <w:sz w:val="20"/>
-          <w:rFonts w:ascii="Consolas" w:hAnsi="Consolas"/>
-        </w:rPr>
-        <w:t xml:space="preserve"> </w:t>
-      </w:r>
-      <w:r>
-        <w:rPr>
-          <w:rFonts w:ascii="Consolas" w:hAnsi="Consolas"/>
-          <w:b w:val="0"/>
-          <w:color w:val="000000"/>
-          <w:sz w:val="20"/>
-          <w:rFonts w:ascii="Consolas" w:hAnsi="Consolas"/>
-        </w:rPr>
-        <w:t>/c/Users/</w:t>
-      </w:r>
-      <w:r>
-        <w:rPr>
-          <w:rFonts w:ascii="Consolas" w:hAnsi="Consolas"/>
-          <w:b w:val="0"/>
-          <w:color w:val="000000"/>
-          <w:sz w:val="20"/>
-          <w:rFonts w:ascii="Consolas" w:hAnsi="Consolas"/>
-        </w:rPr>
-        <w:t>$</w:t>
-      </w:r>
-      <w:r>
-        <w:rPr>
-          <w:rFonts w:ascii="Consolas" w:hAnsi="Consolas"/>
-          <w:b w:val="0"/>
-          <w:color w:val="000000"/>
-          <w:sz w:val="20"/>
-          <w:rFonts w:ascii="Consolas" w:hAnsi="Consolas"/>
-        </w:rPr>
-        <w:t>USER/.kube</w:t>
+        <w:t>curl</w:t>
+      </w:r>
+      <w:r>
+        <w:rPr>
+          <w:rFonts w:ascii="Consolas" w:hAnsi="Consolas"/>
+          <w:b w:val="0"/>
+          <w:color w:val="000000"/>
+          <w:sz w:val="20"/>
+          <w:rFonts w:ascii="Consolas" w:hAnsi="Consolas"/>
+        </w:rPr>
+        <w:t xml:space="preserve"> </w:t>
+      </w:r>
+      <w:r>
+        <w:rPr>
+          <w:rFonts w:ascii="Consolas" w:hAnsi="Consolas"/>
+          <w:b w:val="0"/>
+          <w:color w:val="000000"/>
+          <w:sz w:val="20"/>
+          <w:rFonts w:ascii="Consolas" w:hAnsi="Consolas"/>
+        </w:rPr>
+        <w:t>-sfL</w:t>
+      </w:r>
+      <w:r>
+        <w:rPr>
+          <w:rFonts w:ascii="Consolas" w:hAnsi="Consolas"/>
+          <w:b w:val="0"/>
+          <w:color w:val="000000"/>
+          <w:sz w:val="20"/>
+          <w:rFonts w:ascii="Consolas" w:hAnsi="Consolas"/>
+        </w:rPr>
+        <w:t xml:space="preserve"> </w:t>
+      </w:r>
+      <w:r>
+        <w:rPr>
+          <w:rFonts w:ascii="Consolas" w:hAnsi="Consolas"/>
+          <w:b w:val="0"/>
+          <w:color w:val="000000"/>
+          <w:sz w:val="20"/>
+          <w:rFonts w:ascii="Consolas" w:hAnsi="Consolas"/>
+        </w:rPr>
+        <w:t>https://get.k3s.io</w:t>
+      </w:r>
+      <w:r>
+        <w:rPr>
+          <w:rFonts w:ascii="Consolas" w:hAnsi="Consolas"/>
+          <w:b w:val="0"/>
+          <w:color w:val="000000"/>
+          <w:sz w:val="20"/>
+          <w:rFonts w:ascii="Consolas" w:hAnsi="Consolas"/>
+        </w:rPr>
+        <w:t xml:space="preserve"> </w:t>
+      </w:r>
+      <w:r>
+        <w:rPr>
+          <w:rFonts w:ascii="Consolas" w:hAnsi="Consolas"/>
+          <w:b w:val="0"/>
+          <w:color w:val="000000"/>
+          <w:sz w:val="20"/>
+          <w:rFonts w:ascii="Consolas" w:hAnsi="Consolas"/>
+        </w:rPr>
+        <w:t>|</w:t>
+      </w:r>
+      <w:r>
+        <w:rPr>
+          <w:rFonts w:ascii="Consolas" w:hAnsi="Consolas"/>
+          <w:b w:val="0"/>
+          <w:color w:val="000000"/>
+          <w:sz w:val="20"/>
+          <w:rFonts w:ascii="Consolas" w:hAnsi="Consolas"/>
+        </w:rPr>
+        <w:t xml:space="preserve"> </w:t>
+      </w:r>
+      <w:r>
+        <w:rPr>
+          <w:rFonts w:ascii="Consolas" w:hAnsi="Consolas"/>
+          <w:b w:val="0"/>
+          <w:color w:val="000000"/>
+          <w:sz w:val="20"/>
+          <w:rFonts w:ascii="Consolas" w:hAnsi="Consolas"/>
+        </w:rPr>
+        <w:t>K3S_URL=https://REPLACE_ME:6443</w:t>
+      </w:r>
+      <w:r>
+        <w:rPr>
+          <w:rFonts w:ascii="Consolas" w:hAnsi="Consolas"/>
+          <w:b w:val="0"/>
+          <w:color w:val="000000"/>
+          <w:sz w:val="20"/>
+          <w:rFonts w:ascii="Consolas" w:hAnsi="Consolas"/>
+        </w:rPr>
+        <w:t xml:space="preserve"> </w:t>
+      </w:r>
+      <w:r>
+        <w:rPr>
+          <w:rFonts w:ascii="Consolas" w:hAnsi="Consolas"/>
+          <w:b w:val="0"/>
+          <w:color w:val="000000"/>
+          <w:sz w:val="20"/>
+          <w:rFonts w:ascii="Consolas" w:hAnsi="Consolas"/>
+        </w:rPr>
+        <w:t>K3S_TOKEN=</w:t>
+      </w:r>
+      <w:r>
+        <w:rPr>
+          <w:rFonts w:ascii="Consolas" w:hAnsi="Consolas"/>
+          <w:b w:val="0"/>
+          <w:color w:val="660E7A"/>
+          <w:sz w:val="20"/>
+          <w:rFonts w:ascii="Consolas" w:hAnsi="Consolas"/>
+        </w:rPr>
+        <w:t>"&lt;NODE_TOKEN&gt;"</w:t>
+      </w:r>
+      <w:r>
+        <w:rPr>
+          <w:rFonts w:ascii="Consolas" w:hAnsi="Consolas"/>
+          <w:b w:val="0"/>
+          <w:color w:val="000000"/>
+          <w:sz w:val="20"/>
+          <w:rFonts w:ascii="Consolas" w:hAnsi="Consolas"/>
+        </w:rPr>
+        <w:t xml:space="preserve"> </w:t>
+      </w:r>
+      <w:r>
+        <w:rPr>
+          <w:rFonts w:ascii="Consolas" w:hAnsi="Consolas"/>
+          <w:b w:val="0"/>
+          <w:color w:val="000000"/>
+          <w:sz w:val="20"/>
+          <w:rFonts w:ascii="Consolas" w:hAnsi="Consolas"/>
+        </w:rPr>
+        <w:t>sh</w:t>
+      </w:r>
+      <w:r>
+        <w:rPr>
+          <w:rFonts w:ascii="Consolas" w:hAnsi="Consolas"/>
+          <w:b w:val="0"/>
+          <w:color w:val="000000"/>
+          <w:sz w:val="20"/>
+          <w:rFonts w:ascii="Consolas" w:hAnsi="Consolas"/>
+        </w:rPr>
+        <w:t xml:space="preserve"> </w:t>
+      </w:r>
+      <w:r>
+        <w:rPr>
+          <w:rFonts w:ascii="Consolas" w:hAnsi="Consolas"/>
+          <w:b w:val="0"/>
+          <w:color w:val="000000"/>
+          <w:sz w:val="20"/>
+          <w:rFonts w:ascii="Consolas" w:hAnsi="Consolas"/>
+        </w:rPr>
+        <w:t>-</w:t>
       </w:r>
       <w:r>
         <w:br/>
@@ -19469,338 +19593,6 @@
         <w:rPr>
           <w:rFonts w:ascii="Consolas" w:hAnsi="Consolas"/>
           <w:b w:val="0"/>
-          <w:color w:val="4C62AF"/>
-          <w:sz w:val="20"/>
-          <w:rFonts w:ascii="Consolas" w:hAnsi="Consolas"/>
-        </w:rPr>
-        <w:t>scp</w:t>
-      </w:r>
-      <w:r>
-        <w:rPr>
-          <w:rFonts w:ascii="Consolas" w:hAnsi="Consolas"/>
-          <w:b w:val="0"/>
-          <w:color w:val="000000"/>
-          <w:sz w:val="20"/>
-          <w:rFonts w:ascii="Consolas" w:hAnsi="Consolas"/>
-        </w:rPr>
-        <w:t xml:space="preserve"> </w:t>
-      </w:r>
-      <w:r>
-        <w:rPr>
-          <w:rFonts w:ascii="Consolas" w:hAnsi="Consolas"/>
-          <w:b w:val="0"/>
-          <w:color w:val="000000"/>
-          <w:sz w:val="20"/>
-          <w:rFonts w:ascii="Consolas" w:hAnsi="Consolas"/>
-        </w:rPr>
-        <w:t>-i</w:t>
-      </w:r>
-      <w:r>
-        <w:rPr>
-          <w:rFonts w:ascii="Consolas" w:hAnsi="Consolas"/>
-          <w:b w:val="0"/>
-          <w:color w:val="000000"/>
-          <w:sz w:val="20"/>
-          <w:rFonts w:ascii="Consolas" w:hAnsi="Consolas"/>
-        </w:rPr>
-        <w:t xml:space="preserve"> </w:t>
-      </w:r>
-      <w:r>
-        <w:rPr>
-          <w:rFonts w:ascii="Consolas" w:hAnsi="Consolas"/>
-          <w:b w:val="0"/>
-          <w:color w:val="000000"/>
-          <w:sz w:val="20"/>
-          <w:rFonts w:ascii="Consolas" w:hAnsi="Consolas"/>
-        </w:rPr>
-        <w:t>/c/Users/</w:t>
-      </w:r>
-      <w:r>
-        <w:rPr>
-          <w:rFonts w:ascii="Consolas" w:hAnsi="Consolas"/>
-          <w:b w:val="0"/>
-          <w:color w:val="000000"/>
-          <w:sz w:val="20"/>
-          <w:rFonts w:ascii="Consolas" w:hAnsi="Consolas"/>
-        </w:rPr>
-        <w:t>$</w:t>
-      </w:r>
-      <w:r>
-        <w:rPr>
-          <w:rFonts w:ascii="Consolas" w:hAnsi="Consolas"/>
-          <w:b w:val="0"/>
-          <w:color w:val="000000"/>
-          <w:sz w:val="20"/>
-          <w:rFonts w:ascii="Consolas" w:hAnsi="Consolas"/>
-        </w:rPr>
-        <w:t>USER/.ssh/id_ed25519</w:t>
-      </w:r>
-      <w:r>
-        <w:rPr>
-          <w:rFonts w:ascii="Consolas" w:hAnsi="Consolas"/>
-          <w:b w:val="0"/>
-          <w:color w:val="000000"/>
-          <w:sz w:val="20"/>
-          <w:rFonts w:ascii="Consolas" w:hAnsi="Consolas"/>
-        </w:rPr>
-        <w:t xml:space="preserve"> </w:t>
-      </w:r>
-      <w:r>
-        <w:rPr>
-          <w:rFonts w:ascii="Consolas" w:hAnsi="Consolas"/>
-          <w:b w:val="0"/>
-          <w:color w:val="000000"/>
-          <w:sz w:val="20"/>
-          <w:rFonts w:ascii="Consolas" w:hAnsi="Consolas"/>
-        </w:rPr>
-        <w:t>root@&lt;K8S_MASTER_IP&gt;:/etc/rancher/k3s/k3s.yaml</w:t>
-      </w:r>
-      <w:r>
-        <w:rPr>
-          <w:rFonts w:ascii="Consolas" w:hAnsi="Consolas"/>
-          <w:b w:val="0"/>
-          <w:color w:val="000000"/>
-          <w:sz w:val="20"/>
-          <w:rFonts w:ascii="Consolas" w:hAnsi="Consolas"/>
-        </w:rPr>
-        <w:t xml:space="preserve"> </w:t>
-      </w:r>
-      <w:r>
-        <w:rPr>
-          <w:rFonts w:ascii="Consolas" w:hAnsi="Consolas"/>
-          <w:b w:val="0"/>
-          <w:color w:val="000000"/>
-          <w:sz w:val="20"/>
-          <w:rFonts w:ascii="Consolas" w:hAnsi="Consolas"/>
-        </w:rPr>
-        <w:t>/c/Users/</w:t>
-      </w:r>
-      <w:r>
-        <w:rPr>
-          <w:rFonts w:ascii="Consolas" w:hAnsi="Consolas"/>
-          <w:b w:val="0"/>
-          <w:color w:val="000000"/>
-          <w:sz w:val="20"/>
-          <w:rFonts w:ascii="Consolas" w:hAnsi="Consolas"/>
-        </w:rPr>
-        <w:t>$</w:t>
-      </w:r>
-      <w:r>
-        <w:rPr>
-          <w:rFonts w:ascii="Consolas" w:hAnsi="Consolas"/>
-          <w:b w:val="0"/>
-          <w:color w:val="000000"/>
-          <w:sz w:val="20"/>
-          <w:rFonts w:ascii="Consolas" w:hAnsi="Consolas"/>
-        </w:rPr>
-        <w:t>USER/.kube/selfhosted-greeting.yaml</w:t>
-      </w:r>
-      <w:r>
-        <w:br/>
-      </w:r>
-      <w:r>
-        <w:rPr>
-          <w:rFonts w:ascii="Consolas" w:hAnsi="Consolas"/>
-          <w:b w:val="0"/>
-          <w:color w:val="4C62AF"/>
-          <w:sz w:val="20"/>
-          <w:rFonts w:ascii="Consolas" w:hAnsi="Consolas"/>
-        </w:rPr>
-        <w:t>sed</w:t>
-      </w:r>
-      <w:r>
-        <w:rPr>
-          <w:rFonts w:ascii="Consolas" w:hAnsi="Consolas"/>
-          <w:b w:val="0"/>
-          <w:color w:val="000000"/>
-          <w:sz w:val="20"/>
-          <w:rFonts w:ascii="Consolas" w:hAnsi="Consolas"/>
-        </w:rPr>
-        <w:t xml:space="preserve"> </w:t>
-      </w:r>
-      <w:r>
-        <w:rPr>
-          <w:rFonts w:ascii="Consolas" w:hAnsi="Consolas"/>
-          <w:b w:val="0"/>
-          <w:color w:val="000000"/>
-          <w:sz w:val="20"/>
-          <w:rFonts w:ascii="Consolas" w:hAnsi="Consolas"/>
-        </w:rPr>
-        <w:t>-i</w:t>
-      </w:r>
-      <w:r>
-        <w:rPr>
-          <w:rFonts w:ascii="Consolas" w:hAnsi="Consolas"/>
-          <w:b w:val="0"/>
-          <w:color w:val="000000"/>
-          <w:sz w:val="20"/>
-          <w:rFonts w:ascii="Consolas" w:hAnsi="Consolas"/>
-        </w:rPr>
-        <w:t xml:space="preserve"> </w:t>
-      </w:r>
-      <w:r>
-        <w:rPr>
-          <w:rFonts w:ascii="Consolas" w:hAnsi="Consolas"/>
-          <w:b w:val="0"/>
-          <w:color w:val="660E7A"/>
-          <w:sz w:val="20"/>
-          <w:rFonts w:ascii="Consolas" w:hAnsi="Consolas"/>
-        </w:rPr>
-        <w:t>'s/127.0.0.1/&lt;K8S_MASTER_IP&gt;/'</w:t>
-      </w:r>
-      <w:r>
-        <w:rPr>
-          <w:rFonts w:ascii="Consolas" w:hAnsi="Consolas"/>
-          <w:b w:val="0"/>
-          <w:color w:val="000000"/>
-          <w:sz w:val="20"/>
-          <w:rFonts w:ascii="Consolas" w:hAnsi="Consolas"/>
-        </w:rPr>
-        <w:t xml:space="preserve"> </w:t>
-      </w:r>
-      <w:r>
-        <w:rPr>
-          <w:rFonts w:ascii="Consolas" w:hAnsi="Consolas"/>
-          <w:b w:val="0"/>
-          <w:color w:val="000000"/>
-          <w:sz w:val="20"/>
-          <w:rFonts w:ascii="Consolas" w:hAnsi="Consolas"/>
-        </w:rPr>
-        <w:t>/c/Users/</w:t>
-      </w:r>
-      <w:r>
-        <w:rPr>
-          <w:rFonts w:ascii="Consolas" w:hAnsi="Consolas"/>
-          <w:b w:val="0"/>
-          <w:color w:val="000000"/>
-          <w:sz w:val="20"/>
-          <w:rFonts w:ascii="Consolas" w:hAnsi="Consolas"/>
-        </w:rPr>
-        <w:t>$</w:t>
-      </w:r>
-      <w:r>
-        <w:rPr>
-          <w:rFonts w:ascii="Consolas" w:hAnsi="Consolas"/>
-          <w:b w:val="0"/>
-          <w:color w:val="000000"/>
-          <w:sz w:val="20"/>
-          <w:rFonts w:ascii="Consolas" w:hAnsi="Consolas"/>
-        </w:rPr>
-        <w:t>USER/.kube/selfhosted-greeting.yaml</w:t>
-      </w:r>
-      <w:r>
-        <w:br/>
-      </w:r>
-      <w:r>
-        <w:rPr>
-          <w:rFonts w:ascii="Consolas" w:hAnsi="Consolas"/>
-          <w:b w:val="0"/>
-          <w:color w:val="4C62AF"/>
-          <w:sz w:val="20"/>
-          <w:rFonts w:ascii="Consolas" w:hAnsi="Consolas"/>
-        </w:rPr>
-        <w:t>export</w:t>
-      </w:r>
-      <w:r>
-        <w:rPr>
-          <w:rFonts w:ascii="Consolas" w:hAnsi="Consolas"/>
-          <w:b w:val="0"/>
-          <w:color w:val="000000"/>
-          <w:sz w:val="20"/>
-          <w:rFonts w:ascii="Consolas" w:hAnsi="Consolas"/>
-        </w:rPr>
-        <w:t xml:space="preserve"> </w:t>
-      </w:r>
-      <w:r>
-        <w:rPr>
-          <w:rFonts w:ascii="Consolas" w:hAnsi="Consolas"/>
-          <w:b w:val="0"/>
-          <w:color w:val="000000"/>
-          <w:sz w:val="20"/>
-          <w:rFonts w:ascii="Consolas" w:hAnsi="Consolas"/>
-        </w:rPr>
-        <w:t>KUBECONFIG=/c/Users/</w:t>
-      </w:r>
-      <w:r>
-        <w:rPr>
-          <w:rFonts w:ascii="Consolas" w:hAnsi="Consolas"/>
-          <w:b w:val="0"/>
-          <w:color w:val="000000"/>
-          <w:sz w:val="20"/>
-          <w:rFonts w:ascii="Consolas" w:hAnsi="Consolas"/>
-        </w:rPr>
-        <w:t>$</w:t>
-      </w:r>
-      <w:r>
-        <w:rPr>
-          <w:rFonts w:ascii="Consolas" w:hAnsi="Consolas"/>
-          <w:b w:val="0"/>
-          <w:color w:val="000000"/>
-          <w:sz w:val="20"/>
-          <w:rFonts w:ascii="Consolas" w:hAnsi="Consolas"/>
-        </w:rPr>
-        <w:t>USER/.kube/selfhosted-greeting.yaml</w:t>
-      </w:r>
-      <w:r>
-        <w:br/>
-      </w:r>
-      <w:r>
-        <w:rPr>
-          <w:rFonts w:ascii="Consolas" w:hAnsi="Consolas"/>
-          <w:b w:val="0"/>
-          <w:color w:val="4C62AF"/>
-          <w:sz w:val="20"/>
-          <w:rFonts w:ascii="Consolas" w:hAnsi="Consolas"/>
-        </w:rPr>
-        <w:t>kubectl</w:t>
-      </w:r>
-      <w:r>
-        <w:rPr>
-          <w:rFonts w:ascii="Consolas" w:hAnsi="Consolas"/>
-          <w:b w:val="0"/>
-          <w:color w:val="000000"/>
-          <w:sz w:val="20"/>
-          <w:rFonts w:ascii="Consolas" w:hAnsi="Consolas"/>
-        </w:rPr>
-        <w:t xml:space="preserve"> </w:t>
-      </w:r>
-      <w:r>
-        <w:rPr>
-          <w:rFonts w:ascii="Consolas" w:hAnsi="Consolas"/>
-          <w:b w:val="0"/>
-          <w:color w:val="000000"/>
-          <w:sz w:val="20"/>
-          <w:rFonts w:ascii="Consolas" w:hAnsi="Consolas"/>
-        </w:rPr>
-        <w:t>get</w:t>
-      </w:r>
-      <w:r>
-        <w:rPr>
-          <w:rFonts w:ascii="Consolas" w:hAnsi="Consolas"/>
-          <w:b w:val="0"/>
-          <w:color w:val="000000"/>
-          <w:sz w:val="20"/>
-          <w:rFonts w:ascii="Consolas" w:hAnsi="Consolas"/>
-        </w:rPr>
-        <w:t xml:space="preserve"> </w:t>
-      </w:r>
-      <w:r>
-        <w:rPr>
-          <w:rFonts w:ascii="Consolas" w:hAnsi="Consolas"/>
-          <w:b w:val="0"/>
-          <w:color w:val="000000"/>
-          <w:sz w:val="20"/>
-          <w:rFonts w:ascii="Consolas" w:hAnsi="Consolas"/>
-        </w:rPr>
-        <w:t>nodes</w:t>
-      </w:r>
-      <w:r>
-        <w:br/>
-      </w:r>
-      <w:r>
-        <w:rPr>
-          <w:rFonts w:ascii="Consolas" w:hAnsi="Consolas"/>
-          <w:b w:val="0"/>
           <w:color w:val="1995A0"/>
           <w:sz w:val="20"/>
           <w:rFonts w:ascii="Consolas" w:hAnsi="Consolas"/>
@@ -19818,7 +19610,7 @@
           <w:sz w:val="20"/>
           <w:rFonts w:ascii="Consolas" w:hAnsi="Consolas"/>
         </w:rPr>
-        <w:t>Локальный ПК — macOS (Terminal)</w:t>
+        <w:t>На k8s-worker-2 (после SSH) — та же команда, другой hostname</w:t>
       </w:r>
     </w:p>
     <w:p/>
@@ -19847,47 +19639,157 @@
           <w:sz w:val="20"/>
           <w:rFonts w:ascii="Consolas" w:hAnsi="Consolas"/>
         </w:rPr>
-        <w:t>mkdir</w:t>
-      </w:r>
-      <w:r>
-        <w:rPr>
-          <w:rFonts w:ascii="Consolas" w:hAnsi="Consolas"/>
-          <w:b w:val="0"/>
-          <w:color w:val="000000"/>
-          <w:sz w:val="20"/>
-          <w:rFonts w:ascii="Consolas" w:hAnsi="Consolas"/>
-        </w:rPr>
-        <w:t xml:space="preserve"> </w:t>
-      </w:r>
-      <w:r>
-        <w:rPr>
-          <w:rFonts w:ascii="Consolas" w:hAnsi="Consolas"/>
-          <w:b w:val="0"/>
-          <w:color w:val="000000"/>
-          <w:sz w:val="20"/>
-          <w:rFonts w:ascii="Consolas" w:hAnsi="Consolas"/>
-        </w:rPr>
-        <w:t>-p</w:t>
-      </w:r>
-      <w:r>
-        <w:rPr>
-          <w:rFonts w:ascii="Consolas" w:hAnsi="Consolas"/>
-          <w:b w:val="0"/>
-          <w:color w:val="000000"/>
-          <w:sz w:val="20"/>
-          <w:rFonts w:ascii="Consolas" w:hAnsi="Consolas"/>
-        </w:rPr>
-        <w:t xml:space="preserve"> </w:t>
-      </w:r>
-      <w:r>
-        <w:rPr>
-          <w:rFonts w:ascii="Consolas" w:hAnsi="Consolas"/>
-          <w:b w:val="0"/>
-          <w:color w:val="000000"/>
-          <w:sz w:val="20"/>
-          <w:rFonts w:ascii="Consolas" w:hAnsi="Consolas"/>
-        </w:rPr>
-        <w:t>~/.kube</w:t>
+        <w:t>curl</w:t>
+      </w:r>
+      <w:r>
+        <w:rPr>
+          <w:rFonts w:ascii="Consolas" w:hAnsi="Consolas"/>
+          <w:b w:val="0"/>
+          <w:color w:val="000000"/>
+          <w:sz w:val="20"/>
+          <w:rFonts w:ascii="Consolas" w:hAnsi="Consolas"/>
+        </w:rPr>
+        <w:t xml:space="preserve"> </w:t>
+      </w:r>
+      <w:r>
+        <w:rPr>
+          <w:rFonts w:ascii="Consolas" w:hAnsi="Consolas"/>
+          <w:b w:val="0"/>
+          <w:color w:val="000000"/>
+          <w:sz w:val="20"/>
+          <w:rFonts w:ascii="Consolas" w:hAnsi="Consolas"/>
+        </w:rPr>
+        <w:t>-sfL</w:t>
+      </w:r>
+      <w:r>
+        <w:rPr>
+          <w:rFonts w:ascii="Consolas" w:hAnsi="Consolas"/>
+          <w:b w:val="0"/>
+          <w:color w:val="000000"/>
+          <w:sz w:val="20"/>
+          <w:rFonts w:ascii="Consolas" w:hAnsi="Consolas"/>
+        </w:rPr>
+        <w:t xml:space="preserve"> </w:t>
+      </w:r>
+      <w:r>
+        <w:rPr>
+          <w:rFonts w:ascii="Consolas" w:hAnsi="Consolas"/>
+          <w:b w:val="0"/>
+          <w:color w:val="000000"/>
+          <w:sz w:val="20"/>
+          <w:rFonts w:ascii="Consolas" w:hAnsi="Consolas"/>
+        </w:rPr>
+        <w:t>https://get.k3s.io</w:t>
+      </w:r>
+      <w:r>
+        <w:rPr>
+          <w:rFonts w:ascii="Consolas" w:hAnsi="Consolas"/>
+          <w:b w:val="0"/>
+          <w:color w:val="000000"/>
+          <w:sz w:val="20"/>
+          <w:rFonts w:ascii="Consolas" w:hAnsi="Consolas"/>
+        </w:rPr>
+        <w:t xml:space="preserve"> </w:t>
+      </w:r>
+      <w:r>
+        <w:rPr>
+          <w:rFonts w:ascii="Consolas" w:hAnsi="Consolas"/>
+          <w:b w:val="0"/>
+          <w:color w:val="000000"/>
+          <w:sz w:val="20"/>
+          <w:rFonts w:ascii="Consolas" w:hAnsi="Consolas"/>
+        </w:rPr>
+        <w:t>|</w:t>
+      </w:r>
+      <w:r>
+        <w:rPr>
+          <w:rFonts w:ascii="Consolas" w:hAnsi="Consolas"/>
+          <w:b w:val="0"/>
+          <w:color w:val="000000"/>
+          <w:sz w:val="20"/>
+          <w:rFonts w:ascii="Consolas" w:hAnsi="Consolas"/>
+        </w:rPr>
+        <w:t xml:space="preserve"> </w:t>
+      </w:r>
+      <w:r>
+        <w:rPr>
+          <w:rFonts w:ascii="Consolas" w:hAnsi="Consolas"/>
+          <w:b w:val="0"/>
+          <w:color w:val="000000"/>
+          <w:sz w:val="20"/>
+          <w:rFonts w:ascii="Consolas" w:hAnsi="Consolas"/>
+        </w:rPr>
+        <w:t>K3S_URL=https://REPLACE_ME:6443</w:t>
+      </w:r>
+      <w:r>
+        <w:rPr>
+          <w:rFonts w:ascii="Consolas" w:hAnsi="Consolas"/>
+          <w:b w:val="0"/>
+          <w:color w:val="000000"/>
+          <w:sz w:val="20"/>
+          <w:rFonts w:ascii="Consolas" w:hAnsi="Consolas"/>
+        </w:rPr>
+        <w:t xml:space="preserve"> </w:t>
+      </w:r>
+      <w:r>
+        <w:rPr>
+          <w:rFonts w:ascii="Consolas" w:hAnsi="Consolas"/>
+          <w:b w:val="0"/>
+          <w:color w:val="000000"/>
+          <w:sz w:val="20"/>
+          <w:rFonts w:ascii="Consolas" w:hAnsi="Consolas"/>
+        </w:rPr>
+        <w:t>K3S_TOKEN=</w:t>
+      </w:r>
+      <w:r>
+        <w:rPr>
+          <w:rFonts w:ascii="Consolas" w:hAnsi="Consolas"/>
+          <w:b w:val="0"/>
+          <w:color w:val="660E7A"/>
+          <w:sz w:val="20"/>
+          <w:rFonts w:ascii="Consolas" w:hAnsi="Consolas"/>
+        </w:rPr>
+        <w:t>"&lt;NODE_TOKEN&gt;"</w:t>
+      </w:r>
+      <w:r>
+        <w:rPr>
+          <w:rFonts w:ascii="Consolas" w:hAnsi="Consolas"/>
+          <w:b w:val="0"/>
+          <w:color w:val="000000"/>
+          <w:sz w:val="20"/>
+          <w:rFonts w:ascii="Consolas" w:hAnsi="Consolas"/>
+        </w:rPr>
+        <w:t xml:space="preserve"> </w:t>
+      </w:r>
+      <w:r>
+        <w:rPr>
+          <w:rFonts w:ascii="Consolas" w:hAnsi="Consolas"/>
+          <w:b w:val="0"/>
+          <w:color w:val="000000"/>
+          <w:sz w:val="20"/>
+          <w:rFonts w:ascii="Consolas" w:hAnsi="Consolas"/>
+        </w:rPr>
+        <w:t>sh</w:t>
+      </w:r>
+      <w:r>
+        <w:rPr>
+          <w:rFonts w:ascii="Consolas" w:hAnsi="Consolas"/>
+          <w:b w:val="0"/>
+          <w:color w:val="000000"/>
+          <w:sz w:val="20"/>
+          <w:rFonts w:ascii="Consolas" w:hAnsi="Consolas"/>
+        </w:rPr>
+        <w:t xml:space="preserve"> </w:t>
+      </w:r>
+      <w:r>
+        <w:rPr>
+          <w:rFonts w:ascii="Consolas" w:hAnsi="Consolas"/>
+          <w:b w:val="0"/>
+          <w:color w:val="000000"/>
+          <w:sz w:val="20"/>
+          <w:rFonts w:ascii="Consolas" w:hAnsi="Consolas"/>
+        </w:rPr>
+        <w:t>-</w:t>
       </w:r>
       <w:r>
         <w:br/>
@@ -19896,278 +19798,6 @@
         <w:rPr>
           <w:rFonts w:ascii="Consolas" w:hAnsi="Consolas"/>
           <w:b w:val="0"/>
-          <w:color w:val="4C62AF"/>
-          <w:sz w:val="20"/>
-          <w:rFonts w:ascii="Consolas" w:hAnsi="Consolas"/>
-        </w:rPr>
-        <w:t>scp</w:t>
-      </w:r>
-      <w:r>
-        <w:rPr>
-          <w:rFonts w:ascii="Consolas" w:hAnsi="Consolas"/>
-          <w:b w:val="0"/>
-          <w:color w:val="000000"/>
-          <w:sz w:val="20"/>
-          <w:rFonts w:ascii="Consolas" w:hAnsi="Consolas"/>
-        </w:rPr>
-        <w:t xml:space="preserve"> </w:t>
-      </w:r>
-      <w:r>
-        <w:rPr>
-          <w:rFonts w:ascii="Consolas" w:hAnsi="Consolas"/>
-          <w:b w:val="0"/>
-          <w:color w:val="000000"/>
-          <w:sz w:val="20"/>
-          <w:rFonts w:ascii="Consolas" w:hAnsi="Consolas"/>
-        </w:rPr>
-        <w:t>-i</w:t>
-      </w:r>
-      <w:r>
-        <w:rPr>
-          <w:rFonts w:ascii="Consolas" w:hAnsi="Consolas"/>
-          <w:b w:val="0"/>
-          <w:color w:val="000000"/>
-          <w:sz w:val="20"/>
-          <w:rFonts w:ascii="Consolas" w:hAnsi="Consolas"/>
-        </w:rPr>
-        <w:t xml:space="preserve"> </w:t>
-      </w:r>
-      <w:r>
-        <w:rPr>
-          <w:rFonts w:ascii="Consolas" w:hAnsi="Consolas"/>
-          <w:b w:val="0"/>
-          <w:color w:val="000000"/>
-          <w:sz w:val="20"/>
-          <w:rFonts w:ascii="Consolas" w:hAnsi="Consolas"/>
-        </w:rPr>
-        <w:t>~/.ssh/id_ed25519</w:t>
-      </w:r>
-      <w:r>
-        <w:rPr>
-          <w:rFonts w:ascii="Consolas" w:hAnsi="Consolas"/>
-          <w:b w:val="0"/>
-          <w:color w:val="000000"/>
-          <w:sz w:val="20"/>
-          <w:rFonts w:ascii="Consolas" w:hAnsi="Consolas"/>
-        </w:rPr>
-        <w:t xml:space="preserve"> </w:t>
-      </w:r>
-      <w:r>
-        <w:rPr>
-          <w:rFonts w:ascii="Consolas" w:hAnsi="Consolas"/>
-          <w:b w:val="0"/>
-          <w:color w:val="000000"/>
-          <w:sz w:val="20"/>
-          <w:rFonts w:ascii="Consolas" w:hAnsi="Consolas"/>
-        </w:rPr>
-        <w:t>root@&lt;K8S_MASTER_IP&gt;:/etc/rancher/k3s/k3s.yaml</w:t>
-      </w:r>
-      <w:r>
-        <w:rPr>
-          <w:rFonts w:ascii="Consolas" w:hAnsi="Consolas"/>
-          <w:b w:val="0"/>
-          <w:color w:val="000000"/>
-          <w:sz w:val="20"/>
-          <w:rFonts w:ascii="Consolas" w:hAnsi="Consolas"/>
-        </w:rPr>
-        <w:t xml:space="preserve"> </w:t>
-      </w:r>
-      <w:r>
-        <w:rPr>
-          <w:rFonts w:ascii="Consolas" w:hAnsi="Consolas"/>
-          <w:b w:val="0"/>
-          <w:color w:val="000000"/>
-          <w:sz w:val="20"/>
-          <w:rFonts w:ascii="Consolas" w:hAnsi="Consolas"/>
-        </w:rPr>
-        <w:t>~/.kube/selfhosted-greeting.yaml</w:t>
-      </w:r>
-      <w:r>
-        <w:br/>
-      </w:r>
-      <w:r>
-        <w:rPr>
-          <w:rFonts w:ascii="Consolas" w:hAnsi="Consolas"/>
-          <w:b w:val="0"/>
-          <w:color w:val="4C62AF"/>
-          <w:sz w:val="20"/>
-          <w:rFonts w:ascii="Consolas" w:hAnsi="Consolas"/>
-        </w:rPr>
-        <w:t>sed</w:t>
-      </w:r>
-      <w:r>
-        <w:rPr>
-          <w:rFonts w:ascii="Consolas" w:hAnsi="Consolas"/>
-          <w:b w:val="0"/>
-          <w:color w:val="000000"/>
-          <w:sz w:val="20"/>
-          <w:rFonts w:ascii="Consolas" w:hAnsi="Consolas"/>
-        </w:rPr>
-        <w:t xml:space="preserve"> </w:t>
-      </w:r>
-      <w:r>
-        <w:rPr>
-          <w:rFonts w:ascii="Consolas" w:hAnsi="Consolas"/>
-          <w:b w:val="0"/>
-          <w:color w:val="000000"/>
-          <w:sz w:val="20"/>
-          <w:rFonts w:ascii="Consolas" w:hAnsi="Consolas"/>
-        </w:rPr>
-        <w:t>-i</w:t>
-      </w:r>
-      <w:r>
-        <w:rPr>
-          <w:rFonts w:ascii="Consolas" w:hAnsi="Consolas"/>
-          <w:b w:val="0"/>
-          <w:color w:val="000000"/>
-          <w:sz w:val="20"/>
-          <w:rFonts w:ascii="Consolas" w:hAnsi="Consolas"/>
-        </w:rPr>
-        <w:t xml:space="preserve"> </w:t>
-      </w:r>
-      <w:r>
-        <w:rPr>
-          <w:rFonts w:ascii="Consolas" w:hAnsi="Consolas"/>
-          <w:b w:val="0"/>
-          <w:color w:val="660E7A"/>
-          <w:sz w:val="20"/>
-          <w:rFonts w:ascii="Consolas" w:hAnsi="Consolas"/>
-        </w:rPr>
-        <w:t>''</w:t>
-      </w:r>
-      <w:r>
-        <w:rPr>
-          <w:rFonts w:ascii="Consolas" w:hAnsi="Consolas"/>
-          <w:b w:val="0"/>
-          <w:color w:val="000000"/>
-          <w:sz w:val="20"/>
-          <w:rFonts w:ascii="Consolas" w:hAnsi="Consolas"/>
-        </w:rPr>
-        <w:t xml:space="preserve"> </w:t>
-      </w:r>
-      <w:r>
-        <w:rPr>
-          <w:rFonts w:ascii="Consolas" w:hAnsi="Consolas"/>
-          <w:b w:val="0"/>
-          <w:color w:val="660E7A"/>
-          <w:sz w:val="20"/>
-          <w:rFonts w:ascii="Consolas" w:hAnsi="Consolas"/>
-        </w:rPr>
-        <w:t>'s/127.0.0.1/&lt;K8S_MASTER_IP&gt;/'</w:t>
-      </w:r>
-      <w:r>
-        <w:rPr>
-          <w:rFonts w:ascii="Consolas" w:hAnsi="Consolas"/>
-          <w:b w:val="0"/>
-          <w:color w:val="000000"/>
-          <w:sz w:val="20"/>
-          <w:rFonts w:ascii="Consolas" w:hAnsi="Consolas"/>
-        </w:rPr>
-        <w:t xml:space="preserve"> </w:t>
-      </w:r>
-      <w:r>
-        <w:rPr>
-          <w:rFonts w:ascii="Consolas" w:hAnsi="Consolas"/>
-          <w:b w:val="0"/>
-          <w:color w:val="000000"/>
-          <w:sz w:val="20"/>
-          <w:rFonts w:ascii="Consolas" w:hAnsi="Consolas"/>
-        </w:rPr>
-        <w:t>~/.kube/selfhosted-greeting.yaml</w:t>
-      </w:r>
-      <w:r>
-        <w:br/>
-      </w:r>
-      <w:r>
-        <w:rPr>
-          <w:rFonts w:ascii="Consolas" w:hAnsi="Consolas"/>
-          <w:b w:val="0"/>
-          <w:color w:val="4C62AF"/>
-          <w:sz w:val="20"/>
-          <w:rFonts w:ascii="Consolas" w:hAnsi="Consolas"/>
-        </w:rPr>
-        <w:t>export</w:t>
-      </w:r>
-      <w:r>
-        <w:rPr>
-          <w:rFonts w:ascii="Consolas" w:hAnsi="Consolas"/>
-          <w:b w:val="0"/>
-          <w:color w:val="000000"/>
-          <w:sz w:val="20"/>
-          <w:rFonts w:ascii="Consolas" w:hAnsi="Consolas"/>
-        </w:rPr>
-        <w:t xml:space="preserve"> </w:t>
-      </w:r>
-      <w:r>
-        <w:rPr>
-          <w:rFonts w:ascii="Consolas" w:hAnsi="Consolas"/>
-          <w:b w:val="0"/>
-          <w:color w:val="000000"/>
-          <w:sz w:val="20"/>
-          <w:rFonts w:ascii="Consolas" w:hAnsi="Consolas"/>
-        </w:rPr>
-        <w:t>KUBECONFIG=~/.kube/selfhosted-greeting.yaml</w:t>
-      </w:r>
-      <w:r>
-        <w:br/>
-      </w:r>
-      <w:r>
-        <w:rPr>
-          <w:rFonts w:ascii="Consolas" w:hAnsi="Consolas"/>
-          <w:b w:val="0"/>
-          <w:color w:val="4C62AF"/>
-          <w:sz w:val="20"/>
-          <w:rFonts w:ascii="Consolas" w:hAnsi="Consolas"/>
-        </w:rPr>
-        <w:t>kubectl</w:t>
-      </w:r>
-      <w:r>
-        <w:rPr>
-          <w:rFonts w:ascii="Consolas" w:hAnsi="Consolas"/>
-          <w:b w:val="0"/>
-          <w:color w:val="000000"/>
-          <w:sz w:val="20"/>
-          <w:rFonts w:ascii="Consolas" w:hAnsi="Consolas"/>
-        </w:rPr>
-        <w:t xml:space="preserve"> </w:t>
-      </w:r>
-      <w:r>
-        <w:rPr>
-          <w:rFonts w:ascii="Consolas" w:hAnsi="Consolas"/>
-          <w:b w:val="0"/>
-          <w:color w:val="000000"/>
-          <w:sz w:val="20"/>
-          <w:rFonts w:ascii="Consolas" w:hAnsi="Consolas"/>
-        </w:rPr>
-        <w:t>get</w:t>
-      </w:r>
-      <w:r>
-        <w:rPr>
-          <w:rFonts w:ascii="Consolas" w:hAnsi="Consolas"/>
-          <w:b w:val="0"/>
-          <w:color w:val="000000"/>
-          <w:sz w:val="20"/>
-          <w:rFonts w:ascii="Consolas" w:hAnsi="Consolas"/>
-        </w:rPr>
-        <w:t xml:space="preserve"> </w:t>
-      </w:r>
-      <w:r>
-        <w:rPr>
-          <w:rFonts w:ascii="Consolas" w:hAnsi="Consolas"/>
-          <w:b w:val="0"/>
-          <w:color w:val="000000"/>
-          <w:sz w:val="20"/>
-          <w:rFonts w:ascii="Consolas" w:hAnsi="Consolas"/>
-        </w:rPr>
-        <w:t>nodes</w:t>
-      </w:r>
-      <w:r>
-        <w:br/>
-      </w:r>
-      <w:r>
-        <w:rPr>
-          <w:rFonts w:ascii="Consolas" w:hAnsi="Consolas"/>
-          <w:b w:val="0"/>
           <w:color w:val="1995A0"/>
           <w:sz w:val="20"/>
           <w:rFonts w:ascii="Consolas" w:hAnsi="Consolas"/>
@@ -20178,6 +19808,23 @@
     <w:p/>
     <w:p>
       <w:r>
+        <w:t>K3S_URL — адрес API server главной ноды и порт 6443. K3S_TOKEN — строка из /var/lib/rancher/k3s/server/node-token. При наличии K3S_URL установщик поднимает agent (worker), а не server.</w:t>
+      </w:r>
+    </w:p>
+    <w:p/>
+    <w:p>
+      <w:r>
+        <w:t>Источник: https://docs.k3s.io/quick-start</w:t>
+      </w:r>
+    </w:p>
+    <w:p/>
+    <w:p>
+      <w:r>
+        <w:t>Цитата:</w:t>
+      </w:r>
+    </w:p>
+    <w:p>
+      <w:r>
         <w:rPr>
           <w:rFonts w:ascii="Consolas" w:hAnsi="Consolas"/>
           <w:b w:val="0"/>
@@ -20185,7 +19832,7 @@
           <w:sz w:val="20"/>
           <w:rFonts w:ascii="Consolas" w:hAnsi="Consolas"/>
         </w:rPr>
-        <w:t>Локальный ПК — Linux / Ubuntu (Terminal)</w:t>
+        <w:t>Оригинал (English)</w:t>
       </w:r>
     </w:p>
     <w:p/>
@@ -20210,51 +19857,731 @@
         <w:rPr>
           <w:rFonts w:ascii="Consolas" w:hAnsi="Consolas"/>
           <w:b w:val="0"/>
-          <w:color w:val="4C62AF"/>
-          <w:sz w:val="20"/>
-          <w:rFonts w:ascii="Consolas" w:hAnsi="Consolas"/>
-        </w:rPr>
-        <w:t>mkdir</w:t>
-      </w:r>
-      <w:r>
-        <w:rPr>
-          <w:rFonts w:ascii="Consolas" w:hAnsi="Consolas"/>
-          <w:b w:val="0"/>
-          <w:color w:val="000000"/>
-          <w:sz w:val="20"/>
-          <w:rFonts w:ascii="Consolas" w:hAnsi="Consolas"/>
-        </w:rPr>
-        <w:t xml:space="preserve"> </w:t>
-      </w:r>
-      <w:r>
-        <w:rPr>
-          <w:rFonts w:ascii="Consolas" w:hAnsi="Consolas"/>
-          <w:b w:val="0"/>
-          <w:color w:val="000000"/>
-          <w:sz w:val="20"/>
-          <w:rFonts w:ascii="Consolas" w:hAnsi="Consolas"/>
-        </w:rPr>
-        <w:t>-p</w:t>
-      </w:r>
-      <w:r>
-        <w:rPr>
-          <w:rFonts w:ascii="Consolas" w:hAnsi="Consolas"/>
-          <w:b w:val="0"/>
-          <w:color w:val="000000"/>
-          <w:sz w:val="20"/>
-          <w:rFonts w:ascii="Consolas" w:hAnsi="Consolas"/>
-        </w:rPr>
-        <w:t xml:space="preserve"> </w:t>
-      </w:r>
-      <w:r>
-        <w:rPr>
-          <w:rFonts w:ascii="Consolas" w:hAnsi="Consolas"/>
-          <w:b w:val="0"/>
-          <w:color w:val="000000"/>
-          <w:sz w:val="20"/>
-          <w:rFonts w:ascii="Consolas" w:hAnsi="Consolas"/>
-        </w:rPr>
-        <w:t>~/.kube</w:t>
+          <w:color w:val="1995A0"/>
+          <w:sz w:val="20"/>
+          <w:rFonts w:ascii="Consolas" w:hAnsi="Consolas"/>
+        </w:rPr>
+        <w:t>To</w:t>
+      </w:r>
+      <w:r>
+        <w:rPr>
+          <w:rFonts w:ascii="Consolas" w:hAnsi="Consolas"/>
+          <w:b w:val="0"/>
+          <w:color w:val="000000"/>
+          <w:sz w:val="20"/>
+          <w:rFonts w:ascii="Consolas" w:hAnsi="Consolas"/>
+        </w:rPr>
+        <w:t xml:space="preserve"> </w:t>
+      </w:r>
+      <w:r>
+        <w:rPr>
+          <w:rFonts w:ascii="Consolas" w:hAnsi="Consolas"/>
+          <w:b w:val="0"/>
+          <w:color w:val="000000"/>
+          <w:sz w:val="20"/>
+          <w:rFonts w:ascii="Consolas" w:hAnsi="Consolas"/>
+        </w:rPr>
+        <w:t>install</w:t>
+      </w:r>
+      <w:r>
+        <w:rPr>
+          <w:rFonts w:ascii="Consolas" w:hAnsi="Consolas"/>
+          <w:b w:val="0"/>
+          <w:color w:val="000000"/>
+          <w:sz w:val="20"/>
+          <w:rFonts w:ascii="Consolas" w:hAnsi="Consolas"/>
+        </w:rPr>
+        <w:t xml:space="preserve"> </w:t>
+      </w:r>
+      <w:r>
+        <w:rPr>
+          <w:rFonts w:ascii="Consolas" w:hAnsi="Consolas"/>
+          <w:b w:val="0"/>
+          <w:color w:val="000000"/>
+          <w:sz w:val="20"/>
+          <w:rFonts w:ascii="Consolas" w:hAnsi="Consolas"/>
+        </w:rPr>
+        <w:t>additional</w:t>
+      </w:r>
+      <w:r>
+        <w:rPr>
+          <w:rFonts w:ascii="Consolas" w:hAnsi="Consolas"/>
+          <w:b w:val="0"/>
+          <w:color w:val="000000"/>
+          <w:sz w:val="20"/>
+          <w:rFonts w:ascii="Consolas" w:hAnsi="Consolas"/>
+        </w:rPr>
+        <w:t xml:space="preserve"> </w:t>
+      </w:r>
+      <w:r>
+        <w:rPr>
+          <w:rFonts w:ascii="Consolas" w:hAnsi="Consolas"/>
+          <w:b w:val="0"/>
+          <w:color w:val="000000"/>
+          <w:sz w:val="20"/>
+          <w:rFonts w:ascii="Consolas" w:hAnsi="Consolas"/>
+        </w:rPr>
+        <w:t>agent</w:t>
+      </w:r>
+      <w:r>
+        <w:rPr>
+          <w:rFonts w:ascii="Consolas" w:hAnsi="Consolas"/>
+          <w:b w:val="0"/>
+          <w:color w:val="000000"/>
+          <w:sz w:val="20"/>
+          <w:rFonts w:ascii="Consolas" w:hAnsi="Consolas"/>
+        </w:rPr>
+        <w:t xml:space="preserve"> </w:t>
+      </w:r>
+      <w:r>
+        <w:rPr>
+          <w:rFonts w:ascii="Consolas" w:hAnsi="Consolas"/>
+          <w:b w:val="0"/>
+          <w:color w:val="000000"/>
+          <w:sz w:val="20"/>
+          <w:rFonts w:ascii="Consolas" w:hAnsi="Consolas"/>
+        </w:rPr>
+        <w:t>nodes</w:t>
+      </w:r>
+      <w:r>
+        <w:rPr>
+          <w:rFonts w:ascii="Consolas" w:hAnsi="Consolas"/>
+          <w:b w:val="0"/>
+          <w:color w:val="000000"/>
+          <w:sz w:val="20"/>
+          <w:rFonts w:ascii="Consolas" w:hAnsi="Consolas"/>
+        </w:rPr>
+        <w:t xml:space="preserve"> </w:t>
+      </w:r>
+      <w:r>
+        <w:rPr>
+          <w:rFonts w:ascii="Consolas" w:hAnsi="Consolas"/>
+          <w:b w:val="0"/>
+          <w:color w:val="000000"/>
+          <w:sz w:val="20"/>
+          <w:rFonts w:ascii="Consolas" w:hAnsi="Consolas"/>
+        </w:rPr>
+        <w:t>and</w:t>
+      </w:r>
+      <w:r>
+        <w:rPr>
+          <w:rFonts w:ascii="Consolas" w:hAnsi="Consolas"/>
+          <w:b w:val="0"/>
+          <w:color w:val="000000"/>
+          <w:sz w:val="20"/>
+          <w:rFonts w:ascii="Consolas" w:hAnsi="Consolas"/>
+        </w:rPr>
+        <w:t xml:space="preserve"> </w:t>
+      </w:r>
+      <w:r>
+        <w:rPr>
+          <w:rFonts w:ascii="Consolas" w:hAnsi="Consolas"/>
+          <w:b w:val="0"/>
+          <w:color w:val="000000"/>
+          <w:sz w:val="20"/>
+          <w:rFonts w:ascii="Consolas" w:hAnsi="Consolas"/>
+        </w:rPr>
+        <w:t>add</w:t>
+      </w:r>
+      <w:r>
+        <w:rPr>
+          <w:rFonts w:ascii="Consolas" w:hAnsi="Consolas"/>
+          <w:b w:val="0"/>
+          <w:color w:val="000000"/>
+          <w:sz w:val="20"/>
+          <w:rFonts w:ascii="Consolas" w:hAnsi="Consolas"/>
+        </w:rPr>
+        <w:t xml:space="preserve"> </w:t>
+      </w:r>
+      <w:r>
+        <w:rPr>
+          <w:rFonts w:ascii="Consolas" w:hAnsi="Consolas"/>
+          <w:b w:val="0"/>
+          <w:color w:val="000000"/>
+          <w:sz w:val="20"/>
+          <w:rFonts w:ascii="Consolas" w:hAnsi="Consolas"/>
+        </w:rPr>
+        <w:t>them</w:t>
+      </w:r>
+      <w:r>
+        <w:rPr>
+          <w:rFonts w:ascii="Consolas" w:hAnsi="Consolas"/>
+          <w:b w:val="0"/>
+          <w:color w:val="000000"/>
+          <w:sz w:val="20"/>
+          <w:rFonts w:ascii="Consolas" w:hAnsi="Consolas"/>
+        </w:rPr>
+        <w:t xml:space="preserve"> </w:t>
+      </w:r>
+      <w:r>
+        <w:rPr>
+          <w:rFonts w:ascii="Consolas" w:hAnsi="Consolas"/>
+          <w:b w:val="0"/>
+          <w:color w:val="000000"/>
+          <w:sz w:val="20"/>
+          <w:rFonts w:ascii="Consolas" w:hAnsi="Consolas"/>
+        </w:rPr>
+        <w:t>to</w:t>
+      </w:r>
+      <w:r>
+        <w:rPr>
+          <w:rFonts w:ascii="Consolas" w:hAnsi="Consolas"/>
+          <w:b w:val="0"/>
+          <w:color w:val="000000"/>
+          <w:sz w:val="20"/>
+          <w:rFonts w:ascii="Consolas" w:hAnsi="Consolas"/>
+        </w:rPr>
+        <w:t xml:space="preserve"> </w:t>
+      </w:r>
+      <w:r>
+        <w:rPr>
+          <w:rFonts w:ascii="Consolas" w:hAnsi="Consolas"/>
+          <w:b w:val="0"/>
+          <w:color w:val="000000"/>
+          <w:sz w:val="20"/>
+          <w:rFonts w:ascii="Consolas" w:hAnsi="Consolas"/>
+        </w:rPr>
+        <w:t>the</w:t>
+      </w:r>
+      <w:r>
+        <w:rPr>
+          <w:rFonts w:ascii="Consolas" w:hAnsi="Consolas"/>
+          <w:b w:val="0"/>
+          <w:color w:val="000000"/>
+          <w:sz w:val="20"/>
+          <w:rFonts w:ascii="Consolas" w:hAnsi="Consolas"/>
+        </w:rPr>
+        <w:t xml:space="preserve"> </w:t>
+      </w:r>
+      <w:r>
+        <w:rPr>
+          <w:rFonts w:ascii="Consolas" w:hAnsi="Consolas"/>
+          <w:b w:val="0"/>
+          <w:color w:val="000000"/>
+          <w:sz w:val="20"/>
+          <w:rFonts w:ascii="Consolas" w:hAnsi="Consolas"/>
+        </w:rPr>
+        <w:t>cluster,</w:t>
+      </w:r>
+      <w:r>
+        <w:rPr>
+          <w:rFonts w:ascii="Consolas" w:hAnsi="Consolas"/>
+          <w:b w:val="0"/>
+          <w:color w:val="000000"/>
+          <w:sz w:val="20"/>
+          <w:rFonts w:ascii="Consolas" w:hAnsi="Consolas"/>
+        </w:rPr>
+        <w:t xml:space="preserve"> </w:t>
+      </w:r>
+      <w:r>
+        <w:rPr>
+          <w:rFonts w:ascii="Consolas" w:hAnsi="Consolas"/>
+          <w:b w:val="0"/>
+          <w:color w:val="000000"/>
+          <w:sz w:val="20"/>
+          <w:rFonts w:ascii="Consolas" w:hAnsi="Consolas"/>
+        </w:rPr>
+        <w:t>run</w:t>
+      </w:r>
+      <w:r>
+        <w:rPr>
+          <w:rFonts w:ascii="Consolas" w:hAnsi="Consolas"/>
+          <w:b w:val="0"/>
+          <w:color w:val="000000"/>
+          <w:sz w:val="20"/>
+          <w:rFonts w:ascii="Consolas" w:hAnsi="Consolas"/>
+        </w:rPr>
+        <w:t xml:space="preserve"> </w:t>
+      </w:r>
+      <w:r>
+        <w:rPr>
+          <w:rFonts w:ascii="Consolas" w:hAnsi="Consolas"/>
+          <w:b w:val="0"/>
+          <w:color w:val="000000"/>
+          <w:sz w:val="20"/>
+          <w:rFonts w:ascii="Consolas" w:hAnsi="Consolas"/>
+        </w:rPr>
+        <w:t>the</w:t>
+      </w:r>
+      <w:r>
+        <w:rPr>
+          <w:rFonts w:ascii="Consolas" w:hAnsi="Consolas"/>
+          <w:b w:val="0"/>
+          <w:color w:val="000000"/>
+          <w:sz w:val="20"/>
+          <w:rFonts w:ascii="Consolas" w:hAnsi="Consolas"/>
+        </w:rPr>
+        <w:t xml:space="preserve"> </w:t>
+      </w:r>
+      <w:r>
+        <w:rPr>
+          <w:rFonts w:ascii="Consolas" w:hAnsi="Consolas"/>
+          <w:b w:val="0"/>
+          <w:color w:val="000000"/>
+          <w:sz w:val="20"/>
+          <w:rFonts w:ascii="Consolas" w:hAnsi="Consolas"/>
+        </w:rPr>
+        <w:t>installation</w:t>
+      </w:r>
+      <w:r>
+        <w:rPr>
+          <w:rFonts w:ascii="Consolas" w:hAnsi="Consolas"/>
+          <w:b w:val="0"/>
+          <w:color w:val="000000"/>
+          <w:sz w:val="20"/>
+          <w:rFonts w:ascii="Consolas" w:hAnsi="Consolas"/>
+        </w:rPr>
+        <w:t xml:space="preserve"> </w:t>
+      </w:r>
+      <w:r>
+        <w:rPr>
+          <w:rFonts w:ascii="Consolas" w:hAnsi="Consolas"/>
+          <w:b w:val="0"/>
+          <w:color w:val="000000"/>
+          <w:sz w:val="20"/>
+          <w:rFonts w:ascii="Consolas" w:hAnsi="Consolas"/>
+        </w:rPr>
+        <w:t>script</w:t>
+      </w:r>
+      <w:r>
+        <w:rPr>
+          <w:rFonts w:ascii="Consolas" w:hAnsi="Consolas"/>
+          <w:b w:val="0"/>
+          <w:color w:val="000000"/>
+          <w:sz w:val="20"/>
+          <w:rFonts w:ascii="Consolas" w:hAnsi="Consolas"/>
+        </w:rPr>
+        <w:t xml:space="preserve"> </w:t>
+      </w:r>
+      <w:r>
+        <w:rPr>
+          <w:rFonts w:ascii="Consolas" w:hAnsi="Consolas"/>
+          <w:b w:val="0"/>
+          <w:color w:val="000000"/>
+          <w:sz w:val="20"/>
+          <w:rFonts w:ascii="Consolas" w:hAnsi="Consolas"/>
+        </w:rPr>
+        <w:t>with</w:t>
+      </w:r>
+      <w:r>
+        <w:rPr>
+          <w:rFonts w:ascii="Consolas" w:hAnsi="Consolas"/>
+          <w:b w:val="0"/>
+          <w:color w:val="000000"/>
+          <w:sz w:val="20"/>
+          <w:rFonts w:ascii="Consolas" w:hAnsi="Consolas"/>
+        </w:rPr>
+        <w:t xml:space="preserve"> </w:t>
+      </w:r>
+      <w:r>
+        <w:rPr>
+          <w:rFonts w:ascii="Consolas" w:hAnsi="Consolas"/>
+          <w:b w:val="0"/>
+          <w:color w:val="000000"/>
+          <w:sz w:val="20"/>
+          <w:rFonts w:ascii="Consolas" w:hAnsi="Consolas"/>
+        </w:rPr>
+        <w:t>the</w:t>
+      </w:r>
+      <w:r>
+        <w:rPr>
+          <w:rFonts w:ascii="Consolas" w:hAnsi="Consolas"/>
+          <w:b w:val="0"/>
+          <w:color w:val="000000"/>
+          <w:sz w:val="20"/>
+          <w:rFonts w:ascii="Consolas" w:hAnsi="Consolas"/>
+        </w:rPr>
+        <w:t xml:space="preserve"> </w:t>
+      </w:r>
+      <w:r>
+        <w:rPr>
+          <w:rFonts w:ascii="Consolas" w:hAnsi="Consolas"/>
+          <w:b w:val="0"/>
+          <w:color w:val="000000"/>
+          <w:sz w:val="20"/>
+          <w:rFonts w:ascii="Consolas" w:hAnsi="Consolas"/>
+        </w:rPr>
+        <w:t>K3S_URL</w:t>
+      </w:r>
+      <w:r>
+        <w:rPr>
+          <w:rFonts w:ascii="Consolas" w:hAnsi="Consolas"/>
+          <w:b w:val="0"/>
+          <w:color w:val="000000"/>
+          <w:sz w:val="20"/>
+          <w:rFonts w:ascii="Consolas" w:hAnsi="Consolas"/>
+        </w:rPr>
+        <w:t xml:space="preserve"> </w:t>
+      </w:r>
+      <w:r>
+        <w:rPr>
+          <w:rFonts w:ascii="Consolas" w:hAnsi="Consolas"/>
+          <w:b w:val="0"/>
+          <w:color w:val="000000"/>
+          <w:sz w:val="20"/>
+          <w:rFonts w:ascii="Consolas" w:hAnsi="Consolas"/>
+        </w:rPr>
+        <w:t>and</w:t>
+      </w:r>
+      <w:r>
+        <w:rPr>
+          <w:rFonts w:ascii="Consolas" w:hAnsi="Consolas"/>
+          <w:b w:val="0"/>
+          <w:color w:val="000000"/>
+          <w:sz w:val="20"/>
+          <w:rFonts w:ascii="Consolas" w:hAnsi="Consolas"/>
+        </w:rPr>
+        <w:t xml:space="preserve"> </w:t>
+      </w:r>
+      <w:r>
+        <w:rPr>
+          <w:rFonts w:ascii="Consolas" w:hAnsi="Consolas"/>
+          <w:b w:val="0"/>
+          <w:color w:val="000000"/>
+          <w:sz w:val="20"/>
+          <w:rFonts w:ascii="Consolas" w:hAnsi="Consolas"/>
+        </w:rPr>
+        <w:t>K3S_TOKEN</w:t>
+      </w:r>
+      <w:r>
+        <w:rPr>
+          <w:rFonts w:ascii="Consolas" w:hAnsi="Consolas"/>
+          <w:b w:val="0"/>
+          <w:color w:val="000000"/>
+          <w:sz w:val="20"/>
+          <w:rFonts w:ascii="Consolas" w:hAnsi="Consolas"/>
+        </w:rPr>
+        <w:t xml:space="preserve"> </w:t>
+      </w:r>
+      <w:r>
+        <w:rPr>
+          <w:rFonts w:ascii="Consolas" w:hAnsi="Consolas"/>
+          <w:b w:val="0"/>
+          <w:color w:val="000000"/>
+          <w:sz w:val="20"/>
+          <w:rFonts w:ascii="Consolas" w:hAnsi="Consolas"/>
+        </w:rPr>
+        <w:t>environment</w:t>
+      </w:r>
+      <w:r>
+        <w:rPr>
+          <w:rFonts w:ascii="Consolas" w:hAnsi="Consolas"/>
+          <w:b w:val="0"/>
+          <w:color w:val="000000"/>
+          <w:sz w:val="20"/>
+          <w:rFonts w:ascii="Consolas" w:hAnsi="Consolas"/>
+        </w:rPr>
+        <w:t xml:space="preserve"> </w:t>
+      </w:r>
+      <w:r>
+        <w:rPr>
+          <w:rFonts w:ascii="Consolas" w:hAnsi="Consolas"/>
+          <w:b w:val="0"/>
+          <w:color w:val="000000"/>
+          <w:sz w:val="20"/>
+          <w:rFonts w:ascii="Consolas" w:hAnsi="Consolas"/>
+        </w:rPr>
+        <w:t>variables.</w:t>
+      </w:r>
+      <w:r>
+        <w:rPr>
+          <w:rFonts w:ascii="Consolas" w:hAnsi="Consolas"/>
+          <w:b w:val="0"/>
+          <w:color w:val="000000"/>
+          <w:sz w:val="20"/>
+          <w:rFonts w:ascii="Consolas" w:hAnsi="Consolas"/>
+        </w:rPr>
+        <w:t xml:space="preserve"> </w:t>
+      </w:r>
+      <w:r>
+        <w:rPr>
+          <w:rFonts w:ascii="Consolas" w:hAnsi="Consolas"/>
+          <w:b w:val="0"/>
+          <w:color w:val="000000"/>
+          <w:sz w:val="20"/>
+          <w:rFonts w:ascii="Consolas" w:hAnsi="Consolas"/>
+        </w:rPr>
+        <w:t>...</w:t>
+      </w:r>
+      <w:r>
+        <w:rPr>
+          <w:rFonts w:ascii="Consolas" w:hAnsi="Consolas"/>
+          <w:b w:val="0"/>
+          <w:color w:val="000000"/>
+          <w:sz w:val="20"/>
+          <w:rFonts w:ascii="Consolas" w:hAnsi="Consolas"/>
+        </w:rPr>
+        <w:t xml:space="preserve"> </w:t>
+      </w:r>
+      <w:r>
+        <w:rPr>
+          <w:rFonts w:ascii="Consolas" w:hAnsi="Consolas"/>
+          <w:b w:val="0"/>
+          <w:color w:val="000000"/>
+          <w:sz w:val="20"/>
+          <w:rFonts w:ascii="Consolas" w:hAnsi="Consolas"/>
+        </w:rPr>
+        <w:t>The</w:t>
+      </w:r>
+      <w:r>
+        <w:rPr>
+          <w:rFonts w:ascii="Consolas" w:hAnsi="Consolas"/>
+          <w:b w:val="0"/>
+          <w:color w:val="000000"/>
+          <w:sz w:val="20"/>
+          <w:rFonts w:ascii="Consolas" w:hAnsi="Consolas"/>
+        </w:rPr>
+        <w:t xml:space="preserve"> </w:t>
+      </w:r>
+      <w:r>
+        <w:rPr>
+          <w:rFonts w:ascii="Consolas" w:hAnsi="Consolas"/>
+          <w:b w:val="0"/>
+          <w:color w:val="000000"/>
+          <w:sz w:val="20"/>
+          <w:rFonts w:ascii="Consolas" w:hAnsi="Consolas"/>
+        </w:rPr>
+        <w:t>value</w:t>
+      </w:r>
+      <w:r>
+        <w:rPr>
+          <w:rFonts w:ascii="Consolas" w:hAnsi="Consolas"/>
+          <w:b w:val="0"/>
+          <w:color w:val="000000"/>
+          <w:sz w:val="20"/>
+          <w:rFonts w:ascii="Consolas" w:hAnsi="Consolas"/>
+        </w:rPr>
+        <w:t xml:space="preserve"> </w:t>
+      </w:r>
+      <w:r>
+        <w:rPr>
+          <w:rFonts w:ascii="Consolas" w:hAnsi="Consolas"/>
+          <w:b w:val="0"/>
+          <w:color w:val="000000"/>
+          <w:sz w:val="20"/>
+          <w:rFonts w:ascii="Consolas" w:hAnsi="Consolas"/>
+        </w:rPr>
+        <w:t>to</w:t>
+      </w:r>
+      <w:r>
+        <w:rPr>
+          <w:rFonts w:ascii="Consolas" w:hAnsi="Consolas"/>
+          <w:b w:val="0"/>
+          <w:color w:val="000000"/>
+          <w:sz w:val="20"/>
+          <w:rFonts w:ascii="Consolas" w:hAnsi="Consolas"/>
+        </w:rPr>
+        <w:t xml:space="preserve"> </w:t>
+      </w:r>
+      <w:r>
+        <w:rPr>
+          <w:rFonts w:ascii="Consolas" w:hAnsi="Consolas"/>
+          <w:b w:val="0"/>
+          <w:color w:val="000000"/>
+          <w:sz w:val="20"/>
+          <w:rFonts w:ascii="Consolas" w:hAnsi="Consolas"/>
+        </w:rPr>
+        <w:t>use</w:t>
+      </w:r>
+      <w:r>
+        <w:rPr>
+          <w:rFonts w:ascii="Consolas" w:hAnsi="Consolas"/>
+          <w:b w:val="0"/>
+          <w:color w:val="000000"/>
+          <w:sz w:val="20"/>
+          <w:rFonts w:ascii="Consolas" w:hAnsi="Consolas"/>
+        </w:rPr>
+        <w:t xml:space="preserve"> </w:t>
+      </w:r>
+      <w:r>
+        <w:rPr>
+          <w:rFonts w:ascii="Consolas" w:hAnsi="Consolas"/>
+          <w:b w:val="0"/>
+          <w:color w:val="000000"/>
+          <w:sz w:val="20"/>
+          <w:rFonts w:ascii="Consolas" w:hAnsi="Consolas"/>
+        </w:rPr>
+        <w:t>for</w:t>
+      </w:r>
+      <w:r>
+        <w:rPr>
+          <w:rFonts w:ascii="Consolas" w:hAnsi="Consolas"/>
+          <w:b w:val="0"/>
+          <w:color w:val="000000"/>
+          <w:sz w:val="20"/>
+          <w:rFonts w:ascii="Consolas" w:hAnsi="Consolas"/>
+        </w:rPr>
+        <w:t xml:space="preserve"> </w:t>
+      </w:r>
+      <w:r>
+        <w:rPr>
+          <w:rFonts w:ascii="Consolas" w:hAnsi="Consolas"/>
+          <w:b w:val="0"/>
+          <w:color w:val="000000"/>
+          <w:sz w:val="20"/>
+          <w:rFonts w:ascii="Consolas" w:hAnsi="Consolas"/>
+        </w:rPr>
+        <w:t>K3S_TOKEN</w:t>
+      </w:r>
+      <w:r>
+        <w:rPr>
+          <w:rFonts w:ascii="Consolas" w:hAnsi="Consolas"/>
+          <w:b w:val="0"/>
+          <w:color w:val="000000"/>
+          <w:sz w:val="20"/>
+          <w:rFonts w:ascii="Consolas" w:hAnsi="Consolas"/>
+        </w:rPr>
+        <w:t xml:space="preserve"> </w:t>
+      </w:r>
+      <w:r>
+        <w:rPr>
+          <w:rFonts w:ascii="Consolas" w:hAnsi="Consolas"/>
+          <w:b w:val="0"/>
+          <w:color w:val="000000"/>
+          <w:sz w:val="20"/>
+          <w:rFonts w:ascii="Consolas" w:hAnsi="Consolas"/>
+        </w:rPr>
+        <w:t>is</w:t>
+      </w:r>
+      <w:r>
+        <w:rPr>
+          <w:rFonts w:ascii="Consolas" w:hAnsi="Consolas"/>
+          <w:b w:val="0"/>
+          <w:color w:val="000000"/>
+          <w:sz w:val="20"/>
+          <w:rFonts w:ascii="Consolas" w:hAnsi="Consolas"/>
+        </w:rPr>
+        <w:t xml:space="preserve"> </w:t>
+      </w:r>
+      <w:r>
+        <w:rPr>
+          <w:rFonts w:ascii="Consolas" w:hAnsi="Consolas"/>
+          <w:b w:val="0"/>
+          <w:color w:val="000000"/>
+          <w:sz w:val="20"/>
+          <w:rFonts w:ascii="Consolas" w:hAnsi="Consolas"/>
+        </w:rPr>
+        <w:t>stored</w:t>
+      </w:r>
+      <w:r>
+        <w:rPr>
+          <w:rFonts w:ascii="Consolas" w:hAnsi="Consolas"/>
+          <w:b w:val="0"/>
+          <w:color w:val="000000"/>
+          <w:sz w:val="20"/>
+          <w:rFonts w:ascii="Consolas" w:hAnsi="Consolas"/>
+        </w:rPr>
+        <w:t xml:space="preserve"> </w:t>
+      </w:r>
+      <w:r>
+        <w:rPr>
+          <w:rFonts w:ascii="Consolas" w:hAnsi="Consolas"/>
+          <w:b w:val="0"/>
+          <w:color w:val="000000"/>
+          <w:sz w:val="20"/>
+          <w:rFonts w:ascii="Consolas" w:hAnsi="Consolas"/>
+        </w:rPr>
+        <w:t>at</w:t>
+      </w:r>
+      <w:r>
+        <w:rPr>
+          <w:rFonts w:ascii="Consolas" w:hAnsi="Consolas"/>
+          <w:b w:val="0"/>
+          <w:color w:val="000000"/>
+          <w:sz w:val="20"/>
+          <w:rFonts w:ascii="Consolas" w:hAnsi="Consolas"/>
+        </w:rPr>
+        <w:t xml:space="preserve"> </w:t>
+      </w:r>
+      <w:r>
+        <w:rPr>
+          <w:rFonts w:ascii="Consolas" w:hAnsi="Consolas"/>
+          <w:b w:val="0"/>
+          <w:color w:val="000000"/>
+          <w:sz w:val="20"/>
+          <w:rFonts w:ascii="Consolas" w:hAnsi="Consolas"/>
+        </w:rPr>
+        <w:t>/var/lib/rancher/k3s/server/node-token</w:t>
+      </w:r>
+      <w:r>
+        <w:rPr>
+          <w:rFonts w:ascii="Consolas" w:hAnsi="Consolas"/>
+          <w:b w:val="0"/>
+          <w:color w:val="000000"/>
+          <w:sz w:val="20"/>
+          <w:rFonts w:ascii="Consolas" w:hAnsi="Consolas"/>
+        </w:rPr>
+        <w:t xml:space="preserve"> </w:t>
+      </w:r>
+      <w:r>
+        <w:rPr>
+          <w:rFonts w:ascii="Consolas" w:hAnsi="Consolas"/>
+          <w:b w:val="0"/>
+          <w:color w:val="000000"/>
+          <w:sz w:val="20"/>
+          <w:rFonts w:ascii="Consolas" w:hAnsi="Consolas"/>
+        </w:rPr>
+        <w:t>on</w:t>
+      </w:r>
+      <w:r>
+        <w:rPr>
+          <w:rFonts w:ascii="Consolas" w:hAnsi="Consolas"/>
+          <w:b w:val="0"/>
+          <w:color w:val="000000"/>
+          <w:sz w:val="20"/>
+          <w:rFonts w:ascii="Consolas" w:hAnsi="Consolas"/>
+        </w:rPr>
+        <w:t xml:space="preserve"> </w:t>
+      </w:r>
+      <w:r>
+        <w:rPr>
+          <w:rFonts w:ascii="Consolas" w:hAnsi="Consolas"/>
+          <w:b w:val="0"/>
+          <w:color w:val="000000"/>
+          <w:sz w:val="20"/>
+          <w:rFonts w:ascii="Consolas" w:hAnsi="Consolas"/>
+        </w:rPr>
+        <w:t>your</w:t>
+      </w:r>
+      <w:r>
+        <w:rPr>
+          <w:rFonts w:ascii="Consolas" w:hAnsi="Consolas"/>
+          <w:b w:val="0"/>
+          <w:color w:val="000000"/>
+          <w:sz w:val="20"/>
+          <w:rFonts w:ascii="Consolas" w:hAnsi="Consolas"/>
+        </w:rPr>
+        <w:t xml:space="preserve"> </w:t>
+      </w:r>
+      <w:r>
+        <w:rPr>
+          <w:rFonts w:ascii="Consolas" w:hAnsi="Consolas"/>
+          <w:b w:val="0"/>
+          <w:color w:val="000000"/>
+          <w:sz w:val="20"/>
+          <w:rFonts w:ascii="Consolas" w:hAnsi="Consolas"/>
+        </w:rPr>
+        <w:t>server</w:t>
+      </w:r>
+      <w:r>
+        <w:rPr>
+          <w:rFonts w:ascii="Consolas" w:hAnsi="Consolas"/>
+          <w:b w:val="0"/>
+          <w:color w:val="000000"/>
+          <w:sz w:val="20"/>
+          <w:rFonts w:ascii="Consolas" w:hAnsi="Consolas"/>
+        </w:rPr>
+        <w:t xml:space="preserve"> </w:t>
+      </w:r>
+      <w:r>
+        <w:rPr>
+          <w:rFonts w:ascii="Consolas" w:hAnsi="Consolas"/>
+          <w:b w:val="0"/>
+          <w:color w:val="000000"/>
+          <w:sz w:val="20"/>
+          <w:rFonts w:ascii="Consolas" w:hAnsi="Consolas"/>
+        </w:rPr>
+        <w:t>node.</w:t>
       </w:r>
       <w:r>
         <w:br/>
@@ -20263,91 +20590,46 @@
         <w:rPr>
           <w:rFonts w:ascii="Consolas" w:hAnsi="Consolas"/>
           <w:b w:val="0"/>
-          <w:color w:val="4C62AF"/>
-          <w:sz w:val="20"/>
-          <w:rFonts w:ascii="Consolas" w:hAnsi="Consolas"/>
-        </w:rPr>
-        <w:t>scp</w:t>
-      </w:r>
-      <w:r>
-        <w:rPr>
-          <w:rFonts w:ascii="Consolas" w:hAnsi="Consolas"/>
-          <w:b w:val="0"/>
-          <w:color w:val="000000"/>
-          <w:sz w:val="20"/>
-          <w:rFonts w:ascii="Consolas" w:hAnsi="Consolas"/>
-        </w:rPr>
-        <w:t xml:space="preserve"> </w:t>
-      </w:r>
-      <w:r>
-        <w:rPr>
-          <w:rFonts w:ascii="Consolas" w:hAnsi="Consolas"/>
-          <w:b w:val="0"/>
-          <w:color w:val="000000"/>
-          <w:sz w:val="20"/>
-          <w:rFonts w:ascii="Consolas" w:hAnsi="Consolas"/>
-        </w:rPr>
-        <w:t>-i</w:t>
-      </w:r>
-      <w:r>
-        <w:rPr>
-          <w:rFonts w:ascii="Consolas" w:hAnsi="Consolas"/>
-          <w:b w:val="0"/>
-          <w:color w:val="000000"/>
-          <w:sz w:val="20"/>
-          <w:rFonts w:ascii="Consolas" w:hAnsi="Consolas"/>
-        </w:rPr>
-        <w:t xml:space="preserve"> </w:t>
-      </w:r>
-      <w:r>
-        <w:rPr>
-          <w:rFonts w:ascii="Consolas" w:hAnsi="Consolas"/>
-          <w:b w:val="0"/>
-          <w:color w:val="000000"/>
-          <w:sz w:val="20"/>
-          <w:rFonts w:ascii="Consolas" w:hAnsi="Consolas"/>
-        </w:rPr>
-        <w:t>~/.ssh/id_ed25519</w:t>
-      </w:r>
-      <w:r>
-        <w:rPr>
-          <w:rFonts w:ascii="Consolas" w:hAnsi="Consolas"/>
-          <w:b w:val="0"/>
-          <w:color w:val="000000"/>
-          <w:sz w:val="20"/>
-          <w:rFonts w:ascii="Consolas" w:hAnsi="Consolas"/>
-        </w:rPr>
-        <w:t xml:space="preserve"> </w:t>
-      </w:r>
-      <w:r>
-        <w:rPr>
-          <w:rFonts w:ascii="Consolas" w:hAnsi="Consolas"/>
-          <w:b w:val="0"/>
-          <w:color w:val="000000"/>
-          <w:sz w:val="20"/>
-          <w:rFonts w:ascii="Consolas" w:hAnsi="Consolas"/>
-        </w:rPr>
-        <w:t>root@&lt;K8S_MASTER_IP&gt;:/etc/rancher/k3s/k3s.yaml</w:t>
-      </w:r>
-      <w:r>
-        <w:rPr>
-          <w:rFonts w:ascii="Consolas" w:hAnsi="Consolas"/>
-          <w:b w:val="0"/>
-          <w:color w:val="000000"/>
-          <w:sz w:val="20"/>
-          <w:rFonts w:ascii="Consolas" w:hAnsi="Consolas"/>
-        </w:rPr>
-        <w:t xml:space="preserve"> </w:t>
-      </w:r>
-      <w:r>
-        <w:rPr>
-          <w:rFonts w:ascii="Consolas" w:hAnsi="Consolas"/>
-          <w:b w:val="0"/>
-          <w:color w:val="000000"/>
-          <w:sz w:val="20"/>
-          <w:rFonts w:ascii="Consolas" w:hAnsi="Consolas"/>
-        </w:rPr>
-        <w:t>~/.kube/selfhosted-greeting.yaml</w:t>
+          <w:color w:val="1995A0"/>
+          <w:sz w:val="20"/>
+          <w:rFonts w:ascii="Consolas" w:hAnsi="Consolas"/>
+        </w:rPr>
+        <w:t>-----------------------------------------------------------------------</w:t>
+      </w:r>
+    </w:p>
+    <w:p/>
+    <w:p/>
+    <w:p>
+      <w:r>
+        <w:t>Перевод:</w:t>
+      </w:r>
+    </w:p>
+    <w:p>
+      <w:r>
+        <w:rPr>
+          <w:rFonts w:ascii="Consolas" w:hAnsi="Consolas"/>
+          <w:b w:val="0"/>
+          <w:color w:val="00B0F0"/>
+          <w:sz w:val="20"/>
+          <w:rFonts w:ascii="Consolas" w:hAnsi="Consolas"/>
+        </w:rPr>
+        <w:t>Перевод на русский</w:t>
+      </w:r>
+    </w:p>
+    <w:p/>
+    <w:p>
+      <w:pPr>
+        <w:shd w:val="clear" w:color="auto" w:fill="E7E6E6"/>
+      </w:pPr>
+      <w:r>
+        <w:rPr>
+          <w:rFonts w:ascii="Consolas" w:hAnsi="Consolas"/>
+          <w:b w:val="0"/>
+          <w:color w:val="1995A0"/>
+          <w:sz w:val="20"/>
+          <w:rFonts w:ascii="Consolas" w:hAnsi="Consolas"/>
+        </w:rPr>
+        <w:t>-----------------------------------------------------------------------</w:t>
       </w:r>
       <w:r>
         <w:br/>
@@ -20356,71 +20638,351 @@
         <w:rPr>
           <w:rFonts w:ascii="Consolas" w:hAnsi="Consolas"/>
           <w:b w:val="0"/>
-          <w:color w:val="4C62AF"/>
-          <w:sz w:val="20"/>
-          <w:rFonts w:ascii="Consolas" w:hAnsi="Consolas"/>
-        </w:rPr>
-        <w:t>sed</w:t>
-      </w:r>
-      <w:r>
-        <w:rPr>
-          <w:rFonts w:ascii="Consolas" w:hAnsi="Consolas"/>
-          <w:b w:val="0"/>
-          <w:color w:val="000000"/>
-          <w:sz w:val="20"/>
-          <w:rFonts w:ascii="Consolas" w:hAnsi="Consolas"/>
-        </w:rPr>
-        <w:t xml:space="preserve"> </w:t>
-      </w:r>
-      <w:r>
-        <w:rPr>
-          <w:rFonts w:ascii="Consolas" w:hAnsi="Consolas"/>
-          <w:b w:val="0"/>
-          <w:color w:val="000000"/>
-          <w:sz w:val="20"/>
-          <w:rFonts w:ascii="Consolas" w:hAnsi="Consolas"/>
-        </w:rPr>
-        <w:t>-i</w:t>
-      </w:r>
-      <w:r>
-        <w:rPr>
-          <w:rFonts w:ascii="Consolas" w:hAnsi="Consolas"/>
-          <w:b w:val="0"/>
-          <w:color w:val="000000"/>
-          <w:sz w:val="20"/>
-          <w:rFonts w:ascii="Consolas" w:hAnsi="Consolas"/>
-        </w:rPr>
-        <w:t xml:space="preserve"> </w:t>
-      </w:r>
-      <w:r>
-        <w:rPr>
-          <w:rFonts w:ascii="Consolas" w:hAnsi="Consolas"/>
-          <w:b w:val="0"/>
-          <w:color w:val="660E7A"/>
-          <w:sz w:val="20"/>
-          <w:rFonts w:ascii="Consolas" w:hAnsi="Consolas"/>
-        </w:rPr>
-        <w:t>'s/127.0.0.1/&lt;K8S_MASTER_IP&gt;/'</w:t>
-      </w:r>
-      <w:r>
-        <w:rPr>
-          <w:rFonts w:ascii="Consolas" w:hAnsi="Consolas"/>
-          <w:b w:val="0"/>
-          <w:color w:val="000000"/>
-          <w:sz w:val="20"/>
-          <w:rFonts w:ascii="Consolas" w:hAnsi="Consolas"/>
-        </w:rPr>
-        <w:t xml:space="preserve"> </w:t>
-      </w:r>
-      <w:r>
-        <w:rPr>
-          <w:rFonts w:ascii="Consolas" w:hAnsi="Consolas"/>
-          <w:b w:val="0"/>
-          <w:color w:val="000000"/>
-          <w:sz w:val="20"/>
-          <w:rFonts w:ascii="Consolas" w:hAnsi="Consolas"/>
-        </w:rPr>
-        <w:t>~/.kube/selfhosted-greeting.yaml</w:t>
+          <w:color w:val="1995A0"/>
+          <w:sz w:val="20"/>
+          <w:rFonts w:ascii="Consolas" w:hAnsi="Consolas"/>
+        </w:rPr>
+        <w:t>Чтобы</w:t>
+      </w:r>
+      <w:r>
+        <w:rPr>
+          <w:rFonts w:ascii="Consolas" w:hAnsi="Consolas"/>
+          <w:b w:val="0"/>
+          <w:color w:val="000000"/>
+          <w:sz w:val="20"/>
+          <w:rFonts w:ascii="Consolas" w:hAnsi="Consolas"/>
+        </w:rPr>
+        <w:t xml:space="preserve"> </w:t>
+      </w:r>
+      <w:r>
+        <w:rPr>
+          <w:rFonts w:ascii="Consolas" w:hAnsi="Consolas"/>
+          <w:b w:val="0"/>
+          <w:color w:val="000000"/>
+          <w:sz w:val="20"/>
+          <w:rFonts w:ascii="Consolas" w:hAnsi="Consolas"/>
+        </w:rPr>
+        <w:t>добавить</w:t>
+      </w:r>
+      <w:r>
+        <w:rPr>
+          <w:rFonts w:ascii="Consolas" w:hAnsi="Consolas"/>
+          <w:b w:val="0"/>
+          <w:color w:val="000000"/>
+          <w:sz w:val="20"/>
+          <w:rFonts w:ascii="Consolas" w:hAnsi="Consolas"/>
+        </w:rPr>
+        <w:t xml:space="preserve"> </w:t>
+      </w:r>
+      <w:r>
+        <w:rPr>
+          <w:rFonts w:ascii="Consolas" w:hAnsi="Consolas"/>
+          <w:b w:val="0"/>
+          <w:color w:val="000000"/>
+          <w:sz w:val="20"/>
+          <w:rFonts w:ascii="Consolas" w:hAnsi="Consolas"/>
+        </w:rPr>
+        <w:t>agent-ноды,</w:t>
+      </w:r>
+      <w:r>
+        <w:rPr>
+          <w:rFonts w:ascii="Consolas" w:hAnsi="Consolas"/>
+          <w:b w:val="0"/>
+          <w:color w:val="000000"/>
+          <w:sz w:val="20"/>
+          <w:rFonts w:ascii="Consolas" w:hAnsi="Consolas"/>
+        </w:rPr>
+        <w:t xml:space="preserve"> </w:t>
+      </w:r>
+      <w:r>
+        <w:rPr>
+          <w:rFonts w:ascii="Consolas" w:hAnsi="Consolas"/>
+          <w:b w:val="0"/>
+          <w:color w:val="000000"/>
+          <w:sz w:val="20"/>
+          <w:rFonts w:ascii="Consolas" w:hAnsi="Consolas"/>
+        </w:rPr>
+        <w:t>запустите</w:t>
+      </w:r>
+      <w:r>
+        <w:rPr>
+          <w:rFonts w:ascii="Consolas" w:hAnsi="Consolas"/>
+          <w:b w:val="0"/>
+          <w:color w:val="000000"/>
+          <w:sz w:val="20"/>
+          <w:rFonts w:ascii="Consolas" w:hAnsi="Consolas"/>
+        </w:rPr>
+        <w:t xml:space="preserve"> </w:t>
+      </w:r>
+      <w:r>
+        <w:rPr>
+          <w:rFonts w:ascii="Consolas" w:hAnsi="Consolas"/>
+          <w:b w:val="0"/>
+          <w:color w:val="000000"/>
+          <w:sz w:val="20"/>
+          <w:rFonts w:ascii="Consolas" w:hAnsi="Consolas"/>
+        </w:rPr>
+        <w:t>установочный</w:t>
+      </w:r>
+      <w:r>
+        <w:rPr>
+          <w:rFonts w:ascii="Consolas" w:hAnsi="Consolas"/>
+          <w:b w:val="0"/>
+          <w:color w:val="000000"/>
+          <w:sz w:val="20"/>
+          <w:rFonts w:ascii="Consolas" w:hAnsi="Consolas"/>
+        </w:rPr>
+        <w:t xml:space="preserve"> </w:t>
+      </w:r>
+      <w:r>
+        <w:rPr>
+          <w:rFonts w:ascii="Consolas" w:hAnsi="Consolas"/>
+          <w:b w:val="0"/>
+          <w:color w:val="000000"/>
+          <w:sz w:val="20"/>
+          <w:rFonts w:ascii="Consolas" w:hAnsi="Consolas"/>
+        </w:rPr>
+        <w:t>скрипт</w:t>
+      </w:r>
+      <w:r>
+        <w:rPr>
+          <w:rFonts w:ascii="Consolas" w:hAnsi="Consolas"/>
+          <w:b w:val="0"/>
+          <w:color w:val="000000"/>
+          <w:sz w:val="20"/>
+          <w:rFonts w:ascii="Consolas" w:hAnsi="Consolas"/>
+        </w:rPr>
+        <w:t xml:space="preserve"> </w:t>
+      </w:r>
+      <w:r>
+        <w:rPr>
+          <w:rFonts w:ascii="Consolas" w:hAnsi="Consolas"/>
+          <w:b w:val="0"/>
+          <w:color w:val="000000"/>
+          <w:sz w:val="20"/>
+          <w:rFonts w:ascii="Consolas" w:hAnsi="Consolas"/>
+        </w:rPr>
+        <w:t>с</w:t>
+      </w:r>
+      <w:r>
+        <w:rPr>
+          <w:rFonts w:ascii="Consolas" w:hAnsi="Consolas"/>
+          <w:b w:val="0"/>
+          <w:color w:val="000000"/>
+          <w:sz w:val="20"/>
+          <w:rFonts w:ascii="Consolas" w:hAnsi="Consolas"/>
+        </w:rPr>
+        <w:t xml:space="preserve"> </w:t>
+      </w:r>
+      <w:r>
+        <w:rPr>
+          <w:rFonts w:ascii="Consolas" w:hAnsi="Consolas"/>
+          <w:b w:val="0"/>
+          <w:color w:val="000000"/>
+          <w:sz w:val="20"/>
+          <w:rFonts w:ascii="Consolas" w:hAnsi="Consolas"/>
+        </w:rPr>
+        <w:t>переменными</w:t>
+      </w:r>
+      <w:r>
+        <w:rPr>
+          <w:rFonts w:ascii="Consolas" w:hAnsi="Consolas"/>
+          <w:b w:val="0"/>
+          <w:color w:val="000000"/>
+          <w:sz w:val="20"/>
+          <w:rFonts w:ascii="Consolas" w:hAnsi="Consolas"/>
+        </w:rPr>
+        <w:t xml:space="preserve"> </w:t>
+      </w:r>
+      <w:r>
+        <w:rPr>
+          <w:rFonts w:ascii="Consolas" w:hAnsi="Consolas"/>
+          <w:b w:val="0"/>
+          <w:color w:val="000000"/>
+          <w:sz w:val="20"/>
+          <w:rFonts w:ascii="Consolas" w:hAnsi="Consolas"/>
+        </w:rPr>
+        <w:t>K3S_URL</w:t>
+      </w:r>
+      <w:r>
+        <w:rPr>
+          <w:rFonts w:ascii="Consolas" w:hAnsi="Consolas"/>
+          <w:b w:val="0"/>
+          <w:color w:val="000000"/>
+          <w:sz w:val="20"/>
+          <w:rFonts w:ascii="Consolas" w:hAnsi="Consolas"/>
+        </w:rPr>
+        <w:t xml:space="preserve"> </w:t>
+      </w:r>
+      <w:r>
+        <w:rPr>
+          <w:rFonts w:ascii="Consolas" w:hAnsi="Consolas"/>
+          <w:b w:val="0"/>
+          <w:color w:val="000000"/>
+          <w:sz w:val="20"/>
+          <w:rFonts w:ascii="Consolas" w:hAnsi="Consolas"/>
+        </w:rPr>
+        <w:t>и</w:t>
+      </w:r>
+      <w:r>
+        <w:rPr>
+          <w:rFonts w:ascii="Consolas" w:hAnsi="Consolas"/>
+          <w:b w:val="0"/>
+          <w:color w:val="000000"/>
+          <w:sz w:val="20"/>
+          <w:rFonts w:ascii="Consolas" w:hAnsi="Consolas"/>
+        </w:rPr>
+        <w:t xml:space="preserve"> </w:t>
+      </w:r>
+      <w:r>
+        <w:rPr>
+          <w:rFonts w:ascii="Consolas" w:hAnsi="Consolas"/>
+          <w:b w:val="0"/>
+          <w:color w:val="000000"/>
+          <w:sz w:val="20"/>
+          <w:rFonts w:ascii="Consolas" w:hAnsi="Consolas"/>
+        </w:rPr>
+        <w:t>K3S_TOKEN.</w:t>
+      </w:r>
+      <w:r>
+        <w:rPr>
+          <w:rFonts w:ascii="Consolas" w:hAnsi="Consolas"/>
+          <w:b w:val="0"/>
+          <w:color w:val="000000"/>
+          <w:sz w:val="20"/>
+          <w:rFonts w:ascii="Consolas" w:hAnsi="Consolas"/>
+        </w:rPr>
+        <w:t xml:space="preserve"> </w:t>
+      </w:r>
+      <w:r>
+        <w:rPr>
+          <w:rFonts w:ascii="Consolas" w:hAnsi="Consolas"/>
+          <w:b w:val="0"/>
+          <w:color w:val="000000"/>
+          <w:sz w:val="20"/>
+          <w:rFonts w:ascii="Consolas" w:hAnsi="Consolas"/>
+        </w:rPr>
+        <w:t>Значение</w:t>
+      </w:r>
+      <w:r>
+        <w:rPr>
+          <w:rFonts w:ascii="Consolas" w:hAnsi="Consolas"/>
+          <w:b w:val="0"/>
+          <w:color w:val="000000"/>
+          <w:sz w:val="20"/>
+          <w:rFonts w:ascii="Consolas" w:hAnsi="Consolas"/>
+        </w:rPr>
+        <w:t xml:space="preserve"> </w:t>
+      </w:r>
+      <w:r>
+        <w:rPr>
+          <w:rFonts w:ascii="Consolas" w:hAnsi="Consolas"/>
+          <w:b w:val="0"/>
+          <w:color w:val="000000"/>
+          <w:sz w:val="20"/>
+          <w:rFonts w:ascii="Consolas" w:hAnsi="Consolas"/>
+        </w:rPr>
+        <w:t>K3S_TOKEN</w:t>
+      </w:r>
+      <w:r>
+        <w:rPr>
+          <w:rFonts w:ascii="Consolas" w:hAnsi="Consolas"/>
+          <w:b w:val="0"/>
+          <w:color w:val="000000"/>
+          <w:sz w:val="20"/>
+          <w:rFonts w:ascii="Consolas" w:hAnsi="Consolas"/>
+        </w:rPr>
+        <w:t xml:space="preserve"> </w:t>
+      </w:r>
+      <w:r>
+        <w:rPr>
+          <w:rFonts w:ascii="Consolas" w:hAnsi="Consolas"/>
+          <w:b w:val="0"/>
+          <w:color w:val="000000"/>
+          <w:sz w:val="20"/>
+          <w:rFonts w:ascii="Consolas" w:hAnsi="Consolas"/>
+        </w:rPr>
+        <w:t>хранится</w:t>
+      </w:r>
+      <w:r>
+        <w:rPr>
+          <w:rFonts w:ascii="Consolas" w:hAnsi="Consolas"/>
+          <w:b w:val="0"/>
+          <w:color w:val="000000"/>
+          <w:sz w:val="20"/>
+          <w:rFonts w:ascii="Consolas" w:hAnsi="Consolas"/>
+        </w:rPr>
+        <w:t xml:space="preserve"> </w:t>
+      </w:r>
+      <w:r>
+        <w:rPr>
+          <w:rFonts w:ascii="Consolas" w:hAnsi="Consolas"/>
+          <w:b w:val="0"/>
+          <w:color w:val="000000"/>
+          <w:sz w:val="20"/>
+          <w:rFonts w:ascii="Consolas" w:hAnsi="Consolas"/>
+        </w:rPr>
+        <w:t>в</w:t>
+      </w:r>
+      <w:r>
+        <w:rPr>
+          <w:rFonts w:ascii="Consolas" w:hAnsi="Consolas"/>
+          <w:b w:val="0"/>
+          <w:color w:val="000000"/>
+          <w:sz w:val="20"/>
+          <w:rFonts w:ascii="Consolas" w:hAnsi="Consolas"/>
+        </w:rPr>
+        <w:t xml:space="preserve"> </w:t>
+      </w:r>
+      <w:r>
+        <w:rPr>
+          <w:rFonts w:ascii="Consolas" w:hAnsi="Consolas"/>
+          <w:b w:val="0"/>
+          <w:color w:val="000000"/>
+          <w:sz w:val="20"/>
+          <w:rFonts w:ascii="Consolas" w:hAnsi="Consolas"/>
+        </w:rPr>
+        <w:t>/var/lib/rancher/k3s/server/node-token</w:t>
+      </w:r>
+      <w:r>
+        <w:rPr>
+          <w:rFonts w:ascii="Consolas" w:hAnsi="Consolas"/>
+          <w:b w:val="0"/>
+          <w:color w:val="000000"/>
+          <w:sz w:val="20"/>
+          <w:rFonts w:ascii="Consolas" w:hAnsi="Consolas"/>
+        </w:rPr>
+        <w:t xml:space="preserve"> </w:t>
+      </w:r>
+      <w:r>
+        <w:rPr>
+          <w:rFonts w:ascii="Consolas" w:hAnsi="Consolas"/>
+          <w:b w:val="0"/>
+          <w:color w:val="000000"/>
+          <w:sz w:val="20"/>
+          <w:rFonts w:ascii="Consolas" w:hAnsi="Consolas"/>
+        </w:rPr>
+        <w:t>на</w:t>
+      </w:r>
+      <w:r>
+        <w:rPr>
+          <w:rFonts w:ascii="Consolas" w:hAnsi="Consolas"/>
+          <w:b w:val="0"/>
+          <w:color w:val="000000"/>
+          <w:sz w:val="20"/>
+          <w:rFonts w:ascii="Consolas" w:hAnsi="Consolas"/>
+        </w:rPr>
+        <w:t xml:space="preserve"> </w:t>
+      </w:r>
+      <w:r>
+        <w:rPr>
+          <w:rFonts w:ascii="Consolas" w:hAnsi="Consolas"/>
+          <w:b w:val="0"/>
+          <w:color w:val="000000"/>
+          <w:sz w:val="20"/>
+          <w:rFonts w:ascii="Consolas" w:hAnsi="Consolas"/>
+        </w:rPr>
+        <w:t>server-ноде.</w:t>
       </w:r>
       <w:r>
         <w:br/>
@@ -20429,92 +20991,6 @@
         <w:rPr>
           <w:rFonts w:ascii="Consolas" w:hAnsi="Consolas"/>
           <w:b w:val="0"/>
-          <w:color w:val="4C62AF"/>
-          <w:sz w:val="20"/>
-          <w:rFonts w:ascii="Consolas" w:hAnsi="Consolas"/>
-        </w:rPr>
-        <w:t>export</w:t>
-      </w:r>
-      <w:r>
-        <w:rPr>
-          <w:rFonts w:ascii="Consolas" w:hAnsi="Consolas"/>
-          <w:b w:val="0"/>
-          <w:color w:val="000000"/>
-          <w:sz w:val="20"/>
-          <w:rFonts w:ascii="Consolas" w:hAnsi="Consolas"/>
-        </w:rPr>
-        <w:t xml:space="preserve"> </w:t>
-      </w:r>
-      <w:r>
-        <w:rPr>
-          <w:rFonts w:ascii="Consolas" w:hAnsi="Consolas"/>
-          <w:b w:val="0"/>
-          <w:color w:val="000000"/>
-          <w:sz w:val="20"/>
-          <w:rFonts w:ascii="Consolas" w:hAnsi="Consolas"/>
-        </w:rPr>
-        <w:t>KUBECONFIG=~/.kube/selfhosted-greeting.yaml</w:t>
-      </w:r>
-      <w:r>
-        <w:br/>
-      </w:r>
-      <w:r>
-        <w:rPr>
-          <w:rFonts w:ascii="Consolas" w:hAnsi="Consolas"/>
-          <w:b w:val="0"/>
-          <w:color w:val="4C62AF"/>
-          <w:sz w:val="20"/>
-          <w:rFonts w:ascii="Consolas" w:hAnsi="Consolas"/>
-        </w:rPr>
-        <w:t>kubectl</w:t>
-      </w:r>
-      <w:r>
-        <w:rPr>
-          <w:rFonts w:ascii="Consolas" w:hAnsi="Consolas"/>
-          <w:b w:val="0"/>
-          <w:color w:val="000000"/>
-          <w:sz w:val="20"/>
-          <w:rFonts w:ascii="Consolas" w:hAnsi="Consolas"/>
-        </w:rPr>
-        <w:t xml:space="preserve"> </w:t>
-      </w:r>
-      <w:r>
-        <w:rPr>
-          <w:rFonts w:ascii="Consolas" w:hAnsi="Consolas"/>
-          <w:b w:val="0"/>
-          <w:color w:val="000000"/>
-          <w:sz w:val="20"/>
-          <w:rFonts w:ascii="Consolas" w:hAnsi="Consolas"/>
-        </w:rPr>
-        <w:t>get</w:t>
-      </w:r>
-      <w:r>
-        <w:rPr>
-          <w:rFonts w:ascii="Consolas" w:hAnsi="Consolas"/>
-          <w:b w:val="0"/>
-          <w:color w:val="000000"/>
-          <w:sz w:val="20"/>
-          <w:rFonts w:ascii="Consolas" w:hAnsi="Consolas"/>
-        </w:rPr>
-        <w:t xml:space="preserve"> </w:t>
-      </w:r>
-      <w:r>
-        <w:rPr>
-          <w:rFonts w:ascii="Consolas" w:hAnsi="Consolas"/>
-          <w:b w:val="0"/>
-          <w:color w:val="000000"/>
-          <w:sz w:val="20"/>
-          <w:rFonts w:ascii="Consolas" w:hAnsi="Consolas"/>
-        </w:rPr>
-        <w:t>nodes</w:t>
-      </w:r>
-      <w:r>
-        <w:br/>
-      </w:r>
-      <w:r>
-        <w:rPr>
-          <w:rFonts w:ascii="Consolas" w:hAnsi="Consolas"/>
-          <w:b w:val="0"/>
           <w:color w:val="1995A0"/>
           <w:sz w:val="20"/>
           <w:rFonts w:ascii="Consolas" w:hAnsi="Consolas"/>
@@ -20525,11 +21001,11 @@
     <w:p/>
     <w:p>
       <w:r>
-        <w:t>Важно: на macOS у sed синтаксис sed -i '' 's/.../.../' (пустой суффикс бэкапа). На Linux/Git Bash — sed -i 's/.../.../'.</w:t>
-      </w:r>
-    </w:p>
-    <w:p>
-      <w:bookmarkStart w:id="30" w:name="m2_s08_4_kubectl"/>
+        <w:t>На главном сервере откройте порт 6443 для workers (если join не проходит): ufw allow 6443/tcp.</w:t>
+      </w:r>
+    </w:p>
+    <w:p>
+      <w:bookmarkStart w:id="30" w:name="m2_s08_4_verify"/>
       <w:pPr>
         <w:pStyle w:val="31"/>
       </w:pPr>
@@ -20537,9 +21013,14 @@
         <w:rPr>
           <w:rFonts w:ascii="Consolas" w:hAnsi="Consolas"/>
         </w:rPr>
-        <w:t>8.4. Разбор команд kubectl</w:t>
+        <w:t>8.4. Проверка кластера</w:t>
       </w:r>
       <w:bookmarkEnd w:id="30"/>
+    </w:p>
+    <w:p>
+      <w:r>
+        <w:t>Снова на главном сервере проверьте, что все ноды в статусе Ready:</w:t>
+      </w:r>
     </w:p>
     <w:p>
       <w:r>
@@ -20622,46 +21103,6 @@
         <w:t>nodes</w:t>
       </w:r>
       <w:r>
-        <w:rPr>
-          <w:rFonts w:ascii="Consolas" w:hAnsi="Consolas"/>
-          <w:b w:val="0"/>
-          <w:color w:val="000000"/>
-          <w:sz w:val="20"/>
-          <w:rFonts w:ascii="Consolas" w:hAnsi="Consolas"/>
-        </w:rPr>
-        <w:t xml:space="preserve"> </w:t>
-      </w:r>
-      <w:r>
-        <w:rPr>
-          <w:rFonts w:ascii="Consolas" w:hAnsi="Consolas"/>
-          <w:b w:val="0"/>
-          <w:color w:val="000000"/>
-          <w:sz w:val="20"/>
-          <w:rFonts w:ascii="Consolas" w:hAnsi="Consolas"/>
-        </w:rPr>
-        <w:t>-o</w:t>
-      </w:r>
-      <w:r>
-        <w:rPr>
-          <w:rFonts w:ascii="Consolas" w:hAnsi="Consolas"/>
-          <w:b w:val="0"/>
-          <w:color w:val="000000"/>
-          <w:sz w:val="20"/>
-          <w:rFonts w:ascii="Consolas" w:hAnsi="Consolas"/>
-        </w:rPr>
-        <w:t xml:space="preserve"> </w:t>
-      </w:r>
-      <w:r>
-        <w:rPr>
-          <w:rFonts w:ascii="Consolas" w:hAnsi="Consolas"/>
-          <w:b w:val="0"/>
-          <w:color w:val="000000"/>
-          <w:sz w:val="20"/>
-          <w:rFonts w:ascii="Consolas" w:hAnsi="Consolas"/>
-        </w:rPr>
-        <w:t>wide</w:t>
-      </w:r>
-      <w:r>
         <w:br/>
       </w:r>
       <w:r>
@@ -20678,7 +21119,12 @@
     <w:p/>
     <w:p>
       <w:r>
-        <w:t>get — список ресурсов; nodes — тип; -o wide — дополнительные колонки (INTERNAL-IP, OS).</w:t>
+        <w:t>Должны быть видны master и все workers.</w:t>
+      </w:r>
+    </w:p>
+    <w:p>
+      <w:r>
+        <w:t>Или:</w:t>
       </w:r>
     </w:p>
     <w:p>
@@ -20715,7 +21161,27 @@
         <w:rPr>
           <w:rFonts w:ascii="Consolas" w:hAnsi="Consolas"/>
           <w:b w:val="0"/>
-          <w:color w:val="4C62AF"/>
+          <w:color w:val="1995A0"/>
+          <w:sz w:val="20"/>
+          <w:rFonts w:ascii="Consolas" w:hAnsi="Consolas"/>
+        </w:rPr>
+        <w:t>k3s</w:t>
+      </w:r>
+      <w:r>
+        <w:rPr>
+          <w:rFonts w:ascii="Consolas" w:hAnsi="Consolas"/>
+          <w:b w:val="0"/>
+          <w:color w:val="000000"/>
+          <w:sz w:val="20"/>
+          <w:rFonts w:ascii="Consolas" w:hAnsi="Consolas"/>
+        </w:rPr>
+        <w:t xml:space="preserve"> </w:t>
+      </w:r>
+      <w:r>
+        <w:rPr>
+          <w:rFonts w:ascii="Consolas" w:hAnsi="Consolas"/>
+          <w:b w:val="0"/>
+          <w:color w:val="000000"/>
           <w:sz w:val="20"/>
           <w:rFonts w:ascii="Consolas" w:hAnsi="Consolas"/>
         </w:rPr>
@@ -20739,47 +21205,27 @@
           <w:sz w:val="20"/>
           <w:rFonts w:ascii="Consolas" w:hAnsi="Consolas"/>
         </w:rPr>
-        <w:t>create</w:t>
-      </w:r>
-      <w:r>
-        <w:rPr>
-          <w:rFonts w:ascii="Consolas" w:hAnsi="Consolas"/>
-          <w:b w:val="0"/>
-          <w:color w:val="000000"/>
-          <w:sz w:val="20"/>
-          <w:rFonts w:ascii="Consolas" w:hAnsi="Consolas"/>
-        </w:rPr>
-        <w:t xml:space="preserve"> </w:t>
-      </w:r>
-      <w:r>
-        <w:rPr>
-          <w:rFonts w:ascii="Consolas" w:hAnsi="Consolas"/>
-          <w:b w:val="0"/>
-          <w:color w:val="000000"/>
-          <w:sz w:val="20"/>
-          <w:rFonts w:ascii="Consolas" w:hAnsi="Consolas"/>
-        </w:rPr>
-        <w:t>namespace</w:t>
-      </w:r>
-      <w:r>
-        <w:rPr>
-          <w:rFonts w:ascii="Consolas" w:hAnsi="Consolas"/>
-          <w:b w:val="0"/>
-          <w:color w:val="000000"/>
-          <w:sz w:val="20"/>
-          <w:rFonts w:ascii="Consolas" w:hAnsi="Consolas"/>
-        </w:rPr>
-        <w:t xml:space="preserve"> </w:t>
-      </w:r>
-      <w:r>
-        <w:rPr>
-          <w:rFonts w:ascii="Consolas" w:hAnsi="Consolas"/>
-          <w:b w:val="0"/>
-          <w:color w:val="000000"/>
-          <w:sz w:val="20"/>
-          <w:rFonts w:ascii="Consolas" w:hAnsi="Consolas"/>
-        </w:rPr>
-        <w:t>dev</w:t>
+        <w:t>get</w:t>
+      </w:r>
+      <w:r>
+        <w:rPr>
+          <w:rFonts w:ascii="Consolas" w:hAnsi="Consolas"/>
+          <w:b w:val="0"/>
+          <w:color w:val="000000"/>
+          <w:sz w:val="20"/>
+          <w:rFonts w:ascii="Consolas" w:hAnsi="Consolas"/>
+        </w:rPr>
+        <w:t xml:space="preserve"> </w:t>
+      </w:r>
+      <w:r>
+        <w:rPr>
+          <w:rFonts w:ascii="Consolas" w:hAnsi="Consolas"/>
+          <w:b w:val="0"/>
+          <w:color w:val="000000"/>
+          <w:sz w:val="20"/>
+          <w:rFonts w:ascii="Consolas" w:hAnsi="Consolas"/>
+        </w:rPr>
+        <w:t>nodes</w:t>
       </w:r>
       <w:r>
         <w:br/>
@@ -20798,8 +21244,26 @@
     <w:p/>
     <w:p>
       <w:r>
-        <w:t>create namespace — создать пространство имён; dev — имя окружения.</w:t>
-      </w:r>
+        <w:t>Расширенный вывод: k3s kubectl get nodes -o wide (INTERNAL-IP, роли).</w:t>
+      </w:r>
+    </w:p>
+    <w:p>
+      <w:r>
+        <w:t>Ожидаемый результат: главный сервер и рабочие узлы со статусом Ready.</w:t>
+      </w:r>
+    </w:p>
+    <w:p>
+      <w:bookmarkStart w:id="31" w:name="m2_s08_5_kubeconfig"/>
+      <w:pPr>
+        <w:pStyle w:val="31"/>
+      </w:pPr>
+      <w:r>
+        <w:rPr>
+          <w:rFonts w:ascii="Consolas" w:hAnsi="Consolas"/>
+        </w:rPr>
+        <w:t>8.5. kubeconfig на локальном ПК</w:t>
+      </w:r>
+      <w:bookmarkEnd w:id="31"/>
     </w:p>
     <w:p>
       <w:r>
@@ -20810,7 +21274,7 @@
           <w:sz w:val="20"/>
           <w:rFonts w:ascii="Consolas" w:hAnsi="Consolas"/>
         </w:rPr>
-        <w:t>Команда:</w:t>
+        <w:t>Локальный ПК — Windows (Git Bash)</w:t>
       </w:r>
     </w:p>
     <w:p/>
@@ -20839,6 +21303,258 @@
           <w:sz w:val="20"/>
           <w:rFonts w:ascii="Consolas" w:hAnsi="Consolas"/>
         </w:rPr>
+        <w:t>mkdir</w:t>
+      </w:r>
+      <w:r>
+        <w:rPr>
+          <w:rFonts w:ascii="Consolas" w:hAnsi="Consolas"/>
+          <w:b w:val="0"/>
+          <w:color w:val="000000"/>
+          <w:sz w:val="20"/>
+          <w:rFonts w:ascii="Consolas" w:hAnsi="Consolas"/>
+        </w:rPr>
+        <w:t xml:space="preserve"> </w:t>
+      </w:r>
+      <w:r>
+        <w:rPr>
+          <w:rFonts w:ascii="Consolas" w:hAnsi="Consolas"/>
+          <w:b w:val="0"/>
+          <w:color w:val="000000"/>
+          <w:sz w:val="20"/>
+          <w:rFonts w:ascii="Consolas" w:hAnsi="Consolas"/>
+        </w:rPr>
+        <w:t>-p</w:t>
+      </w:r>
+      <w:r>
+        <w:rPr>
+          <w:rFonts w:ascii="Consolas" w:hAnsi="Consolas"/>
+          <w:b w:val="0"/>
+          <w:color w:val="000000"/>
+          <w:sz w:val="20"/>
+          <w:rFonts w:ascii="Consolas" w:hAnsi="Consolas"/>
+        </w:rPr>
+        <w:t xml:space="preserve"> </w:t>
+      </w:r>
+      <w:r>
+        <w:rPr>
+          <w:rFonts w:ascii="Consolas" w:hAnsi="Consolas"/>
+          <w:b w:val="0"/>
+          <w:color w:val="000000"/>
+          <w:sz w:val="20"/>
+          <w:rFonts w:ascii="Consolas" w:hAnsi="Consolas"/>
+        </w:rPr>
+        <w:t>~/.kube</w:t>
+      </w:r>
+      <w:r>
+        <w:br/>
+      </w:r>
+      <w:r>
+        <w:rPr>
+          <w:rFonts w:ascii="Consolas" w:hAnsi="Consolas"/>
+          <w:b w:val="0"/>
+          <w:color w:val="4C62AF"/>
+          <w:sz w:val="20"/>
+          <w:rFonts w:ascii="Consolas" w:hAnsi="Consolas"/>
+        </w:rPr>
+        <w:t>scp</w:t>
+      </w:r>
+      <w:r>
+        <w:rPr>
+          <w:rFonts w:ascii="Consolas" w:hAnsi="Consolas"/>
+          <w:b w:val="0"/>
+          <w:color w:val="000000"/>
+          <w:sz w:val="20"/>
+          <w:rFonts w:ascii="Consolas" w:hAnsi="Consolas"/>
+        </w:rPr>
+        <w:t xml:space="preserve"> </w:t>
+      </w:r>
+      <w:r>
+        <w:rPr>
+          <w:rFonts w:ascii="Consolas" w:hAnsi="Consolas"/>
+          <w:b w:val="0"/>
+          <w:color w:val="000000"/>
+          <w:sz w:val="20"/>
+          <w:rFonts w:ascii="Consolas" w:hAnsi="Consolas"/>
+        </w:rPr>
+        <w:t>-i</w:t>
+      </w:r>
+      <w:r>
+        <w:rPr>
+          <w:rFonts w:ascii="Consolas" w:hAnsi="Consolas"/>
+          <w:b w:val="0"/>
+          <w:color w:val="000000"/>
+          <w:sz w:val="20"/>
+          <w:rFonts w:ascii="Consolas" w:hAnsi="Consolas"/>
+        </w:rPr>
+        <w:t xml:space="preserve"> </w:t>
+      </w:r>
+      <w:r>
+        <w:rPr>
+          <w:rFonts w:ascii="Consolas" w:hAnsi="Consolas"/>
+          <w:b w:val="0"/>
+          <w:color w:val="000000"/>
+          <w:sz w:val="20"/>
+          <w:rFonts w:ascii="Consolas" w:hAnsi="Consolas"/>
+        </w:rPr>
+        <w:t>~/.ssh/id_ed25519</w:t>
+      </w:r>
+      <w:r>
+        <w:rPr>
+          <w:rFonts w:ascii="Consolas" w:hAnsi="Consolas"/>
+          <w:b w:val="0"/>
+          <w:color w:val="000000"/>
+          <w:sz w:val="20"/>
+          <w:rFonts w:ascii="Consolas" w:hAnsi="Consolas"/>
+        </w:rPr>
+        <w:t xml:space="preserve"> </w:t>
+      </w:r>
+      <w:r>
+        <w:rPr>
+          <w:rFonts w:ascii="Consolas" w:hAnsi="Consolas"/>
+          <w:b w:val="0"/>
+          <w:color w:val="000000"/>
+          <w:sz w:val="20"/>
+          <w:rFonts w:ascii="Consolas" w:hAnsi="Consolas"/>
+        </w:rPr>
+        <w:t>root@REPLACE_ME:/etc/rancher/k3s/k3s.yaml</w:t>
+      </w:r>
+      <w:r>
+        <w:rPr>
+          <w:rFonts w:ascii="Consolas" w:hAnsi="Consolas"/>
+          <w:b w:val="0"/>
+          <w:color w:val="000000"/>
+          <w:sz w:val="20"/>
+          <w:rFonts w:ascii="Consolas" w:hAnsi="Consolas"/>
+        </w:rPr>
+        <w:t xml:space="preserve"> </w:t>
+      </w:r>
+      <w:r>
+        <w:rPr>
+          <w:rFonts w:ascii="Consolas" w:hAnsi="Consolas"/>
+          <w:b w:val="0"/>
+          <w:color w:val="000000"/>
+          <w:sz w:val="20"/>
+          <w:rFonts w:ascii="Consolas" w:hAnsi="Consolas"/>
+        </w:rPr>
+        <w:t>~/.kube/selfhosted-greeting.yaml</w:t>
+      </w:r>
+      <w:r>
+        <w:br/>
+      </w:r>
+      <w:r>
+        <w:rPr>
+          <w:rFonts w:ascii="Consolas" w:hAnsi="Consolas"/>
+          <w:b w:val="0"/>
+          <w:color w:val="4C62AF"/>
+          <w:sz w:val="20"/>
+          <w:rFonts w:ascii="Consolas" w:hAnsi="Consolas"/>
+        </w:rPr>
+        <w:t>sed</w:t>
+      </w:r>
+      <w:r>
+        <w:rPr>
+          <w:rFonts w:ascii="Consolas" w:hAnsi="Consolas"/>
+          <w:b w:val="0"/>
+          <w:color w:val="000000"/>
+          <w:sz w:val="20"/>
+          <w:rFonts w:ascii="Consolas" w:hAnsi="Consolas"/>
+        </w:rPr>
+        <w:t xml:space="preserve"> </w:t>
+      </w:r>
+      <w:r>
+        <w:rPr>
+          <w:rFonts w:ascii="Consolas" w:hAnsi="Consolas"/>
+          <w:b w:val="0"/>
+          <w:color w:val="000000"/>
+          <w:sz w:val="20"/>
+          <w:rFonts w:ascii="Consolas" w:hAnsi="Consolas"/>
+        </w:rPr>
+        <w:t>-i</w:t>
+      </w:r>
+      <w:r>
+        <w:rPr>
+          <w:rFonts w:ascii="Consolas" w:hAnsi="Consolas"/>
+          <w:b w:val="0"/>
+          <w:color w:val="000000"/>
+          <w:sz w:val="20"/>
+          <w:rFonts w:ascii="Consolas" w:hAnsi="Consolas"/>
+        </w:rPr>
+        <w:t xml:space="preserve"> </w:t>
+      </w:r>
+      <w:r>
+        <w:rPr>
+          <w:rFonts w:ascii="Consolas" w:hAnsi="Consolas"/>
+          <w:b w:val="0"/>
+          <w:color w:val="660E7A"/>
+          <w:sz w:val="20"/>
+          <w:rFonts w:ascii="Consolas" w:hAnsi="Consolas"/>
+        </w:rPr>
+        <w:t>'s/127.0.0.1/REPLACE_ME/'</w:t>
+      </w:r>
+      <w:r>
+        <w:rPr>
+          <w:rFonts w:ascii="Consolas" w:hAnsi="Consolas"/>
+          <w:b w:val="0"/>
+          <w:color w:val="000000"/>
+          <w:sz w:val="20"/>
+          <w:rFonts w:ascii="Consolas" w:hAnsi="Consolas"/>
+        </w:rPr>
+        <w:t xml:space="preserve"> </w:t>
+      </w:r>
+      <w:r>
+        <w:rPr>
+          <w:rFonts w:ascii="Consolas" w:hAnsi="Consolas"/>
+          <w:b w:val="0"/>
+          <w:color w:val="000000"/>
+          <w:sz w:val="20"/>
+          <w:rFonts w:ascii="Consolas" w:hAnsi="Consolas"/>
+        </w:rPr>
+        <w:t>~/.kube/selfhosted-greeting.yaml</w:t>
+      </w:r>
+      <w:r>
+        <w:br/>
+      </w:r>
+      <w:r>
+        <w:rPr>
+          <w:rFonts w:ascii="Consolas" w:hAnsi="Consolas"/>
+          <w:b w:val="0"/>
+          <w:color w:val="4C62AF"/>
+          <w:sz w:val="20"/>
+          <w:rFonts w:ascii="Consolas" w:hAnsi="Consolas"/>
+        </w:rPr>
+        <w:t>export</w:t>
+      </w:r>
+      <w:r>
+        <w:rPr>
+          <w:rFonts w:ascii="Consolas" w:hAnsi="Consolas"/>
+          <w:b w:val="0"/>
+          <w:color w:val="000000"/>
+          <w:sz w:val="20"/>
+          <w:rFonts w:ascii="Consolas" w:hAnsi="Consolas"/>
+        </w:rPr>
+        <w:t xml:space="preserve"> </w:t>
+      </w:r>
+      <w:r>
+        <w:rPr>
+          <w:rFonts w:ascii="Consolas" w:hAnsi="Consolas"/>
+          <w:b w:val="0"/>
+          <w:color w:val="000000"/>
+          <w:sz w:val="20"/>
+          <w:rFonts w:ascii="Consolas" w:hAnsi="Consolas"/>
+        </w:rPr>
+        <w:t>KUBECONFIG=~/.kube/selfhosted-greeting.yaml</w:t>
+      </w:r>
+      <w:r>
+        <w:br/>
+      </w:r>
+      <w:r>
+        <w:rPr>
+          <w:rFonts w:ascii="Consolas" w:hAnsi="Consolas"/>
+          <w:b w:val="0"/>
+          <w:color w:val="4C62AF"/>
+          <w:sz w:val="20"/>
+          <w:rFonts w:ascii="Consolas" w:hAnsi="Consolas"/>
+        </w:rPr>
         <w:t>kubectl</w:t>
       </w:r>
       <w:r>
@@ -20859,46 +21575,6 @@
           <w:sz w:val="20"/>
           <w:rFonts w:ascii="Consolas" w:hAnsi="Consolas"/>
         </w:rPr>
-        <w:t>-n</w:t>
-      </w:r>
-      <w:r>
-        <w:rPr>
-          <w:rFonts w:ascii="Consolas" w:hAnsi="Consolas"/>
-          <w:b w:val="0"/>
-          <w:color w:val="000000"/>
-          <w:sz w:val="20"/>
-          <w:rFonts w:ascii="Consolas" w:hAnsi="Consolas"/>
-        </w:rPr>
-        <w:t xml:space="preserve"> </w:t>
-      </w:r>
-      <w:r>
-        <w:rPr>
-          <w:rFonts w:ascii="Consolas" w:hAnsi="Consolas"/>
-          <w:b w:val="0"/>
-          <w:color w:val="000000"/>
-          <w:sz w:val="20"/>
-          <w:rFonts w:ascii="Consolas" w:hAnsi="Consolas"/>
-        </w:rPr>
-        <w:t>dev</w:t>
-      </w:r>
-      <w:r>
-        <w:rPr>
-          <w:rFonts w:ascii="Consolas" w:hAnsi="Consolas"/>
-          <w:b w:val="0"/>
-          <w:color w:val="000000"/>
-          <w:sz w:val="20"/>
-          <w:rFonts w:ascii="Consolas" w:hAnsi="Consolas"/>
-        </w:rPr>
-        <w:t xml:space="preserve"> </w:t>
-      </w:r>
-      <w:r>
-        <w:rPr>
-          <w:rFonts w:ascii="Consolas" w:hAnsi="Consolas"/>
-          <w:b w:val="0"/>
-          <w:color w:val="000000"/>
-          <w:sz w:val="20"/>
-          <w:rFonts w:ascii="Consolas" w:hAnsi="Consolas"/>
-        </w:rPr>
         <w:t>get</w:t>
       </w:r>
       <w:r>
@@ -20919,47 +21595,7 @@
           <w:sz w:val="20"/>
           <w:rFonts w:ascii="Consolas" w:hAnsi="Consolas"/>
         </w:rPr>
-        <w:t>pods</w:t>
-      </w:r>
-      <w:r>
-        <w:rPr>
-          <w:rFonts w:ascii="Consolas" w:hAnsi="Consolas"/>
-          <w:b w:val="0"/>
-          <w:color w:val="000000"/>
-          <w:sz w:val="20"/>
-          <w:rFonts w:ascii="Consolas" w:hAnsi="Consolas"/>
-        </w:rPr>
-        <w:t xml:space="preserve"> </w:t>
-      </w:r>
-      <w:r>
-        <w:rPr>
-          <w:rFonts w:ascii="Consolas" w:hAnsi="Consolas"/>
-          <w:b w:val="0"/>
-          <w:color w:val="000000"/>
-          <w:sz w:val="20"/>
-          <w:rFonts w:ascii="Consolas" w:hAnsi="Consolas"/>
-        </w:rPr>
-        <w:t>-o</w:t>
-      </w:r>
-      <w:r>
-        <w:rPr>
-          <w:rFonts w:ascii="Consolas" w:hAnsi="Consolas"/>
-          <w:b w:val="0"/>
-          <w:color w:val="000000"/>
-          <w:sz w:val="20"/>
-          <w:rFonts w:ascii="Consolas" w:hAnsi="Consolas"/>
-        </w:rPr>
-        <w:t xml:space="preserve"> </w:t>
-      </w:r>
-      <w:r>
-        <w:rPr>
-          <w:rFonts w:ascii="Consolas" w:hAnsi="Consolas"/>
-          <w:b w:val="0"/>
-          <w:color w:val="000000"/>
-          <w:sz w:val="20"/>
-          <w:rFonts w:ascii="Consolas" w:hAnsi="Consolas"/>
-        </w:rPr>
-        <w:t>wide</w:t>
+        <w:t>nodes</w:t>
       </w:r>
       <w:r>
         <w:br/>
@@ -20978,11 +21614,6 @@
     <w:p/>
     <w:p>
       <w:r>
-        <w:t>-n / --namespace — область; get pods — поды; -o wide — IP и NODE.</w:t>
-      </w:r>
-    </w:p>
-    <w:p>
-      <w:r>
         <w:rPr>
           <w:rFonts w:ascii="Consolas" w:hAnsi="Consolas"/>
           <w:b w:val="0"/>
@@ -20990,7 +21621,7 @@
           <w:sz w:val="20"/>
           <w:rFonts w:ascii="Consolas" w:hAnsi="Consolas"/>
         </w:rPr>
-        <w:t>Команда:</w:t>
+        <w:t>Локальный ПК — macOS (Terminal)</w:t>
       </w:r>
     </w:p>
     <w:p/>
@@ -21019,6 +21650,278 @@
           <w:sz w:val="20"/>
           <w:rFonts w:ascii="Consolas" w:hAnsi="Consolas"/>
         </w:rPr>
+        <w:t>mkdir</w:t>
+      </w:r>
+      <w:r>
+        <w:rPr>
+          <w:rFonts w:ascii="Consolas" w:hAnsi="Consolas"/>
+          <w:b w:val="0"/>
+          <w:color w:val="000000"/>
+          <w:sz w:val="20"/>
+          <w:rFonts w:ascii="Consolas" w:hAnsi="Consolas"/>
+        </w:rPr>
+        <w:t xml:space="preserve"> </w:t>
+      </w:r>
+      <w:r>
+        <w:rPr>
+          <w:rFonts w:ascii="Consolas" w:hAnsi="Consolas"/>
+          <w:b w:val="0"/>
+          <w:color w:val="000000"/>
+          <w:sz w:val="20"/>
+          <w:rFonts w:ascii="Consolas" w:hAnsi="Consolas"/>
+        </w:rPr>
+        <w:t>-p</w:t>
+      </w:r>
+      <w:r>
+        <w:rPr>
+          <w:rFonts w:ascii="Consolas" w:hAnsi="Consolas"/>
+          <w:b w:val="0"/>
+          <w:color w:val="000000"/>
+          <w:sz w:val="20"/>
+          <w:rFonts w:ascii="Consolas" w:hAnsi="Consolas"/>
+        </w:rPr>
+        <w:t xml:space="preserve"> </w:t>
+      </w:r>
+      <w:r>
+        <w:rPr>
+          <w:rFonts w:ascii="Consolas" w:hAnsi="Consolas"/>
+          <w:b w:val="0"/>
+          <w:color w:val="000000"/>
+          <w:sz w:val="20"/>
+          <w:rFonts w:ascii="Consolas" w:hAnsi="Consolas"/>
+        </w:rPr>
+        <w:t>~/.kube</w:t>
+      </w:r>
+      <w:r>
+        <w:br/>
+      </w:r>
+      <w:r>
+        <w:rPr>
+          <w:rFonts w:ascii="Consolas" w:hAnsi="Consolas"/>
+          <w:b w:val="0"/>
+          <w:color w:val="4C62AF"/>
+          <w:sz w:val="20"/>
+          <w:rFonts w:ascii="Consolas" w:hAnsi="Consolas"/>
+        </w:rPr>
+        <w:t>scp</w:t>
+      </w:r>
+      <w:r>
+        <w:rPr>
+          <w:rFonts w:ascii="Consolas" w:hAnsi="Consolas"/>
+          <w:b w:val="0"/>
+          <w:color w:val="000000"/>
+          <w:sz w:val="20"/>
+          <w:rFonts w:ascii="Consolas" w:hAnsi="Consolas"/>
+        </w:rPr>
+        <w:t xml:space="preserve"> </w:t>
+      </w:r>
+      <w:r>
+        <w:rPr>
+          <w:rFonts w:ascii="Consolas" w:hAnsi="Consolas"/>
+          <w:b w:val="0"/>
+          <w:color w:val="000000"/>
+          <w:sz w:val="20"/>
+          <w:rFonts w:ascii="Consolas" w:hAnsi="Consolas"/>
+        </w:rPr>
+        <w:t>-i</w:t>
+      </w:r>
+      <w:r>
+        <w:rPr>
+          <w:rFonts w:ascii="Consolas" w:hAnsi="Consolas"/>
+          <w:b w:val="0"/>
+          <w:color w:val="000000"/>
+          <w:sz w:val="20"/>
+          <w:rFonts w:ascii="Consolas" w:hAnsi="Consolas"/>
+        </w:rPr>
+        <w:t xml:space="preserve"> </w:t>
+      </w:r>
+      <w:r>
+        <w:rPr>
+          <w:rFonts w:ascii="Consolas" w:hAnsi="Consolas"/>
+          <w:b w:val="0"/>
+          <w:color w:val="000000"/>
+          <w:sz w:val="20"/>
+          <w:rFonts w:ascii="Consolas" w:hAnsi="Consolas"/>
+        </w:rPr>
+        <w:t>~/.ssh/id_ed25519</w:t>
+      </w:r>
+      <w:r>
+        <w:rPr>
+          <w:rFonts w:ascii="Consolas" w:hAnsi="Consolas"/>
+          <w:b w:val="0"/>
+          <w:color w:val="000000"/>
+          <w:sz w:val="20"/>
+          <w:rFonts w:ascii="Consolas" w:hAnsi="Consolas"/>
+        </w:rPr>
+        <w:t xml:space="preserve"> </w:t>
+      </w:r>
+      <w:r>
+        <w:rPr>
+          <w:rFonts w:ascii="Consolas" w:hAnsi="Consolas"/>
+          <w:b w:val="0"/>
+          <w:color w:val="000000"/>
+          <w:sz w:val="20"/>
+          <w:rFonts w:ascii="Consolas" w:hAnsi="Consolas"/>
+        </w:rPr>
+        <w:t>root@REPLACE_ME:/etc/rancher/k3s/k3s.yaml</w:t>
+      </w:r>
+      <w:r>
+        <w:rPr>
+          <w:rFonts w:ascii="Consolas" w:hAnsi="Consolas"/>
+          <w:b w:val="0"/>
+          <w:color w:val="000000"/>
+          <w:sz w:val="20"/>
+          <w:rFonts w:ascii="Consolas" w:hAnsi="Consolas"/>
+        </w:rPr>
+        <w:t xml:space="preserve"> </w:t>
+      </w:r>
+      <w:r>
+        <w:rPr>
+          <w:rFonts w:ascii="Consolas" w:hAnsi="Consolas"/>
+          <w:b w:val="0"/>
+          <w:color w:val="000000"/>
+          <w:sz w:val="20"/>
+          <w:rFonts w:ascii="Consolas" w:hAnsi="Consolas"/>
+        </w:rPr>
+        <w:t>~/.kube/selfhosted-greeting.yaml</w:t>
+      </w:r>
+      <w:r>
+        <w:br/>
+      </w:r>
+      <w:r>
+        <w:rPr>
+          <w:rFonts w:ascii="Consolas" w:hAnsi="Consolas"/>
+          <w:b w:val="0"/>
+          <w:color w:val="4C62AF"/>
+          <w:sz w:val="20"/>
+          <w:rFonts w:ascii="Consolas" w:hAnsi="Consolas"/>
+        </w:rPr>
+        <w:t>sed</w:t>
+      </w:r>
+      <w:r>
+        <w:rPr>
+          <w:rFonts w:ascii="Consolas" w:hAnsi="Consolas"/>
+          <w:b w:val="0"/>
+          <w:color w:val="000000"/>
+          <w:sz w:val="20"/>
+          <w:rFonts w:ascii="Consolas" w:hAnsi="Consolas"/>
+        </w:rPr>
+        <w:t xml:space="preserve"> </w:t>
+      </w:r>
+      <w:r>
+        <w:rPr>
+          <w:rFonts w:ascii="Consolas" w:hAnsi="Consolas"/>
+          <w:b w:val="0"/>
+          <w:color w:val="000000"/>
+          <w:sz w:val="20"/>
+          <w:rFonts w:ascii="Consolas" w:hAnsi="Consolas"/>
+        </w:rPr>
+        <w:t>-i</w:t>
+      </w:r>
+      <w:r>
+        <w:rPr>
+          <w:rFonts w:ascii="Consolas" w:hAnsi="Consolas"/>
+          <w:b w:val="0"/>
+          <w:color w:val="000000"/>
+          <w:sz w:val="20"/>
+          <w:rFonts w:ascii="Consolas" w:hAnsi="Consolas"/>
+        </w:rPr>
+        <w:t xml:space="preserve"> </w:t>
+      </w:r>
+      <w:r>
+        <w:rPr>
+          <w:rFonts w:ascii="Consolas" w:hAnsi="Consolas"/>
+          <w:b w:val="0"/>
+          <w:color w:val="660E7A"/>
+          <w:sz w:val="20"/>
+          <w:rFonts w:ascii="Consolas" w:hAnsi="Consolas"/>
+        </w:rPr>
+        <w:t>''</w:t>
+      </w:r>
+      <w:r>
+        <w:rPr>
+          <w:rFonts w:ascii="Consolas" w:hAnsi="Consolas"/>
+          <w:b w:val="0"/>
+          <w:color w:val="000000"/>
+          <w:sz w:val="20"/>
+          <w:rFonts w:ascii="Consolas" w:hAnsi="Consolas"/>
+        </w:rPr>
+        <w:t xml:space="preserve"> </w:t>
+      </w:r>
+      <w:r>
+        <w:rPr>
+          <w:rFonts w:ascii="Consolas" w:hAnsi="Consolas"/>
+          <w:b w:val="0"/>
+          <w:color w:val="660E7A"/>
+          <w:sz w:val="20"/>
+          <w:rFonts w:ascii="Consolas" w:hAnsi="Consolas"/>
+        </w:rPr>
+        <w:t>'s/127.0.0.1/REPLACE_ME/'</w:t>
+      </w:r>
+      <w:r>
+        <w:rPr>
+          <w:rFonts w:ascii="Consolas" w:hAnsi="Consolas"/>
+          <w:b w:val="0"/>
+          <w:color w:val="000000"/>
+          <w:sz w:val="20"/>
+          <w:rFonts w:ascii="Consolas" w:hAnsi="Consolas"/>
+        </w:rPr>
+        <w:t xml:space="preserve"> </w:t>
+      </w:r>
+      <w:r>
+        <w:rPr>
+          <w:rFonts w:ascii="Consolas" w:hAnsi="Consolas"/>
+          <w:b w:val="0"/>
+          <w:color w:val="000000"/>
+          <w:sz w:val="20"/>
+          <w:rFonts w:ascii="Consolas" w:hAnsi="Consolas"/>
+        </w:rPr>
+        <w:t>~/.kube/selfhosted-greeting.yaml</w:t>
+      </w:r>
+      <w:r>
+        <w:br/>
+      </w:r>
+      <w:r>
+        <w:rPr>
+          <w:rFonts w:ascii="Consolas" w:hAnsi="Consolas"/>
+          <w:b w:val="0"/>
+          <w:color w:val="4C62AF"/>
+          <w:sz w:val="20"/>
+          <w:rFonts w:ascii="Consolas" w:hAnsi="Consolas"/>
+        </w:rPr>
+        <w:t>export</w:t>
+      </w:r>
+      <w:r>
+        <w:rPr>
+          <w:rFonts w:ascii="Consolas" w:hAnsi="Consolas"/>
+          <w:b w:val="0"/>
+          <w:color w:val="000000"/>
+          <w:sz w:val="20"/>
+          <w:rFonts w:ascii="Consolas" w:hAnsi="Consolas"/>
+        </w:rPr>
+        <w:t xml:space="preserve"> </w:t>
+      </w:r>
+      <w:r>
+        <w:rPr>
+          <w:rFonts w:ascii="Consolas" w:hAnsi="Consolas"/>
+          <w:b w:val="0"/>
+          <w:color w:val="000000"/>
+          <w:sz w:val="20"/>
+          <w:rFonts w:ascii="Consolas" w:hAnsi="Consolas"/>
+        </w:rPr>
+        <w:t>KUBECONFIG=~/.kube/selfhosted-greeting.yaml</w:t>
+      </w:r>
+      <w:r>
+        <w:br/>
+      </w:r>
+      <w:r>
+        <w:rPr>
+          <w:rFonts w:ascii="Consolas" w:hAnsi="Consolas"/>
+          <w:b w:val="0"/>
+          <w:color w:val="4C62AF"/>
+          <w:sz w:val="20"/>
+          <w:rFonts w:ascii="Consolas" w:hAnsi="Consolas"/>
+        </w:rPr>
         <w:t>kubectl</w:t>
       </w:r>
       <w:r>
@@ -21039,87 +21942,27 @@
           <w:sz w:val="20"/>
           <w:rFonts w:ascii="Consolas" w:hAnsi="Consolas"/>
         </w:rPr>
-        <w:t>-n</w:t>
-      </w:r>
-      <w:r>
-        <w:rPr>
-          <w:rFonts w:ascii="Consolas" w:hAnsi="Consolas"/>
-          <w:b w:val="0"/>
-          <w:color w:val="000000"/>
-          <w:sz w:val="20"/>
-          <w:rFonts w:ascii="Consolas" w:hAnsi="Consolas"/>
-        </w:rPr>
-        <w:t xml:space="preserve"> </w:t>
-      </w:r>
-      <w:r>
-        <w:rPr>
-          <w:rFonts w:ascii="Consolas" w:hAnsi="Consolas"/>
-          <w:b w:val="0"/>
-          <w:color w:val="000000"/>
-          <w:sz w:val="20"/>
-          <w:rFonts w:ascii="Consolas" w:hAnsi="Consolas"/>
-        </w:rPr>
-        <w:t>dev</w:t>
-      </w:r>
-      <w:r>
-        <w:rPr>
-          <w:rFonts w:ascii="Consolas" w:hAnsi="Consolas"/>
-          <w:b w:val="0"/>
-          <w:color w:val="000000"/>
-          <w:sz w:val="20"/>
-          <w:rFonts w:ascii="Consolas" w:hAnsi="Consolas"/>
-        </w:rPr>
-        <w:t xml:space="preserve"> </w:t>
-      </w:r>
-      <w:r>
-        <w:rPr>
-          <w:rFonts w:ascii="Consolas" w:hAnsi="Consolas"/>
-          <w:b w:val="0"/>
-          <w:color w:val="000000"/>
-          <w:sz w:val="20"/>
-          <w:rFonts w:ascii="Consolas" w:hAnsi="Consolas"/>
-        </w:rPr>
-        <w:t>describe</w:t>
-      </w:r>
-      <w:r>
-        <w:rPr>
-          <w:rFonts w:ascii="Consolas" w:hAnsi="Consolas"/>
-          <w:b w:val="0"/>
-          <w:color w:val="000000"/>
-          <w:sz w:val="20"/>
-          <w:rFonts w:ascii="Consolas" w:hAnsi="Consolas"/>
-        </w:rPr>
-        <w:t xml:space="preserve"> </w:t>
-      </w:r>
-      <w:r>
-        <w:rPr>
-          <w:rFonts w:ascii="Consolas" w:hAnsi="Consolas"/>
-          <w:b w:val="0"/>
-          <w:color w:val="000000"/>
-          <w:sz w:val="20"/>
-          <w:rFonts w:ascii="Consolas" w:hAnsi="Consolas"/>
-        </w:rPr>
-        <w:t>pod</w:t>
-      </w:r>
-      <w:r>
-        <w:rPr>
-          <w:rFonts w:ascii="Consolas" w:hAnsi="Consolas"/>
-          <w:b w:val="0"/>
-          <w:color w:val="000000"/>
-          <w:sz w:val="20"/>
-          <w:rFonts w:ascii="Consolas" w:hAnsi="Consolas"/>
-        </w:rPr>
-        <w:t xml:space="preserve"> </w:t>
-      </w:r>
-      <w:r>
-        <w:rPr>
-          <w:rFonts w:ascii="Consolas" w:hAnsi="Consolas"/>
-          <w:b w:val="0"/>
-          <w:color w:val="000000"/>
-          <w:sz w:val="20"/>
-          <w:rFonts w:ascii="Consolas" w:hAnsi="Consolas"/>
-        </w:rPr>
-        <w:t>&lt;POD&gt;</w:t>
+        <w:t>get</w:t>
+      </w:r>
+      <w:r>
+        <w:rPr>
+          <w:rFonts w:ascii="Consolas" w:hAnsi="Consolas"/>
+          <w:b w:val="0"/>
+          <w:color w:val="000000"/>
+          <w:sz w:val="20"/>
+          <w:rFonts w:ascii="Consolas" w:hAnsi="Consolas"/>
+        </w:rPr>
+        <w:t xml:space="preserve"> </w:t>
+      </w:r>
+      <w:r>
+        <w:rPr>
+          <w:rFonts w:ascii="Consolas" w:hAnsi="Consolas"/>
+          <w:b w:val="0"/>
+          <w:color w:val="000000"/>
+          <w:sz w:val="20"/>
+          <w:rFonts w:ascii="Consolas" w:hAnsi="Consolas"/>
+        </w:rPr>
+        <w:t>nodes</w:t>
       </w:r>
       <w:r>
         <w:br/>
@@ -21138,11 +21981,6 @@
     <w:p/>
     <w:p>
       <w:r>
-        <w:t>describe — события и состояние; полезно при ImagePullBackOff / CrashLoopBackOff.</w:t>
-      </w:r>
-    </w:p>
-    <w:p>
-      <w:r>
         <w:rPr>
           <w:rFonts w:ascii="Consolas" w:hAnsi="Consolas"/>
           <w:b w:val="0"/>
@@ -21150,7 +21988,7 @@
           <w:sz w:val="20"/>
           <w:rFonts w:ascii="Consolas" w:hAnsi="Consolas"/>
         </w:rPr>
-        <w:t>Команда:</w:t>
+        <w:t>Локальный ПК — Linux / Ubuntu (Terminal)</w:t>
       </w:r>
     </w:p>
     <w:p/>
@@ -21179,6 +22017,258 @@
           <w:sz w:val="20"/>
           <w:rFonts w:ascii="Consolas" w:hAnsi="Consolas"/>
         </w:rPr>
+        <w:t>mkdir</w:t>
+      </w:r>
+      <w:r>
+        <w:rPr>
+          <w:rFonts w:ascii="Consolas" w:hAnsi="Consolas"/>
+          <w:b w:val="0"/>
+          <w:color w:val="000000"/>
+          <w:sz w:val="20"/>
+          <w:rFonts w:ascii="Consolas" w:hAnsi="Consolas"/>
+        </w:rPr>
+        <w:t xml:space="preserve"> </w:t>
+      </w:r>
+      <w:r>
+        <w:rPr>
+          <w:rFonts w:ascii="Consolas" w:hAnsi="Consolas"/>
+          <w:b w:val="0"/>
+          <w:color w:val="000000"/>
+          <w:sz w:val="20"/>
+          <w:rFonts w:ascii="Consolas" w:hAnsi="Consolas"/>
+        </w:rPr>
+        <w:t>-p</w:t>
+      </w:r>
+      <w:r>
+        <w:rPr>
+          <w:rFonts w:ascii="Consolas" w:hAnsi="Consolas"/>
+          <w:b w:val="0"/>
+          <w:color w:val="000000"/>
+          <w:sz w:val="20"/>
+          <w:rFonts w:ascii="Consolas" w:hAnsi="Consolas"/>
+        </w:rPr>
+        <w:t xml:space="preserve"> </w:t>
+      </w:r>
+      <w:r>
+        <w:rPr>
+          <w:rFonts w:ascii="Consolas" w:hAnsi="Consolas"/>
+          <w:b w:val="0"/>
+          <w:color w:val="000000"/>
+          <w:sz w:val="20"/>
+          <w:rFonts w:ascii="Consolas" w:hAnsi="Consolas"/>
+        </w:rPr>
+        <w:t>~/.kube</w:t>
+      </w:r>
+      <w:r>
+        <w:br/>
+      </w:r>
+      <w:r>
+        <w:rPr>
+          <w:rFonts w:ascii="Consolas" w:hAnsi="Consolas"/>
+          <w:b w:val="0"/>
+          <w:color w:val="4C62AF"/>
+          <w:sz w:val="20"/>
+          <w:rFonts w:ascii="Consolas" w:hAnsi="Consolas"/>
+        </w:rPr>
+        <w:t>scp</w:t>
+      </w:r>
+      <w:r>
+        <w:rPr>
+          <w:rFonts w:ascii="Consolas" w:hAnsi="Consolas"/>
+          <w:b w:val="0"/>
+          <w:color w:val="000000"/>
+          <w:sz w:val="20"/>
+          <w:rFonts w:ascii="Consolas" w:hAnsi="Consolas"/>
+        </w:rPr>
+        <w:t xml:space="preserve"> </w:t>
+      </w:r>
+      <w:r>
+        <w:rPr>
+          <w:rFonts w:ascii="Consolas" w:hAnsi="Consolas"/>
+          <w:b w:val="0"/>
+          <w:color w:val="000000"/>
+          <w:sz w:val="20"/>
+          <w:rFonts w:ascii="Consolas" w:hAnsi="Consolas"/>
+        </w:rPr>
+        <w:t>-i</w:t>
+      </w:r>
+      <w:r>
+        <w:rPr>
+          <w:rFonts w:ascii="Consolas" w:hAnsi="Consolas"/>
+          <w:b w:val="0"/>
+          <w:color w:val="000000"/>
+          <w:sz w:val="20"/>
+          <w:rFonts w:ascii="Consolas" w:hAnsi="Consolas"/>
+        </w:rPr>
+        <w:t xml:space="preserve"> </w:t>
+      </w:r>
+      <w:r>
+        <w:rPr>
+          <w:rFonts w:ascii="Consolas" w:hAnsi="Consolas"/>
+          <w:b w:val="0"/>
+          <w:color w:val="000000"/>
+          <w:sz w:val="20"/>
+          <w:rFonts w:ascii="Consolas" w:hAnsi="Consolas"/>
+        </w:rPr>
+        <w:t>~/.ssh/id_ed25519</w:t>
+      </w:r>
+      <w:r>
+        <w:rPr>
+          <w:rFonts w:ascii="Consolas" w:hAnsi="Consolas"/>
+          <w:b w:val="0"/>
+          <w:color w:val="000000"/>
+          <w:sz w:val="20"/>
+          <w:rFonts w:ascii="Consolas" w:hAnsi="Consolas"/>
+        </w:rPr>
+        <w:t xml:space="preserve"> </w:t>
+      </w:r>
+      <w:r>
+        <w:rPr>
+          <w:rFonts w:ascii="Consolas" w:hAnsi="Consolas"/>
+          <w:b w:val="0"/>
+          <w:color w:val="000000"/>
+          <w:sz w:val="20"/>
+          <w:rFonts w:ascii="Consolas" w:hAnsi="Consolas"/>
+        </w:rPr>
+        <w:t>root@REPLACE_ME:/etc/rancher/k3s/k3s.yaml</w:t>
+      </w:r>
+      <w:r>
+        <w:rPr>
+          <w:rFonts w:ascii="Consolas" w:hAnsi="Consolas"/>
+          <w:b w:val="0"/>
+          <w:color w:val="000000"/>
+          <w:sz w:val="20"/>
+          <w:rFonts w:ascii="Consolas" w:hAnsi="Consolas"/>
+        </w:rPr>
+        <w:t xml:space="preserve"> </w:t>
+      </w:r>
+      <w:r>
+        <w:rPr>
+          <w:rFonts w:ascii="Consolas" w:hAnsi="Consolas"/>
+          <w:b w:val="0"/>
+          <w:color w:val="000000"/>
+          <w:sz w:val="20"/>
+          <w:rFonts w:ascii="Consolas" w:hAnsi="Consolas"/>
+        </w:rPr>
+        <w:t>~/.kube/selfhosted-greeting.yaml</w:t>
+      </w:r>
+      <w:r>
+        <w:br/>
+      </w:r>
+      <w:r>
+        <w:rPr>
+          <w:rFonts w:ascii="Consolas" w:hAnsi="Consolas"/>
+          <w:b w:val="0"/>
+          <w:color w:val="4C62AF"/>
+          <w:sz w:val="20"/>
+          <w:rFonts w:ascii="Consolas" w:hAnsi="Consolas"/>
+        </w:rPr>
+        <w:t>sed</w:t>
+      </w:r>
+      <w:r>
+        <w:rPr>
+          <w:rFonts w:ascii="Consolas" w:hAnsi="Consolas"/>
+          <w:b w:val="0"/>
+          <w:color w:val="000000"/>
+          <w:sz w:val="20"/>
+          <w:rFonts w:ascii="Consolas" w:hAnsi="Consolas"/>
+        </w:rPr>
+        <w:t xml:space="preserve"> </w:t>
+      </w:r>
+      <w:r>
+        <w:rPr>
+          <w:rFonts w:ascii="Consolas" w:hAnsi="Consolas"/>
+          <w:b w:val="0"/>
+          <w:color w:val="000000"/>
+          <w:sz w:val="20"/>
+          <w:rFonts w:ascii="Consolas" w:hAnsi="Consolas"/>
+        </w:rPr>
+        <w:t>-i</w:t>
+      </w:r>
+      <w:r>
+        <w:rPr>
+          <w:rFonts w:ascii="Consolas" w:hAnsi="Consolas"/>
+          <w:b w:val="0"/>
+          <w:color w:val="000000"/>
+          <w:sz w:val="20"/>
+          <w:rFonts w:ascii="Consolas" w:hAnsi="Consolas"/>
+        </w:rPr>
+        <w:t xml:space="preserve"> </w:t>
+      </w:r>
+      <w:r>
+        <w:rPr>
+          <w:rFonts w:ascii="Consolas" w:hAnsi="Consolas"/>
+          <w:b w:val="0"/>
+          <w:color w:val="660E7A"/>
+          <w:sz w:val="20"/>
+          <w:rFonts w:ascii="Consolas" w:hAnsi="Consolas"/>
+        </w:rPr>
+        <w:t>'s/127.0.0.1/REPLACE_ME/'</w:t>
+      </w:r>
+      <w:r>
+        <w:rPr>
+          <w:rFonts w:ascii="Consolas" w:hAnsi="Consolas"/>
+          <w:b w:val="0"/>
+          <w:color w:val="000000"/>
+          <w:sz w:val="20"/>
+          <w:rFonts w:ascii="Consolas" w:hAnsi="Consolas"/>
+        </w:rPr>
+        <w:t xml:space="preserve"> </w:t>
+      </w:r>
+      <w:r>
+        <w:rPr>
+          <w:rFonts w:ascii="Consolas" w:hAnsi="Consolas"/>
+          <w:b w:val="0"/>
+          <w:color w:val="000000"/>
+          <w:sz w:val="20"/>
+          <w:rFonts w:ascii="Consolas" w:hAnsi="Consolas"/>
+        </w:rPr>
+        <w:t>~/.kube/selfhosted-greeting.yaml</w:t>
+      </w:r>
+      <w:r>
+        <w:br/>
+      </w:r>
+      <w:r>
+        <w:rPr>
+          <w:rFonts w:ascii="Consolas" w:hAnsi="Consolas"/>
+          <w:b w:val="0"/>
+          <w:color w:val="4C62AF"/>
+          <w:sz w:val="20"/>
+          <w:rFonts w:ascii="Consolas" w:hAnsi="Consolas"/>
+        </w:rPr>
+        <w:t>export</w:t>
+      </w:r>
+      <w:r>
+        <w:rPr>
+          <w:rFonts w:ascii="Consolas" w:hAnsi="Consolas"/>
+          <w:b w:val="0"/>
+          <w:color w:val="000000"/>
+          <w:sz w:val="20"/>
+          <w:rFonts w:ascii="Consolas" w:hAnsi="Consolas"/>
+        </w:rPr>
+        <w:t xml:space="preserve"> </w:t>
+      </w:r>
+      <w:r>
+        <w:rPr>
+          <w:rFonts w:ascii="Consolas" w:hAnsi="Consolas"/>
+          <w:b w:val="0"/>
+          <w:color w:val="000000"/>
+          <w:sz w:val="20"/>
+          <w:rFonts w:ascii="Consolas" w:hAnsi="Consolas"/>
+        </w:rPr>
+        <w:t>KUBECONFIG=~/.kube/selfhosted-greeting.yaml</w:t>
+      </w:r>
+      <w:r>
+        <w:br/>
+      </w:r>
+      <w:r>
+        <w:rPr>
+          <w:rFonts w:ascii="Consolas" w:hAnsi="Consolas"/>
+          <w:b w:val="0"/>
+          <w:color w:val="4C62AF"/>
+          <w:sz w:val="20"/>
+          <w:rFonts w:ascii="Consolas" w:hAnsi="Consolas"/>
+        </w:rPr>
         <w:t>kubectl</w:t>
       </w:r>
       <w:r>
@@ -21199,87 +22289,27 @@
           <w:sz w:val="20"/>
           <w:rFonts w:ascii="Consolas" w:hAnsi="Consolas"/>
         </w:rPr>
-        <w:t>-n</w:t>
-      </w:r>
-      <w:r>
-        <w:rPr>
-          <w:rFonts w:ascii="Consolas" w:hAnsi="Consolas"/>
-          <w:b w:val="0"/>
-          <w:color w:val="000000"/>
-          <w:sz w:val="20"/>
-          <w:rFonts w:ascii="Consolas" w:hAnsi="Consolas"/>
-        </w:rPr>
-        <w:t xml:space="preserve"> </w:t>
-      </w:r>
-      <w:r>
-        <w:rPr>
-          <w:rFonts w:ascii="Consolas" w:hAnsi="Consolas"/>
-          <w:b w:val="0"/>
-          <w:color w:val="000000"/>
-          <w:sz w:val="20"/>
-          <w:rFonts w:ascii="Consolas" w:hAnsi="Consolas"/>
-        </w:rPr>
-        <w:t>dev</w:t>
-      </w:r>
-      <w:r>
-        <w:rPr>
-          <w:rFonts w:ascii="Consolas" w:hAnsi="Consolas"/>
-          <w:b w:val="0"/>
-          <w:color w:val="000000"/>
-          <w:sz w:val="20"/>
-          <w:rFonts w:ascii="Consolas" w:hAnsi="Consolas"/>
-        </w:rPr>
-        <w:t xml:space="preserve"> </w:t>
-      </w:r>
-      <w:r>
-        <w:rPr>
-          <w:rFonts w:ascii="Consolas" w:hAnsi="Consolas"/>
-          <w:b w:val="0"/>
-          <w:color w:val="000000"/>
-          <w:sz w:val="20"/>
-          <w:rFonts w:ascii="Consolas" w:hAnsi="Consolas"/>
-        </w:rPr>
-        <w:t>logs</w:t>
-      </w:r>
-      <w:r>
-        <w:rPr>
-          <w:rFonts w:ascii="Consolas" w:hAnsi="Consolas"/>
-          <w:b w:val="0"/>
-          <w:color w:val="000000"/>
-          <w:sz w:val="20"/>
-          <w:rFonts w:ascii="Consolas" w:hAnsi="Consolas"/>
-        </w:rPr>
-        <w:t xml:space="preserve"> </w:t>
-      </w:r>
-      <w:r>
-        <w:rPr>
-          <w:rFonts w:ascii="Consolas" w:hAnsi="Consolas"/>
-          <w:b w:val="0"/>
-          <w:color w:val="000000"/>
-          <w:sz w:val="20"/>
-          <w:rFonts w:ascii="Consolas" w:hAnsi="Consolas"/>
-        </w:rPr>
-        <w:t>deploy/greeting-service</w:t>
-      </w:r>
-      <w:r>
-        <w:rPr>
-          <w:rFonts w:ascii="Consolas" w:hAnsi="Consolas"/>
-          <w:b w:val="0"/>
-          <w:color w:val="000000"/>
-          <w:sz w:val="20"/>
-          <w:rFonts w:ascii="Consolas" w:hAnsi="Consolas"/>
-        </w:rPr>
-        <w:t xml:space="preserve"> </w:t>
-      </w:r>
-      <w:r>
-        <w:rPr>
-          <w:rFonts w:ascii="Consolas" w:hAnsi="Consolas"/>
-          <w:b w:val="0"/>
-          <w:color w:val="000000"/>
-          <w:sz w:val="20"/>
-          <w:rFonts w:ascii="Consolas" w:hAnsi="Consolas"/>
-        </w:rPr>
-        <w:t>--tail=100</w:t>
+        <w:t>get</w:t>
+      </w:r>
+      <w:r>
+        <w:rPr>
+          <w:rFonts w:ascii="Consolas" w:hAnsi="Consolas"/>
+          <w:b w:val="0"/>
+          <w:color w:val="000000"/>
+          <w:sz w:val="20"/>
+          <w:rFonts w:ascii="Consolas" w:hAnsi="Consolas"/>
+        </w:rPr>
+        <w:t xml:space="preserve"> </w:t>
+      </w:r>
+      <w:r>
+        <w:rPr>
+          <w:rFonts w:ascii="Consolas" w:hAnsi="Consolas"/>
+          <w:b w:val="0"/>
+          <w:color w:val="000000"/>
+          <w:sz w:val="20"/>
+          <w:rFonts w:ascii="Consolas" w:hAnsi="Consolas"/>
+        </w:rPr>
+        <w:t>nodes</w:t>
       </w:r>
       <w:r>
         <w:br/>
@@ -21298,8 +22328,21 @@
     <w:p/>
     <w:p>
       <w:r>
-        <w:t>logs — stdout контейнера; deploy/NAME — выбрать под Deployment; --tail — последние N строк.</w:t>
-      </w:r>
+        <w:t>Важно: на macOS у sed синтаксис sed -i '' 's/.../.../' (пустой суффикс бэкапа). На Linux/Git Bash — sed -i 's/.../.../'.</w:t>
+      </w:r>
+    </w:p>
+    <w:p>
+      <w:bookmarkStart w:id="32" w:name="m2_s08_6_kubectl"/>
+      <w:pPr>
+        <w:pStyle w:val="31"/>
+      </w:pPr>
+      <w:r>
+        <w:rPr>
+          <w:rFonts w:ascii="Consolas" w:hAnsi="Consolas"/>
+        </w:rPr>
+        <w:t>8.6. Разбор команд kubectl</w:t>
+      </w:r>
+      <w:bookmarkEnd w:id="32"/>
     </w:p>
     <w:p>
       <w:r>
@@ -21359,167 +22402,67 @@
           <w:sz w:val="20"/>
           <w:rFonts w:ascii="Consolas" w:hAnsi="Consolas"/>
         </w:rPr>
-        <w:t>-n</w:t>
-      </w:r>
-      <w:r>
-        <w:rPr>
-          <w:rFonts w:ascii="Consolas" w:hAnsi="Consolas"/>
-          <w:b w:val="0"/>
-          <w:color w:val="000000"/>
-          <w:sz w:val="20"/>
-          <w:rFonts w:ascii="Consolas" w:hAnsi="Consolas"/>
-        </w:rPr>
-        <w:t xml:space="preserve"> </w:t>
-      </w:r>
-      <w:r>
-        <w:rPr>
-          <w:rFonts w:ascii="Consolas" w:hAnsi="Consolas"/>
-          <w:b w:val="0"/>
-          <w:color w:val="000000"/>
-          <w:sz w:val="20"/>
-          <w:rFonts w:ascii="Consolas" w:hAnsi="Consolas"/>
-        </w:rPr>
-        <w:t>dev</w:t>
-      </w:r>
-      <w:r>
-        <w:rPr>
-          <w:rFonts w:ascii="Consolas" w:hAnsi="Consolas"/>
-          <w:b w:val="0"/>
-          <w:color w:val="000000"/>
-          <w:sz w:val="20"/>
-          <w:rFonts w:ascii="Consolas" w:hAnsi="Consolas"/>
-        </w:rPr>
-        <w:t xml:space="preserve"> </w:t>
-      </w:r>
-      <w:r>
-        <w:rPr>
-          <w:rFonts w:ascii="Consolas" w:hAnsi="Consolas"/>
-          <w:b w:val="0"/>
-          <w:color w:val="000000"/>
-          <w:sz w:val="20"/>
-          <w:rFonts w:ascii="Consolas" w:hAnsi="Consolas"/>
-        </w:rPr>
-        <w:t>expose</w:t>
-      </w:r>
-      <w:r>
-        <w:rPr>
-          <w:rFonts w:ascii="Consolas" w:hAnsi="Consolas"/>
-          <w:b w:val="0"/>
-          <w:color w:val="000000"/>
-          <w:sz w:val="20"/>
-          <w:rFonts w:ascii="Consolas" w:hAnsi="Consolas"/>
-        </w:rPr>
-        <w:t xml:space="preserve"> </w:t>
-      </w:r>
-      <w:r>
-        <w:rPr>
-          <w:rFonts w:ascii="Consolas" w:hAnsi="Consolas"/>
-          <w:b w:val="0"/>
-          <w:color w:val="000000"/>
-          <w:sz w:val="20"/>
-          <w:rFonts w:ascii="Consolas" w:hAnsi="Consolas"/>
-        </w:rPr>
-        <w:t>deployment</w:t>
-      </w:r>
-      <w:r>
-        <w:rPr>
-          <w:rFonts w:ascii="Consolas" w:hAnsi="Consolas"/>
-          <w:b w:val="0"/>
-          <w:color w:val="000000"/>
-          <w:sz w:val="20"/>
-          <w:rFonts w:ascii="Consolas" w:hAnsi="Consolas"/>
-        </w:rPr>
-        <w:t xml:space="preserve"> </w:t>
-      </w:r>
-      <w:r>
-        <w:rPr>
-          <w:rFonts w:ascii="Consolas" w:hAnsi="Consolas"/>
-          <w:b w:val="0"/>
-          <w:color w:val="000000"/>
-          <w:sz w:val="20"/>
-          <w:rFonts w:ascii="Consolas" w:hAnsi="Consolas"/>
-        </w:rPr>
-        <w:t>greeting-service</w:t>
-      </w:r>
-      <w:r>
-        <w:rPr>
-          <w:rFonts w:ascii="Consolas" w:hAnsi="Consolas"/>
-          <w:b w:val="0"/>
-          <w:color w:val="000000"/>
-          <w:sz w:val="20"/>
-          <w:rFonts w:ascii="Consolas" w:hAnsi="Consolas"/>
-        </w:rPr>
-        <w:t xml:space="preserve"> </w:t>
-      </w:r>
-      <w:r>
-        <w:rPr>
-          <w:rFonts w:ascii="Consolas" w:hAnsi="Consolas"/>
-          <w:b w:val="0"/>
-          <w:color w:val="000000"/>
-          <w:sz w:val="20"/>
-          <w:rFonts w:ascii="Consolas" w:hAnsi="Consolas"/>
-        </w:rPr>
-        <w:t>--type=NodePort</w:t>
-      </w:r>
-      <w:r>
-        <w:rPr>
-          <w:rFonts w:ascii="Consolas" w:hAnsi="Consolas"/>
-          <w:b w:val="0"/>
-          <w:color w:val="000000"/>
-          <w:sz w:val="20"/>
-          <w:rFonts w:ascii="Consolas" w:hAnsi="Consolas"/>
-        </w:rPr>
-        <w:t xml:space="preserve"> </w:t>
-      </w:r>
-      <w:r>
-        <w:rPr>
-          <w:rFonts w:ascii="Consolas" w:hAnsi="Consolas"/>
-          <w:b w:val="0"/>
-          <w:color w:val="000000"/>
-          <w:sz w:val="20"/>
-          <w:rFonts w:ascii="Consolas" w:hAnsi="Consolas"/>
-        </w:rPr>
-        <w:t>--name=greeting-service</w:t>
-      </w:r>
-      <w:r>
-        <w:rPr>
-          <w:rFonts w:ascii="Consolas" w:hAnsi="Consolas"/>
-          <w:b w:val="0"/>
-          <w:color w:val="000000"/>
-          <w:sz w:val="20"/>
-          <w:rFonts w:ascii="Consolas" w:hAnsi="Consolas"/>
-        </w:rPr>
-        <w:t xml:space="preserve"> </w:t>
-      </w:r>
-      <w:r>
-        <w:rPr>
-          <w:rFonts w:ascii="Consolas" w:hAnsi="Consolas"/>
-          <w:b w:val="0"/>
-          <w:color w:val="000000"/>
-          <w:sz w:val="20"/>
-          <w:rFonts w:ascii="Consolas" w:hAnsi="Consolas"/>
-        </w:rPr>
-        <w:t>--port=80</w:t>
-      </w:r>
-      <w:r>
-        <w:rPr>
-          <w:rFonts w:ascii="Consolas" w:hAnsi="Consolas"/>
-          <w:b w:val="0"/>
-          <w:color w:val="000000"/>
-          <w:sz w:val="20"/>
-          <w:rFonts w:ascii="Consolas" w:hAnsi="Consolas"/>
-        </w:rPr>
-        <w:t xml:space="preserve"> </w:t>
-      </w:r>
-      <w:r>
-        <w:rPr>
-          <w:rFonts w:ascii="Consolas" w:hAnsi="Consolas"/>
-          <w:b w:val="0"/>
-          <w:color w:val="000000"/>
-          <w:sz w:val="20"/>
-          <w:rFonts w:ascii="Consolas" w:hAnsi="Consolas"/>
-        </w:rPr>
-        <w:t>--target-port=8080</w:t>
+        <w:t>get</w:t>
+      </w:r>
+      <w:r>
+        <w:rPr>
+          <w:rFonts w:ascii="Consolas" w:hAnsi="Consolas"/>
+          <w:b w:val="0"/>
+          <w:color w:val="000000"/>
+          <w:sz w:val="20"/>
+          <w:rFonts w:ascii="Consolas" w:hAnsi="Consolas"/>
+        </w:rPr>
+        <w:t xml:space="preserve"> </w:t>
+      </w:r>
+      <w:r>
+        <w:rPr>
+          <w:rFonts w:ascii="Consolas" w:hAnsi="Consolas"/>
+          <w:b w:val="0"/>
+          <w:color w:val="000000"/>
+          <w:sz w:val="20"/>
+          <w:rFonts w:ascii="Consolas" w:hAnsi="Consolas"/>
+        </w:rPr>
+        <w:t>nodes</w:t>
+      </w:r>
+      <w:r>
+        <w:rPr>
+          <w:rFonts w:ascii="Consolas" w:hAnsi="Consolas"/>
+          <w:b w:val="0"/>
+          <w:color w:val="000000"/>
+          <w:sz w:val="20"/>
+          <w:rFonts w:ascii="Consolas" w:hAnsi="Consolas"/>
+        </w:rPr>
+        <w:t xml:space="preserve"> </w:t>
+      </w:r>
+      <w:r>
+        <w:rPr>
+          <w:rFonts w:ascii="Consolas" w:hAnsi="Consolas"/>
+          <w:b w:val="0"/>
+          <w:color w:val="000000"/>
+          <w:sz w:val="20"/>
+          <w:rFonts w:ascii="Consolas" w:hAnsi="Consolas"/>
+        </w:rPr>
+        <w:t>-o</w:t>
+      </w:r>
+      <w:r>
+        <w:rPr>
+          <w:rFonts w:ascii="Consolas" w:hAnsi="Consolas"/>
+          <w:b w:val="0"/>
+          <w:color w:val="000000"/>
+          <w:sz w:val="20"/>
+          <w:rFonts w:ascii="Consolas" w:hAnsi="Consolas"/>
+        </w:rPr>
+        <w:t xml:space="preserve"> </w:t>
+      </w:r>
+      <w:r>
+        <w:rPr>
+          <w:rFonts w:ascii="Consolas" w:hAnsi="Consolas"/>
+          <w:b w:val="0"/>
+          <w:color w:val="000000"/>
+          <w:sz w:val="20"/>
+          <w:rFonts w:ascii="Consolas" w:hAnsi="Consolas"/>
+        </w:rPr>
+        <w:t>wide</w:t>
       </w:r>
       <w:r>
         <w:br/>
@@ -21538,19 +22481,7 @@
     <w:p/>
     <w:p>
       <w:r>
-        <w:t>--type=NodePort — опубликовать на порту каждой worker-ноды; --port — порт Service; --target-port — порт контейнера приложения.</w:t>
-      </w:r>
-    </w:p>
-    <w:p/>
-    <w:p>
-      <w:r>
-        <w:t>Источник: https://kubernetes.io/docs/reference/kubectl/</w:t>
-      </w:r>
-    </w:p>
-    <w:p/>
-    <w:p>
-      <w:r>
-        <w:t>Цитата:</w:t>
+        <w:t>get — список ресурсов; nodes — тип; -o wide — дополнительные колонки (INTERNAL-IP, OS).</w:t>
       </w:r>
     </w:p>
     <w:p>
@@ -21562,7 +22493,7 @@
           <w:sz w:val="20"/>
           <w:rFonts w:ascii="Consolas" w:hAnsi="Consolas"/>
         </w:rPr>
-        <w:t>Оригинал (English)</w:t>
+        <w:t>Команда:</w:t>
       </w:r>
     </w:p>
     <w:p/>
@@ -21611,87 +22542,47 @@
           <w:sz w:val="20"/>
           <w:rFonts w:ascii="Consolas" w:hAnsi="Consolas"/>
         </w:rPr>
-        <w:t>controls</w:t>
-      </w:r>
-      <w:r>
-        <w:rPr>
-          <w:rFonts w:ascii="Consolas" w:hAnsi="Consolas"/>
-          <w:b w:val="0"/>
-          <w:color w:val="000000"/>
-          <w:sz w:val="20"/>
-          <w:rFonts w:ascii="Consolas" w:hAnsi="Consolas"/>
-        </w:rPr>
-        <w:t xml:space="preserve"> </w:t>
-      </w:r>
-      <w:r>
-        <w:rPr>
-          <w:rFonts w:ascii="Consolas" w:hAnsi="Consolas"/>
-          <w:b w:val="0"/>
-          <w:color w:val="000000"/>
-          <w:sz w:val="20"/>
-          <w:rFonts w:ascii="Consolas" w:hAnsi="Consolas"/>
-        </w:rPr>
-        <w:t>the</w:t>
-      </w:r>
-      <w:r>
-        <w:rPr>
-          <w:rFonts w:ascii="Consolas" w:hAnsi="Consolas"/>
-          <w:b w:val="0"/>
-          <w:color w:val="000000"/>
-          <w:sz w:val="20"/>
-          <w:rFonts w:ascii="Consolas" w:hAnsi="Consolas"/>
-        </w:rPr>
-        <w:t xml:space="preserve"> </w:t>
-      </w:r>
-      <w:r>
-        <w:rPr>
-          <w:rFonts w:ascii="Consolas" w:hAnsi="Consolas"/>
-          <w:b w:val="0"/>
-          <w:color w:val="000000"/>
-          <w:sz w:val="20"/>
-          <w:rFonts w:ascii="Consolas" w:hAnsi="Consolas"/>
-        </w:rPr>
-        <w:t>Kubernetes</w:t>
-      </w:r>
-      <w:r>
-        <w:rPr>
-          <w:rFonts w:ascii="Consolas" w:hAnsi="Consolas"/>
-          <w:b w:val="0"/>
-          <w:color w:val="000000"/>
-          <w:sz w:val="20"/>
-          <w:rFonts w:ascii="Consolas" w:hAnsi="Consolas"/>
-        </w:rPr>
-        <w:t xml:space="preserve"> </w:t>
-      </w:r>
-      <w:r>
-        <w:rPr>
-          <w:rFonts w:ascii="Consolas" w:hAnsi="Consolas"/>
-          <w:b w:val="0"/>
-          <w:color w:val="000000"/>
-          <w:sz w:val="20"/>
-          <w:rFonts w:ascii="Consolas" w:hAnsi="Consolas"/>
-        </w:rPr>
-        <w:t>cluster</w:t>
-      </w:r>
-      <w:r>
-        <w:rPr>
-          <w:rFonts w:ascii="Consolas" w:hAnsi="Consolas"/>
-          <w:b w:val="0"/>
-          <w:color w:val="000000"/>
-          <w:sz w:val="20"/>
-          <w:rFonts w:ascii="Consolas" w:hAnsi="Consolas"/>
-        </w:rPr>
-        <w:t xml:space="preserve"> </w:t>
-      </w:r>
-      <w:r>
-        <w:rPr>
-          <w:rFonts w:ascii="Consolas" w:hAnsi="Consolas"/>
-          <w:b w:val="0"/>
-          <w:color w:val="000000"/>
-          <w:sz w:val="20"/>
-          <w:rFonts w:ascii="Consolas" w:hAnsi="Consolas"/>
-        </w:rPr>
-        <w:t>manager.</w:t>
+        <w:t>create</w:t>
+      </w:r>
+      <w:r>
+        <w:rPr>
+          <w:rFonts w:ascii="Consolas" w:hAnsi="Consolas"/>
+          <w:b w:val="0"/>
+          <w:color w:val="000000"/>
+          <w:sz w:val="20"/>
+          <w:rFonts w:ascii="Consolas" w:hAnsi="Consolas"/>
+        </w:rPr>
+        <w:t xml:space="preserve"> </w:t>
+      </w:r>
+      <w:r>
+        <w:rPr>
+          <w:rFonts w:ascii="Consolas" w:hAnsi="Consolas"/>
+          <w:b w:val="0"/>
+          <w:color w:val="000000"/>
+          <w:sz w:val="20"/>
+          <w:rFonts w:ascii="Consolas" w:hAnsi="Consolas"/>
+        </w:rPr>
+        <w:t>namespace</w:t>
+      </w:r>
+      <w:r>
+        <w:rPr>
+          <w:rFonts w:ascii="Consolas" w:hAnsi="Consolas"/>
+          <w:b w:val="0"/>
+          <w:color w:val="000000"/>
+          <w:sz w:val="20"/>
+          <w:rFonts w:ascii="Consolas" w:hAnsi="Consolas"/>
+        </w:rPr>
+        <w:t xml:space="preserve"> </w:t>
+      </w:r>
+      <w:r>
+        <w:rPr>
+          <w:rFonts w:ascii="Consolas" w:hAnsi="Consolas"/>
+          <w:b w:val="0"/>
+          <w:color w:val="000000"/>
+          <w:sz w:val="20"/>
+          <w:rFonts w:ascii="Consolas" w:hAnsi="Consolas"/>
+        </w:rPr>
+        <w:t>dev</w:t>
       </w:r>
       <w:r>
         <w:br/>
@@ -21708,10 +22599,9 @@
       </w:r>
     </w:p>
     <w:p/>
-    <w:p/>
-    <w:p>
-      <w:r>
-        <w:t>Перевод:</w:t>
+    <w:p>
+      <w:r>
+        <w:t>create namespace — создать пространство имён; dev — имя окружения.</w:t>
       </w:r>
     </w:p>
     <w:p>
@@ -21723,7 +22613,7 @@
           <w:sz w:val="20"/>
           <w:rFonts w:ascii="Consolas" w:hAnsi="Consolas"/>
         </w:rPr>
-        <w:t>Перевод на русский</w:t>
+        <w:t>Команда:</w:t>
       </w:r>
     </w:p>
     <w:p/>
@@ -21772,6 +22662,919 @@
           <w:sz w:val="20"/>
           <w:rFonts w:ascii="Consolas" w:hAnsi="Consolas"/>
         </w:rPr>
+        <w:t>-n</w:t>
+      </w:r>
+      <w:r>
+        <w:rPr>
+          <w:rFonts w:ascii="Consolas" w:hAnsi="Consolas"/>
+          <w:b w:val="0"/>
+          <w:color w:val="000000"/>
+          <w:sz w:val="20"/>
+          <w:rFonts w:ascii="Consolas" w:hAnsi="Consolas"/>
+        </w:rPr>
+        <w:t xml:space="preserve"> </w:t>
+      </w:r>
+      <w:r>
+        <w:rPr>
+          <w:rFonts w:ascii="Consolas" w:hAnsi="Consolas"/>
+          <w:b w:val="0"/>
+          <w:color w:val="000000"/>
+          <w:sz w:val="20"/>
+          <w:rFonts w:ascii="Consolas" w:hAnsi="Consolas"/>
+        </w:rPr>
+        <w:t>dev</w:t>
+      </w:r>
+      <w:r>
+        <w:rPr>
+          <w:rFonts w:ascii="Consolas" w:hAnsi="Consolas"/>
+          <w:b w:val="0"/>
+          <w:color w:val="000000"/>
+          <w:sz w:val="20"/>
+          <w:rFonts w:ascii="Consolas" w:hAnsi="Consolas"/>
+        </w:rPr>
+        <w:t xml:space="preserve"> </w:t>
+      </w:r>
+      <w:r>
+        <w:rPr>
+          <w:rFonts w:ascii="Consolas" w:hAnsi="Consolas"/>
+          <w:b w:val="0"/>
+          <w:color w:val="000000"/>
+          <w:sz w:val="20"/>
+          <w:rFonts w:ascii="Consolas" w:hAnsi="Consolas"/>
+        </w:rPr>
+        <w:t>get</w:t>
+      </w:r>
+      <w:r>
+        <w:rPr>
+          <w:rFonts w:ascii="Consolas" w:hAnsi="Consolas"/>
+          <w:b w:val="0"/>
+          <w:color w:val="000000"/>
+          <w:sz w:val="20"/>
+          <w:rFonts w:ascii="Consolas" w:hAnsi="Consolas"/>
+        </w:rPr>
+        <w:t xml:space="preserve"> </w:t>
+      </w:r>
+      <w:r>
+        <w:rPr>
+          <w:rFonts w:ascii="Consolas" w:hAnsi="Consolas"/>
+          <w:b w:val="0"/>
+          <w:color w:val="000000"/>
+          <w:sz w:val="20"/>
+          <w:rFonts w:ascii="Consolas" w:hAnsi="Consolas"/>
+        </w:rPr>
+        <w:t>pods</w:t>
+      </w:r>
+      <w:r>
+        <w:rPr>
+          <w:rFonts w:ascii="Consolas" w:hAnsi="Consolas"/>
+          <w:b w:val="0"/>
+          <w:color w:val="000000"/>
+          <w:sz w:val="20"/>
+          <w:rFonts w:ascii="Consolas" w:hAnsi="Consolas"/>
+        </w:rPr>
+        <w:t xml:space="preserve"> </w:t>
+      </w:r>
+      <w:r>
+        <w:rPr>
+          <w:rFonts w:ascii="Consolas" w:hAnsi="Consolas"/>
+          <w:b w:val="0"/>
+          <w:color w:val="000000"/>
+          <w:sz w:val="20"/>
+          <w:rFonts w:ascii="Consolas" w:hAnsi="Consolas"/>
+        </w:rPr>
+        <w:t>-o</w:t>
+      </w:r>
+      <w:r>
+        <w:rPr>
+          <w:rFonts w:ascii="Consolas" w:hAnsi="Consolas"/>
+          <w:b w:val="0"/>
+          <w:color w:val="000000"/>
+          <w:sz w:val="20"/>
+          <w:rFonts w:ascii="Consolas" w:hAnsi="Consolas"/>
+        </w:rPr>
+        <w:t xml:space="preserve"> </w:t>
+      </w:r>
+      <w:r>
+        <w:rPr>
+          <w:rFonts w:ascii="Consolas" w:hAnsi="Consolas"/>
+          <w:b w:val="0"/>
+          <w:color w:val="000000"/>
+          <w:sz w:val="20"/>
+          <w:rFonts w:ascii="Consolas" w:hAnsi="Consolas"/>
+        </w:rPr>
+        <w:t>wide</w:t>
+      </w:r>
+      <w:r>
+        <w:br/>
+      </w:r>
+      <w:r>
+        <w:rPr>
+          <w:rFonts w:ascii="Consolas" w:hAnsi="Consolas"/>
+          <w:b w:val="0"/>
+          <w:color w:val="1995A0"/>
+          <w:sz w:val="20"/>
+          <w:rFonts w:ascii="Consolas" w:hAnsi="Consolas"/>
+        </w:rPr>
+        <w:t>-----------------------------------------------------------------------</w:t>
+      </w:r>
+    </w:p>
+    <w:p/>
+    <w:p>
+      <w:r>
+        <w:t>-n / --namespace — область; get pods — поды; -o wide — IP и NODE.</w:t>
+      </w:r>
+    </w:p>
+    <w:p>
+      <w:r>
+        <w:rPr>
+          <w:rFonts w:ascii="Consolas" w:hAnsi="Consolas"/>
+          <w:b w:val="0"/>
+          <w:color w:val="00B0F0"/>
+          <w:sz w:val="20"/>
+          <w:rFonts w:ascii="Consolas" w:hAnsi="Consolas"/>
+        </w:rPr>
+        <w:t>Команда:</w:t>
+      </w:r>
+    </w:p>
+    <w:p/>
+    <w:p>
+      <w:pPr>
+        <w:shd w:val="clear" w:color="auto" w:fill="E7E6E6"/>
+      </w:pPr>
+      <w:r>
+        <w:rPr>
+          <w:rFonts w:ascii="Consolas" w:hAnsi="Consolas"/>
+          <w:b w:val="0"/>
+          <w:color w:val="1995A0"/>
+          <w:sz w:val="20"/>
+          <w:rFonts w:ascii="Consolas" w:hAnsi="Consolas"/>
+        </w:rPr>
+        <w:t>-----------------------------------------------------------------------</w:t>
+      </w:r>
+      <w:r>
+        <w:br/>
+      </w:r>
+      <w:r>
+        <w:rPr>
+          <w:rFonts w:ascii="Consolas" w:hAnsi="Consolas"/>
+          <w:b w:val="0"/>
+          <w:color w:val="4C62AF"/>
+          <w:sz w:val="20"/>
+          <w:rFonts w:ascii="Consolas" w:hAnsi="Consolas"/>
+        </w:rPr>
+        <w:t>kubectl</w:t>
+      </w:r>
+      <w:r>
+        <w:rPr>
+          <w:rFonts w:ascii="Consolas" w:hAnsi="Consolas"/>
+          <w:b w:val="0"/>
+          <w:color w:val="000000"/>
+          <w:sz w:val="20"/>
+          <w:rFonts w:ascii="Consolas" w:hAnsi="Consolas"/>
+        </w:rPr>
+        <w:t xml:space="preserve"> </w:t>
+      </w:r>
+      <w:r>
+        <w:rPr>
+          <w:rFonts w:ascii="Consolas" w:hAnsi="Consolas"/>
+          <w:b w:val="0"/>
+          <w:color w:val="000000"/>
+          <w:sz w:val="20"/>
+          <w:rFonts w:ascii="Consolas" w:hAnsi="Consolas"/>
+        </w:rPr>
+        <w:t>-n</w:t>
+      </w:r>
+      <w:r>
+        <w:rPr>
+          <w:rFonts w:ascii="Consolas" w:hAnsi="Consolas"/>
+          <w:b w:val="0"/>
+          <w:color w:val="000000"/>
+          <w:sz w:val="20"/>
+          <w:rFonts w:ascii="Consolas" w:hAnsi="Consolas"/>
+        </w:rPr>
+        <w:t xml:space="preserve"> </w:t>
+      </w:r>
+      <w:r>
+        <w:rPr>
+          <w:rFonts w:ascii="Consolas" w:hAnsi="Consolas"/>
+          <w:b w:val="0"/>
+          <w:color w:val="000000"/>
+          <w:sz w:val="20"/>
+          <w:rFonts w:ascii="Consolas" w:hAnsi="Consolas"/>
+        </w:rPr>
+        <w:t>dev</w:t>
+      </w:r>
+      <w:r>
+        <w:rPr>
+          <w:rFonts w:ascii="Consolas" w:hAnsi="Consolas"/>
+          <w:b w:val="0"/>
+          <w:color w:val="000000"/>
+          <w:sz w:val="20"/>
+          <w:rFonts w:ascii="Consolas" w:hAnsi="Consolas"/>
+        </w:rPr>
+        <w:t xml:space="preserve"> </w:t>
+      </w:r>
+      <w:r>
+        <w:rPr>
+          <w:rFonts w:ascii="Consolas" w:hAnsi="Consolas"/>
+          <w:b w:val="0"/>
+          <w:color w:val="000000"/>
+          <w:sz w:val="20"/>
+          <w:rFonts w:ascii="Consolas" w:hAnsi="Consolas"/>
+        </w:rPr>
+        <w:t>describe</w:t>
+      </w:r>
+      <w:r>
+        <w:rPr>
+          <w:rFonts w:ascii="Consolas" w:hAnsi="Consolas"/>
+          <w:b w:val="0"/>
+          <w:color w:val="000000"/>
+          <w:sz w:val="20"/>
+          <w:rFonts w:ascii="Consolas" w:hAnsi="Consolas"/>
+        </w:rPr>
+        <w:t xml:space="preserve"> </w:t>
+      </w:r>
+      <w:r>
+        <w:rPr>
+          <w:rFonts w:ascii="Consolas" w:hAnsi="Consolas"/>
+          <w:b w:val="0"/>
+          <w:color w:val="000000"/>
+          <w:sz w:val="20"/>
+          <w:rFonts w:ascii="Consolas" w:hAnsi="Consolas"/>
+        </w:rPr>
+        <w:t>pod</w:t>
+      </w:r>
+      <w:r>
+        <w:rPr>
+          <w:rFonts w:ascii="Consolas" w:hAnsi="Consolas"/>
+          <w:b w:val="0"/>
+          <w:color w:val="000000"/>
+          <w:sz w:val="20"/>
+          <w:rFonts w:ascii="Consolas" w:hAnsi="Consolas"/>
+        </w:rPr>
+        <w:t xml:space="preserve"> </w:t>
+      </w:r>
+      <w:r>
+        <w:rPr>
+          <w:rFonts w:ascii="Consolas" w:hAnsi="Consolas"/>
+          <w:b w:val="0"/>
+          <w:color w:val="000000"/>
+          <w:sz w:val="20"/>
+          <w:rFonts w:ascii="Consolas" w:hAnsi="Consolas"/>
+        </w:rPr>
+        <w:t>&lt;POD&gt;</w:t>
+      </w:r>
+      <w:r>
+        <w:br/>
+      </w:r>
+      <w:r>
+        <w:rPr>
+          <w:rFonts w:ascii="Consolas" w:hAnsi="Consolas"/>
+          <w:b w:val="0"/>
+          <w:color w:val="1995A0"/>
+          <w:sz w:val="20"/>
+          <w:rFonts w:ascii="Consolas" w:hAnsi="Consolas"/>
+        </w:rPr>
+        <w:t>-----------------------------------------------------------------------</w:t>
+      </w:r>
+    </w:p>
+    <w:p/>
+    <w:p>
+      <w:r>
+        <w:t>describe — события и состояние; полезно при ImagePullBackOff / CrashLoopBackOff.</w:t>
+      </w:r>
+    </w:p>
+    <w:p>
+      <w:r>
+        <w:rPr>
+          <w:rFonts w:ascii="Consolas" w:hAnsi="Consolas"/>
+          <w:b w:val="0"/>
+          <w:color w:val="00B0F0"/>
+          <w:sz w:val="20"/>
+          <w:rFonts w:ascii="Consolas" w:hAnsi="Consolas"/>
+        </w:rPr>
+        <w:t>Команда:</w:t>
+      </w:r>
+    </w:p>
+    <w:p/>
+    <w:p>
+      <w:pPr>
+        <w:shd w:val="clear" w:color="auto" w:fill="E7E6E6"/>
+      </w:pPr>
+      <w:r>
+        <w:rPr>
+          <w:rFonts w:ascii="Consolas" w:hAnsi="Consolas"/>
+          <w:b w:val="0"/>
+          <w:color w:val="1995A0"/>
+          <w:sz w:val="20"/>
+          <w:rFonts w:ascii="Consolas" w:hAnsi="Consolas"/>
+        </w:rPr>
+        <w:t>-----------------------------------------------------------------------</w:t>
+      </w:r>
+      <w:r>
+        <w:br/>
+      </w:r>
+      <w:r>
+        <w:rPr>
+          <w:rFonts w:ascii="Consolas" w:hAnsi="Consolas"/>
+          <w:b w:val="0"/>
+          <w:color w:val="4C62AF"/>
+          <w:sz w:val="20"/>
+          <w:rFonts w:ascii="Consolas" w:hAnsi="Consolas"/>
+        </w:rPr>
+        <w:t>kubectl</w:t>
+      </w:r>
+      <w:r>
+        <w:rPr>
+          <w:rFonts w:ascii="Consolas" w:hAnsi="Consolas"/>
+          <w:b w:val="0"/>
+          <w:color w:val="000000"/>
+          <w:sz w:val="20"/>
+          <w:rFonts w:ascii="Consolas" w:hAnsi="Consolas"/>
+        </w:rPr>
+        <w:t xml:space="preserve"> </w:t>
+      </w:r>
+      <w:r>
+        <w:rPr>
+          <w:rFonts w:ascii="Consolas" w:hAnsi="Consolas"/>
+          <w:b w:val="0"/>
+          <w:color w:val="000000"/>
+          <w:sz w:val="20"/>
+          <w:rFonts w:ascii="Consolas" w:hAnsi="Consolas"/>
+        </w:rPr>
+        <w:t>-n</w:t>
+      </w:r>
+      <w:r>
+        <w:rPr>
+          <w:rFonts w:ascii="Consolas" w:hAnsi="Consolas"/>
+          <w:b w:val="0"/>
+          <w:color w:val="000000"/>
+          <w:sz w:val="20"/>
+          <w:rFonts w:ascii="Consolas" w:hAnsi="Consolas"/>
+        </w:rPr>
+        <w:t xml:space="preserve"> </w:t>
+      </w:r>
+      <w:r>
+        <w:rPr>
+          <w:rFonts w:ascii="Consolas" w:hAnsi="Consolas"/>
+          <w:b w:val="0"/>
+          <w:color w:val="000000"/>
+          <w:sz w:val="20"/>
+          <w:rFonts w:ascii="Consolas" w:hAnsi="Consolas"/>
+        </w:rPr>
+        <w:t>dev</w:t>
+      </w:r>
+      <w:r>
+        <w:rPr>
+          <w:rFonts w:ascii="Consolas" w:hAnsi="Consolas"/>
+          <w:b w:val="0"/>
+          <w:color w:val="000000"/>
+          <w:sz w:val="20"/>
+          <w:rFonts w:ascii="Consolas" w:hAnsi="Consolas"/>
+        </w:rPr>
+        <w:t xml:space="preserve"> </w:t>
+      </w:r>
+      <w:r>
+        <w:rPr>
+          <w:rFonts w:ascii="Consolas" w:hAnsi="Consolas"/>
+          <w:b w:val="0"/>
+          <w:color w:val="000000"/>
+          <w:sz w:val="20"/>
+          <w:rFonts w:ascii="Consolas" w:hAnsi="Consolas"/>
+        </w:rPr>
+        <w:t>logs</w:t>
+      </w:r>
+      <w:r>
+        <w:rPr>
+          <w:rFonts w:ascii="Consolas" w:hAnsi="Consolas"/>
+          <w:b w:val="0"/>
+          <w:color w:val="000000"/>
+          <w:sz w:val="20"/>
+          <w:rFonts w:ascii="Consolas" w:hAnsi="Consolas"/>
+        </w:rPr>
+        <w:t xml:space="preserve"> </w:t>
+      </w:r>
+      <w:r>
+        <w:rPr>
+          <w:rFonts w:ascii="Consolas" w:hAnsi="Consolas"/>
+          <w:b w:val="0"/>
+          <w:color w:val="000000"/>
+          <w:sz w:val="20"/>
+          <w:rFonts w:ascii="Consolas" w:hAnsi="Consolas"/>
+        </w:rPr>
+        <w:t>deploy/greeting-service</w:t>
+      </w:r>
+      <w:r>
+        <w:rPr>
+          <w:rFonts w:ascii="Consolas" w:hAnsi="Consolas"/>
+          <w:b w:val="0"/>
+          <w:color w:val="000000"/>
+          <w:sz w:val="20"/>
+          <w:rFonts w:ascii="Consolas" w:hAnsi="Consolas"/>
+        </w:rPr>
+        <w:t xml:space="preserve"> </w:t>
+      </w:r>
+      <w:r>
+        <w:rPr>
+          <w:rFonts w:ascii="Consolas" w:hAnsi="Consolas"/>
+          <w:b w:val="0"/>
+          <w:color w:val="000000"/>
+          <w:sz w:val="20"/>
+          <w:rFonts w:ascii="Consolas" w:hAnsi="Consolas"/>
+        </w:rPr>
+        <w:t>--tail=100</w:t>
+      </w:r>
+      <w:r>
+        <w:br/>
+      </w:r>
+      <w:r>
+        <w:rPr>
+          <w:rFonts w:ascii="Consolas" w:hAnsi="Consolas"/>
+          <w:b w:val="0"/>
+          <w:color w:val="1995A0"/>
+          <w:sz w:val="20"/>
+          <w:rFonts w:ascii="Consolas" w:hAnsi="Consolas"/>
+        </w:rPr>
+        <w:t>-----------------------------------------------------------------------</w:t>
+      </w:r>
+    </w:p>
+    <w:p/>
+    <w:p>
+      <w:r>
+        <w:t>logs — stdout контейнера; deploy/NAME — выбрать под Deployment; --tail — последние N строк.</w:t>
+      </w:r>
+    </w:p>
+    <w:p>
+      <w:r>
+        <w:rPr>
+          <w:rFonts w:ascii="Consolas" w:hAnsi="Consolas"/>
+          <w:b w:val="0"/>
+          <w:color w:val="00B0F0"/>
+          <w:sz w:val="20"/>
+          <w:rFonts w:ascii="Consolas" w:hAnsi="Consolas"/>
+        </w:rPr>
+        <w:t>Команда:</w:t>
+      </w:r>
+    </w:p>
+    <w:p/>
+    <w:p>
+      <w:pPr>
+        <w:shd w:val="clear" w:color="auto" w:fill="E7E6E6"/>
+      </w:pPr>
+      <w:r>
+        <w:rPr>
+          <w:rFonts w:ascii="Consolas" w:hAnsi="Consolas"/>
+          <w:b w:val="0"/>
+          <w:color w:val="1995A0"/>
+          <w:sz w:val="20"/>
+          <w:rFonts w:ascii="Consolas" w:hAnsi="Consolas"/>
+        </w:rPr>
+        <w:t>-----------------------------------------------------------------------</w:t>
+      </w:r>
+      <w:r>
+        <w:br/>
+      </w:r>
+      <w:r>
+        <w:rPr>
+          <w:rFonts w:ascii="Consolas" w:hAnsi="Consolas"/>
+          <w:b w:val="0"/>
+          <w:color w:val="4C62AF"/>
+          <w:sz w:val="20"/>
+          <w:rFonts w:ascii="Consolas" w:hAnsi="Consolas"/>
+        </w:rPr>
+        <w:t>kubectl</w:t>
+      </w:r>
+      <w:r>
+        <w:rPr>
+          <w:rFonts w:ascii="Consolas" w:hAnsi="Consolas"/>
+          <w:b w:val="0"/>
+          <w:color w:val="000000"/>
+          <w:sz w:val="20"/>
+          <w:rFonts w:ascii="Consolas" w:hAnsi="Consolas"/>
+        </w:rPr>
+        <w:t xml:space="preserve"> </w:t>
+      </w:r>
+      <w:r>
+        <w:rPr>
+          <w:rFonts w:ascii="Consolas" w:hAnsi="Consolas"/>
+          <w:b w:val="0"/>
+          <w:color w:val="000000"/>
+          <w:sz w:val="20"/>
+          <w:rFonts w:ascii="Consolas" w:hAnsi="Consolas"/>
+        </w:rPr>
+        <w:t>-n</w:t>
+      </w:r>
+      <w:r>
+        <w:rPr>
+          <w:rFonts w:ascii="Consolas" w:hAnsi="Consolas"/>
+          <w:b w:val="0"/>
+          <w:color w:val="000000"/>
+          <w:sz w:val="20"/>
+          <w:rFonts w:ascii="Consolas" w:hAnsi="Consolas"/>
+        </w:rPr>
+        <w:t xml:space="preserve"> </w:t>
+      </w:r>
+      <w:r>
+        <w:rPr>
+          <w:rFonts w:ascii="Consolas" w:hAnsi="Consolas"/>
+          <w:b w:val="0"/>
+          <w:color w:val="000000"/>
+          <w:sz w:val="20"/>
+          <w:rFonts w:ascii="Consolas" w:hAnsi="Consolas"/>
+        </w:rPr>
+        <w:t>dev</w:t>
+      </w:r>
+      <w:r>
+        <w:rPr>
+          <w:rFonts w:ascii="Consolas" w:hAnsi="Consolas"/>
+          <w:b w:val="0"/>
+          <w:color w:val="000000"/>
+          <w:sz w:val="20"/>
+          <w:rFonts w:ascii="Consolas" w:hAnsi="Consolas"/>
+        </w:rPr>
+        <w:t xml:space="preserve"> </w:t>
+      </w:r>
+      <w:r>
+        <w:rPr>
+          <w:rFonts w:ascii="Consolas" w:hAnsi="Consolas"/>
+          <w:b w:val="0"/>
+          <w:color w:val="000000"/>
+          <w:sz w:val="20"/>
+          <w:rFonts w:ascii="Consolas" w:hAnsi="Consolas"/>
+        </w:rPr>
+        <w:t>expose</w:t>
+      </w:r>
+      <w:r>
+        <w:rPr>
+          <w:rFonts w:ascii="Consolas" w:hAnsi="Consolas"/>
+          <w:b w:val="0"/>
+          <w:color w:val="000000"/>
+          <w:sz w:val="20"/>
+          <w:rFonts w:ascii="Consolas" w:hAnsi="Consolas"/>
+        </w:rPr>
+        <w:t xml:space="preserve"> </w:t>
+      </w:r>
+      <w:r>
+        <w:rPr>
+          <w:rFonts w:ascii="Consolas" w:hAnsi="Consolas"/>
+          <w:b w:val="0"/>
+          <w:color w:val="000000"/>
+          <w:sz w:val="20"/>
+          <w:rFonts w:ascii="Consolas" w:hAnsi="Consolas"/>
+        </w:rPr>
+        <w:t>deployment</w:t>
+      </w:r>
+      <w:r>
+        <w:rPr>
+          <w:rFonts w:ascii="Consolas" w:hAnsi="Consolas"/>
+          <w:b w:val="0"/>
+          <w:color w:val="000000"/>
+          <w:sz w:val="20"/>
+          <w:rFonts w:ascii="Consolas" w:hAnsi="Consolas"/>
+        </w:rPr>
+        <w:t xml:space="preserve"> </w:t>
+      </w:r>
+      <w:r>
+        <w:rPr>
+          <w:rFonts w:ascii="Consolas" w:hAnsi="Consolas"/>
+          <w:b w:val="0"/>
+          <w:color w:val="000000"/>
+          <w:sz w:val="20"/>
+          <w:rFonts w:ascii="Consolas" w:hAnsi="Consolas"/>
+        </w:rPr>
+        <w:t>greeting-service</w:t>
+      </w:r>
+      <w:r>
+        <w:rPr>
+          <w:rFonts w:ascii="Consolas" w:hAnsi="Consolas"/>
+          <w:b w:val="0"/>
+          <w:color w:val="000000"/>
+          <w:sz w:val="20"/>
+          <w:rFonts w:ascii="Consolas" w:hAnsi="Consolas"/>
+        </w:rPr>
+        <w:t xml:space="preserve"> </w:t>
+      </w:r>
+      <w:r>
+        <w:rPr>
+          <w:rFonts w:ascii="Consolas" w:hAnsi="Consolas"/>
+          <w:b w:val="0"/>
+          <w:color w:val="000000"/>
+          <w:sz w:val="20"/>
+          <w:rFonts w:ascii="Consolas" w:hAnsi="Consolas"/>
+        </w:rPr>
+        <w:t>--type=NodePort</w:t>
+      </w:r>
+      <w:r>
+        <w:rPr>
+          <w:rFonts w:ascii="Consolas" w:hAnsi="Consolas"/>
+          <w:b w:val="0"/>
+          <w:color w:val="000000"/>
+          <w:sz w:val="20"/>
+          <w:rFonts w:ascii="Consolas" w:hAnsi="Consolas"/>
+        </w:rPr>
+        <w:t xml:space="preserve"> </w:t>
+      </w:r>
+      <w:r>
+        <w:rPr>
+          <w:rFonts w:ascii="Consolas" w:hAnsi="Consolas"/>
+          <w:b w:val="0"/>
+          <w:color w:val="000000"/>
+          <w:sz w:val="20"/>
+          <w:rFonts w:ascii="Consolas" w:hAnsi="Consolas"/>
+        </w:rPr>
+        <w:t>--name=greeting-service</w:t>
+      </w:r>
+      <w:r>
+        <w:rPr>
+          <w:rFonts w:ascii="Consolas" w:hAnsi="Consolas"/>
+          <w:b w:val="0"/>
+          <w:color w:val="000000"/>
+          <w:sz w:val="20"/>
+          <w:rFonts w:ascii="Consolas" w:hAnsi="Consolas"/>
+        </w:rPr>
+        <w:t xml:space="preserve"> </w:t>
+      </w:r>
+      <w:r>
+        <w:rPr>
+          <w:rFonts w:ascii="Consolas" w:hAnsi="Consolas"/>
+          <w:b w:val="0"/>
+          <w:color w:val="000000"/>
+          <w:sz w:val="20"/>
+          <w:rFonts w:ascii="Consolas" w:hAnsi="Consolas"/>
+        </w:rPr>
+        <w:t>--port=80</w:t>
+      </w:r>
+      <w:r>
+        <w:rPr>
+          <w:rFonts w:ascii="Consolas" w:hAnsi="Consolas"/>
+          <w:b w:val="0"/>
+          <w:color w:val="000000"/>
+          <w:sz w:val="20"/>
+          <w:rFonts w:ascii="Consolas" w:hAnsi="Consolas"/>
+        </w:rPr>
+        <w:t xml:space="preserve"> </w:t>
+      </w:r>
+      <w:r>
+        <w:rPr>
+          <w:rFonts w:ascii="Consolas" w:hAnsi="Consolas"/>
+          <w:b w:val="0"/>
+          <w:color w:val="000000"/>
+          <w:sz w:val="20"/>
+          <w:rFonts w:ascii="Consolas" w:hAnsi="Consolas"/>
+        </w:rPr>
+        <w:t>--target-port=8080</w:t>
+      </w:r>
+      <w:r>
+        <w:br/>
+      </w:r>
+      <w:r>
+        <w:rPr>
+          <w:rFonts w:ascii="Consolas" w:hAnsi="Consolas"/>
+          <w:b w:val="0"/>
+          <w:color w:val="1995A0"/>
+          <w:sz w:val="20"/>
+          <w:rFonts w:ascii="Consolas" w:hAnsi="Consolas"/>
+        </w:rPr>
+        <w:t>-----------------------------------------------------------------------</w:t>
+      </w:r>
+    </w:p>
+    <w:p/>
+    <w:p>
+      <w:r>
+        <w:t>--type=NodePort — опубликовать на порту каждой worker-ноды; --port — порт Service; --target-port — порт контейнера приложения.</w:t>
+      </w:r>
+    </w:p>
+    <w:p/>
+    <w:p>
+      <w:r>
+        <w:t>Источник: https://kubernetes.io/docs/reference/kubectl/</w:t>
+      </w:r>
+    </w:p>
+    <w:p/>
+    <w:p>
+      <w:r>
+        <w:t>Цитата:</w:t>
+      </w:r>
+    </w:p>
+    <w:p>
+      <w:r>
+        <w:rPr>
+          <w:rFonts w:ascii="Consolas" w:hAnsi="Consolas"/>
+          <w:b w:val="0"/>
+          <w:color w:val="00B0F0"/>
+          <w:sz w:val="20"/>
+          <w:rFonts w:ascii="Consolas" w:hAnsi="Consolas"/>
+        </w:rPr>
+        <w:t>Оригинал (English)</w:t>
+      </w:r>
+    </w:p>
+    <w:p/>
+    <w:p>
+      <w:pPr>
+        <w:shd w:val="clear" w:color="auto" w:fill="E7E6E6"/>
+      </w:pPr>
+      <w:r>
+        <w:rPr>
+          <w:rFonts w:ascii="Consolas" w:hAnsi="Consolas"/>
+          <w:b w:val="0"/>
+          <w:color w:val="1995A0"/>
+          <w:sz w:val="20"/>
+          <w:rFonts w:ascii="Consolas" w:hAnsi="Consolas"/>
+        </w:rPr>
+        <w:t>-----------------------------------------------------------------------</w:t>
+      </w:r>
+      <w:r>
+        <w:br/>
+      </w:r>
+      <w:r>
+        <w:rPr>
+          <w:rFonts w:ascii="Consolas" w:hAnsi="Consolas"/>
+          <w:b w:val="0"/>
+          <w:color w:val="4C62AF"/>
+          <w:sz w:val="20"/>
+          <w:rFonts w:ascii="Consolas" w:hAnsi="Consolas"/>
+        </w:rPr>
+        <w:t>kubectl</w:t>
+      </w:r>
+      <w:r>
+        <w:rPr>
+          <w:rFonts w:ascii="Consolas" w:hAnsi="Consolas"/>
+          <w:b w:val="0"/>
+          <w:color w:val="000000"/>
+          <w:sz w:val="20"/>
+          <w:rFonts w:ascii="Consolas" w:hAnsi="Consolas"/>
+        </w:rPr>
+        <w:t xml:space="preserve"> </w:t>
+      </w:r>
+      <w:r>
+        <w:rPr>
+          <w:rFonts w:ascii="Consolas" w:hAnsi="Consolas"/>
+          <w:b w:val="0"/>
+          <w:color w:val="000000"/>
+          <w:sz w:val="20"/>
+          <w:rFonts w:ascii="Consolas" w:hAnsi="Consolas"/>
+        </w:rPr>
+        <w:t>controls</w:t>
+      </w:r>
+      <w:r>
+        <w:rPr>
+          <w:rFonts w:ascii="Consolas" w:hAnsi="Consolas"/>
+          <w:b w:val="0"/>
+          <w:color w:val="000000"/>
+          <w:sz w:val="20"/>
+          <w:rFonts w:ascii="Consolas" w:hAnsi="Consolas"/>
+        </w:rPr>
+        <w:t xml:space="preserve"> </w:t>
+      </w:r>
+      <w:r>
+        <w:rPr>
+          <w:rFonts w:ascii="Consolas" w:hAnsi="Consolas"/>
+          <w:b w:val="0"/>
+          <w:color w:val="000000"/>
+          <w:sz w:val="20"/>
+          <w:rFonts w:ascii="Consolas" w:hAnsi="Consolas"/>
+        </w:rPr>
+        <w:t>the</w:t>
+      </w:r>
+      <w:r>
+        <w:rPr>
+          <w:rFonts w:ascii="Consolas" w:hAnsi="Consolas"/>
+          <w:b w:val="0"/>
+          <w:color w:val="000000"/>
+          <w:sz w:val="20"/>
+          <w:rFonts w:ascii="Consolas" w:hAnsi="Consolas"/>
+        </w:rPr>
+        <w:t xml:space="preserve"> </w:t>
+      </w:r>
+      <w:r>
+        <w:rPr>
+          <w:rFonts w:ascii="Consolas" w:hAnsi="Consolas"/>
+          <w:b w:val="0"/>
+          <w:color w:val="000000"/>
+          <w:sz w:val="20"/>
+          <w:rFonts w:ascii="Consolas" w:hAnsi="Consolas"/>
+        </w:rPr>
+        <w:t>Kubernetes</w:t>
+      </w:r>
+      <w:r>
+        <w:rPr>
+          <w:rFonts w:ascii="Consolas" w:hAnsi="Consolas"/>
+          <w:b w:val="0"/>
+          <w:color w:val="000000"/>
+          <w:sz w:val="20"/>
+          <w:rFonts w:ascii="Consolas" w:hAnsi="Consolas"/>
+        </w:rPr>
+        <w:t xml:space="preserve"> </w:t>
+      </w:r>
+      <w:r>
+        <w:rPr>
+          <w:rFonts w:ascii="Consolas" w:hAnsi="Consolas"/>
+          <w:b w:val="0"/>
+          <w:color w:val="000000"/>
+          <w:sz w:val="20"/>
+          <w:rFonts w:ascii="Consolas" w:hAnsi="Consolas"/>
+        </w:rPr>
+        <w:t>cluster</w:t>
+      </w:r>
+      <w:r>
+        <w:rPr>
+          <w:rFonts w:ascii="Consolas" w:hAnsi="Consolas"/>
+          <w:b w:val="0"/>
+          <w:color w:val="000000"/>
+          <w:sz w:val="20"/>
+          <w:rFonts w:ascii="Consolas" w:hAnsi="Consolas"/>
+        </w:rPr>
+        <w:t xml:space="preserve"> </w:t>
+      </w:r>
+      <w:r>
+        <w:rPr>
+          <w:rFonts w:ascii="Consolas" w:hAnsi="Consolas"/>
+          <w:b w:val="0"/>
+          <w:color w:val="000000"/>
+          <w:sz w:val="20"/>
+          <w:rFonts w:ascii="Consolas" w:hAnsi="Consolas"/>
+        </w:rPr>
+        <w:t>manager.</w:t>
+      </w:r>
+      <w:r>
+        <w:br/>
+      </w:r>
+      <w:r>
+        <w:rPr>
+          <w:rFonts w:ascii="Consolas" w:hAnsi="Consolas"/>
+          <w:b w:val="0"/>
+          <w:color w:val="1995A0"/>
+          <w:sz w:val="20"/>
+          <w:rFonts w:ascii="Consolas" w:hAnsi="Consolas"/>
+        </w:rPr>
+        <w:t>-----------------------------------------------------------------------</w:t>
+      </w:r>
+    </w:p>
+    <w:p/>
+    <w:p/>
+    <w:p>
+      <w:r>
+        <w:t>Перевод:</w:t>
+      </w:r>
+    </w:p>
+    <w:p>
+      <w:r>
+        <w:rPr>
+          <w:rFonts w:ascii="Consolas" w:hAnsi="Consolas"/>
+          <w:b w:val="0"/>
+          <w:color w:val="00B0F0"/>
+          <w:sz w:val="20"/>
+          <w:rFonts w:ascii="Consolas" w:hAnsi="Consolas"/>
+        </w:rPr>
+        <w:t>Перевод на русский</w:t>
+      </w:r>
+    </w:p>
+    <w:p/>
+    <w:p>
+      <w:pPr>
+        <w:shd w:val="clear" w:color="auto" w:fill="E7E6E6"/>
+      </w:pPr>
+      <w:r>
+        <w:rPr>
+          <w:rFonts w:ascii="Consolas" w:hAnsi="Consolas"/>
+          <w:b w:val="0"/>
+          <w:color w:val="1995A0"/>
+          <w:sz w:val="20"/>
+          <w:rFonts w:ascii="Consolas" w:hAnsi="Consolas"/>
+        </w:rPr>
+        <w:t>-----------------------------------------------------------------------</w:t>
+      </w:r>
+      <w:r>
+        <w:br/>
+      </w:r>
+      <w:r>
+        <w:rPr>
+          <w:rFonts w:ascii="Consolas" w:hAnsi="Consolas"/>
+          <w:b w:val="0"/>
+          <w:color w:val="4C62AF"/>
+          <w:sz w:val="20"/>
+          <w:rFonts w:ascii="Consolas" w:hAnsi="Consolas"/>
+        </w:rPr>
+        <w:t>kubectl</w:t>
+      </w:r>
+      <w:r>
+        <w:rPr>
+          <w:rFonts w:ascii="Consolas" w:hAnsi="Consolas"/>
+          <w:b w:val="0"/>
+          <w:color w:val="000000"/>
+          <w:sz w:val="20"/>
+          <w:rFonts w:ascii="Consolas" w:hAnsi="Consolas"/>
+        </w:rPr>
+        <w:t xml:space="preserve"> </w:t>
+      </w:r>
+      <w:r>
+        <w:rPr>
+          <w:rFonts w:ascii="Consolas" w:hAnsi="Consolas"/>
+          <w:b w:val="0"/>
+          <w:color w:val="000000"/>
+          <w:sz w:val="20"/>
+          <w:rFonts w:ascii="Consolas" w:hAnsi="Consolas"/>
+        </w:rPr>
         <w:t>управляет</w:t>
       </w:r>
       <w:r>
@@ -21850,7 +23653,7 @@
     </w:p>
     <w:p/>
     <w:p>
-      <w:bookmarkStart w:id="31" w:name="m2_s09_traefik"/>
+      <w:bookmarkStart w:id="33" w:name="m2_s09_traefik"/>
       <w:pPr>
         <w:pStyle w:val="21"/>
       </w:pPr>
@@ -21860,7 +23663,7 @@
         </w:rPr>
         <w:t>9. Кластер Traefik на отдельных VPS</w:t>
       </w:r>
-      <w:bookmarkEnd w:id="31"/>
+      <w:bookmarkEnd w:id="33"/>
     </w:p>
     <w:p>
       <w:r>
@@ -21868,7 +23671,7 @@
       </w:r>
     </w:p>
     <w:p>
-      <w:bookmarkStart w:id="32" w:name="m2_s09_1_install"/>
+      <w:bookmarkStart w:id="34" w:name="m2_s09_1_install"/>
       <w:pPr>
         <w:pStyle w:val="31"/>
       </w:pPr>
@@ -21878,7 +23681,7 @@
         </w:rPr>
         <w:t>9.1. Установка Traefik</w:t>
       </w:r>
-      <w:bookmarkEnd w:id="32"/>
+      <w:bookmarkEnd w:id="34"/>
     </w:p>
     <w:p>
       <w:r>
@@ -23148,7 +24951,7 @@
       </w:r>
     </w:p>
     <w:p>
-      <w:bookmarkStart w:id="33" w:name="m2_s09_2_route"/>
+      <w:bookmarkStart w:id="35" w:name="m2_s09_2_route"/>
       <w:pPr>
         <w:pStyle w:val="31"/>
       </w:pPr>
@@ -23158,7 +24961,7 @@
         </w:rPr>
         <w:t>9.2. Маршрут к приложению</w:t>
       </w:r>
-      <w:bookmarkEnd w:id="33"/>
+      <w:bookmarkEnd w:id="35"/>
     </w:p>
     <w:p>
       <w:r>
@@ -23226,26 +25029,6 @@
         <w:t>KUBECONFIG=~/.kube/selfhosted-greeting.yaml</w:t>
       </w:r>
       <w:r>
-        <w:rPr>
-          <w:rFonts w:ascii="Consolas" w:hAnsi="Consolas"/>
-          <w:b w:val="0"/>
-          <w:color w:val="000000"/>
-          <w:sz w:val="20"/>
-          <w:rFonts w:ascii="Consolas" w:hAnsi="Consolas"/>
-        </w:rPr>
-        <w:t xml:space="preserve">   </w:t>
-      </w:r>
-      <w:r>
-        <w:rPr>
-          <w:rFonts w:ascii="Consolas" w:hAnsi="Consolas"/>
-          <w:b w:val="0"/>
-          <w:color w:val="A0A1A7"/>
-          <w:sz w:val="20"/>
-          <w:rFonts w:ascii="Consolas" w:hAnsi="Consolas"/>
-        </w:rPr>
-        <w:t># на Windows Git Bash: /c/Users/$USER/.kube/...</w:t>
-      </w:r>
-      <w:r>
         <w:br/>
       </w:r>
       <w:r>
@@ -23606,7 +25389,7 @@
           <w:sz w:val="20"/>
           <w:rFonts w:ascii="Consolas" w:hAnsi="Consolas"/>
         </w:rPr>
-        <w:t xml:space="preserve">          - url: "http://&lt;K8S_WORKER_1_IP&gt;:30080"</w:t>
+        <w:t xml:space="preserve">          - url: "http://REPLACE_ME:30080"</w:t>
       </w:r>
       <w:r>
         <w:br/>
@@ -23647,7 +25430,7 @@
     </w:p>
     <w:p/>
     <w:p>
-      <w:bookmarkStart w:id="34" w:name="m2_s10_registry"/>
+      <w:bookmarkStart w:id="36" w:name="m2_s10_registry"/>
       <w:pPr>
         <w:pStyle w:val="21"/>
       </w:pPr>
@@ -23657,7 +25440,7 @@
         </w:rPr>
         <w:t>10. Docker Registry на devtools</w:t>
       </w:r>
-      <w:bookmarkEnd w:id="34"/>
+      <w:bookmarkEnd w:id="36"/>
     </w:p>
     <w:p>
       <w:r>
@@ -25357,7 +27140,7 @@
           <w:sz w:val="20"/>
           <w:rFonts w:ascii="Consolas" w:hAnsi="Consolas"/>
         </w:rPr>
-        <w:t xml:space="preserve">  "&lt;DEVTOOLS_IP&gt;:5000":</w:t>
+        <w:t xml:space="preserve">  "REPLACE_ME:5000":</w:t>
       </w:r>
       <w:r>
         <w:br/>
@@ -25381,7 +27164,7 @@
           <w:sz w:val="20"/>
           <w:rFonts w:ascii="Consolas" w:hAnsi="Consolas"/>
         </w:rPr>
-        <w:t xml:space="preserve">      - "http://&lt;DEVTOOLS_IP&gt;:5000"</w:t>
+        <w:t xml:space="preserve">      - "http://REPLACE_ME:5000"</w:t>
       </w:r>
       <w:r>
         <w:br/>
@@ -25405,7 +27188,7 @@
           <w:sz w:val="20"/>
           <w:rFonts w:ascii="Consolas" w:hAnsi="Consolas"/>
         </w:rPr>
-        <w:t xml:space="preserve">  "&lt;DEVTOOLS_IP&gt;:5000":</w:t>
+        <w:t xml:space="preserve">  "REPLACE_ME:5000":</w:t>
       </w:r>
       <w:r>
         <w:br/>
@@ -25482,7 +27265,7 @@
     </w:p>
     <w:p/>
     <w:p>
-      <w:bookmarkStart w:id="35" w:name="m2_s11_gitlab"/>
+      <w:bookmarkStart w:id="37" w:name="m2_s11_gitlab"/>
       <w:pPr>
         <w:pStyle w:val="21"/>
       </w:pPr>
@@ -25492,7 +27275,7 @@
         </w:rPr>
         <w:t>11. GitLab CE на devtools</w:t>
       </w:r>
-      <w:bookmarkEnd w:id="35"/>
+      <w:bookmarkEnd w:id="37"/>
     </w:p>
     <w:p>
       <w:r>
@@ -25788,7 +27571,7 @@
           <w:sz w:val="20"/>
           <w:rFonts w:ascii="Consolas" w:hAnsi="Consolas"/>
         </w:rPr>
-        <w:t>"http://&lt;DEVTOOLS_IP&gt;"</w:t>
+        <w:t>"http://REPLACE_ME"</w:t>
       </w:r>
       <w:r>
         <w:rPr>
@@ -25962,7 +27745,7 @@
       </w:r>
     </w:p>
     <w:p>
-      <w:bookmarkStart w:id="36" w:name="m2_s12_runner"/>
+      <w:bookmarkStart w:id="38" w:name="m2_s12_runner"/>
       <w:pPr>
         <w:pStyle w:val="21"/>
       </w:pPr>
@@ -25972,7 +27755,7 @@
         </w:rPr>
         <w:t>12. GitLab Runner (self-hosted)</w:t>
       </w:r>
-      <w:bookmarkEnd w:id="36"/>
+      <w:bookmarkEnd w:id="38"/>
     </w:p>
     <w:p>
       <w:r>
@@ -26359,7 +28142,7 @@
           <w:sz w:val="20"/>
           <w:rFonts w:ascii="Consolas" w:hAnsi="Consolas"/>
         </w:rPr>
-        <w:t>"http://&lt;DEVTOOLS_IP&gt;/"</w:t>
+        <w:t>"http://REPLACE_ME/"</w:t>
       </w:r>
       <w:r>
         <w:rPr>
@@ -27886,7 +29669,7 @@
     </w:p>
     <w:p/>
     <w:p>
-      <w:bookmarkStart w:id="37" w:name="m2_s13_s3"/>
+      <w:bookmarkStart w:id="39" w:name="m2_s13_s3"/>
       <w:pPr>
         <w:pStyle w:val="21"/>
       </w:pPr>
@@ -27896,7 +29679,7 @@
         </w:rPr>
         <w:t>13. S3 Bucket (MinIO)</w:t>
       </w:r>
-      <w:bookmarkEnd w:id="37"/>
+      <w:bookmarkEnd w:id="39"/>
     </w:p>
     <w:p>
       <w:r>
@@ -28928,7 +30711,7 @@
           <w:sz w:val="20"/>
           <w:rFonts w:ascii="Consolas" w:hAnsi="Consolas"/>
         </w:rPr>
-        <w:t>http://&lt;STORAGE_IP&gt;:9000</w:t>
+        <w:t>http://REPLACE_ME:9000</w:t>
       </w:r>
       <w:r>
         <w:rPr>
@@ -29488,7 +31271,7 @@
           <w:sz w:val="20"/>
           <w:rFonts w:ascii="Consolas" w:hAnsi="Consolas"/>
         </w:rPr>
-        <w:t>http://&lt;STORAGE_IP&gt;:9000</w:t>
+        <w:t>http://REPLACE_ME:9000</w:t>
       </w:r>
       <w:r>
         <w:rPr>
@@ -29975,7 +31758,7 @@
           <w:sz w:val="20"/>
           <w:rFonts w:ascii="Consolas" w:hAnsi="Consolas"/>
         </w:rPr>
-        <w:t>http://&lt;STORAGE_IP&gt;:9000</w:t>
+        <w:t>http://REPLACE_ME:9000</w:t>
       </w:r>
       <w:r>
         <w:rPr>
@@ -30144,7 +31927,7 @@
       </w:r>
     </w:p>
     <w:p>
-      <w:bookmarkStart w:id="38" w:name="m2_s14_pg"/>
+      <w:bookmarkStart w:id="40" w:name="m2_s14_pg"/>
       <w:pPr>
         <w:pStyle w:val="21"/>
       </w:pPr>
@@ -30154,7 +31937,7 @@
         </w:rPr>
         <w:t>14. PostgreSQL на отдельных VPS (Patroni)</w:t>
       </w:r>
-      <w:bookmarkEnd w:id="38"/>
+      <w:bookmarkEnd w:id="40"/>
     </w:p>
     <w:p>
       <w:r>
@@ -32046,7 +33829,7 @@
           <w:sz w:val="20"/>
           <w:rFonts w:ascii="Consolas" w:hAnsi="Consolas"/>
         </w:rPr>
-        <w:t xml:space="preserve">  connect_address: &lt;POSTGRES_PRIMARY_IP&gt;:8008</w:t>
+        <w:t xml:space="preserve">  connect_address: REPLACE_ME:8008</w:t>
       </w:r>
       <w:r>
         <w:br/>
@@ -32070,7 +33853,7 @@
           <w:sz w:val="20"/>
           <w:rFonts w:ascii="Consolas" w:hAnsi="Consolas"/>
         </w:rPr>
-        <w:t xml:space="preserve">  host: &lt;POSTGRES_PRIMARY_IP&gt;:2379</w:t>
+        <w:t xml:space="preserve">  host: REPLACE_ME:2379</w:t>
       </w:r>
       <w:r>
         <w:br/>
@@ -32214,7 +33997,7 @@
           <w:sz w:val="20"/>
           <w:rFonts w:ascii="Consolas" w:hAnsi="Consolas"/>
         </w:rPr>
-        <w:t xml:space="preserve">  connect_address: &lt;POSTGRES_PRIMARY_IP&gt;:5432</w:t>
+        <w:t xml:space="preserve">  connect_address: REPLACE_ME:5432</w:t>
       </w:r>
       <w:r>
         <w:br/>
@@ -32448,11 +34231,11 @@
     <w:p/>
     <w:p>
       <w:r>
-        <w:t>JDBC из приложения (k3s workers, частная сеть): jdbc:postgresql://&lt;POSTGRES_PRIMARY_IP&gt;:5432/greeting После появления VIP/HAProxy перед Patroni подставьте VIP вместо IP primary.</w:t>
-      </w:r>
-    </w:p>
-    <w:p>
-      <w:bookmarkStart w:id="39" w:name="m2_s15_helm"/>
+        <w:t>JDBC из приложения (k3s workers, частная сеть): jdbc:postgresql://REPLACE_ME:5432/greeting После появления VIP/HAProxy перед Patroni подставьте VIP вместо IP primary.</w:t>
+      </w:r>
+    </w:p>
+    <w:p>
+      <w:bookmarkStart w:id="41" w:name="m2_s15_helm"/>
       <w:pPr>
         <w:pStyle w:val="21"/>
       </w:pPr>
@@ -32462,7 +34245,7 @@
         </w:rPr>
         <w:t>15. Secrets и первый деплой Helm</w:t>
       </w:r>
-      <w:bookmarkEnd w:id="39"/>
+      <w:bookmarkEnd w:id="41"/>
     </w:p>
     <w:p>
       <w:r>
@@ -32786,7 +34569,7 @@
           <w:sz w:val="20"/>
           <w:rFonts w:ascii="Consolas" w:hAnsi="Consolas"/>
         </w:rPr>
-        <w:t>'jdbc:postgresql://&lt;POSTGRES_PRIMARY_IP&gt;:5432/greeting'</w:t>
+        <w:t>'jdbc:postgresql://REPLACE_ME:5432/greeting'</w:t>
       </w:r>
       <w:r>
         <w:rPr>
@@ -32935,7 +34718,7 @@
           <w:sz w:val="20"/>
           <w:rFonts w:ascii="Consolas" w:hAnsi="Consolas"/>
         </w:rPr>
-        <w:t>&lt;DEVTOOLS_IP&gt;:5000</w:t>
+        <w:t>REPLACE_ME:5000</w:t>
       </w:r>
       <w:r>
         <w:rPr>
@@ -33101,7 +34884,7 @@
           <w:sz w:val="20"/>
           <w:rFonts w:ascii="Consolas" w:hAnsi="Consolas"/>
         </w:rPr>
-        <w:t>&lt;DEVTOOLS_IP&gt;:5000/greeting-service:manual1</w:t>
+        <w:t>REPLACE_ME:5000/greeting-service:manual1</w:t>
       </w:r>
       <w:r>
         <w:rPr>
@@ -33174,7 +34957,7 @@
           <w:sz w:val="20"/>
           <w:rFonts w:ascii="Consolas" w:hAnsi="Consolas"/>
         </w:rPr>
-        <w:t>&lt;DEVTOOLS_IP&gt;:5000/greeting-service:manual1</w:t>
+        <w:t>REPLACE_ME:5000/greeting-service:manual1</w:t>
       </w:r>
       <w:r>
         <w:br/>
@@ -33393,7 +35176,7 @@
           <w:sz w:val="20"/>
           <w:rFonts w:ascii="Consolas" w:hAnsi="Consolas"/>
         </w:rPr>
-        <w:t>image.repository=&lt;DEVTOOLS_IP&gt;:5000/greeting-service</w:t>
+        <w:t>image.repository=REPLACE_ME:5000/greeting-service</w:t>
       </w:r>
       <w:r>
         <w:rPr>
@@ -34098,7 +35881,7 @@
     </w:p>
     <w:p/>
     <w:p>
-      <w:bookmarkStart w:id="40" w:name="m2_s16_dns"/>
+      <w:bookmarkStart w:id="42" w:name="m2_s16_dns"/>
       <w:pPr>
         <w:pStyle w:val="21"/>
       </w:pPr>
@@ -34108,7 +35891,7 @@
         </w:rPr>
         <w:t>16. DNS</w:t>
       </w:r>
-      <w:bookmarkEnd w:id="40"/>
+      <w:bookmarkEnd w:id="42"/>
     </w:p>
     <w:p>
       <w:r>
@@ -34149,7 +35932,7 @@
           <w:sz w:val="20"/>
           <w:rFonts w:ascii="Consolas" w:hAnsi="Consolas"/>
         </w:rPr>
-        <w:t>Value: &lt;TRAEFIK_FLOATING_IP&gt;</w:t>
+        <w:t>Value: REPLACE_ME</w:t>
       </w:r>
     </w:p>
     <w:p>
@@ -34288,7 +36071,7 @@
           <w:sz w:val="20"/>
           <w:rFonts w:ascii="Consolas" w:hAnsi="Consolas"/>
         </w:rPr>
-        <w:t>http://&lt;TRAEFIK_FLOATING_IP&gt;/api/greeting</w:t>
+        <w:t>http://REPLACE_ME/api/greeting</w:t>
       </w:r>
       <w:r>
         <w:br/>
@@ -34423,7 +36206,7 @@
           <w:sz w:val="20"/>
           <w:rFonts w:ascii="Consolas" w:hAnsi="Consolas"/>
         </w:rPr>
-        <w:t>http://&lt;TRAEFIK_FLOATING_IP&gt;/api/greeting</w:t>
+        <w:t>http://REPLACE_ME/api/greeting</w:t>
       </w:r>
       <w:r>
         <w:br/>
@@ -34558,7 +36341,7 @@
           <w:sz w:val="20"/>
           <w:rFonts w:ascii="Consolas" w:hAnsi="Consolas"/>
         </w:rPr>
-        <w:t>http://&lt;TRAEFIK_FLOATING_IP&gt;/api/greeting</w:t>
+        <w:t>http://REPLACE_ME/api/greeting</w:t>
       </w:r>
       <w:r>
         <w:br/>
@@ -34709,7 +36492,7 @@
     </w:p>
     <w:p/>
     <w:p>
-      <w:bookmarkStart w:id="41" w:name="m2_s17_pipeline"/>
+      <w:bookmarkStart w:id="43" w:name="m2_s17_pipeline"/>
       <w:pPr>
         <w:pStyle w:val="21"/>
       </w:pPr>
@@ -34719,7 +36502,7 @@
         </w:rPr>
         <w:t>17. GitLab CI/CD и подключение существующего репозитория</w:t>
       </w:r>
-      <w:bookmarkEnd w:id="41"/>
+      <w:bookmarkEnd w:id="43"/>
     </w:p>
     <w:p>
       <w:r>
@@ -34727,7 +36510,7 @@
       </w:r>
     </w:p>
     <w:p>
-      <w:bookmarkStart w:id="42" w:name="m2_s17_1_remote"/>
+      <w:bookmarkStart w:id="44" w:name="m2_s17_1_remote"/>
       <w:pPr>
         <w:pStyle w:val="31"/>
       </w:pPr>
@@ -34737,7 +36520,7 @@
         </w:rPr>
         <w:t>17.1. Remote GitLab и push</w:t>
       </w:r>
-      <w:bookmarkEnd w:id="42"/>
+      <w:bookmarkEnd w:id="44"/>
     </w:p>
     <w:p>
       <w:r>
@@ -34943,7 +36726,7 @@
           <w:sz w:val="20"/>
           <w:rFonts w:ascii="Consolas" w:hAnsi="Consolas"/>
         </w:rPr>
-        <w:t>http://&lt;DEVTOOLS_IP&gt;/greeting-group/greeting-service.git</w:t>
+        <w:t>http://REPLACE_ME/greeting-group/greeting-service.git</w:t>
       </w:r>
       <w:r>
         <w:rPr>
@@ -35317,7 +37100,7 @@
           <w:sz w:val="20"/>
           <w:rFonts w:ascii="Consolas" w:hAnsi="Consolas"/>
         </w:rPr>
-        <w:t>http://&lt;DEVTOOLS_IP&gt;/greeting-group/greeting-service.git</w:t>
+        <w:t>http://REPLACE_ME/greeting-group/greeting-service.git</w:t>
       </w:r>
       <w:r>
         <w:rPr>
@@ -35691,7 +37474,7 @@
           <w:sz w:val="20"/>
           <w:rFonts w:ascii="Consolas" w:hAnsi="Consolas"/>
         </w:rPr>
-        <w:t>http://&lt;DEVTOOLS_IP&gt;/greeting-group/greeting-service.git</w:t>
+        <w:t>http://REPLACE_ME/greeting-group/greeting-service.git</w:t>
       </w:r>
       <w:r>
         <w:rPr>
@@ -35867,7 +37650,7 @@
       </w:r>
     </w:p>
     <w:p>
-      <w:bookmarkStart w:id="43" w:name="m2_s17_2_vars"/>
+      <w:bookmarkStart w:id="45" w:name="m2_s17_2_vars"/>
       <w:pPr>
         <w:pStyle w:val="31"/>
       </w:pPr>
@@ -35877,7 +37660,7 @@
         </w:rPr>
         <w:t>17.2. CI/CD Variables</w:t>
       </w:r>
-      <w:bookmarkEnd w:id="43"/>
+      <w:bookmarkEnd w:id="45"/>
     </w:p>
     <w:p>
       <w:r>
@@ -35942,7 +37725,7 @@
           <w:sz w:val="20"/>
           <w:rFonts w:ascii="Consolas" w:hAnsi="Consolas"/>
         </w:rPr>
-        <w:t>&lt;DEVTOOLS_IP&gt;:5000</w:t>
+        <w:t>REPLACE_ME:5000</w:t>
       </w:r>
       <w:r>
         <w:br/>
@@ -36107,7 +37890,7 @@
           <w:sz w:val="20"/>
           <w:rFonts w:ascii="Consolas" w:hAnsi="Consolas"/>
         </w:rPr>
-        <w:t>http://&lt;STORAGE_IP&gt;:9000</w:t>
+        <w:t>http://REPLACE_ME:9000</w:t>
       </w:r>
       <w:r>
         <w:br/>
@@ -36224,7 +38007,7 @@
     </w:p>
     <w:p/>
     <w:p>
-      <w:bookmarkStart w:id="44" w:name="m2_s17_3_yml"/>
+      <w:bookmarkStart w:id="46" w:name="m2_s17_3_yml"/>
       <w:pPr>
         <w:pStyle w:val="31"/>
       </w:pPr>
@@ -36234,7 +38017,7 @@
         </w:rPr>
         <w:t>17.3. Пример ci/.gitlab-ci.yml</w:t>
       </w:r>
-      <w:bookmarkEnd w:id="44"/>
+      <w:bookmarkEnd w:id="46"/>
     </w:p>
     <w:p>
       <w:r>
@@ -37397,7 +39180,7 @@
     </w:p>
     <w:p/>
     <w:p>
-      <w:bookmarkStart w:id="45" w:name="m2_s18_verify"/>
+      <w:bookmarkStart w:id="47" w:name="m2_s18_verify"/>
       <w:pPr>
         <w:pStyle w:val="21"/>
       </w:pPr>
@@ -37407,7 +39190,7 @@
         </w:rPr>
         <w:t>18. Проверка результата</w:t>
       </w:r>
-      <w:bookmarkEnd w:id="45"/>
+      <w:bookmarkEnd w:id="47"/>
     </w:p>
     <w:p>
       <w:r>
@@ -37435,7 +39218,7 @@
       </w:r>
     </w:p>
     <w:p>
-      <w:bookmarkStart w:id="46" w:name="m2_s19_errors"/>
+      <w:bookmarkStart w:id="48" w:name="m2_s19_errors"/>
       <w:pPr>
         <w:pStyle w:val="21"/>
       </w:pPr>
@@ -37445,7 +39228,7 @@
         </w:rPr>
         <w:t>19. Типичные ошибки</w:t>
       </w:r>
-      <w:bookmarkEnd w:id="46"/>
+      <w:bookmarkEnd w:id="48"/>
     </w:p>
     <w:p>
       <w:r>
@@ -37478,7 +39261,22 @@
       </w:r>
     </w:p>
     <w:p>
-      <w:bookmarkStart w:id="47" w:name="m2_s20_summary"/>
+      <w:r>
+        <w:t>• source infra-servers.env: syntax error near '&lt;' — в файле остались плейсхолдеры вида IP=&lt;K3S_SERVER_IP&gt;; замените на реальные адреса без угловых скобок.</w:t>
+      </w:r>
+    </w:p>
+    <w:p>
+      <w:r>
+        <w:t>• Identity file /c/Users//.ssh/... — в Git Bash $USER пустой; используйте ~/.ssh/id_ed25519.</w:t>
+      </w:r>
+    </w:p>
+    <w:p>
+      <w:r>
+        <w:t>• Host key verification failed — первый вход: ssh-keyscan -H IP &gt;&gt; ~/.ssh/known_hosts или ответьте yes на вопрос о fingerprint.</w:t>
+      </w:r>
+    </w:p>
+    <w:p>
+      <w:bookmarkStart w:id="49" w:name="m2_s20_summary"/>
       <w:pPr>
         <w:pStyle w:val="21"/>
       </w:pPr>
@@ -37488,7 +39286,7 @@
         </w:rPr>
         <w:t>20. Финальная сводка</w:t>
       </w:r>
-      <w:bookmarkEnd w:id="47"/>
+      <w:bookmarkEnd w:id="49"/>
     </w:p>
     <w:p>
       <w:r>
